--- a/docs/Mission Planner.docx
+++ b/docs/Mission Planner.docx
@@ -32,8 +32,13 @@
         <w:pStyle w:val="Title2"/>
       </w:pPr>
       <w:r>
-        <w:t>For Avilus</w:t>
-      </w:r>
+        <w:t xml:space="preserve">For </w:t>
+      </w:r>
+      <w:proofErr w:type="spellStart"/>
+      <w:r>
+        <w:t>Avilus</w:t>
+      </w:r>
+      <w:proofErr w:type="spellEnd"/>
     </w:p>
     <w:p>
       <w:pPr>
@@ -114,8 +119,13 @@
               <w:pStyle w:val="CellBody"/>
             </w:pPr>
             <w:r>
-              <w:t>Ravi Jayanagara Krishnegowda</w:t>
-            </w:r>
+              <w:t xml:space="preserve">Ravi Jayanagara </w:t>
+            </w:r>
+            <w:proofErr w:type="spellStart"/>
+            <w:r>
+              <w:t>Krishnegowda</w:t>
+            </w:r>
+            <w:proofErr w:type="spellEnd"/>
           </w:p>
         </w:tc>
         <w:tc>
@@ -4317,7 +4327,16 @@
           <w:sz w:val="20"/>
           <w:szCs w:val="20"/>
         </w:rPr>
-        <w:t>Mission Planner is a standalone desktop tool. It runs on any Qt6-supported OS (Windows, Linux, macOS). The application consists of three primary components: a main window shell (MainWindow), an interactive map widget (MapEngine), and a mission-data model (MissionManager).</w:t>
+        <w:t xml:space="preserve">Mission Planner is a desktop tool. It runs on any Qt6-supported OS (Windows, Linux, macOS). </w:t>
+      </w:r>
+      <w:r>
+        <w:rPr>
+          <w:rFonts w:ascii="Arial" w:eastAsia="Arial" w:hAnsi="Arial" w:cs="Arial"/>
+          <w:color w:val="222222"/>
+          <w:sz w:val="20"/>
+          <w:szCs w:val="20"/>
+        </w:rPr>
+        <w:t>The application has three parts: a main window shell, an interactive map widget and a mission-data model.</w:t>
       </w:r>
     </w:p>
     <w:p>
@@ -4351,7 +4370,7 @@
           <w:b w:val="0"/>
           <w:bCs/>
         </w:rPr>
-        <w:t>Qt 6.x (minimum Qt 5.15 with GREATER_EQUAL guard in CMake)</w:t>
+        <w:t>Qt 6.x</w:t>
       </w:r>
     </w:p>
     <w:p>
@@ -4369,7 +4388,7 @@
           <w:b w:val="0"/>
           <w:bCs/>
         </w:rPr>
-        <w:t>C++17 compiler (MSVC, GCC, Clang)</w:t>
+        <w:t>C++17 compiler</w:t>
       </w:r>
     </w:p>
     <w:p>
@@ -4454,7 +4473,15 @@
       <w:bookmarkEnd w:id="65"/>
       <w:bookmarkEnd w:id="66"/>
       <w:r>
-        <w:t>This section specifies the requirements for a minimal 2D UAV mission planning application. The application shall enable an operator to define and manage a flight path on a 2D map interface. The system shall support basic VTOL mission phases using a fixed cruise altitude of 50 metres AGL</w:t>
+        <w:t xml:space="preserve">This section specifies the requirements for a minimal 2D UAV mission planning application. The application shall enable an operator to define and manage a flight path on a 2D map interface. The system shall support basic VTOL mission phases using a fixed cruise altitude of 50 </w:t>
+      </w:r>
+      <w:proofErr w:type="spellStart"/>
+      <w:r>
+        <w:t>metres</w:t>
+      </w:r>
+      <w:proofErr w:type="spellEnd"/>
+      <w:r>
+        <w:t xml:space="preserve"> AGL</w:t>
       </w:r>
       <w:r>
         <w:t>.</w:t>
@@ -4709,9 +4736,11 @@
             <w:r>
               <w:t xml:space="preserve">The system shall assign a fixed cruise altitude of 50 </w:t>
             </w:r>
+            <w:proofErr w:type="spellStart"/>
             <w:r>
               <w:t>metres</w:t>
             </w:r>
+            <w:proofErr w:type="spellEnd"/>
             <w:r>
               <w:t xml:space="preserve"> AGL to all cruise-phase waypoints</w:t>
             </w:r>
@@ -4803,7 +4832,15 @@
               <w:pStyle w:val="CellBody"/>
             </w:pPr>
             <w:r>
-              <w:t>The system shall provide a 2D graphical interface for interactive mission planning</w:t>
+              <w:t xml:space="preserve">The system </w:t>
+            </w:r>
+            <w:proofErr w:type="gramStart"/>
+            <w:r>
+              <w:t>shall</w:t>
+            </w:r>
+            <w:proofErr w:type="gramEnd"/>
+            <w:r>
+              <w:t xml:space="preserve"> provide a 2D graphical interface for interactive mission planning</w:t>
             </w:r>
           </w:p>
         </w:tc>
@@ -4859,7 +4896,7 @@
               <w:pStyle w:val="CellBody"/>
             </w:pPr>
             <w:r>
-              <w:t>The system shall include automated tests executable in a headless (no-display) environment</w:t>
+              <w:t>The system shall include automated tests in a headless (no-display) environment</w:t>
             </w:r>
           </w:p>
         </w:tc>
@@ -4887,7 +4924,15 @@
               <w:pStyle w:val="CellBody"/>
             </w:pPr>
             <w:r>
-              <w:t>The system shall provide a Qt6-based interface (GUI)</w:t>
+              <w:t xml:space="preserve">The system </w:t>
+            </w:r>
+            <w:proofErr w:type="gramStart"/>
+            <w:r>
+              <w:t>shall</w:t>
+            </w:r>
+            <w:proofErr w:type="gramEnd"/>
+            <w:r>
+              <w:t xml:space="preserve"> provide a Qt6-based interface (GUI)</w:t>
             </w:r>
           </w:p>
         </w:tc>
@@ -5132,7 +5177,7 @@
               <w:pStyle w:val="CellBody"/>
             </w:pPr>
             <w:r>
-              <w:t>The map subsystem shall render a 2D coordinate canvas with a visible grid</w:t>
+              <w:t>The map subsystem shall render a 2D coordinate canvas with a grid</w:t>
             </w:r>
           </w:p>
         </w:tc>
@@ -5932,7 +5977,10 @@
               </w:rPr>
             </w:pPr>
             <w:r>
-              <w:t>The mission subsystem shall store each waypoint as (x, y, altitude, type)</w:t>
+              <w:t xml:space="preserve">The mission subsystem shall store each waypoint as </w:t>
+            </w:r>
+            <w:r>
+              <w:t>x, y altitude, type</w:t>
             </w:r>
           </w:p>
         </w:tc>
@@ -5950,6 +5998,7 @@
               <w:pStyle w:val="CellBody"/>
             </w:pPr>
             <w:r>
+              <w:lastRenderedPageBreak/>
               <w:t>SRD-011</w:t>
             </w:r>
           </w:p>
@@ -6160,7 +6209,7 @@
               </w:rPr>
             </w:pPr>
             <w:r>
-              <w:t>The mission subsystem shall reject missions where consecutive waypoints are at identical positions</w:t>
+              <w:t>The mission subsystem shall reject missions where consecutive waypoints at identical positions</w:t>
             </w:r>
           </w:p>
         </w:tc>
@@ -6695,13 +6744,10 @@
               <w:t>”</w:t>
             </w:r>
             <w:r>
-              <w:t xml:space="preserve"> shall a struct with fields: index (int), type (WaypointType), x (double), y (double),</w:t>
-            </w:r>
-            <w:r>
-              <w:t xml:space="preserve"> </w:t>
-            </w:r>
-            <w:r>
-              <w:t>altitude (double)</w:t>
+              <w:t xml:space="preserve"> shall a </w:t>
+            </w:r>
+            <w:r>
+              <w:t>struct with fields: index, type, x, y altitude</w:t>
             </w:r>
           </w:p>
         </w:tc>
@@ -6752,14 +6798,24 @@
             <w:r>
               <w:t>“</w:t>
             </w:r>
+            <w:proofErr w:type="spellStart"/>
             <w:r>
               <w:t>WaypointType</w:t>
             </w:r>
+            <w:proofErr w:type="spellEnd"/>
             <w:r>
               <w:t>”</w:t>
             </w:r>
             <w:r>
-              <w:t xml:space="preserve"> shall an enum class with values: TAKEOFF, CRUISE, LAND</w:t>
+              <w:t xml:space="preserve"> shall an </w:t>
+            </w:r>
+            <w:proofErr w:type="spellStart"/>
+            <w:r>
+              <w:t>enum</w:t>
+            </w:r>
+            <w:proofErr w:type="spellEnd"/>
+            <w:r>
+              <w:t xml:space="preserve"> class with values: TAKEOFF, CRUISE, LAND</w:t>
             </w:r>
           </w:p>
         </w:tc>
@@ -7061,7 +7117,20 @@
               <w:pStyle w:val="CellBody"/>
             </w:pPr>
             <w:r>
-              <w:t>`isValid()` shall return false if the user waypoint count is less than 2</w:t>
+              <w:t>`</w:t>
+            </w:r>
+            <w:proofErr w:type="spellStart"/>
+            <w:proofErr w:type="gramStart"/>
+            <w:r>
+              <w:t>isValid</w:t>
+            </w:r>
+            <w:proofErr w:type="spellEnd"/>
+            <w:r>
+              <w:t>(</w:t>
+            </w:r>
+            <w:proofErr w:type="gramEnd"/>
+            <w:r>
+              <w:t>)` shall return false if the user waypoint count is less than 2</w:t>
             </w:r>
           </w:p>
         </w:tc>
@@ -7102,7 +7171,20 @@
               <w:pStyle w:val="CellBody"/>
             </w:pPr>
             <w:r>
-              <w:t>`isValid()` shall return false if any consecutive waypoints are within 0.001 units</w:t>
+              <w:t>`</w:t>
+            </w:r>
+            <w:proofErr w:type="spellStart"/>
+            <w:proofErr w:type="gramStart"/>
+            <w:r>
+              <w:t>isValid</w:t>
+            </w:r>
+            <w:proofErr w:type="spellEnd"/>
+            <w:r>
+              <w:t>(</w:t>
+            </w:r>
+            <w:proofErr w:type="gramEnd"/>
+            <w:r>
+              <w:t>)` shall return false if any consecutive waypoints are within 0.001 units</w:t>
             </w:r>
           </w:p>
         </w:tc>
@@ -7117,7 +7199,6 @@
               <w:pStyle w:val="CellBody"/>
             </w:pPr>
             <w:r>
-              <w:lastRenderedPageBreak/>
               <w:t xml:space="preserve">SDD-012 </w:t>
             </w:r>
           </w:p>
@@ -7144,7 +7225,20 @@
               <w:pStyle w:val="CellBody"/>
             </w:pPr>
             <w:r>
-              <w:t>`buildTrajectory()` shall insert TAKEOFF at index 0 using the first user waypoint coordinates</w:t>
+              <w:t>`</w:t>
+            </w:r>
+            <w:proofErr w:type="spellStart"/>
+            <w:proofErr w:type="gramStart"/>
+            <w:r>
+              <w:t>buildTrajectory</w:t>
+            </w:r>
+            <w:proofErr w:type="spellEnd"/>
+            <w:r>
+              <w:t>(</w:t>
+            </w:r>
+            <w:proofErr w:type="gramEnd"/>
+            <w:r>
+              <w:t>)` shall insert TAKEOFF at index 0 using the first user waypoint coordinates</w:t>
             </w:r>
           </w:p>
         </w:tc>
@@ -7185,7 +7279,20 @@
               <w:pStyle w:val="CellBody"/>
             </w:pPr>
             <w:r>
-              <w:t>`buildTrajectory()` shall append LAND at the last index using the last user waypoint coordinates</w:t>
+              <w:t>`</w:t>
+            </w:r>
+            <w:proofErr w:type="spellStart"/>
+            <w:proofErr w:type="gramStart"/>
+            <w:r>
+              <w:t>buildTrajectory</w:t>
+            </w:r>
+            <w:proofErr w:type="spellEnd"/>
+            <w:r>
+              <w:t>(</w:t>
+            </w:r>
+            <w:proofErr w:type="gramEnd"/>
+            <w:r>
+              <w:t>)` shall append LAND at the last index using the last user waypoint coordinates</w:t>
             </w:r>
           </w:p>
         </w:tc>
@@ -7225,8 +7332,31 @@
             <w:pPr>
               <w:pStyle w:val="CellBody"/>
             </w:pPr>
-            <w:r>
-              <w:t>validationError() shall return a human-readable description of the reason isValid() returned false</w:t>
+            <w:proofErr w:type="spellStart"/>
+            <w:proofErr w:type="gramStart"/>
+            <w:r>
+              <w:t>validationError</w:t>
+            </w:r>
+            <w:proofErr w:type="spellEnd"/>
+            <w:r>
+              <w:t>(</w:t>
+            </w:r>
+            <w:proofErr w:type="gramEnd"/>
+            <w:r>
+              <w:t xml:space="preserve">) shall return a human-readable description of the reason </w:t>
+            </w:r>
+            <w:proofErr w:type="spellStart"/>
+            <w:proofErr w:type="gramStart"/>
+            <w:r>
+              <w:t>isValid</w:t>
+            </w:r>
+            <w:proofErr w:type="spellEnd"/>
+            <w:r>
+              <w:t>(</w:t>
+            </w:r>
+            <w:proofErr w:type="gramEnd"/>
+            <w:r>
+              <w:t>) returned false</w:t>
             </w:r>
             <w:r>
               <w:t>.</w:t>
@@ -7241,6 +7371,7 @@
       </w:pPr>
       <w:bookmarkStart w:id="219" w:name="_Toc230284469"/>
       <w:r>
+        <w:lastRenderedPageBreak/>
         <w:t xml:space="preserve">Map </w:t>
       </w:r>
       <w:r>
@@ -7410,10 +7541,31 @@
               <w:t>The function</w:t>
             </w:r>
             <w:r>
-              <w:t xml:space="preserve"> shall extend QGraphicsView and own a </w:t>
-            </w:r>
-            <w:r>
-              <w:t>QGraphicsScene rendered with a grid</w:t>
+              <w:t xml:space="preserve"> </w:t>
+            </w:r>
+            <w:proofErr w:type="gramStart"/>
+            <w:r>
+              <w:t>shall</w:t>
+            </w:r>
+            <w:proofErr w:type="gramEnd"/>
+            <w:r>
+              <w:t xml:space="preserve"> extend </w:t>
+            </w:r>
+            <w:proofErr w:type="spellStart"/>
+            <w:r>
+              <w:t>QGraphicsView</w:t>
+            </w:r>
+            <w:proofErr w:type="spellEnd"/>
+            <w:r>
+              <w:t xml:space="preserve"> and own a </w:t>
+            </w:r>
+            <w:proofErr w:type="spellStart"/>
+            <w:r>
+              <w:t>QGraphicsScene</w:t>
+            </w:r>
+            <w:proofErr w:type="spellEnd"/>
+            <w:r>
+              <w:t xml:space="preserve"> rendered with a grid</w:t>
             </w:r>
             <w:r>
               <w:t>.</w:t>
@@ -7457,10 +7609,51 @@
               <w:pStyle w:val="CellBody"/>
             </w:pPr>
             <w:r>
-              <w:t>`mousePressEvent()` shall convert screen coords to scene coords and emit waypointAdded(QPointF</w:t>
-            </w:r>
-            <w:r>
-              <w:t>). wheelEvent() shall support zoom.</w:t>
+              <w:t>`</w:t>
+            </w:r>
+            <w:proofErr w:type="spellStart"/>
+            <w:proofErr w:type="gramStart"/>
+            <w:r>
+              <w:t>mousePressEvent</w:t>
+            </w:r>
+            <w:proofErr w:type="spellEnd"/>
+            <w:r>
+              <w:t>(</w:t>
+            </w:r>
+            <w:proofErr w:type="gramEnd"/>
+            <w:r>
+              <w:t xml:space="preserve">)` shall convert screen coords to scene coords and emit </w:t>
+            </w:r>
+            <w:proofErr w:type="spellStart"/>
+            <w:proofErr w:type="gramStart"/>
+            <w:r>
+              <w:t>waypointAdded</w:t>
+            </w:r>
+            <w:proofErr w:type="spellEnd"/>
+            <w:r>
+              <w:t>(</w:t>
+            </w:r>
+            <w:proofErr w:type="spellStart"/>
+            <w:proofErr w:type="gramEnd"/>
+            <w:r>
+              <w:t>QPointF</w:t>
+            </w:r>
+            <w:proofErr w:type="spellEnd"/>
+            <w:r>
+              <w:t xml:space="preserve">). </w:t>
+            </w:r>
+            <w:proofErr w:type="spellStart"/>
+            <w:proofErr w:type="gramStart"/>
+            <w:r>
+              <w:t>wheelEvent</w:t>
+            </w:r>
+            <w:proofErr w:type="spellEnd"/>
+            <w:r>
+              <w:t>(</w:t>
+            </w:r>
+            <w:proofErr w:type="gramEnd"/>
+            <w:r>
+              <w:t>) shall support zoom.</w:t>
             </w:r>
           </w:p>
         </w:tc>
@@ -7507,7 +7700,15 @@
               <w:t>engine</w:t>
             </w:r>
             <w:r>
-              <w:t xml:space="preserve"> shall render a QGraphicsLineItem between each consecutive waypoint pair</w:t>
+              <w:t xml:space="preserve"> shall render a </w:t>
+            </w:r>
+            <w:proofErr w:type="spellStart"/>
+            <w:r>
+              <w:t>QGraphicsLineItem</w:t>
+            </w:r>
+            <w:proofErr w:type="spellEnd"/>
+            <w:r>
+              <w:t xml:space="preserve"> between each consecutive waypoint pair</w:t>
             </w:r>
           </w:p>
         </w:tc>
@@ -7589,7 +7790,20 @@
               <w:pStyle w:val="CellBody"/>
             </w:pPr>
             <w:r>
-              <w:t>`removeLastWaypoint()` shall remove the last marker and redraw trajectory lines</w:t>
+              <w:t>`</w:t>
+            </w:r>
+            <w:proofErr w:type="spellStart"/>
+            <w:proofErr w:type="gramStart"/>
+            <w:r>
+              <w:t>removeLastWaypoint</w:t>
+            </w:r>
+            <w:proofErr w:type="spellEnd"/>
+            <w:r>
+              <w:t>(</w:t>
+            </w:r>
+            <w:proofErr w:type="gramEnd"/>
+            <w:r>
+              <w:t>)` shall remove the last marker and redraw trajectory lines</w:t>
             </w:r>
           </w:p>
         </w:tc>
@@ -7630,7 +7844,20 @@
               <w:pStyle w:val="CellBody"/>
             </w:pPr>
             <w:r>
-              <w:t>`clearAll()` shall remove all marker</w:t>
+              <w:t>`</w:t>
+            </w:r>
+            <w:proofErr w:type="spellStart"/>
+            <w:proofErr w:type="gramStart"/>
+            <w:r>
+              <w:t>clearAll</w:t>
+            </w:r>
+            <w:proofErr w:type="spellEnd"/>
+            <w:r>
+              <w:t>(</w:t>
+            </w:r>
+            <w:proofErr w:type="gramEnd"/>
+            <w:r>
+              <w:t>)` shall remove all marker</w:t>
             </w:r>
             <w:r>
               <w:t>s</w:t>
@@ -7811,7 +8038,49 @@
               <w:pStyle w:val="CellBody"/>
             </w:pPr>
             <w:r>
-              <w:t>Output format per waypoint: [IDX] TYPE  x=&lt;val&gt;  y=&lt;val&gt;  alt=&lt;val&gt;m printed in the mission log</w:t>
+              <w:t xml:space="preserve">Output format per waypoint: [IDX] </w:t>
+            </w:r>
+            <w:proofErr w:type="gramStart"/>
+            <w:r>
+              <w:t>TYPE  x</w:t>
+            </w:r>
+            <w:proofErr w:type="gramEnd"/>
+            <w:r>
+              <w:t>=&lt;</w:t>
+            </w:r>
+            <w:proofErr w:type="spellStart"/>
+            <w:r>
+              <w:t>val</w:t>
+            </w:r>
+            <w:proofErr w:type="spellEnd"/>
+            <w:proofErr w:type="gramStart"/>
+            <w:r>
+              <w:t>&gt;  y</w:t>
+            </w:r>
+            <w:proofErr w:type="gramEnd"/>
+            <w:r>
+              <w:t>=&lt;</w:t>
+            </w:r>
+            <w:proofErr w:type="spellStart"/>
+            <w:r>
+              <w:t>val</w:t>
+            </w:r>
+            <w:proofErr w:type="spellEnd"/>
+            <w:proofErr w:type="gramStart"/>
+            <w:r>
+              <w:t>&gt;  alt</w:t>
+            </w:r>
+            <w:proofErr w:type="gramEnd"/>
+            <w:r>
+              <w:t>=&lt;</w:t>
+            </w:r>
+            <w:proofErr w:type="spellStart"/>
+            <w:r>
+              <w:t>val</w:t>
+            </w:r>
+            <w:proofErr w:type="spellEnd"/>
+            <w:r>
+              <w:t>&gt;m printed in the mission log</w:t>
             </w:r>
           </w:p>
         </w:tc>
@@ -7858,7 +8127,33 @@
               <w:pStyle w:val="CellBody"/>
             </w:pPr>
             <w:r>
-              <w:t>If isValid() is false, onUpload() shall print the failure reason in red and return immediately</w:t>
+              <w:t xml:space="preserve">If </w:t>
+            </w:r>
+            <w:proofErr w:type="spellStart"/>
+            <w:proofErr w:type="gramStart"/>
+            <w:r>
+              <w:t>isValid</w:t>
+            </w:r>
+            <w:proofErr w:type="spellEnd"/>
+            <w:r>
+              <w:t>(</w:t>
+            </w:r>
+            <w:proofErr w:type="gramEnd"/>
+            <w:r>
+              <w:t xml:space="preserve">) is false, </w:t>
+            </w:r>
+            <w:proofErr w:type="spellStart"/>
+            <w:proofErr w:type="gramStart"/>
+            <w:r>
+              <w:t>onUpload</w:t>
+            </w:r>
+            <w:proofErr w:type="spellEnd"/>
+            <w:r>
+              <w:t>(</w:t>
+            </w:r>
+            <w:proofErr w:type="gramEnd"/>
+            <w:r>
+              <w:t>) shall print the failure reason in red and return immediately</w:t>
             </w:r>
           </w:p>
         </w:tc>
@@ -7902,7 +8197,15 @@
               <w:pStyle w:val="CellBody"/>
             </w:pPr>
             <w:r>
-              <w:t>The subsystem shall print a Mission Upload header and a total waypoints uploaded footer</w:t>
+              <w:t xml:space="preserve">The subsystem shall print a Mission Upload header and a </w:t>
+            </w:r>
+            <w:proofErr w:type="gramStart"/>
+            <w:r>
+              <w:t>total waypoints</w:t>
+            </w:r>
+            <w:proofErr w:type="gramEnd"/>
+            <w:r>
+              <w:t xml:space="preserve"> uploaded footer</w:t>
             </w:r>
           </w:p>
         </w:tc>
@@ -8192,16 +8495,10 @@
     </w:tbl>
     <w:p>
       <w:pPr>
-        <w:pStyle w:val="BodyText"/>
-      </w:pPr>
-    </w:p>
-    <w:p>
-      <w:pPr>
         <w:pStyle w:val="Heading3"/>
       </w:pPr>
       <w:bookmarkStart w:id="225" w:name="_Toc230284472"/>
       <w:r>
-        <w:lastRenderedPageBreak/>
         <w:t>Status Bar</w:t>
       </w:r>
       <w:bookmarkEnd w:id="225"/>
@@ -8374,10 +8671,13 @@
               <w:pStyle w:val="CellBody"/>
             </w:pPr>
             <w:r>
-              <w:t>S</w:t>
-            </w:r>
-            <w:r>
-              <w:t>tatus bar shall display "Click the map to place waypoints.", when no waypoints exist.</w:t>
+              <w:t xml:space="preserve">The status bar </w:t>
+            </w:r>
+            <w:r>
+              <w:t>shall</w:t>
+            </w:r>
+            <w:r>
+              <w:t xml:space="preserve"> show a message that says "Click the map to place waypoints" when there are no waypoints.</w:t>
             </w:r>
           </w:p>
         </w:tc>
@@ -8427,13 +8727,16 @@
               <w:pStyle w:val="CellBody"/>
             </w:pPr>
             <w:r>
+              <w:t xml:space="preserve">The </w:t>
+            </w:r>
+            <w:r>
               <w:t>S</w:t>
             </w:r>
             <w:r>
-              <w:t>tatus bar shall display the count and the validation error message. when</w:t>
-            </w:r>
-            <w:r>
-              <w:t xml:space="preserve"> mission is invalid</w:t>
+              <w:t xml:space="preserve">tatus bar shall </w:t>
+            </w:r>
+            <w:r>
+              <w:t>display the number of waypoints and an error message when the mission is not valid.</w:t>
             </w:r>
           </w:p>
         </w:tc>
@@ -8483,10 +8786,16 @@
               <w:pStyle w:val="CellBody"/>
             </w:pPr>
             <w:r>
+              <w:t xml:space="preserve">The </w:t>
+            </w:r>
+            <w:r>
               <w:t>S</w:t>
             </w:r>
             <w:r>
-              <w:t>tatus bar shall display the waypoint count and "Mission valid. Ready to upload.", when the mission is valid</w:t>
+              <w:t xml:space="preserve">tatus bar shall </w:t>
+            </w:r>
+            <w:r>
+              <w:t>show the number of waypoints and the message "Mission valid. Ready to upload" when the mission's valid.</w:t>
             </w:r>
           </w:p>
         </w:tc>
@@ -8533,20 +8842,26 @@
               <w:pStyle w:val="CellBody"/>
             </w:pPr>
             <w:r>
-              <w:t>S</w:t>
-            </w:r>
-            <w:r>
-              <w:t>tatus bar shall reflect the current waypoint count after every add, remove, or clear operation.</w:t>
+              <w:t xml:space="preserve">The status bar </w:t>
+            </w:r>
+            <w:proofErr w:type="gramStart"/>
+            <w:r>
+              <w:t>shall</w:t>
+            </w:r>
+            <w:proofErr w:type="gramEnd"/>
+            <w:r>
+              <w:t xml:space="preserve"> update the waypoint count after </w:t>
+            </w:r>
+            <w:r>
+              <w:t xml:space="preserve">every </w:t>
+            </w:r>
+            <w:r>
+              <w:t>add, remove or clear waypoints.</w:t>
             </w:r>
           </w:p>
         </w:tc>
       </w:tr>
     </w:tbl>
-    <w:p>
-      <w:pPr>
-        <w:pStyle w:val="BodyText"/>
-      </w:pPr>
-    </w:p>
     <w:p>
       <w:pPr>
         <w:pStyle w:val="Headingstyle1"/>
@@ -8610,15 +8925,9 @@
           <w:szCs w:val="20"/>
           <w14:ligatures w14:val="none"/>
         </w:rPr>
-        <w:t>.cpp. Tests cover the MissionManager and Waypoint domain logic and are headless-safe (no display required), satisfying SYS-008.</w:t>
-      </w:r>
-    </w:p>
-    <w:p>
-      <w:pPr>
-        <w:rPr>
-          <w:lang w:val="en-US"/>
-        </w:rPr>
-      </w:pPr>
+        <w:t xml:space="preserve">.cpp. Tests cover the </w:t>
+      </w:r>
+      <w:proofErr w:type="spellStart"/>
       <w:r>
         <w:rPr>
           <w:rFonts w:ascii="Arial" w:eastAsia="Times New Roman" w:hAnsi="Arial" w:cs="Times New Roman"/>
@@ -8628,7 +8937,85 @@
           <w:szCs w:val="20"/>
           <w14:ligatures w14:val="none"/>
         </w:rPr>
-        <w:t>Tests that require a live Qt display (MapEngine, MainWindow GUI behaviour) are identified as GUI tests and are not included in the automated headless suite. They would be covered by a separate system-level GUI test pass</w:t>
+        <w:t>MissionManager</w:t>
+      </w:r>
+      <w:proofErr w:type="spellEnd"/>
+      <w:r>
+        <w:rPr>
+          <w:rFonts w:ascii="Arial" w:eastAsia="Times New Roman" w:hAnsi="Arial" w:cs="Times New Roman"/>
+          <w:snapToGrid w:val="0"/>
+          <w:kern w:val="0"/>
+          <w:sz w:val="20"/>
+          <w:szCs w:val="20"/>
+          <w14:ligatures w14:val="none"/>
+        </w:rPr>
+        <w:t xml:space="preserve"> and Waypoint domain logic and are headless (no display required), satisfying SYS-008.</w:t>
+      </w:r>
+    </w:p>
+    <w:p>
+      <w:pPr>
+        <w:rPr>
+          <w:lang w:val="en-US"/>
+        </w:rPr>
+      </w:pPr>
+      <w:r>
+        <w:rPr>
+          <w:rFonts w:ascii="Arial" w:eastAsia="Times New Roman" w:hAnsi="Arial" w:cs="Times New Roman"/>
+          <w:snapToGrid w:val="0"/>
+          <w:kern w:val="0"/>
+          <w:sz w:val="20"/>
+          <w:szCs w:val="20"/>
+          <w14:ligatures w14:val="none"/>
+        </w:rPr>
+        <w:t>Tests that require a live Qt display (</w:t>
+      </w:r>
+      <w:proofErr w:type="spellStart"/>
+      <w:r>
+        <w:rPr>
+          <w:rFonts w:ascii="Arial" w:eastAsia="Times New Roman" w:hAnsi="Arial" w:cs="Times New Roman"/>
+          <w:snapToGrid w:val="0"/>
+          <w:kern w:val="0"/>
+          <w:sz w:val="20"/>
+          <w:szCs w:val="20"/>
+          <w14:ligatures w14:val="none"/>
+        </w:rPr>
+        <w:t>MapEngine</w:t>
+      </w:r>
+      <w:proofErr w:type="spellEnd"/>
+      <w:r>
+        <w:rPr>
+          <w:rFonts w:ascii="Arial" w:eastAsia="Times New Roman" w:hAnsi="Arial" w:cs="Times New Roman"/>
+          <w:snapToGrid w:val="0"/>
+          <w:kern w:val="0"/>
+          <w:sz w:val="20"/>
+          <w:szCs w:val="20"/>
+          <w14:ligatures w14:val="none"/>
+        </w:rPr>
+        <w:t xml:space="preserve">, </w:t>
+      </w:r>
+      <w:proofErr w:type="spellStart"/>
+      <w:r>
+        <w:rPr>
+          <w:rFonts w:ascii="Arial" w:eastAsia="Times New Roman" w:hAnsi="Arial" w:cs="Times New Roman"/>
+          <w:snapToGrid w:val="0"/>
+          <w:kern w:val="0"/>
+          <w:sz w:val="20"/>
+          <w:szCs w:val="20"/>
+          <w14:ligatures w14:val="none"/>
+        </w:rPr>
+        <w:t>MainWindow</w:t>
+      </w:r>
+      <w:proofErr w:type="spellEnd"/>
+      <w:r>
+        <w:rPr>
+          <w:rFonts w:ascii="Arial" w:eastAsia="Times New Roman" w:hAnsi="Arial" w:cs="Times New Roman"/>
+          <w:snapToGrid w:val="0"/>
+          <w:kern w:val="0"/>
+          <w:sz w:val="20"/>
+          <w:szCs w:val="20"/>
+          <w14:ligatures w14:val="none"/>
+        </w:rPr>
+        <w:t xml:space="preserve"> GUI behaviour) are identified as GUI tests and are not included in the automated headless suite. They would be covered by a separate system-level GUI test pass</w:t>
       </w:r>
     </w:p>
     <w:p>
@@ -8700,9 +9087,9 @@
         <w:tblLook w:val="04A0" w:firstRow="1" w:lastRow="0" w:firstColumn="1" w:lastColumn="0" w:noHBand="0" w:noVBand="1"/>
       </w:tblPr>
       <w:tblGrid>
-        <w:gridCol w:w="989"/>
+        <w:gridCol w:w="1129"/>
         <w:gridCol w:w="1134"/>
-        <w:gridCol w:w="1134"/>
+        <w:gridCol w:w="994"/>
         <w:gridCol w:w="5759"/>
       </w:tblGrid>
       <w:tr>
@@ -8712,7 +9099,7 @@
         </w:trPr>
         <w:tc>
           <w:tcPr>
-            <w:tcW w:w="548" w:type="pct"/>
+            <w:tcW w:w="626" w:type="pct"/>
             <w:shd w:val="clear" w:color="auto" w:fill="A6A6A6" w:themeFill="background1" w:themeFillShade="A6"/>
           </w:tcPr>
           <w:p>
@@ -8740,7 +9127,7 @@
         </w:tc>
         <w:tc>
           <w:tcPr>
-            <w:tcW w:w="629" w:type="pct"/>
+            <w:tcW w:w="551" w:type="pct"/>
             <w:shd w:val="clear" w:color="auto" w:fill="A6A6A6" w:themeFill="background1" w:themeFillShade="A6"/>
           </w:tcPr>
           <w:p>
@@ -8770,7 +9157,7 @@
       <w:tr>
         <w:tc>
           <w:tcPr>
-            <w:tcW w:w="548" w:type="pct"/>
+            <w:tcW w:w="626" w:type="pct"/>
             <w:vAlign w:val="bottom"/>
           </w:tcPr>
           <w:p>
@@ -8801,7 +9188,7 @@
         </w:tc>
         <w:tc>
           <w:tcPr>
-            <w:tcW w:w="629" w:type="pct"/>
+            <w:tcW w:w="551" w:type="pct"/>
           </w:tcPr>
           <w:p>
             <w:pPr>
@@ -8822,7 +9209,23 @@
               <w:pStyle w:val="CellBody"/>
             </w:pPr>
             <w:r>
-              <w:t>Test shall verify isValid() returns false when 0 waypoints are present</w:t>
+              <w:t xml:space="preserve">Test shall verify </w:t>
+            </w:r>
+            <w:proofErr w:type="spellStart"/>
+            <w:proofErr w:type="gramStart"/>
+            <w:r>
+              <w:t>isValid</w:t>
+            </w:r>
+            <w:proofErr w:type="spellEnd"/>
+            <w:r>
+              <w:t>(</w:t>
+            </w:r>
+            <w:proofErr w:type="gramEnd"/>
+            <w:r>
+              <w:t xml:space="preserve">) returns false </w:t>
+            </w:r>
+            <w:r>
+              <w:t>when there are 0 waypoints.</w:t>
             </w:r>
           </w:p>
         </w:tc>
@@ -8830,7 +9233,7 @@
       <w:tr>
         <w:tc>
           <w:tcPr>
-            <w:tcW w:w="548" w:type="pct"/>
+            <w:tcW w:w="626" w:type="pct"/>
             <w:vAlign w:val="bottom"/>
           </w:tcPr>
           <w:p>
@@ -8861,7 +9264,7 @@
         </w:tc>
         <w:tc>
           <w:tcPr>
-            <w:tcW w:w="629" w:type="pct"/>
+            <w:tcW w:w="551" w:type="pct"/>
           </w:tcPr>
           <w:p>
             <w:pPr>
@@ -8882,7 +9285,29 @@
               <w:pStyle w:val="CellBody"/>
             </w:pPr>
             <w:r>
-              <w:t>Test shall verify isValid() returns false when exactly 1 waypoint is present</w:t>
+              <w:t xml:space="preserve">Test shall verify </w:t>
+            </w:r>
+            <w:proofErr w:type="spellStart"/>
+            <w:proofErr w:type="gramStart"/>
+            <w:r>
+              <w:t>isValid</w:t>
+            </w:r>
+            <w:proofErr w:type="spellEnd"/>
+            <w:r>
+              <w:t>(</w:t>
+            </w:r>
+            <w:proofErr w:type="gramEnd"/>
+            <w:r>
+              <w:t>) returns false</w:t>
+            </w:r>
+            <w:r>
+              <w:t xml:space="preserve"> when</w:t>
+            </w:r>
+            <w:r>
+              <w:t xml:space="preserve"> </w:t>
+            </w:r>
+            <w:r>
+              <w:t>there is 1 waypoint.</w:t>
             </w:r>
           </w:p>
         </w:tc>
@@ -8890,7 +9315,7 @@
       <w:tr>
         <w:tc>
           <w:tcPr>
-            <w:tcW w:w="548" w:type="pct"/>
+            <w:tcW w:w="626" w:type="pct"/>
             <w:vAlign w:val="bottom"/>
           </w:tcPr>
           <w:p>
@@ -8921,7 +9346,7 @@
         </w:tc>
         <w:tc>
           <w:tcPr>
-            <w:tcW w:w="629" w:type="pct"/>
+            <w:tcW w:w="551" w:type="pct"/>
           </w:tcPr>
           <w:p>
             <w:pPr>
@@ -8942,7 +9367,20 @@
               <w:pStyle w:val="CellBody"/>
             </w:pPr>
             <w:r>
-              <w:t>Test shall verify isValid() returns true for a valid 2-waypoint mission</w:t>
+              <w:t xml:space="preserve">Test shall verify </w:t>
+            </w:r>
+            <w:proofErr w:type="spellStart"/>
+            <w:proofErr w:type="gramStart"/>
+            <w:r>
+              <w:t>isValid</w:t>
+            </w:r>
+            <w:proofErr w:type="spellEnd"/>
+            <w:r>
+              <w:t>(</w:t>
+            </w:r>
+            <w:proofErr w:type="gramEnd"/>
+            <w:r>
+              <w:t>) returns true for a valid 2-waypoint mission</w:t>
             </w:r>
           </w:p>
         </w:tc>
@@ -8950,7 +9388,7 @@
       <w:tr>
         <w:tc>
           <w:tcPr>
-            <w:tcW w:w="548" w:type="pct"/>
+            <w:tcW w:w="626" w:type="pct"/>
             <w:vAlign w:val="bottom"/>
           </w:tcPr>
           <w:p>
@@ -8981,7 +9419,7 @@
         </w:tc>
         <w:tc>
           <w:tcPr>
-            <w:tcW w:w="629" w:type="pct"/>
+            <w:tcW w:w="551" w:type="pct"/>
           </w:tcPr>
           <w:p>
             <w:pPr>
@@ -9001,8 +9439,29 @@
             <w:pPr>
               <w:pStyle w:val="CellBody"/>
             </w:pPr>
-            <w:r>
-              <w:t>Test shall verify isValid() returns false when consecutive waypoints are identical (distance = 0)</w:t>
+            <w:proofErr w:type="gramStart"/>
+            <w:r>
+              <w:t>Test shall</w:t>
+            </w:r>
+            <w:proofErr w:type="gramEnd"/>
+            <w:r>
+              <w:t xml:space="preserve"> verify </w:t>
+            </w:r>
+            <w:proofErr w:type="spellStart"/>
+            <w:proofErr w:type="gramStart"/>
+            <w:r>
+              <w:t>isValid</w:t>
+            </w:r>
+            <w:proofErr w:type="spellEnd"/>
+            <w:r>
+              <w:t>(</w:t>
+            </w:r>
+            <w:proofErr w:type="gramEnd"/>
+            <w:r>
+              <w:t xml:space="preserve">) returns false when consecutive waypoints are </w:t>
+            </w:r>
+            <w:r>
+              <w:t>same.</w:t>
             </w:r>
           </w:p>
         </w:tc>
@@ -9010,7 +9469,7 @@
       <w:tr>
         <w:tc>
           <w:tcPr>
-            <w:tcW w:w="548" w:type="pct"/>
+            <w:tcW w:w="626" w:type="pct"/>
             <w:vAlign w:val="bottom"/>
           </w:tcPr>
           <w:p>
@@ -9041,7 +9500,7 @@
         </w:tc>
         <w:tc>
           <w:tcPr>
-            <w:tcW w:w="629" w:type="pct"/>
+            <w:tcW w:w="551" w:type="pct"/>
           </w:tcPr>
           <w:p>
             <w:pPr>
@@ -9062,7 +9521,20 @@
               <w:pStyle w:val="CellBody"/>
             </w:pPr>
             <w:r>
-              <w:t>Test shall verify isValid() returns false when consecutive waypoints are within 0.001 units</w:t>
+              <w:t xml:space="preserve">Test shall verify </w:t>
+            </w:r>
+            <w:proofErr w:type="spellStart"/>
+            <w:proofErr w:type="gramStart"/>
+            <w:r>
+              <w:t>isValid</w:t>
+            </w:r>
+            <w:proofErr w:type="spellEnd"/>
+            <w:r>
+              <w:t>(</w:t>
+            </w:r>
+            <w:proofErr w:type="gramEnd"/>
+            <w:r>
+              <w:t>) returns false when consecutive waypoints are within 0.001 units</w:t>
             </w:r>
           </w:p>
         </w:tc>
@@ -9070,7 +9542,7 @@
       <w:tr>
         <w:tc>
           <w:tcPr>
-            <w:tcW w:w="548" w:type="pct"/>
+            <w:tcW w:w="626" w:type="pct"/>
             <w:vAlign w:val="bottom"/>
           </w:tcPr>
           <w:p>
@@ -9101,7 +9573,7 @@
         </w:tc>
         <w:tc>
           <w:tcPr>
-            <w:tcW w:w="629" w:type="pct"/>
+            <w:tcW w:w="551" w:type="pct"/>
           </w:tcPr>
           <w:p>
             <w:pPr>
@@ -9141,63 +9613,11 @@
                 <w:lang w:val="en-US"/>
                 <w14:ligatures w14:val="none"/>
               </w:rPr>
-              <w:t>Test shall verify isValid() returns true when waypoints ‘x’ distance exactly at DUPLICATE_THRESHOLD</w:t>
-            </w:r>
-          </w:p>
-        </w:tc>
-      </w:tr>
-      <w:tr>
-        <w:tc>
-          <w:tcPr>
-            <w:tcW w:w="548" w:type="pct"/>
-            <w:vAlign w:val="bottom"/>
-          </w:tcPr>
-          <w:p>
-            <w:pPr>
-              <w:pStyle w:val="CellBody"/>
-            </w:pPr>
-            <w:r>
-              <w:t>TEST-0</w:t>
-            </w:r>
-            <w:r>
-              <w:t>7</w:t>
-            </w:r>
-          </w:p>
-        </w:tc>
-        <w:tc>
-          <w:tcPr>
-            <w:tcW w:w="629" w:type="pct"/>
-            <w:vAlign w:val="center"/>
-          </w:tcPr>
-          <w:p>
-            <w:pPr>
-              <w:pStyle w:val="CellBody"/>
-            </w:pPr>
-            <w:r>
-              <w:t>SDD-011, SRD-015</w:t>
-            </w:r>
-          </w:p>
-        </w:tc>
-        <w:tc>
-          <w:tcPr>
-            <w:tcW w:w="629" w:type="pct"/>
-          </w:tcPr>
-          <w:p>
-            <w:pPr>
-              <w:pStyle w:val="CellBody"/>
-            </w:pPr>
-            <w:r>
-              <w:t>Robust</w:t>
-            </w:r>
-          </w:p>
-        </w:tc>
-        <w:tc>
-          <w:tcPr>
-            <w:tcW w:w="3194" w:type="pct"/>
-            <w:vAlign w:val="center"/>
-          </w:tcPr>
-          <w:p>
-            <w:pPr>
+              <w:t xml:space="preserve">Test shall verify </w:t>
+            </w:r>
+            <w:proofErr w:type="spellStart"/>
+            <w:proofErr w:type="gramStart"/>
+            <w:r>
               <w:rPr>
                 <w:rFonts w:ascii="Arial" w:eastAsia="Times New Roman" w:hAnsi="Arial" w:cs="Arial"/>
                 <w:bCs/>
@@ -9208,7 +9628,9 @@
                 <w:lang w:val="en-US"/>
                 <w14:ligatures w14:val="none"/>
               </w:rPr>
-            </w:pPr>
+              <w:t>isValid</w:t>
+            </w:r>
+            <w:proofErr w:type="spellEnd"/>
             <w:r>
               <w:rPr>
                 <w:rFonts w:ascii="Arial" w:eastAsia="Times New Roman" w:hAnsi="Arial" w:cs="Arial"/>
@@ -9220,8 +9642,9 @@
                 <w:lang w:val="en-US"/>
                 <w14:ligatures w14:val="none"/>
               </w:rPr>
-              <w:t>Test shall verify isValid() returns true when waypoints ‘x’ distance just above (0,00</w:t>
-            </w:r>
+              <w:t>(</w:t>
+            </w:r>
+            <w:proofErr w:type="gramEnd"/>
             <w:r>
               <w:rPr>
                 <w:rFonts w:ascii="Arial" w:eastAsia="Times New Roman" w:hAnsi="Arial" w:cs="Arial"/>
@@ -9233,7 +9656,7 @@
                 <w:lang w:val="en-US"/>
                 <w14:ligatures w14:val="none"/>
               </w:rPr>
-              <w:t>0</w:t>
+              <w:t xml:space="preserve">) returns true when waypoints ‘x’ distance exactly at </w:t>
             </w:r>
             <w:r>
               <w:rPr>
@@ -9246,7 +9669,7 @@
                 <w:lang w:val="en-US"/>
                 <w14:ligatures w14:val="none"/>
               </w:rPr>
-              <w:t>1 tolerance) at DUPLICATE_THRESHOLD.</w:t>
+              <w:t>duplicate threshold.</w:t>
             </w:r>
           </w:p>
         </w:tc>
@@ -9254,7 +9677,7 @@
       <w:tr>
         <w:tc>
           <w:tcPr>
-            <w:tcW w:w="548" w:type="pct"/>
+            <w:tcW w:w="626" w:type="pct"/>
             <w:vAlign w:val="bottom"/>
           </w:tcPr>
           <w:p>
@@ -9265,7 +9688,7 @@
               <w:t>TEST-0</w:t>
             </w:r>
             <w:r>
-              <w:t>8</w:t>
+              <w:t>7</w:t>
             </w:r>
           </w:p>
         </w:tc>
@@ -9285,7 +9708,7 @@
         </w:tc>
         <w:tc>
           <w:tcPr>
-            <w:tcW w:w="629" w:type="pct"/>
+            <w:tcW w:w="551" w:type="pct"/>
           </w:tcPr>
           <w:p>
             <w:pPr>
@@ -9325,8 +9748,10 @@
                 <w:lang w:val="en-US"/>
                 <w14:ligatures w14:val="none"/>
               </w:rPr>
-              <w:t>Test shall verify isValid() returns False when waypoints ‘x’ distance just below (0,00</w:t>
-            </w:r>
+              <w:t xml:space="preserve">Test shall verify </w:t>
+            </w:r>
+            <w:proofErr w:type="spellStart"/>
+            <w:proofErr w:type="gramStart"/>
             <w:r>
               <w:rPr>
                 <w:rFonts w:ascii="Arial" w:eastAsia="Times New Roman" w:hAnsi="Arial" w:cs="Arial"/>
@@ -9338,8 +9763,9 @@
                 <w:lang w:val="en-US"/>
                 <w14:ligatures w14:val="none"/>
               </w:rPr>
-              <w:t>0</w:t>
-            </w:r>
+              <w:t>isValid</w:t>
+            </w:r>
+            <w:proofErr w:type="spellEnd"/>
             <w:r>
               <w:rPr>
                 <w:rFonts w:ascii="Arial" w:eastAsia="Times New Roman" w:hAnsi="Arial" w:cs="Arial"/>
@@ -9351,7 +9777,152 @@
                 <w:lang w:val="en-US"/>
                 <w14:ligatures w14:val="none"/>
               </w:rPr>
-              <w:t>1 tolerance) at DUPLICATE_THRESHOLD</w:t>
+              <w:t>(</w:t>
+            </w:r>
+            <w:proofErr w:type="gramEnd"/>
+            <w:r>
+              <w:rPr>
+                <w:rFonts w:ascii="Arial" w:eastAsia="Times New Roman" w:hAnsi="Arial" w:cs="Arial"/>
+                <w:bCs/>
+                <w:color w:val="000000"/>
+                <w:kern w:val="0"/>
+                <w:sz w:val="18"/>
+                <w:szCs w:val="20"/>
+                <w:lang w:val="en-US"/>
+                <w14:ligatures w14:val="none"/>
+              </w:rPr>
+              <w:t>) returns true when waypoints ‘x’ distance just above (0,00</w:t>
+            </w:r>
+            <w:r>
+              <w:rPr>
+                <w:rFonts w:ascii="Arial" w:eastAsia="Times New Roman" w:hAnsi="Arial" w:cs="Arial"/>
+                <w:bCs/>
+                <w:color w:val="000000"/>
+                <w:kern w:val="0"/>
+                <w:sz w:val="18"/>
+                <w:szCs w:val="20"/>
+                <w:lang w:val="en-US"/>
+                <w14:ligatures w14:val="none"/>
+              </w:rPr>
+              <w:t>0</w:t>
+            </w:r>
+            <w:r>
+              <w:rPr>
+                <w:rFonts w:ascii="Arial" w:eastAsia="Times New Roman" w:hAnsi="Arial" w:cs="Arial"/>
+                <w:bCs/>
+                <w:color w:val="000000"/>
+                <w:kern w:val="0"/>
+                <w:sz w:val="18"/>
+                <w:szCs w:val="20"/>
+                <w:lang w:val="en-US"/>
+                <w14:ligatures w14:val="none"/>
+              </w:rPr>
+              <w:t xml:space="preserve">1 tolerance) at </w:t>
+            </w:r>
+            <w:r>
+              <w:rPr>
+                <w:rFonts w:ascii="Arial" w:eastAsia="Times New Roman" w:hAnsi="Arial" w:cs="Arial"/>
+                <w:bCs/>
+                <w:color w:val="000000"/>
+                <w:kern w:val="0"/>
+                <w:sz w:val="18"/>
+                <w:szCs w:val="20"/>
+                <w:lang w:val="en-US"/>
+                <w14:ligatures w14:val="none"/>
+              </w:rPr>
+              <w:t>duplicate threshold.</w:t>
+            </w:r>
+          </w:p>
+          <w:p>
+            <w:pPr>
+              <w:rPr>
+                <w:rFonts w:ascii="Arial" w:eastAsia="Times New Roman" w:hAnsi="Arial" w:cs="Arial"/>
+                <w:bCs/>
+                <w:color w:val="000000"/>
+                <w:kern w:val="0"/>
+                <w:sz w:val="18"/>
+                <w:szCs w:val="20"/>
+                <w:lang w:val="en-US"/>
+                <w14:ligatures w14:val="none"/>
+              </w:rPr>
+            </w:pPr>
+            <w:r>
+              <w:rPr>
+                <w:rFonts w:ascii="Arial" w:eastAsia="Times New Roman" w:hAnsi="Arial" w:cs="Arial"/>
+                <w:bCs/>
+                <w:color w:val="000000"/>
+                <w:kern w:val="0"/>
+                <w:sz w:val="18"/>
+                <w:szCs w:val="20"/>
+                <w:lang w:val="en-US"/>
+                <w14:ligatures w14:val="none"/>
+              </w:rPr>
+              <w:t xml:space="preserve">Note: </w:t>
+            </w:r>
+            <w:r>
+              <w:rPr>
+                <w:rFonts w:ascii="Arial" w:eastAsia="Times New Roman" w:hAnsi="Arial" w:cs="Arial"/>
+                <w:bCs/>
+                <w:color w:val="000000"/>
+                <w:kern w:val="0"/>
+                <w:sz w:val="18"/>
+                <w:szCs w:val="20"/>
+                <w:lang w:val="en-US"/>
+                <w14:ligatures w14:val="none"/>
+              </w:rPr>
+              <w:t>duplicate threshold</w:t>
+            </w:r>
+            <w:r>
+              <w:rPr>
+                <w:rFonts w:ascii="Arial" w:eastAsia="Times New Roman" w:hAnsi="Arial" w:cs="Arial"/>
+                <w:bCs/>
+                <w:color w:val="000000"/>
+                <w:kern w:val="0"/>
+                <w:sz w:val="18"/>
+                <w:szCs w:val="20"/>
+                <w:lang w:val="en-US"/>
+                <w14:ligatures w14:val="none"/>
+              </w:rPr>
+              <w:t xml:space="preserve"> </w:t>
+            </w:r>
+            <w:r>
+              <w:rPr>
+                <w:rFonts w:ascii="Arial" w:eastAsia="Times New Roman" w:hAnsi="Arial" w:cs="Arial"/>
+                <w:bCs/>
+                <w:color w:val="000000"/>
+                <w:kern w:val="0"/>
+                <w:sz w:val="18"/>
+                <w:szCs w:val="20"/>
+                <w:lang w:val="en-US"/>
+                <w14:ligatures w14:val="none"/>
+              </w:rPr>
+              <w:t>is</w:t>
+            </w:r>
+            <w:r>
+              <w:rPr>
+                <w:rFonts w:ascii="Arial" w:eastAsia="Times New Roman" w:hAnsi="Arial" w:cs="Arial"/>
+                <w:bCs/>
+                <w:color w:val="000000"/>
+                <w:kern w:val="0"/>
+                <w:sz w:val="18"/>
+                <w:szCs w:val="20"/>
+                <w:lang w:val="en-US"/>
+                <w14:ligatures w14:val="none"/>
+              </w:rPr>
+              <w:t xml:space="preserve"> 0.001 as per </w:t>
+            </w:r>
+            <w:r>
+              <w:rPr>
+                <w:rFonts w:ascii="Arial" w:eastAsia="Times New Roman" w:hAnsi="Arial" w:cs="Arial"/>
+                <w:bCs/>
+                <w:color w:val="000000"/>
+                <w:kern w:val="0"/>
+                <w:sz w:val="18"/>
+                <w:szCs w:val="20"/>
+                <w:lang w:val="en-US"/>
+                <w14:ligatures w14:val="none"/>
+              </w:rPr>
+              <w:t>SDD-011</w:t>
             </w:r>
           </w:p>
         </w:tc>
@@ -9359,7 +9930,168 @@
       <w:tr>
         <w:tc>
           <w:tcPr>
-            <w:tcW w:w="548" w:type="pct"/>
+            <w:tcW w:w="626" w:type="pct"/>
+            <w:vAlign w:val="bottom"/>
+          </w:tcPr>
+          <w:p>
+            <w:pPr>
+              <w:pStyle w:val="CellBody"/>
+            </w:pPr>
+            <w:r>
+              <w:t>TEST-0</w:t>
+            </w:r>
+            <w:r>
+              <w:t>8</w:t>
+            </w:r>
+          </w:p>
+        </w:tc>
+        <w:tc>
+          <w:tcPr>
+            <w:tcW w:w="629" w:type="pct"/>
+            <w:vAlign w:val="center"/>
+          </w:tcPr>
+          <w:p>
+            <w:pPr>
+              <w:pStyle w:val="CellBody"/>
+            </w:pPr>
+            <w:r>
+              <w:t>SDD-011, SRD-015</w:t>
+            </w:r>
+          </w:p>
+        </w:tc>
+        <w:tc>
+          <w:tcPr>
+            <w:tcW w:w="551" w:type="pct"/>
+          </w:tcPr>
+          <w:p>
+            <w:pPr>
+              <w:pStyle w:val="CellBody"/>
+            </w:pPr>
+            <w:r>
+              <w:t>Robust</w:t>
+            </w:r>
+          </w:p>
+        </w:tc>
+        <w:tc>
+          <w:tcPr>
+            <w:tcW w:w="3194" w:type="pct"/>
+            <w:vAlign w:val="center"/>
+          </w:tcPr>
+          <w:p>
+            <w:pPr>
+              <w:rPr>
+                <w:rFonts w:ascii="Arial" w:eastAsia="Times New Roman" w:hAnsi="Arial" w:cs="Arial"/>
+                <w:bCs/>
+                <w:color w:val="000000"/>
+                <w:kern w:val="0"/>
+                <w:sz w:val="18"/>
+                <w:szCs w:val="20"/>
+                <w:lang w:val="en-US"/>
+                <w14:ligatures w14:val="none"/>
+              </w:rPr>
+            </w:pPr>
+            <w:r>
+              <w:rPr>
+                <w:rFonts w:ascii="Arial" w:eastAsia="Times New Roman" w:hAnsi="Arial" w:cs="Arial"/>
+                <w:bCs/>
+                <w:color w:val="000000"/>
+                <w:kern w:val="0"/>
+                <w:sz w:val="18"/>
+                <w:szCs w:val="20"/>
+                <w:lang w:val="en-US"/>
+                <w14:ligatures w14:val="none"/>
+              </w:rPr>
+              <w:t xml:space="preserve">Test shall verify </w:t>
+            </w:r>
+            <w:proofErr w:type="spellStart"/>
+            <w:proofErr w:type="gramStart"/>
+            <w:r>
+              <w:rPr>
+                <w:rFonts w:ascii="Arial" w:eastAsia="Times New Roman" w:hAnsi="Arial" w:cs="Arial"/>
+                <w:bCs/>
+                <w:color w:val="000000"/>
+                <w:kern w:val="0"/>
+                <w:sz w:val="18"/>
+                <w:szCs w:val="20"/>
+                <w:lang w:val="en-US"/>
+                <w14:ligatures w14:val="none"/>
+              </w:rPr>
+              <w:t>isValid</w:t>
+            </w:r>
+            <w:proofErr w:type="spellEnd"/>
+            <w:r>
+              <w:rPr>
+                <w:rFonts w:ascii="Arial" w:eastAsia="Times New Roman" w:hAnsi="Arial" w:cs="Arial"/>
+                <w:bCs/>
+                <w:color w:val="000000"/>
+                <w:kern w:val="0"/>
+                <w:sz w:val="18"/>
+                <w:szCs w:val="20"/>
+                <w:lang w:val="en-US"/>
+                <w14:ligatures w14:val="none"/>
+              </w:rPr>
+              <w:t>(</w:t>
+            </w:r>
+            <w:proofErr w:type="gramEnd"/>
+            <w:r>
+              <w:rPr>
+                <w:rFonts w:ascii="Arial" w:eastAsia="Times New Roman" w:hAnsi="Arial" w:cs="Arial"/>
+                <w:bCs/>
+                <w:color w:val="000000"/>
+                <w:kern w:val="0"/>
+                <w:sz w:val="18"/>
+                <w:szCs w:val="20"/>
+                <w:lang w:val="en-US"/>
+                <w14:ligatures w14:val="none"/>
+              </w:rPr>
+              <w:t>) returns False when waypoints ‘x’ distance just below (0,00</w:t>
+            </w:r>
+            <w:r>
+              <w:rPr>
+                <w:rFonts w:ascii="Arial" w:eastAsia="Times New Roman" w:hAnsi="Arial" w:cs="Arial"/>
+                <w:bCs/>
+                <w:color w:val="000000"/>
+                <w:kern w:val="0"/>
+                <w:sz w:val="18"/>
+                <w:szCs w:val="20"/>
+                <w:lang w:val="en-US"/>
+                <w14:ligatures w14:val="none"/>
+              </w:rPr>
+              <w:t>0</w:t>
+            </w:r>
+            <w:r>
+              <w:rPr>
+                <w:rFonts w:ascii="Arial" w:eastAsia="Times New Roman" w:hAnsi="Arial" w:cs="Arial"/>
+                <w:bCs/>
+                <w:color w:val="000000"/>
+                <w:kern w:val="0"/>
+                <w:sz w:val="18"/>
+                <w:szCs w:val="20"/>
+                <w:lang w:val="en-US"/>
+                <w14:ligatures w14:val="none"/>
+              </w:rPr>
+              <w:t xml:space="preserve">1 tolerance) at </w:t>
+            </w:r>
+            <w:r>
+              <w:rPr>
+                <w:rFonts w:ascii="Arial" w:eastAsia="Times New Roman" w:hAnsi="Arial" w:cs="Arial"/>
+                <w:bCs/>
+                <w:color w:val="000000"/>
+                <w:kern w:val="0"/>
+                <w:sz w:val="18"/>
+                <w:szCs w:val="20"/>
+                <w:lang w:val="en-US"/>
+                <w14:ligatures w14:val="none"/>
+              </w:rPr>
+              <w:t>duplicate threshold.</w:t>
+            </w:r>
+          </w:p>
+        </w:tc>
+      </w:tr>
+      <w:tr>
+        <w:tc>
+          <w:tcPr>
+            <w:tcW w:w="626" w:type="pct"/>
             <w:tcBorders>
               <w:top w:val="single" w:sz="4" w:space="0" w:color="auto"/>
               <w:left w:val="single" w:sz="4" w:space="0" w:color="auto"/>
@@ -9402,7 +10134,7 @@
         </w:tc>
         <w:tc>
           <w:tcPr>
-            <w:tcW w:w="629" w:type="pct"/>
+            <w:tcW w:w="551" w:type="pct"/>
             <w:tcBorders>
               <w:top w:val="single" w:sz="4" w:space="0" w:color="auto"/>
               <w:left w:val="single" w:sz="4" w:space="0" w:color="auto"/>
@@ -9454,7 +10186,63 @@
                 <w:lang w:val="en-US"/>
                 <w14:ligatures w14:val="none"/>
               </w:rPr>
-              <w:t>Test shall verify isValid() returns true when waypoints ‘y’ distance exactly at DUPLICATE_THRESHOLD</w:t>
+              <w:t xml:space="preserve">Test shall verify </w:t>
+            </w:r>
+            <w:proofErr w:type="spellStart"/>
+            <w:proofErr w:type="gramStart"/>
+            <w:r>
+              <w:rPr>
+                <w:rFonts w:ascii="Arial" w:eastAsia="Times New Roman" w:hAnsi="Arial" w:cs="Arial"/>
+                <w:bCs/>
+                <w:color w:val="000000"/>
+                <w:kern w:val="0"/>
+                <w:sz w:val="18"/>
+                <w:szCs w:val="20"/>
+                <w:lang w:val="en-US"/>
+                <w14:ligatures w14:val="none"/>
+              </w:rPr>
+              <w:t>isValid</w:t>
+            </w:r>
+            <w:proofErr w:type="spellEnd"/>
+            <w:r>
+              <w:rPr>
+                <w:rFonts w:ascii="Arial" w:eastAsia="Times New Roman" w:hAnsi="Arial" w:cs="Arial"/>
+                <w:bCs/>
+                <w:color w:val="000000"/>
+                <w:kern w:val="0"/>
+                <w:sz w:val="18"/>
+                <w:szCs w:val="20"/>
+                <w:lang w:val="en-US"/>
+                <w14:ligatures w14:val="none"/>
+              </w:rPr>
+              <w:t>(</w:t>
+            </w:r>
+            <w:proofErr w:type="gramEnd"/>
+            <w:r>
+              <w:rPr>
+                <w:rFonts w:ascii="Arial" w:eastAsia="Times New Roman" w:hAnsi="Arial" w:cs="Arial"/>
+                <w:bCs/>
+                <w:color w:val="000000"/>
+                <w:kern w:val="0"/>
+                <w:sz w:val="18"/>
+                <w:szCs w:val="20"/>
+                <w:lang w:val="en-US"/>
+                <w14:ligatures w14:val="none"/>
+              </w:rPr>
+              <w:t xml:space="preserve">) returns true when waypoints ‘y’ distance exactly at </w:t>
+            </w:r>
+            <w:r>
+              <w:rPr>
+                <w:rFonts w:ascii="Arial" w:eastAsia="Times New Roman" w:hAnsi="Arial" w:cs="Arial"/>
+                <w:bCs/>
+                <w:color w:val="000000"/>
+                <w:kern w:val="0"/>
+                <w:sz w:val="18"/>
+                <w:szCs w:val="20"/>
+                <w:lang w:val="en-US"/>
+                <w14:ligatures w14:val="none"/>
+              </w:rPr>
+              <w:t>duplicate threshold.</w:t>
             </w:r>
           </w:p>
         </w:tc>
@@ -9462,7 +10250,7 @@
       <w:tr>
         <w:tc>
           <w:tcPr>
-            <w:tcW w:w="548" w:type="pct"/>
+            <w:tcW w:w="626" w:type="pct"/>
             <w:tcBorders>
               <w:top w:val="single" w:sz="4" w:space="0" w:color="auto"/>
               <w:left w:val="single" w:sz="4" w:space="0" w:color="auto"/>
@@ -9505,7 +10293,7 @@
         </w:tc>
         <w:tc>
           <w:tcPr>
-            <w:tcW w:w="629" w:type="pct"/>
+            <w:tcW w:w="551" w:type="pct"/>
             <w:tcBorders>
               <w:top w:val="single" w:sz="4" w:space="0" w:color="auto"/>
               <w:left w:val="single" w:sz="4" w:space="0" w:color="auto"/>
@@ -9557,7 +10345,89 @@
                 <w:lang w:val="en-US"/>
                 <w14:ligatures w14:val="none"/>
               </w:rPr>
-              <w:t>Test shall verify isValid() returns true when waypoints ‘y’ distance just above (0,001 tolerance) at DUPLICATE_THRESHOLD.</w:t>
+              <w:t xml:space="preserve">Test shall verify </w:t>
+            </w:r>
+            <w:proofErr w:type="spellStart"/>
+            <w:proofErr w:type="gramStart"/>
+            <w:r>
+              <w:rPr>
+                <w:rFonts w:ascii="Arial" w:eastAsia="Times New Roman" w:hAnsi="Arial" w:cs="Arial"/>
+                <w:bCs/>
+                <w:color w:val="000000"/>
+                <w:kern w:val="0"/>
+                <w:sz w:val="18"/>
+                <w:szCs w:val="20"/>
+                <w:lang w:val="en-US"/>
+                <w14:ligatures w14:val="none"/>
+              </w:rPr>
+              <w:t>isValid</w:t>
+            </w:r>
+            <w:proofErr w:type="spellEnd"/>
+            <w:r>
+              <w:rPr>
+                <w:rFonts w:ascii="Arial" w:eastAsia="Times New Roman" w:hAnsi="Arial" w:cs="Arial"/>
+                <w:bCs/>
+                <w:color w:val="000000"/>
+                <w:kern w:val="0"/>
+                <w:sz w:val="18"/>
+                <w:szCs w:val="20"/>
+                <w:lang w:val="en-US"/>
+                <w14:ligatures w14:val="none"/>
+              </w:rPr>
+              <w:t>(</w:t>
+            </w:r>
+            <w:proofErr w:type="gramEnd"/>
+            <w:r>
+              <w:rPr>
+                <w:rFonts w:ascii="Arial" w:eastAsia="Times New Roman" w:hAnsi="Arial" w:cs="Arial"/>
+                <w:bCs/>
+                <w:color w:val="000000"/>
+                <w:kern w:val="0"/>
+                <w:sz w:val="18"/>
+                <w:szCs w:val="20"/>
+                <w:lang w:val="en-US"/>
+                <w14:ligatures w14:val="none"/>
+              </w:rPr>
+              <w:t>) returns true when waypoints ‘y’ distance just above (0,0</w:t>
+            </w:r>
+            <w:r>
+              <w:rPr>
+                <w:rFonts w:ascii="Arial" w:eastAsia="Times New Roman" w:hAnsi="Arial" w:cs="Arial"/>
+                <w:bCs/>
+                <w:color w:val="000000"/>
+                <w:kern w:val="0"/>
+                <w:sz w:val="18"/>
+                <w:szCs w:val="20"/>
+                <w:lang w:val="en-US"/>
+                <w14:ligatures w14:val="none"/>
+              </w:rPr>
+              <w:t>0</w:t>
+            </w:r>
+            <w:r>
+              <w:rPr>
+                <w:rFonts w:ascii="Arial" w:eastAsia="Times New Roman" w:hAnsi="Arial" w:cs="Arial"/>
+                <w:bCs/>
+                <w:color w:val="000000"/>
+                <w:kern w:val="0"/>
+                <w:sz w:val="18"/>
+                <w:szCs w:val="20"/>
+                <w:lang w:val="en-US"/>
+                <w14:ligatures w14:val="none"/>
+              </w:rPr>
+              <w:t xml:space="preserve">01 tolerance) at </w:t>
+            </w:r>
+            <w:r>
+              <w:rPr>
+                <w:rFonts w:ascii="Arial" w:eastAsia="Times New Roman" w:hAnsi="Arial" w:cs="Arial"/>
+                <w:bCs/>
+                <w:color w:val="000000"/>
+                <w:kern w:val="0"/>
+                <w:sz w:val="18"/>
+                <w:szCs w:val="20"/>
+                <w:lang w:val="en-US"/>
+                <w14:ligatures w14:val="none"/>
+              </w:rPr>
+              <w:t>duplicate threshold.</w:t>
             </w:r>
           </w:p>
         </w:tc>
@@ -9565,7 +10435,7 @@
       <w:tr>
         <w:tc>
           <w:tcPr>
-            <w:tcW w:w="548" w:type="pct"/>
+            <w:tcW w:w="626" w:type="pct"/>
             <w:tcBorders>
               <w:top w:val="single" w:sz="4" w:space="0" w:color="auto"/>
               <w:left w:val="single" w:sz="4" w:space="0" w:color="auto"/>
@@ -9608,7 +10478,7 @@
         </w:tc>
         <w:tc>
           <w:tcPr>
-            <w:tcW w:w="629" w:type="pct"/>
+            <w:tcW w:w="551" w:type="pct"/>
             <w:tcBorders>
               <w:top w:val="single" w:sz="4" w:space="0" w:color="auto"/>
               <w:left w:val="single" w:sz="4" w:space="0" w:color="auto"/>
@@ -9660,7 +10530,89 @@
                 <w:lang w:val="en-US"/>
                 <w14:ligatures w14:val="none"/>
               </w:rPr>
-              <w:t>Test shall verify isValid() returns False when waypoints ‘y’ distance just below (0,001 tolerance) at DUPLICATE_THRESHOLD</w:t>
+              <w:t xml:space="preserve">Test shall verify </w:t>
+            </w:r>
+            <w:proofErr w:type="spellStart"/>
+            <w:proofErr w:type="gramStart"/>
+            <w:r>
+              <w:rPr>
+                <w:rFonts w:ascii="Arial" w:eastAsia="Times New Roman" w:hAnsi="Arial" w:cs="Arial"/>
+                <w:bCs/>
+                <w:color w:val="000000"/>
+                <w:kern w:val="0"/>
+                <w:sz w:val="18"/>
+                <w:szCs w:val="20"/>
+                <w:lang w:val="en-US"/>
+                <w14:ligatures w14:val="none"/>
+              </w:rPr>
+              <w:t>isValid</w:t>
+            </w:r>
+            <w:proofErr w:type="spellEnd"/>
+            <w:r>
+              <w:rPr>
+                <w:rFonts w:ascii="Arial" w:eastAsia="Times New Roman" w:hAnsi="Arial" w:cs="Arial"/>
+                <w:bCs/>
+                <w:color w:val="000000"/>
+                <w:kern w:val="0"/>
+                <w:sz w:val="18"/>
+                <w:szCs w:val="20"/>
+                <w:lang w:val="en-US"/>
+                <w14:ligatures w14:val="none"/>
+              </w:rPr>
+              <w:t>(</w:t>
+            </w:r>
+            <w:proofErr w:type="gramEnd"/>
+            <w:r>
+              <w:rPr>
+                <w:rFonts w:ascii="Arial" w:eastAsia="Times New Roman" w:hAnsi="Arial" w:cs="Arial"/>
+                <w:bCs/>
+                <w:color w:val="000000"/>
+                <w:kern w:val="0"/>
+                <w:sz w:val="18"/>
+                <w:szCs w:val="20"/>
+                <w:lang w:val="en-US"/>
+                <w14:ligatures w14:val="none"/>
+              </w:rPr>
+              <w:t>) returns False when waypoints ‘y’ distance just below (0,0</w:t>
+            </w:r>
+            <w:r>
+              <w:rPr>
+                <w:rFonts w:ascii="Arial" w:eastAsia="Times New Roman" w:hAnsi="Arial" w:cs="Arial"/>
+                <w:bCs/>
+                <w:color w:val="000000"/>
+                <w:kern w:val="0"/>
+                <w:sz w:val="18"/>
+                <w:szCs w:val="20"/>
+                <w:lang w:val="en-US"/>
+                <w14:ligatures w14:val="none"/>
+              </w:rPr>
+              <w:t>0</w:t>
+            </w:r>
+            <w:r>
+              <w:rPr>
+                <w:rFonts w:ascii="Arial" w:eastAsia="Times New Roman" w:hAnsi="Arial" w:cs="Arial"/>
+                <w:bCs/>
+                <w:color w:val="000000"/>
+                <w:kern w:val="0"/>
+                <w:sz w:val="18"/>
+                <w:szCs w:val="20"/>
+                <w:lang w:val="en-US"/>
+                <w14:ligatures w14:val="none"/>
+              </w:rPr>
+              <w:t xml:space="preserve">01 tolerance) at </w:t>
+            </w:r>
+            <w:r>
+              <w:rPr>
+                <w:rFonts w:ascii="Arial" w:eastAsia="Times New Roman" w:hAnsi="Arial" w:cs="Arial"/>
+                <w:bCs/>
+                <w:color w:val="000000"/>
+                <w:kern w:val="0"/>
+                <w:sz w:val="18"/>
+                <w:szCs w:val="20"/>
+                <w:lang w:val="en-US"/>
+                <w14:ligatures w14:val="none"/>
+              </w:rPr>
+              <w:t>duplicate threshold.</w:t>
             </w:r>
           </w:p>
         </w:tc>
@@ -9668,7 +10620,7 @@
       <w:tr>
         <w:tc>
           <w:tcPr>
-            <w:tcW w:w="548" w:type="pct"/>
+            <w:tcW w:w="626" w:type="pct"/>
             <w:tcBorders>
               <w:top w:val="single" w:sz="4" w:space="0" w:color="auto"/>
               <w:left w:val="single" w:sz="4" w:space="0" w:color="auto"/>
@@ -9733,7 +10685,7 @@
         </w:tc>
         <w:tc>
           <w:tcPr>
-            <w:tcW w:w="629" w:type="pct"/>
+            <w:tcW w:w="551" w:type="pct"/>
             <w:tcBorders>
               <w:top w:val="single" w:sz="4" w:space="0" w:color="auto"/>
               <w:left w:val="single" w:sz="4" w:space="0" w:color="auto"/>
@@ -9785,7 +10737,63 @@
                 <w:lang w:val="en-US"/>
                 <w14:ligatures w14:val="none"/>
               </w:rPr>
-              <w:t>Test shall verify Waypoint::defaultAltitude(CRUISE) returns 50.0</w:t>
+              <w:t xml:space="preserve">Test shall verify </w:t>
+            </w:r>
+            <w:proofErr w:type="gramStart"/>
+            <w:r>
+              <w:rPr>
+                <w:rFonts w:ascii="Arial" w:eastAsia="Times New Roman" w:hAnsi="Arial" w:cs="Arial"/>
+                <w:bCs/>
+                <w:color w:val="000000"/>
+                <w:kern w:val="0"/>
+                <w:sz w:val="18"/>
+                <w:szCs w:val="20"/>
+                <w:lang w:val="en-US"/>
+                <w14:ligatures w14:val="none"/>
+              </w:rPr>
+              <w:t>Waypoint::</w:t>
+            </w:r>
+            <w:proofErr w:type="spellStart"/>
+            <w:r>
+              <w:rPr>
+                <w:rFonts w:ascii="Arial" w:eastAsia="Times New Roman" w:hAnsi="Arial" w:cs="Arial"/>
+                <w:bCs/>
+                <w:color w:val="000000"/>
+                <w:kern w:val="0"/>
+                <w:sz w:val="18"/>
+                <w:szCs w:val="20"/>
+                <w:lang w:val="en-US"/>
+                <w14:ligatures w14:val="none"/>
+              </w:rPr>
+              <w:t>defaultAltitude</w:t>
+            </w:r>
+            <w:proofErr w:type="spellEnd"/>
+            <w:r>
+              <w:rPr>
+                <w:rFonts w:ascii="Arial" w:eastAsia="Times New Roman" w:hAnsi="Arial" w:cs="Arial"/>
+                <w:bCs/>
+                <w:color w:val="000000"/>
+                <w:kern w:val="0"/>
+                <w:sz w:val="18"/>
+                <w:szCs w:val="20"/>
+                <w:lang w:val="en-US"/>
+                <w14:ligatures w14:val="none"/>
+              </w:rPr>
+              <w:t>(</w:t>
+            </w:r>
+            <w:proofErr w:type="gramEnd"/>
+            <w:r>
+              <w:rPr>
+                <w:rFonts w:ascii="Arial" w:eastAsia="Times New Roman" w:hAnsi="Arial" w:cs="Arial"/>
+                <w:bCs/>
+                <w:color w:val="000000"/>
+                <w:kern w:val="0"/>
+                <w:sz w:val="18"/>
+                <w:szCs w:val="20"/>
+                <w:lang w:val="en-US"/>
+                <w14:ligatures w14:val="none"/>
+              </w:rPr>
+              <w:t>CRUISE) returns 50.0</w:t>
             </w:r>
           </w:p>
         </w:tc>
@@ -9793,7 +10801,7 @@
       <w:tr>
         <w:tc>
           <w:tcPr>
-            <w:tcW w:w="548" w:type="pct"/>
+            <w:tcW w:w="626" w:type="pct"/>
             <w:tcBorders>
               <w:top w:val="single" w:sz="4" w:space="0" w:color="auto"/>
               <w:left w:val="single" w:sz="4" w:space="0" w:color="auto"/>
@@ -9852,7 +10860,7 @@
         </w:tc>
         <w:tc>
           <w:tcPr>
-            <w:tcW w:w="629" w:type="pct"/>
+            <w:tcW w:w="551" w:type="pct"/>
             <w:tcBorders>
               <w:top w:val="single" w:sz="4" w:space="0" w:color="auto"/>
               <w:left w:val="single" w:sz="4" w:space="0" w:color="auto"/>
@@ -9904,7 +10912,63 @@
                 <w:lang w:val="en-US"/>
                 <w14:ligatures w14:val="none"/>
               </w:rPr>
-              <w:t>Test shall verify Waypoint::defaultAltitude(TAKEOFF) and (LAND) both return 0.0</w:t>
+              <w:t xml:space="preserve">Test shall verify </w:t>
+            </w:r>
+            <w:proofErr w:type="gramStart"/>
+            <w:r>
+              <w:rPr>
+                <w:rFonts w:ascii="Arial" w:eastAsia="Times New Roman" w:hAnsi="Arial" w:cs="Arial"/>
+                <w:bCs/>
+                <w:color w:val="000000"/>
+                <w:kern w:val="0"/>
+                <w:sz w:val="18"/>
+                <w:szCs w:val="20"/>
+                <w:lang w:val="en-US"/>
+                <w14:ligatures w14:val="none"/>
+              </w:rPr>
+              <w:t>Waypoint::</w:t>
+            </w:r>
+            <w:proofErr w:type="spellStart"/>
+            <w:r>
+              <w:rPr>
+                <w:rFonts w:ascii="Arial" w:eastAsia="Times New Roman" w:hAnsi="Arial" w:cs="Arial"/>
+                <w:bCs/>
+                <w:color w:val="000000"/>
+                <w:kern w:val="0"/>
+                <w:sz w:val="18"/>
+                <w:szCs w:val="20"/>
+                <w:lang w:val="en-US"/>
+                <w14:ligatures w14:val="none"/>
+              </w:rPr>
+              <w:t>defaultAltitude</w:t>
+            </w:r>
+            <w:proofErr w:type="spellEnd"/>
+            <w:r>
+              <w:rPr>
+                <w:rFonts w:ascii="Arial" w:eastAsia="Times New Roman" w:hAnsi="Arial" w:cs="Arial"/>
+                <w:bCs/>
+                <w:color w:val="000000"/>
+                <w:kern w:val="0"/>
+                <w:sz w:val="18"/>
+                <w:szCs w:val="20"/>
+                <w:lang w:val="en-US"/>
+                <w14:ligatures w14:val="none"/>
+              </w:rPr>
+              <w:t>(</w:t>
+            </w:r>
+            <w:proofErr w:type="gramEnd"/>
+            <w:r>
+              <w:rPr>
+                <w:rFonts w:ascii="Arial" w:eastAsia="Times New Roman" w:hAnsi="Arial" w:cs="Arial"/>
+                <w:bCs/>
+                <w:color w:val="000000"/>
+                <w:kern w:val="0"/>
+                <w:sz w:val="18"/>
+                <w:szCs w:val="20"/>
+                <w:lang w:val="en-US"/>
+                <w14:ligatures w14:val="none"/>
+              </w:rPr>
+              <w:t>TAKEOFF) and (LAND) both return 0.0</w:t>
             </w:r>
           </w:p>
         </w:tc>
@@ -9912,7 +10976,7 @@
       <w:tr>
         <w:tc>
           <w:tcPr>
-            <w:tcW w:w="548" w:type="pct"/>
+            <w:tcW w:w="626" w:type="pct"/>
             <w:tcBorders>
               <w:top w:val="single" w:sz="4" w:space="0" w:color="auto"/>
               <w:left w:val="single" w:sz="4" w:space="0" w:color="auto"/>
@@ -9963,7 +11027,7 @@
         </w:tc>
         <w:tc>
           <w:tcPr>
-            <w:tcW w:w="629" w:type="pct"/>
+            <w:tcW w:w="551" w:type="pct"/>
             <w:tcBorders>
               <w:top w:val="single" w:sz="4" w:space="0" w:color="auto"/>
               <w:left w:val="single" w:sz="4" w:space="0" w:color="auto"/>
@@ -10015,7 +11079,50 @@
                 <w:lang w:val="en-US"/>
                 <w14:ligatures w14:val="none"/>
               </w:rPr>
-              <w:t>Test shall verify buildTrajectory() places TAKEOFF at index 0 with first raw-point coordinates</w:t>
+              <w:t xml:space="preserve">Test shall verify </w:t>
+            </w:r>
+            <w:proofErr w:type="spellStart"/>
+            <w:proofErr w:type="gramStart"/>
+            <w:r>
+              <w:rPr>
+                <w:rFonts w:ascii="Arial" w:eastAsia="Times New Roman" w:hAnsi="Arial" w:cs="Arial"/>
+                <w:bCs/>
+                <w:color w:val="000000"/>
+                <w:kern w:val="0"/>
+                <w:sz w:val="18"/>
+                <w:szCs w:val="20"/>
+                <w:lang w:val="en-US"/>
+                <w14:ligatures w14:val="none"/>
+              </w:rPr>
+              <w:t>buildTrajectory</w:t>
+            </w:r>
+            <w:proofErr w:type="spellEnd"/>
+            <w:r>
+              <w:rPr>
+                <w:rFonts w:ascii="Arial" w:eastAsia="Times New Roman" w:hAnsi="Arial" w:cs="Arial"/>
+                <w:bCs/>
+                <w:color w:val="000000"/>
+                <w:kern w:val="0"/>
+                <w:sz w:val="18"/>
+                <w:szCs w:val="20"/>
+                <w:lang w:val="en-US"/>
+                <w14:ligatures w14:val="none"/>
+              </w:rPr>
+              <w:t>(</w:t>
+            </w:r>
+            <w:proofErr w:type="gramEnd"/>
+            <w:r>
+              <w:rPr>
+                <w:rFonts w:ascii="Arial" w:eastAsia="Times New Roman" w:hAnsi="Arial" w:cs="Arial"/>
+                <w:bCs/>
+                <w:color w:val="000000"/>
+                <w:kern w:val="0"/>
+                <w:sz w:val="18"/>
+                <w:szCs w:val="20"/>
+                <w:lang w:val="en-US"/>
+                <w14:ligatures w14:val="none"/>
+              </w:rPr>
+              <w:t>) places TAKEOFF at index 0 with first raw-point coordinates</w:t>
             </w:r>
           </w:p>
         </w:tc>
@@ -10023,7 +11130,7 @@
       <w:tr>
         <w:tc>
           <w:tcPr>
-            <w:tcW w:w="548" w:type="pct"/>
+            <w:tcW w:w="626" w:type="pct"/>
             <w:tcBorders>
               <w:top w:val="single" w:sz="4" w:space="0" w:color="auto"/>
               <w:left w:val="single" w:sz="4" w:space="0" w:color="auto"/>
@@ -10077,7 +11184,7 @@
         </w:tc>
         <w:tc>
           <w:tcPr>
-            <w:tcW w:w="629" w:type="pct"/>
+            <w:tcW w:w="551" w:type="pct"/>
             <w:tcBorders>
               <w:top w:val="single" w:sz="4" w:space="0" w:color="auto"/>
               <w:left w:val="single" w:sz="4" w:space="0" w:color="auto"/>
@@ -10129,7 +11236,50 @@
                 <w:lang w:val="en-US"/>
                 <w14:ligatures w14:val="none"/>
               </w:rPr>
-              <w:t>Test shall verify buildTrajectory() appends LAND at the last index with last raw-point coordinates</w:t>
+              <w:t xml:space="preserve">Test shall verify </w:t>
+            </w:r>
+            <w:proofErr w:type="spellStart"/>
+            <w:proofErr w:type="gramStart"/>
+            <w:r>
+              <w:rPr>
+                <w:rFonts w:ascii="Arial" w:eastAsia="Times New Roman" w:hAnsi="Arial" w:cs="Arial"/>
+                <w:bCs/>
+                <w:color w:val="000000"/>
+                <w:kern w:val="0"/>
+                <w:sz w:val="18"/>
+                <w:szCs w:val="20"/>
+                <w:lang w:val="en-US"/>
+                <w14:ligatures w14:val="none"/>
+              </w:rPr>
+              <w:t>buildTrajectory</w:t>
+            </w:r>
+            <w:proofErr w:type="spellEnd"/>
+            <w:r>
+              <w:rPr>
+                <w:rFonts w:ascii="Arial" w:eastAsia="Times New Roman" w:hAnsi="Arial" w:cs="Arial"/>
+                <w:bCs/>
+                <w:color w:val="000000"/>
+                <w:kern w:val="0"/>
+                <w:sz w:val="18"/>
+                <w:szCs w:val="20"/>
+                <w:lang w:val="en-US"/>
+                <w14:ligatures w14:val="none"/>
+              </w:rPr>
+              <w:t>(</w:t>
+            </w:r>
+            <w:proofErr w:type="gramEnd"/>
+            <w:r>
+              <w:rPr>
+                <w:rFonts w:ascii="Arial" w:eastAsia="Times New Roman" w:hAnsi="Arial" w:cs="Arial"/>
+                <w:bCs/>
+                <w:color w:val="000000"/>
+                <w:kern w:val="0"/>
+                <w:sz w:val="18"/>
+                <w:szCs w:val="20"/>
+                <w:lang w:val="en-US"/>
+                <w14:ligatures w14:val="none"/>
+              </w:rPr>
+              <w:t>) appends LAND at the last index with last raw-point coordinates</w:t>
             </w:r>
           </w:p>
         </w:tc>
@@ -10137,7 +11287,7 @@
       <w:tr>
         <w:tc>
           <w:tcPr>
-            <w:tcW w:w="548" w:type="pct"/>
+            <w:tcW w:w="626" w:type="pct"/>
             <w:tcBorders>
               <w:top w:val="single" w:sz="4" w:space="0" w:color="auto"/>
               <w:left w:val="single" w:sz="4" w:space="0" w:color="auto"/>
@@ -10151,6 +11301,7 @@
               <w:pStyle w:val="CellBody"/>
             </w:pPr>
             <w:r>
+              <w:lastRenderedPageBreak/>
               <w:t>TEST-0</w:t>
             </w:r>
             <w:r>
@@ -10180,7 +11331,7 @@
         </w:tc>
         <w:tc>
           <w:tcPr>
-            <w:tcW w:w="629" w:type="pct"/>
+            <w:tcW w:w="551" w:type="pct"/>
             <w:tcBorders>
               <w:top w:val="single" w:sz="4" w:space="0" w:color="auto"/>
               <w:left w:val="single" w:sz="4" w:space="0" w:color="auto"/>
@@ -10232,7 +11383,50 @@
                 <w:lang w:val="en-US"/>
                 <w14:ligatures w14:val="none"/>
               </w:rPr>
-              <w:t>Test shall verify buildTrajectory() order: TAKEOFF then CRUISE(s) then LAND</w:t>
+              <w:t xml:space="preserve">Test shall verify </w:t>
+            </w:r>
+            <w:proofErr w:type="spellStart"/>
+            <w:proofErr w:type="gramStart"/>
+            <w:r>
+              <w:rPr>
+                <w:rFonts w:ascii="Arial" w:eastAsia="Times New Roman" w:hAnsi="Arial" w:cs="Arial"/>
+                <w:bCs/>
+                <w:color w:val="000000"/>
+                <w:kern w:val="0"/>
+                <w:sz w:val="18"/>
+                <w:szCs w:val="20"/>
+                <w:lang w:val="en-US"/>
+                <w14:ligatures w14:val="none"/>
+              </w:rPr>
+              <w:t>buildTrajectory</w:t>
+            </w:r>
+            <w:proofErr w:type="spellEnd"/>
+            <w:r>
+              <w:rPr>
+                <w:rFonts w:ascii="Arial" w:eastAsia="Times New Roman" w:hAnsi="Arial" w:cs="Arial"/>
+                <w:bCs/>
+                <w:color w:val="000000"/>
+                <w:kern w:val="0"/>
+                <w:sz w:val="18"/>
+                <w:szCs w:val="20"/>
+                <w:lang w:val="en-US"/>
+                <w14:ligatures w14:val="none"/>
+              </w:rPr>
+              <w:t>(</w:t>
+            </w:r>
+            <w:proofErr w:type="gramEnd"/>
+            <w:r>
+              <w:rPr>
+                <w:rFonts w:ascii="Arial" w:eastAsia="Times New Roman" w:hAnsi="Arial" w:cs="Arial"/>
+                <w:bCs/>
+                <w:color w:val="000000"/>
+                <w:kern w:val="0"/>
+                <w:sz w:val="18"/>
+                <w:szCs w:val="20"/>
+                <w:lang w:val="en-US"/>
+                <w14:ligatures w14:val="none"/>
+              </w:rPr>
+              <w:t>) order: TAKEOFF then CRUISE(s) then LAND</w:t>
             </w:r>
           </w:p>
         </w:tc>
@@ -10240,7 +11434,7 @@
       <w:tr>
         <w:tc>
           <w:tcPr>
-            <w:tcW w:w="548" w:type="pct"/>
+            <w:tcW w:w="626" w:type="pct"/>
             <w:tcBorders>
               <w:top w:val="single" w:sz="4" w:space="0" w:color="auto"/>
               <w:left w:val="single" w:sz="4" w:space="0" w:color="auto"/>
@@ -10254,7 +11448,6 @@
               <w:pStyle w:val="CellBody"/>
             </w:pPr>
             <w:r>
-              <w:lastRenderedPageBreak/>
               <w:t>TEST-0</w:t>
             </w:r>
             <w:r>
@@ -10284,7 +11477,7 @@
         </w:tc>
         <w:tc>
           <w:tcPr>
-            <w:tcW w:w="629" w:type="pct"/>
+            <w:tcW w:w="551" w:type="pct"/>
             <w:tcBorders>
               <w:top w:val="single" w:sz="4" w:space="0" w:color="auto"/>
               <w:left w:val="single" w:sz="4" w:space="0" w:color="auto"/>
@@ -10344,7 +11537,7 @@
       <w:tr>
         <w:tc>
           <w:tcPr>
-            <w:tcW w:w="548" w:type="pct"/>
+            <w:tcW w:w="626" w:type="pct"/>
             <w:tcBorders>
               <w:top w:val="single" w:sz="4" w:space="0" w:color="auto"/>
               <w:left w:val="single" w:sz="4" w:space="0" w:color="auto"/>
@@ -10387,7 +11580,7 @@
         </w:tc>
         <w:tc>
           <w:tcPr>
-            <w:tcW w:w="629" w:type="pct"/>
+            <w:tcW w:w="551" w:type="pct"/>
             <w:tcBorders>
               <w:top w:val="single" w:sz="4" w:space="0" w:color="auto"/>
               <w:left w:val="single" w:sz="4" w:space="0" w:color="auto"/>
@@ -10447,7 +11640,7 @@
       <w:tr>
         <w:tc>
           <w:tcPr>
-            <w:tcW w:w="548" w:type="pct"/>
+            <w:tcW w:w="626" w:type="pct"/>
             <w:tcBorders>
               <w:top w:val="single" w:sz="4" w:space="0" w:color="auto"/>
               <w:left w:val="single" w:sz="4" w:space="0" w:color="auto"/>
@@ -10509,7 +11702,7 @@
         </w:tc>
         <w:tc>
           <w:tcPr>
-            <w:tcW w:w="629" w:type="pct"/>
+            <w:tcW w:w="551" w:type="pct"/>
             <w:tcBorders>
               <w:top w:val="single" w:sz="4" w:space="0" w:color="auto"/>
               <w:left w:val="single" w:sz="4" w:space="0" w:color="auto"/>
@@ -10569,7 +11762,7 @@
       <w:tr>
         <w:tc>
           <w:tcPr>
-            <w:tcW w:w="548" w:type="pct"/>
+            <w:tcW w:w="626" w:type="pct"/>
             <w:tcBorders>
               <w:top w:val="single" w:sz="4" w:space="0" w:color="auto"/>
               <w:left w:val="single" w:sz="4" w:space="0" w:color="auto"/>
@@ -10631,7 +11824,7 @@
         </w:tc>
         <w:tc>
           <w:tcPr>
-            <w:tcW w:w="629" w:type="pct"/>
+            <w:tcW w:w="551" w:type="pct"/>
             <w:tcBorders>
               <w:top w:val="single" w:sz="4" w:space="0" w:color="auto"/>
               <w:left w:val="single" w:sz="4" w:space="0" w:color="auto"/>
@@ -10683,7 +11876,50 @@
                 <w:lang w:val="en-US"/>
                 <w14:ligatures w14:val="none"/>
               </w:rPr>
-              <w:t>Test shall verify validationError() returns a non-empty string for too few waypoints</w:t>
+              <w:t xml:space="preserve">Test shall verify </w:t>
+            </w:r>
+            <w:proofErr w:type="spellStart"/>
+            <w:proofErr w:type="gramStart"/>
+            <w:r>
+              <w:rPr>
+                <w:rFonts w:ascii="Arial" w:eastAsia="Times New Roman" w:hAnsi="Arial" w:cs="Arial"/>
+                <w:bCs/>
+                <w:color w:val="000000"/>
+                <w:kern w:val="0"/>
+                <w:sz w:val="18"/>
+                <w:szCs w:val="20"/>
+                <w:lang w:val="en-US"/>
+                <w14:ligatures w14:val="none"/>
+              </w:rPr>
+              <w:t>validationError</w:t>
+            </w:r>
+            <w:proofErr w:type="spellEnd"/>
+            <w:r>
+              <w:rPr>
+                <w:rFonts w:ascii="Arial" w:eastAsia="Times New Roman" w:hAnsi="Arial" w:cs="Arial"/>
+                <w:bCs/>
+                <w:color w:val="000000"/>
+                <w:kern w:val="0"/>
+                <w:sz w:val="18"/>
+                <w:szCs w:val="20"/>
+                <w:lang w:val="en-US"/>
+                <w14:ligatures w14:val="none"/>
+              </w:rPr>
+              <w:t>(</w:t>
+            </w:r>
+            <w:proofErr w:type="gramEnd"/>
+            <w:r>
+              <w:rPr>
+                <w:rFonts w:ascii="Arial" w:eastAsia="Times New Roman" w:hAnsi="Arial" w:cs="Arial"/>
+                <w:bCs/>
+                <w:color w:val="000000"/>
+                <w:kern w:val="0"/>
+                <w:sz w:val="18"/>
+                <w:szCs w:val="20"/>
+                <w:lang w:val="en-US"/>
+                <w14:ligatures w14:val="none"/>
+              </w:rPr>
+              <w:t>) returns a non-empty string for too few waypoints</w:t>
             </w:r>
           </w:p>
         </w:tc>
@@ -10691,7 +11927,7 @@
       <w:tr>
         <w:tc>
           <w:tcPr>
-            <w:tcW w:w="548" w:type="pct"/>
+            <w:tcW w:w="626" w:type="pct"/>
             <w:tcBorders>
               <w:top w:val="single" w:sz="4" w:space="0" w:color="auto"/>
               <w:left w:val="single" w:sz="4" w:space="0" w:color="auto"/>
@@ -10753,7 +11989,7 @@
         </w:tc>
         <w:tc>
           <w:tcPr>
-            <w:tcW w:w="629" w:type="pct"/>
+            <w:tcW w:w="551" w:type="pct"/>
             <w:tcBorders>
               <w:top w:val="single" w:sz="4" w:space="0" w:color="auto"/>
               <w:left w:val="single" w:sz="4" w:space="0" w:color="auto"/>
@@ -10805,7 +12041,50 @@
                 <w:lang w:val="en-US"/>
                 <w14:ligatures w14:val="none"/>
               </w:rPr>
-              <w:t>Test shall verify validationError() returns a non-empty string for duplicate waypoints</w:t>
+              <w:t xml:space="preserve">Test shall verify </w:t>
+            </w:r>
+            <w:proofErr w:type="spellStart"/>
+            <w:proofErr w:type="gramStart"/>
+            <w:r>
+              <w:rPr>
+                <w:rFonts w:ascii="Arial" w:eastAsia="Times New Roman" w:hAnsi="Arial" w:cs="Arial"/>
+                <w:bCs/>
+                <w:color w:val="000000"/>
+                <w:kern w:val="0"/>
+                <w:sz w:val="18"/>
+                <w:szCs w:val="20"/>
+                <w:lang w:val="en-US"/>
+                <w14:ligatures w14:val="none"/>
+              </w:rPr>
+              <w:t>validationError</w:t>
+            </w:r>
+            <w:proofErr w:type="spellEnd"/>
+            <w:r>
+              <w:rPr>
+                <w:rFonts w:ascii="Arial" w:eastAsia="Times New Roman" w:hAnsi="Arial" w:cs="Arial"/>
+                <w:bCs/>
+                <w:color w:val="000000"/>
+                <w:kern w:val="0"/>
+                <w:sz w:val="18"/>
+                <w:szCs w:val="20"/>
+                <w:lang w:val="en-US"/>
+                <w14:ligatures w14:val="none"/>
+              </w:rPr>
+              <w:t>(</w:t>
+            </w:r>
+            <w:proofErr w:type="gramEnd"/>
+            <w:r>
+              <w:rPr>
+                <w:rFonts w:ascii="Arial" w:eastAsia="Times New Roman" w:hAnsi="Arial" w:cs="Arial"/>
+                <w:bCs/>
+                <w:color w:val="000000"/>
+                <w:kern w:val="0"/>
+                <w:sz w:val="18"/>
+                <w:szCs w:val="20"/>
+                <w:lang w:val="en-US"/>
+                <w14:ligatures w14:val="none"/>
+              </w:rPr>
+              <w:t>) returns a non-empty string for duplicate waypoints</w:t>
             </w:r>
           </w:p>
         </w:tc>
@@ -10813,7 +12092,7 @@
       <w:tr>
         <w:tc>
           <w:tcPr>
-            <w:tcW w:w="548" w:type="pct"/>
+            <w:tcW w:w="626" w:type="pct"/>
             <w:tcBorders>
               <w:top w:val="single" w:sz="4" w:space="0" w:color="auto"/>
               <w:left w:val="single" w:sz="4" w:space="0" w:color="auto"/>
@@ -10875,7 +12154,7 @@
         </w:tc>
         <w:tc>
           <w:tcPr>
-            <w:tcW w:w="629" w:type="pct"/>
+            <w:tcW w:w="551" w:type="pct"/>
             <w:tcBorders>
               <w:top w:val="single" w:sz="4" w:space="0" w:color="auto"/>
               <w:left w:val="single" w:sz="4" w:space="0" w:color="auto"/>
@@ -10927,7 +12206,50 @@
                 <w:lang w:val="en-US"/>
                 <w14:ligatures w14:val="none"/>
               </w:rPr>
-              <w:t>Test shall verify validationError() returns empty string when mission is valid</w:t>
+              <w:t xml:space="preserve">Test shall verify </w:t>
+            </w:r>
+            <w:proofErr w:type="spellStart"/>
+            <w:proofErr w:type="gramStart"/>
+            <w:r>
+              <w:rPr>
+                <w:rFonts w:ascii="Arial" w:eastAsia="Times New Roman" w:hAnsi="Arial" w:cs="Arial"/>
+                <w:bCs/>
+                <w:color w:val="000000"/>
+                <w:kern w:val="0"/>
+                <w:sz w:val="18"/>
+                <w:szCs w:val="20"/>
+                <w:lang w:val="en-US"/>
+                <w14:ligatures w14:val="none"/>
+              </w:rPr>
+              <w:t>validationError</w:t>
+            </w:r>
+            <w:proofErr w:type="spellEnd"/>
+            <w:r>
+              <w:rPr>
+                <w:rFonts w:ascii="Arial" w:eastAsia="Times New Roman" w:hAnsi="Arial" w:cs="Arial"/>
+                <w:bCs/>
+                <w:color w:val="000000"/>
+                <w:kern w:val="0"/>
+                <w:sz w:val="18"/>
+                <w:szCs w:val="20"/>
+                <w:lang w:val="en-US"/>
+                <w14:ligatures w14:val="none"/>
+              </w:rPr>
+              <w:t>(</w:t>
+            </w:r>
+            <w:proofErr w:type="gramEnd"/>
+            <w:r>
+              <w:rPr>
+                <w:rFonts w:ascii="Arial" w:eastAsia="Times New Roman" w:hAnsi="Arial" w:cs="Arial"/>
+                <w:bCs/>
+                <w:color w:val="000000"/>
+                <w:kern w:val="0"/>
+                <w:sz w:val="18"/>
+                <w:szCs w:val="20"/>
+                <w:lang w:val="en-US"/>
+                <w14:ligatures w14:val="none"/>
+              </w:rPr>
+              <w:t>) returns empty string when mission is valid</w:t>
             </w:r>
           </w:p>
         </w:tc>
@@ -10935,7 +12257,7 @@
       <w:tr>
         <w:tc>
           <w:tcPr>
-            <w:tcW w:w="548" w:type="pct"/>
+            <w:tcW w:w="626" w:type="pct"/>
             <w:tcBorders>
               <w:top w:val="single" w:sz="4" w:space="0" w:color="auto"/>
               <w:left w:val="single" w:sz="4" w:space="0" w:color="auto"/>
@@ -10997,7 +12319,7 @@
         </w:tc>
         <w:tc>
           <w:tcPr>
-            <w:tcW w:w="629" w:type="pct"/>
+            <w:tcW w:w="551" w:type="pct"/>
             <w:tcBorders>
               <w:top w:val="single" w:sz="4" w:space="0" w:color="auto"/>
               <w:left w:val="single" w:sz="4" w:space="0" w:color="auto"/>
@@ -11049,7 +12371,93 @@
                 <w:lang w:val="en-US"/>
                 <w14:ligatures w14:val="none"/>
               </w:rPr>
-              <w:t>Test shall verify addWaypoint() increases rawPoints() count by 1</w:t>
+              <w:t xml:space="preserve">Test shall verify </w:t>
+            </w:r>
+            <w:proofErr w:type="spellStart"/>
+            <w:proofErr w:type="gramStart"/>
+            <w:r>
+              <w:rPr>
+                <w:rFonts w:ascii="Arial" w:eastAsia="Times New Roman" w:hAnsi="Arial" w:cs="Arial"/>
+                <w:bCs/>
+                <w:color w:val="000000"/>
+                <w:kern w:val="0"/>
+                <w:sz w:val="18"/>
+                <w:szCs w:val="20"/>
+                <w:lang w:val="en-US"/>
+                <w14:ligatures w14:val="none"/>
+              </w:rPr>
+              <w:t>addWaypoint</w:t>
+            </w:r>
+            <w:proofErr w:type="spellEnd"/>
+            <w:r>
+              <w:rPr>
+                <w:rFonts w:ascii="Arial" w:eastAsia="Times New Roman" w:hAnsi="Arial" w:cs="Arial"/>
+                <w:bCs/>
+                <w:color w:val="000000"/>
+                <w:kern w:val="0"/>
+                <w:sz w:val="18"/>
+                <w:szCs w:val="20"/>
+                <w:lang w:val="en-US"/>
+                <w14:ligatures w14:val="none"/>
+              </w:rPr>
+              <w:t>(</w:t>
+            </w:r>
+            <w:proofErr w:type="gramEnd"/>
+            <w:r>
+              <w:rPr>
+                <w:rFonts w:ascii="Arial" w:eastAsia="Times New Roman" w:hAnsi="Arial" w:cs="Arial"/>
+                <w:bCs/>
+                <w:color w:val="000000"/>
+                <w:kern w:val="0"/>
+                <w:sz w:val="18"/>
+                <w:szCs w:val="20"/>
+                <w:lang w:val="en-US"/>
+                <w14:ligatures w14:val="none"/>
+              </w:rPr>
+              <w:t xml:space="preserve">) increases </w:t>
+            </w:r>
+            <w:proofErr w:type="spellStart"/>
+            <w:proofErr w:type="gramStart"/>
+            <w:r>
+              <w:rPr>
+                <w:rFonts w:ascii="Arial" w:eastAsia="Times New Roman" w:hAnsi="Arial" w:cs="Arial"/>
+                <w:bCs/>
+                <w:color w:val="000000"/>
+                <w:kern w:val="0"/>
+                <w:sz w:val="18"/>
+                <w:szCs w:val="20"/>
+                <w:lang w:val="en-US"/>
+                <w14:ligatures w14:val="none"/>
+              </w:rPr>
+              <w:t>rawPoints</w:t>
+            </w:r>
+            <w:proofErr w:type="spellEnd"/>
+            <w:r>
+              <w:rPr>
+                <w:rFonts w:ascii="Arial" w:eastAsia="Times New Roman" w:hAnsi="Arial" w:cs="Arial"/>
+                <w:bCs/>
+                <w:color w:val="000000"/>
+                <w:kern w:val="0"/>
+                <w:sz w:val="18"/>
+                <w:szCs w:val="20"/>
+                <w:lang w:val="en-US"/>
+                <w14:ligatures w14:val="none"/>
+              </w:rPr>
+              <w:t>(</w:t>
+            </w:r>
+            <w:proofErr w:type="gramEnd"/>
+            <w:r>
+              <w:rPr>
+                <w:rFonts w:ascii="Arial" w:eastAsia="Times New Roman" w:hAnsi="Arial" w:cs="Arial"/>
+                <w:bCs/>
+                <w:color w:val="000000"/>
+                <w:kern w:val="0"/>
+                <w:sz w:val="18"/>
+                <w:szCs w:val="20"/>
+                <w:lang w:val="en-US"/>
+                <w14:ligatures w14:val="none"/>
+              </w:rPr>
+              <w:t>) count by 1</w:t>
             </w:r>
           </w:p>
         </w:tc>
@@ -11057,7 +12465,7 @@
       <w:tr>
         <w:tc>
           <w:tcPr>
-            <w:tcW w:w="548" w:type="pct"/>
+            <w:tcW w:w="626" w:type="pct"/>
             <w:tcBorders>
               <w:top w:val="single" w:sz="4" w:space="0" w:color="auto"/>
               <w:left w:val="single" w:sz="4" w:space="0" w:color="auto"/>
@@ -11108,7 +12516,7 @@
         </w:tc>
         <w:tc>
           <w:tcPr>
-            <w:tcW w:w="629" w:type="pct"/>
+            <w:tcW w:w="551" w:type="pct"/>
             <w:tcBorders>
               <w:top w:val="single" w:sz="4" w:space="0" w:color="auto"/>
               <w:left w:val="single" w:sz="4" w:space="0" w:color="auto"/>
@@ -11141,7 +12549,33 @@
               <w:pStyle w:val="CellBody"/>
             </w:pPr>
             <w:r>
-              <w:t>Test shall verify removeLastWaypoint() decreases rawPoints() count by 1</w:t>
+              <w:t xml:space="preserve">Test shall verify </w:t>
+            </w:r>
+            <w:proofErr w:type="spellStart"/>
+            <w:proofErr w:type="gramStart"/>
+            <w:r>
+              <w:t>removeLastWaypoint</w:t>
+            </w:r>
+            <w:proofErr w:type="spellEnd"/>
+            <w:r>
+              <w:t>(</w:t>
+            </w:r>
+            <w:proofErr w:type="gramEnd"/>
+            <w:r>
+              <w:t xml:space="preserve">) decreases </w:t>
+            </w:r>
+            <w:proofErr w:type="spellStart"/>
+            <w:proofErr w:type="gramStart"/>
+            <w:r>
+              <w:t>rawPoints</w:t>
+            </w:r>
+            <w:proofErr w:type="spellEnd"/>
+            <w:r>
+              <w:t>(</w:t>
+            </w:r>
+            <w:proofErr w:type="gramEnd"/>
+            <w:r>
+              <w:t>) count by 1</w:t>
             </w:r>
           </w:p>
         </w:tc>
@@ -11149,7 +12583,7 @@
       <w:tr>
         <w:tc>
           <w:tcPr>
-            <w:tcW w:w="548" w:type="pct"/>
+            <w:tcW w:w="626" w:type="pct"/>
             <w:tcBorders>
               <w:top w:val="single" w:sz="4" w:space="0" w:color="auto"/>
               <w:left w:val="single" w:sz="4" w:space="0" w:color="auto"/>
@@ -11238,7 +12672,7 @@
         </w:tc>
         <w:tc>
           <w:tcPr>
-            <w:tcW w:w="629" w:type="pct"/>
+            <w:tcW w:w="551" w:type="pct"/>
             <w:tcBorders>
               <w:top w:val="single" w:sz="4" w:space="0" w:color="auto"/>
               <w:left w:val="single" w:sz="4" w:space="0" w:color="auto"/>
@@ -11290,7 +12724,35 @@
                 <w:lang w:val="en-US"/>
                 <w14:ligatures w14:val="none"/>
               </w:rPr>
-              <w:t>Test shall verify clear() empties the mission to 0 waypoints.</w:t>
+              <w:t xml:space="preserve">Test shall verify </w:t>
+            </w:r>
+            <w:proofErr w:type="gramStart"/>
+            <w:r>
+              <w:rPr>
+                <w:rFonts w:ascii="Arial" w:eastAsia="Times New Roman" w:hAnsi="Arial" w:cs="Arial"/>
+                <w:bCs/>
+                <w:color w:val="000000"/>
+                <w:kern w:val="0"/>
+                <w:sz w:val="18"/>
+                <w:szCs w:val="20"/>
+                <w:lang w:val="en-US"/>
+                <w14:ligatures w14:val="none"/>
+              </w:rPr>
+              <w:t>clear(</w:t>
+            </w:r>
+            <w:proofErr w:type="gramEnd"/>
+            <w:r>
+              <w:rPr>
+                <w:rFonts w:ascii="Arial" w:eastAsia="Times New Roman" w:hAnsi="Arial" w:cs="Arial"/>
+                <w:bCs/>
+                <w:color w:val="000000"/>
+                <w:kern w:val="0"/>
+                <w:sz w:val="18"/>
+                <w:szCs w:val="20"/>
+                <w:lang w:val="en-US"/>
+                <w14:ligatures w14:val="none"/>
+              </w:rPr>
+              <w:t>) empties the mission to 0 waypoints.</w:t>
             </w:r>
           </w:p>
         </w:tc>
@@ -11553,8 +13015,47 @@
             <w:pPr>
               <w:pStyle w:val="CellBody"/>
             </w:pPr>
-            <w:r>
-              <w:t>MissionManager::addWaypoint(), MapEngine::mousePressEvent()</w:t>
+            <w:proofErr w:type="spellStart"/>
+            <w:proofErr w:type="gramStart"/>
+            <w:r>
+              <w:t>MissionManager</w:t>
+            </w:r>
+            <w:proofErr w:type="spellEnd"/>
+            <w:r>
+              <w:t>::</w:t>
+            </w:r>
+            <w:proofErr w:type="spellStart"/>
+            <w:r>
+              <w:t>addWaypoint</w:t>
+            </w:r>
+            <w:proofErr w:type="spellEnd"/>
+            <w:r>
+              <w:t>(</w:t>
+            </w:r>
+            <w:proofErr w:type="gramEnd"/>
+            <w:r>
+              <w:t xml:space="preserve">), </w:t>
+            </w:r>
+            <w:proofErr w:type="spellStart"/>
+            <w:proofErr w:type="gramStart"/>
+            <w:r>
+              <w:t>MapEngine</w:t>
+            </w:r>
+            <w:proofErr w:type="spellEnd"/>
+            <w:r>
+              <w:t>::</w:t>
+            </w:r>
+            <w:proofErr w:type="spellStart"/>
+            <w:r>
+              <w:t>mousePressEvent</w:t>
+            </w:r>
+            <w:proofErr w:type="spellEnd"/>
+            <w:r>
+              <w:t>(</w:t>
+            </w:r>
+            <w:proofErr w:type="gramEnd"/>
+            <w:r>
+              <w:t>)</w:t>
             </w:r>
           </w:p>
         </w:tc>
@@ -11602,8 +13103,26 @@
             <w:pPr>
               <w:pStyle w:val="CellBody"/>
             </w:pPr>
-            <w:r>
-              <w:t>MissionManager::buildTrajectory()</w:t>
+            <w:proofErr w:type="spellStart"/>
+            <w:proofErr w:type="gramStart"/>
+            <w:r>
+              <w:t>MissionManager</w:t>
+            </w:r>
+            <w:proofErr w:type="spellEnd"/>
+            <w:r>
+              <w:t>::</w:t>
+            </w:r>
+            <w:proofErr w:type="spellStart"/>
+            <w:r>
+              <w:t>buildTrajectory</w:t>
+            </w:r>
+            <w:proofErr w:type="spellEnd"/>
+            <w:r>
+              <w:t>(</w:t>
+            </w:r>
+            <w:proofErr w:type="gramEnd"/>
+            <w:r>
+              <w:t>)</w:t>
             </w:r>
           </w:p>
         </w:tc>
@@ -11646,8 +13165,34 @@
             <w:pPr>
               <w:pStyle w:val="CellBody"/>
             </w:pPr>
-            <w:r>
-              <w:t>Waypoint::defaultAltitude(), buildTrajectory()</w:t>
+            <w:proofErr w:type="gramStart"/>
+            <w:r>
+              <w:t>Waypoint::</w:t>
+            </w:r>
+            <w:proofErr w:type="spellStart"/>
+            <w:r>
+              <w:t>defaultAltitude</w:t>
+            </w:r>
+            <w:proofErr w:type="spellEnd"/>
+            <w:r>
+              <w:t>(</w:t>
+            </w:r>
+            <w:proofErr w:type="gramEnd"/>
+            <w:r>
+              <w:t xml:space="preserve">), </w:t>
+            </w:r>
+            <w:proofErr w:type="spellStart"/>
+            <w:proofErr w:type="gramStart"/>
+            <w:r>
+              <w:t>buildTrajectory</w:t>
+            </w:r>
+            <w:proofErr w:type="spellEnd"/>
+            <w:r>
+              <w:t>(</w:t>
+            </w:r>
+            <w:proofErr w:type="gramEnd"/>
+            <w:r>
+              <w:t>)</w:t>
             </w:r>
           </w:p>
         </w:tc>
@@ -11690,8 +13235,39 @@
             <w:pPr>
               <w:pStyle w:val="CellBody"/>
             </w:pPr>
-            <w:r>
-              <w:t>MissionManager::isValid(), validationError()</w:t>
+            <w:proofErr w:type="spellStart"/>
+            <w:proofErr w:type="gramStart"/>
+            <w:r>
+              <w:t>MissionManager</w:t>
+            </w:r>
+            <w:proofErr w:type="spellEnd"/>
+            <w:r>
+              <w:t>::</w:t>
+            </w:r>
+            <w:proofErr w:type="spellStart"/>
+            <w:r>
+              <w:t>isValid</w:t>
+            </w:r>
+            <w:proofErr w:type="spellEnd"/>
+            <w:r>
+              <w:t>(</w:t>
+            </w:r>
+            <w:proofErr w:type="gramEnd"/>
+            <w:r>
+              <w:t xml:space="preserve">), </w:t>
+            </w:r>
+            <w:proofErr w:type="spellStart"/>
+            <w:proofErr w:type="gramStart"/>
+            <w:r>
+              <w:t>validationError</w:t>
+            </w:r>
+            <w:proofErr w:type="spellEnd"/>
+            <w:r>
+              <w:t>(</w:t>
+            </w:r>
+            <w:proofErr w:type="gramEnd"/>
+            <w:r>
+              <w:t>)</w:t>
             </w:r>
           </w:p>
         </w:tc>
@@ -11705,7 +13281,15 @@
               <w:pStyle w:val="CellBody"/>
             </w:pPr>
             <w:r>
-              <w:t>TEST-001 to TEST-011, TR-014..TR-016</w:t>
+              <w:t>TEST-001 to TEST-011, TR-</w:t>
+            </w:r>
+            <w:proofErr w:type="gramStart"/>
+            <w:r>
+              <w:t>014..</w:t>
+            </w:r>
+            <w:proofErr w:type="gramEnd"/>
+            <w:r>
+              <w:t>TR-016</w:t>
             </w:r>
           </w:p>
         </w:tc>
@@ -11734,8 +13318,26 @@
             <w:pPr>
               <w:pStyle w:val="CellBody"/>
             </w:pPr>
-            <w:r>
-              <w:t>MainWindow::onUpload()</w:t>
+            <w:proofErr w:type="spellStart"/>
+            <w:proofErr w:type="gramStart"/>
+            <w:r>
+              <w:t>MainWindow</w:t>
+            </w:r>
+            <w:proofErr w:type="spellEnd"/>
+            <w:r>
+              <w:t>::</w:t>
+            </w:r>
+            <w:proofErr w:type="spellStart"/>
+            <w:r>
+              <w:t>onUpload</w:t>
+            </w:r>
+            <w:proofErr w:type="spellEnd"/>
+            <w:r>
+              <w:t>(</w:t>
+            </w:r>
+            <w:proofErr w:type="gramEnd"/>
+            <w:r>
+              <w:t>)</w:t>
             </w:r>
           </w:p>
         </w:tc>
@@ -11749,7 +13351,15 @@
               <w:pStyle w:val="CellBody"/>
             </w:pPr>
             <w:r>
-              <w:t>TEST-014,TEST-015, TEST-016</w:t>
+              <w:t>TEST-</w:t>
+            </w:r>
+            <w:proofErr w:type="gramStart"/>
+            <w:r>
+              <w:t>014,TEST</w:t>
+            </w:r>
+            <w:proofErr w:type="gramEnd"/>
+            <w:r>
+              <w:t>-015, TEST-016</w:t>
             </w:r>
           </w:p>
         </w:tc>
@@ -11778,8 +13388,13 @@
             <w:pPr>
               <w:pStyle w:val="CellBody"/>
             </w:pPr>
-            <w:r>
-              <w:t>MapEngine (GUI)</w:t>
+            <w:proofErr w:type="spellStart"/>
+            <w:r>
+              <w:t>MapEngine</w:t>
+            </w:r>
+            <w:proofErr w:type="spellEnd"/>
+            <w:r>
+              <w:t xml:space="preserve"> (GUI)</w:t>
             </w:r>
           </w:p>
         </w:tc>
@@ -11961,20 +13576,36 @@
               <w:rPr>
                 <w:lang w:val="en-IN"/>
               </w:rPr>
-              <w:t>Git repository setup (.git)</w:t>
-            </w:r>
+              <w:t>Git repository setup (.git</w:t>
+            </w:r>
+            <w:proofErr w:type="gramStart"/>
             <w:r>
               <w:rPr>
                 <w:lang w:val="en-IN"/>
               </w:rPr>
+              <w:t>)</w:t>
+            </w:r>
+            <w:r>
+              <w:rPr>
+                <w:lang w:val="en-IN"/>
+              </w:rPr>
               <w:t xml:space="preserve"> </w:t>
             </w:r>
             <w:r>
               <w:rPr>
                 <w:lang w:val="en-IN"/>
               </w:rPr>
-              <w:t>.gitignore</w:t>
-            </w:r>
+              <w:t>.</w:t>
+            </w:r>
+            <w:proofErr w:type="spellStart"/>
+            <w:r>
+              <w:rPr>
+                <w:lang w:val="en-IN"/>
+              </w:rPr>
+              <w:t>gitignore</w:t>
+            </w:r>
+            <w:proofErr w:type="spellEnd"/>
+            <w:proofErr w:type="gramEnd"/>
           </w:p>
         </w:tc>
         <w:tc>
@@ -12019,8 +13650,39 @@
             <w:pPr>
               <w:pStyle w:val="CellBody"/>
             </w:pPr>
-            <w:r>
-              <w:t>MapEngine::MapEngine(), drawGrid() [SDD-020]</w:t>
+            <w:proofErr w:type="spellStart"/>
+            <w:proofErr w:type="gramStart"/>
+            <w:r>
+              <w:t>MapEngine</w:t>
+            </w:r>
+            <w:proofErr w:type="spellEnd"/>
+            <w:r>
+              <w:t>::</w:t>
+            </w:r>
+            <w:proofErr w:type="spellStart"/>
+            <w:r>
+              <w:t>MapEngine</w:t>
+            </w:r>
+            <w:proofErr w:type="spellEnd"/>
+            <w:r>
+              <w:t>(</w:t>
+            </w:r>
+            <w:proofErr w:type="gramEnd"/>
+            <w:r>
+              <w:t xml:space="preserve">), </w:t>
+            </w:r>
+            <w:proofErr w:type="spellStart"/>
+            <w:proofErr w:type="gramStart"/>
+            <w:r>
+              <w:t>drawGrid</w:t>
+            </w:r>
+            <w:proofErr w:type="spellEnd"/>
+            <w:r>
+              <w:t>(</w:t>
+            </w:r>
+            <w:proofErr w:type="gramEnd"/>
+            <w:r>
+              <w:t>) [SDD-020]</w:t>
             </w:r>
           </w:p>
         </w:tc>
@@ -12063,8 +13725,26 @@
             <w:pPr>
               <w:pStyle w:val="CellBody"/>
             </w:pPr>
-            <w:r>
-              <w:t>MapEngine::mousePressEvent() [SDD-021]</w:t>
+            <w:proofErr w:type="spellStart"/>
+            <w:proofErr w:type="gramStart"/>
+            <w:r>
+              <w:t>MapEngine</w:t>
+            </w:r>
+            <w:proofErr w:type="spellEnd"/>
+            <w:r>
+              <w:t>::</w:t>
+            </w:r>
+            <w:proofErr w:type="spellStart"/>
+            <w:r>
+              <w:t>mousePressEvent</w:t>
+            </w:r>
+            <w:proofErr w:type="spellEnd"/>
+            <w:r>
+              <w:t>(</w:t>
+            </w:r>
+            <w:proofErr w:type="gramEnd"/>
+            <w:r>
+              <w:t>) [SDD-021]</w:t>
             </w:r>
           </w:p>
         </w:tc>
@@ -12107,8 +13787,26 @@
             <w:pPr>
               <w:pStyle w:val="CellBody"/>
             </w:pPr>
-            <w:r>
-              <w:t>MapEngine::redrawLines() [SDD-022]</w:t>
+            <w:proofErr w:type="spellStart"/>
+            <w:proofErr w:type="gramStart"/>
+            <w:r>
+              <w:t>MapEngine</w:t>
+            </w:r>
+            <w:proofErr w:type="spellEnd"/>
+            <w:r>
+              <w:t>::</w:t>
+            </w:r>
+            <w:proofErr w:type="spellStart"/>
+            <w:r>
+              <w:t>redrawLines</w:t>
+            </w:r>
+            <w:proofErr w:type="spellEnd"/>
+            <w:r>
+              <w:t>(</w:t>
+            </w:r>
+            <w:proofErr w:type="gramEnd"/>
+            <w:r>
+              <w:t>) [SDD-022]</w:t>
             </w:r>
           </w:p>
         </w:tc>
@@ -12151,8 +13849,26 @@
             <w:pPr>
               <w:pStyle w:val="CellBody"/>
             </w:pPr>
-            <w:r>
-              <w:t>MapEngine::refreshColors() [SDD-023]</w:t>
+            <w:proofErr w:type="spellStart"/>
+            <w:proofErr w:type="gramStart"/>
+            <w:r>
+              <w:t>MapEngine</w:t>
+            </w:r>
+            <w:proofErr w:type="spellEnd"/>
+            <w:r>
+              <w:t>::</w:t>
+            </w:r>
+            <w:proofErr w:type="spellStart"/>
+            <w:r>
+              <w:t>refreshColors</w:t>
+            </w:r>
+            <w:proofErr w:type="spellEnd"/>
+            <w:r>
+              <w:t>(</w:t>
+            </w:r>
+            <w:proofErr w:type="gramEnd"/>
+            <w:r>
+              <w:t>) [SDD-023]</w:t>
             </w:r>
           </w:p>
         </w:tc>
@@ -12195,8 +13911,26 @@
             <w:pPr>
               <w:pStyle w:val="CellBody"/>
             </w:pPr>
-            <w:r>
-              <w:t>MapEngine::removeLastWaypoint() [SDD-024]</w:t>
+            <w:proofErr w:type="spellStart"/>
+            <w:proofErr w:type="gramStart"/>
+            <w:r>
+              <w:t>MapEngine</w:t>
+            </w:r>
+            <w:proofErr w:type="spellEnd"/>
+            <w:r>
+              <w:t>::</w:t>
+            </w:r>
+            <w:proofErr w:type="spellStart"/>
+            <w:r>
+              <w:t>removeLastWaypoint</w:t>
+            </w:r>
+            <w:proofErr w:type="spellEnd"/>
+            <w:r>
+              <w:t>(</w:t>
+            </w:r>
+            <w:proofErr w:type="gramEnd"/>
+            <w:r>
+              <w:t>) [SDD-024]</w:t>
             </w:r>
           </w:p>
         </w:tc>
@@ -12239,8 +13973,39 @@
             <w:pPr>
               <w:pStyle w:val="CellBody"/>
             </w:pPr>
-            <w:r>
-              <w:t>MapEngine::clearAll() [SDD-025], MissionManager::clear()</w:t>
+            <w:proofErr w:type="spellStart"/>
+            <w:proofErr w:type="gramStart"/>
+            <w:r>
+              <w:t>MapEngine</w:t>
+            </w:r>
+            <w:proofErr w:type="spellEnd"/>
+            <w:r>
+              <w:t>::</w:t>
+            </w:r>
+            <w:proofErr w:type="spellStart"/>
+            <w:r>
+              <w:t>clearAll</w:t>
+            </w:r>
+            <w:proofErr w:type="spellEnd"/>
+            <w:r>
+              <w:t>(</w:t>
+            </w:r>
+            <w:proofErr w:type="gramEnd"/>
+            <w:r>
+              <w:t xml:space="preserve">) [SDD-025], </w:t>
+            </w:r>
+            <w:proofErr w:type="spellStart"/>
+            <w:proofErr w:type="gramStart"/>
+            <w:r>
+              <w:t>MissionManager</w:t>
+            </w:r>
+            <w:proofErr w:type="spellEnd"/>
+            <w:r>
+              <w:t>::clear(</w:t>
+            </w:r>
+            <w:proofErr w:type="gramEnd"/>
+            <w:r>
+              <w:t>)</w:t>
             </w:r>
           </w:p>
         </w:tc>
@@ -12283,8 +14048,34 @@
             <w:pPr>
               <w:pStyle w:val="CellBody"/>
             </w:pPr>
-            <w:r>
-              <w:t>MainWindow::updateStatus() [SDD-051..054]</w:t>
+            <w:proofErr w:type="spellStart"/>
+            <w:proofErr w:type="gramStart"/>
+            <w:r>
+              <w:t>MainWindow</w:t>
+            </w:r>
+            <w:proofErr w:type="spellEnd"/>
+            <w:r>
+              <w:t>::</w:t>
+            </w:r>
+            <w:proofErr w:type="spellStart"/>
+            <w:r>
+              <w:t>updateStatus</w:t>
+            </w:r>
+            <w:proofErr w:type="spellEnd"/>
+            <w:r>
+              <w:t>(</w:t>
+            </w:r>
+            <w:proofErr w:type="gramEnd"/>
+            <w:r>
+              <w:t>) [SDD-</w:t>
+            </w:r>
+            <w:proofErr w:type="gramStart"/>
+            <w:r>
+              <w:t>051..</w:t>
+            </w:r>
+            <w:proofErr w:type="gramEnd"/>
+            <w:r>
+              <w:t>054]</w:t>
             </w:r>
           </w:p>
         </w:tc>
@@ -12327,8 +14118,21 @@
             <w:pPr>
               <w:pStyle w:val="CellBody"/>
             </w:pPr>
-            <w:r>
-              <w:t>Waypoint struct [SDD-001]</w:t>
+            <w:proofErr w:type="gramStart"/>
+            <w:r>
+              <w:t>Waypoint</w:t>
+            </w:r>
+            <w:proofErr w:type="gramEnd"/>
+            <w:r>
+              <w:t xml:space="preserve"> </w:t>
+            </w:r>
+            <w:proofErr w:type="gramStart"/>
+            <w:r>
+              <w:t>struct</w:t>
+            </w:r>
+            <w:proofErr w:type="gramEnd"/>
+            <w:r>
+              <w:t xml:space="preserve"> [SDD-001]</w:t>
             </w:r>
           </w:p>
         </w:tc>
@@ -12371,8 +14175,26 @@
             <w:pPr>
               <w:pStyle w:val="CellBody"/>
             </w:pPr>
-            <w:r>
-              <w:t>MissionManager::buildTrajectory() [SDD-012]</w:t>
+            <w:proofErr w:type="spellStart"/>
+            <w:proofErr w:type="gramStart"/>
+            <w:r>
+              <w:t>MissionManager</w:t>
+            </w:r>
+            <w:proofErr w:type="spellEnd"/>
+            <w:r>
+              <w:t>::</w:t>
+            </w:r>
+            <w:proofErr w:type="spellStart"/>
+            <w:r>
+              <w:t>buildTrajectory</w:t>
+            </w:r>
+            <w:proofErr w:type="spellEnd"/>
+            <w:r>
+              <w:t>(</w:t>
+            </w:r>
+            <w:proofErr w:type="gramEnd"/>
+            <w:r>
+              <w:t>) [SDD-012]</w:t>
             </w:r>
           </w:p>
         </w:tc>
@@ -12415,8 +14237,26 @@
             <w:pPr>
               <w:pStyle w:val="CellBody"/>
             </w:pPr>
-            <w:r>
-              <w:t>MissionManager::buildTrajectory() [SDD-013]</w:t>
+            <w:proofErr w:type="spellStart"/>
+            <w:proofErr w:type="gramStart"/>
+            <w:r>
+              <w:t>MissionManager</w:t>
+            </w:r>
+            <w:proofErr w:type="spellEnd"/>
+            <w:r>
+              <w:t>::</w:t>
+            </w:r>
+            <w:proofErr w:type="spellStart"/>
+            <w:r>
+              <w:t>buildTrajectory</w:t>
+            </w:r>
+            <w:proofErr w:type="spellEnd"/>
+            <w:r>
+              <w:t>(</w:t>
+            </w:r>
+            <w:proofErr w:type="gramEnd"/>
+            <w:r>
+              <w:t>) [SDD-013]</w:t>
             </w:r>
           </w:p>
         </w:tc>
@@ -12459,8 +14299,21 @@
             <w:pPr>
               <w:pStyle w:val="CellBody"/>
             </w:pPr>
-            <w:r>
-              <w:t>Waypoint::defaultAltitude() [SDD-003]</w:t>
+            <w:proofErr w:type="gramStart"/>
+            <w:r>
+              <w:t>Waypoint::</w:t>
+            </w:r>
+            <w:proofErr w:type="spellStart"/>
+            <w:r>
+              <w:t>defaultAltitude</w:t>
+            </w:r>
+            <w:proofErr w:type="spellEnd"/>
+            <w:r>
+              <w:t>(</w:t>
+            </w:r>
+            <w:proofErr w:type="gramEnd"/>
+            <w:r>
+              <w:t>) [SDD-003]</w:t>
             </w:r>
           </w:p>
         </w:tc>
@@ -12503,8 +14356,26 @@
             <w:pPr>
               <w:pStyle w:val="CellBody"/>
             </w:pPr>
-            <w:r>
-              <w:t>MissionManager::isValid() [SDD-010]</w:t>
+            <w:proofErr w:type="spellStart"/>
+            <w:proofErr w:type="gramStart"/>
+            <w:r>
+              <w:t>MissionManager</w:t>
+            </w:r>
+            <w:proofErr w:type="spellEnd"/>
+            <w:r>
+              <w:t>::</w:t>
+            </w:r>
+            <w:proofErr w:type="spellStart"/>
+            <w:r>
+              <w:t>isValid</w:t>
+            </w:r>
+            <w:proofErr w:type="spellEnd"/>
+            <w:r>
+              <w:t>(</w:t>
+            </w:r>
+            <w:proofErr w:type="gramEnd"/>
+            <w:r>
+              <w:t>) [SDD-010]</w:t>
             </w:r>
           </w:p>
         </w:tc>
@@ -12547,8 +14418,26 @@
             <w:pPr>
               <w:pStyle w:val="CellBody"/>
             </w:pPr>
-            <w:r>
-              <w:t>MissionManager::isValid() [SDD-011]</w:t>
+            <w:proofErr w:type="spellStart"/>
+            <w:proofErr w:type="gramStart"/>
+            <w:r>
+              <w:t>MissionManager</w:t>
+            </w:r>
+            <w:proofErr w:type="spellEnd"/>
+            <w:r>
+              <w:t>::</w:t>
+            </w:r>
+            <w:proofErr w:type="spellStart"/>
+            <w:r>
+              <w:t>isValid</w:t>
+            </w:r>
+            <w:proofErr w:type="spellEnd"/>
+            <w:r>
+              <w:t>(</w:t>
+            </w:r>
+            <w:proofErr w:type="gramEnd"/>
+            <w:r>
+              <w:t>) [SDD-011]</w:t>
             </w:r>
           </w:p>
         </w:tc>
@@ -12591,8 +14480,26 @@
             <w:pPr>
               <w:pStyle w:val="CellBody"/>
             </w:pPr>
-            <w:r>
-              <w:t>MainWindow::onUpload() [SDD-030, SDD-032]</w:t>
+            <w:proofErr w:type="spellStart"/>
+            <w:proofErr w:type="gramStart"/>
+            <w:r>
+              <w:t>MainWindow</w:t>
+            </w:r>
+            <w:proofErr w:type="spellEnd"/>
+            <w:r>
+              <w:t>::</w:t>
+            </w:r>
+            <w:proofErr w:type="spellStart"/>
+            <w:r>
+              <w:t>onUpload</w:t>
+            </w:r>
+            <w:proofErr w:type="spellEnd"/>
+            <w:r>
+              <w:t>(</w:t>
+            </w:r>
+            <w:proofErr w:type="gramEnd"/>
+            <w:r>
+              <w:t>) [SDD-030, SDD-032]</w:t>
             </w:r>
           </w:p>
         </w:tc>
@@ -12635,8 +14542,26 @@
             <w:pPr>
               <w:pStyle w:val="CellBody"/>
             </w:pPr>
-            <w:r>
-              <w:t>MainWindow::onUpload() [SDD-031]</w:t>
+            <w:proofErr w:type="spellStart"/>
+            <w:proofErr w:type="gramStart"/>
+            <w:r>
+              <w:t>MainWindow</w:t>
+            </w:r>
+            <w:proofErr w:type="spellEnd"/>
+            <w:r>
+              <w:t>::</w:t>
+            </w:r>
+            <w:proofErr w:type="spellStart"/>
+            <w:r>
+              <w:t>onUpload</w:t>
+            </w:r>
+            <w:proofErr w:type="spellEnd"/>
+            <w:r>
+              <w:t>(</w:t>
+            </w:r>
+            <w:proofErr w:type="gramEnd"/>
+            <w:r>
+              <w:t>) [SDD-031]</w:t>
             </w:r>
           </w:p>
         </w:tc>
@@ -12679,8 +14604,26 @@
             <w:pPr>
               <w:pStyle w:val="CellBody"/>
             </w:pPr>
-            <w:r>
-              <w:t>MissionManager::buildTrajectory() [SDD-014]</w:t>
+            <w:proofErr w:type="spellStart"/>
+            <w:proofErr w:type="gramStart"/>
+            <w:r>
+              <w:t>MissionManager</w:t>
+            </w:r>
+            <w:proofErr w:type="spellEnd"/>
+            <w:r>
+              <w:t>::</w:t>
+            </w:r>
+            <w:proofErr w:type="spellStart"/>
+            <w:r>
+              <w:t>buildTrajectory</w:t>
+            </w:r>
+            <w:proofErr w:type="spellEnd"/>
+            <w:r>
+              <w:t>(</w:t>
+            </w:r>
+            <w:proofErr w:type="gramEnd"/>
+            <w:r>
+              <w:t>) [SDD-014]</w:t>
             </w:r>
           </w:p>
         </w:tc>
@@ -12723,8 +14666,13 @@
             <w:pPr>
               <w:pStyle w:val="CellBody"/>
             </w:pPr>
-            <w:r>
-              <w:t>Waypoint.h: struct Waypoint</w:t>
+            <w:proofErr w:type="spellStart"/>
+            <w:r>
+              <w:t>Waypoint.h</w:t>
+            </w:r>
+            <w:proofErr w:type="spellEnd"/>
+            <w:r>
+              <w:t>: struct Waypoint</w:t>
             </w:r>
           </w:p>
         </w:tc>
@@ -12767,9 +14715,27 @@
             <w:pPr>
               <w:pStyle w:val="CellBody"/>
             </w:pPr>
-            <w:r>
-              <w:t>Waypoint.h: enum class WaypointType</w:t>
-            </w:r>
+            <w:proofErr w:type="spellStart"/>
+            <w:r>
+              <w:t>Waypoint.h</w:t>
+            </w:r>
+            <w:proofErr w:type="spellEnd"/>
+            <w:r>
+              <w:t xml:space="preserve">: </w:t>
+            </w:r>
+            <w:proofErr w:type="spellStart"/>
+            <w:r>
+              <w:t>enum</w:t>
+            </w:r>
+            <w:proofErr w:type="spellEnd"/>
+            <w:r>
+              <w:t xml:space="preserve"> class </w:t>
+            </w:r>
+            <w:proofErr w:type="spellStart"/>
+            <w:r>
+              <w:t>WaypointType</w:t>
+            </w:r>
+            <w:proofErr w:type="spellEnd"/>
           </w:p>
         </w:tc>
         <w:tc>
@@ -12811,8 +14777,21 @@
             <w:pPr>
               <w:pStyle w:val="CellBody"/>
             </w:pPr>
-            <w:r>
-              <w:t>Waypoint::defaultAltitude()</w:t>
+            <w:proofErr w:type="gramStart"/>
+            <w:r>
+              <w:t>Waypoint::</w:t>
+            </w:r>
+            <w:proofErr w:type="spellStart"/>
+            <w:r>
+              <w:t>defaultAltitude</w:t>
+            </w:r>
+            <w:proofErr w:type="spellEnd"/>
+            <w:r>
+              <w:t>(</w:t>
+            </w:r>
+            <w:proofErr w:type="gramEnd"/>
+            <w:r>
+              <w:t>)</w:t>
             </w:r>
           </w:p>
         </w:tc>
@@ -12855,8 +14834,21 @@
             <w:pPr>
               <w:pStyle w:val="CellBody"/>
             </w:pPr>
-            <w:r>
-              <w:t>Waypoint::defaultAltitude()</w:t>
+            <w:proofErr w:type="gramStart"/>
+            <w:r>
+              <w:t>Waypoint::</w:t>
+            </w:r>
+            <w:proofErr w:type="spellStart"/>
+            <w:r>
+              <w:t>defaultAltitude</w:t>
+            </w:r>
+            <w:proofErr w:type="spellEnd"/>
+            <w:r>
+              <w:t>(</w:t>
+            </w:r>
+            <w:proofErr w:type="gramEnd"/>
+            <w:r>
+              <w:t>)</w:t>
             </w:r>
           </w:p>
         </w:tc>
@@ -12900,8 +14892,21 @@
             <w:pPr>
               <w:pStyle w:val="CellBody"/>
             </w:pPr>
-            <w:r>
-              <w:t>Waypoint::defaultAltitude()</w:t>
+            <w:proofErr w:type="gramStart"/>
+            <w:r>
+              <w:t>Waypoint::</w:t>
+            </w:r>
+            <w:proofErr w:type="spellStart"/>
+            <w:r>
+              <w:t>defaultAltitude</w:t>
+            </w:r>
+            <w:proofErr w:type="spellEnd"/>
+            <w:r>
+              <w:t>(</w:t>
+            </w:r>
+            <w:proofErr w:type="gramEnd"/>
+            <w:r>
+              <w:t>)</w:t>
             </w:r>
           </w:p>
         </w:tc>
@@ -12944,8 +14949,26 @@
             <w:pPr>
               <w:pStyle w:val="CellBody"/>
             </w:pPr>
-            <w:r>
-              <w:t>MissionManager::isValid()</w:t>
+            <w:proofErr w:type="spellStart"/>
+            <w:proofErr w:type="gramStart"/>
+            <w:r>
+              <w:t>MissionManager</w:t>
+            </w:r>
+            <w:proofErr w:type="spellEnd"/>
+            <w:r>
+              <w:t>::</w:t>
+            </w:r>
+            <w:proofErr w:type="spellStart"/>
+            <w:r>
+              <w:t>isValid</w:t>
+            </w:r>
+            <w:proofErr w:type="spellEnd"/>
+            <w:r>
+              <w:t>(</w:t>
+            </w:r>
+            <w:proofErr w:type="gramEnd"/>
+            <w:r>
+              <w:t>)</w:t>
             </w:r>
           </w:p>
         </w:tc>
@@ -12988,8 +15011,26 @@
             <w:pPr>
               <w:pStyle w:val="CellBody"/>
             </w:pPr>
-            <w:r>
-              <w:t>MissionManager::isValid()</w:t>
+            <w:proofErr w:type="spellStart"/>
+            <w:proofErr w:type="gramStart"/>
+            <w:r>
+              <w:t>MissionManager</w:t>
+            </w:r>
+            <w:proofErr w:type="spellEnd"/>
+            <w:r>
+              <w:t>::</w:t>
+            </w:r>
+            <w:proofErr w:type="spellStart"/>
+            <w:r>
+              <w:t>isValid</w:t>
+            </w:r>
+            <w:proofErr w:type="spellEnd"/>
+            <w:r>
+              <w:t>(</w:t>
+            </w:r>
+            <w:proofErr w:type="gramEnd"/>
+            <w:r>
+              <w:t>)</w:t>
             </w:r>
           </w:p>
         </w:tc>
@@ -13032,8 +15073,26 @@
             <w:pPr>
               <w:pStyle w:val="CellBody"/>
             </w:pPr>
-            <w:r>
-              <w:t>MissionManager::buildTrajectory()</w:t>
+            <w:proofErr w:type="spellStart"/>
+            <w:proofErr w:type="gramStart"/>
+            <w:r>
+              <w:t>MissionManager</w:t>
+            </w:r>
+            <w:proofErr w:type="spellEnd"/>
+            <w:r>
+              <w:t>::</w:t>
+            </w:r>
+            <w:proofErr w:type="spellStart"/>
+            <w:r>
+              <w:t>buildTrajectory</w:t>
+            </w:r>
+            <w:proofErr w:type="spellEnd"/>
+            <w:r>
+              <w:t>(</w:t>
+            </w:r>
+            <w:proofErr w:type="gramEnd"/>
+            <w:r>
+              <w:t>)</w:t>
             </w:r>
           </w:p>
         </w:tc>
@@ -13076,8 +15135,26 @@
             <w:pPr>
               <w:pStyle w:val="CellBody"/>
             </w:pPr>
-            <w:r>
-              <w:t>MissionManager::buildTrajectory()</w:t>
+            <w:proofErr w:type="spellStart"/>
+            <w:proofErr w:type="gramStart"/>
+            <w:r>
+              <w:t>MissionManager</w:t>
+            </w:r>
+            <w:proofErr w:type="spellEnd"/>
+            <w:r>
+              <w:t>::</w:t>
+            </w:r>
+            <w:proofErr w:type="spellStart"/>
+            <w:r>
+              <w:t>buildTrajectory</w:t>
+            </w:r>
+            <w:proofErr w:type="spellEnd"/>
+            <w:r>
+              <w:t>(</w:t>
+            </w:r>
+            <w:proofErr w:type="gramEnd"/>
+            <w:r>
+              <w:t>)</w:t>
             </w:r>
           </w:p>
         </w:tc>
@@ -13120,8 +15197,26 @@
             <w:pPr>
               <w:pStyle w:val="CellBody"/>
             </w:pPr>
-            <w:r>
-              <w:t>MissionManager::validationError()</w:t>
+            <w:proofErr w:type="spellStart"/>
+            <w:proofErr w:type="gramStart"/>
+            <w:r>
+              <w:t>MissionManager</w:t>
+            </w:r>
+            <w:proofErr w:type="spellEnd"/>
+            <w:r>
+              <w:t>::</w:t>
+            </w:r>
+            <w:proofErr w:type="spellStart"/>
+            <w:r>
+              <w:t>validationError</w:t>
+            </w:r>
+            <w:proofErr w:type="spellEnd"/>
+            <w:r>
+              <w:t>(</w:t>
+            </w:r>
+            <w:proofErr w:type="gramEnd"/>
+            <w:r>
+              <w:t>)</w:t>
             </w:r>
           </w:p>
         </w:tc>
@@ -13164,8 +15259,34 @@
             <w:pPr>
               <w:pStyle w:val="CellBody"/>
             </w:pPr>
-            <w:r>
-              <w:t>MapEngine ctor / drawGrid()</w:t>
+            <w:proofErr w:type="spellStart"/>
+            <w:r>
+              <w:t>MapEngine</w:t>
+            </w:r>
+            <w:proofErr w:type="spellEnd"/>
+            <w:r>
+              <w:t xml:space="preserve"> </w:t>
+            </w:r>
+            <w:proofErr w:type="spellStart"/>
+            <w:r>
+              <w:t>ctor</w:t>
+            </w:r>
+            <w:proofErr w:type="spellEnd"/>
+            <w:r>
+              <w:t xml:space="preserve"> / </w:t>
+            </w:r>
+            <w:proofErr w:type="spellStart"/>
+            <w:proofErr w:type="gramStart"/>
+            <w:r>
+              <w:t>drawGrid</w:t>
+            </w:r>
+            <w:proofErr w:type="spellEnd"/>
+            <w:r>
+              <w:t>(</w:t>
+            </w:r>
+            <w:proofErr w:type="gramEnd"/>
+            <w:r>
+              <w:t>)</w:t>
             </w:r>
           </w:p>
         </w:tc>
@@ -13208,8 +15329,39 @@
             <w:pPr>
               <w:pStyle w:val="CellBody"/>
             </w:pPr>
-            <w:r>
-              <w:t>MapEngine::mousePressEvent(), wheelEvent()</w:t>
+            <w:proofErr w:type="spellStart"/>
+            <w:proofErr w:type="gramStart"/>
+            <w:r>
+              <w:t>MapEngine</w:t>
+            </w:r>
+            <w:proofErr w:type="spellEnd"/>
+            <w:r>
+              <w:t>::</w:t>
+            </w:r>
+            <w:proofErr w:type="spellStart"/>
+            <w:r>
+              <w:t>mousePressEvent</w:t>
+            </w:r>
+            <w:proofErr w:type="spellEnd"/>
+            <w:r>
+              <w:t>(</w:t>
+            </w:r>
+            <w:proofErr w:type="gramEnd"/>
+            <w:r>
+              <w:t xml:space="preserve">), </w:t>
+            </w:r>
+            <w:proofErr w:type="spellStart"/>
+            <w:proofErr w:type="gramStart"/>
+            <w:r>
+              <w:t>wheelEvent</w:t>
+            </w:r>
+            <w:proofErr w:type="spellEnd"/>
+            <w:r>
+              <w:t>(</w:t>
+            </w:r>
+            <w:proofErr w:type="gramEnd"/>
+            <w:r>
+              <w:t>)</w:t>
             </w:r>
           </w:p>
         </w:tc>
@@ -13252,8 +15404,26 @@
             <w:pPr>
               <w:pStyle w:val="CellBody"/>
             </w:pPr>
-            <w:r>
-              <w:t>MapEngine::redrawLines()</w:t>
+            <w:proofErr w:type="spellStart"/>
+            <w:proofErr w:type="gramStart"/>
+            <w:r>
+              <w:t>MapEngine</w:t>
+            </w:r>
+            <w:proofErr w:type="spellEnd"/>
+            <w:r>
+              <w:t>::</w:t>
+            </w:r>
+            <w:proofErr w:type="spellStart"/>
+            <w:r>
+              <w:t>redrawLines</w:t>
+            </w:r>
+            <w:proofErr w:type="spellEnd"/>
+            <w:r>
+              <w:t>(</w:t>
+            </w:r>
+            <w:proofErr w:type="gramEnd"/>
+            <w:r>
+              <w:t>)</w:t>
             </w:r>
           </w:p>
         </w:tc>
@@ -13296,8 +15466,26 @@
             <w:pPr>
               <w:pStyle w:val="CellBody"/>
             </w:pPr>
-            <w:r>
-              <w:t>MapEngine::refreshColors()</w:t>
+            <w:proofErr w:type="spellStart"/>
+            <w:proofErr w:type="gramStart"/>
+            <w:r>
+              <w:t>MapEngine</w:t>
+            </w:r>
+            <w:proofErr w:type="spellEnd"/>
+            <w:r>
+              <w:t>::</w:t>
+            </w:r>
+            <w:proofErr w:type="spellStart"/>
+            <w:r>
+              <w:t>refreshColors</w:t>
+            </w:r>
+            <w:proofErr w:type="spellEnd"/>
+            <w:r>
+              <w:t>(</w:t>
+            </w:r>
+            <w:proofErr w:type="gramEnd"/>
+            <w:r>
+              <w:t>)</w:t>
             </w:r>
           </w:p>
         </w:tc>
@@ -13340,8 +15528,26 @@
             <w:pPr>
               <w:pStyle w:val="CellBody"/>
             </w:pPr>
-            <w:r>
-              <w:t>MapEngine::removeLastWaypoint()</w:t>
+            <w:proofErr w:type="spellStart"/>
+            <w:proofErr w:type="gramStart"/>
+            <w:r>
+              <w:t>MapEngine</w:t>
+            </w:r>
+            <w:proofErr w:type="spellEnd"/>
+            <w:r>
+              <w:t>::</w:t>
+            </w:r>
+            <w:proofErr w:type="spellStart"/>
+            <w:r>
+              <w:t>removeLastWaypoint</w:t>
+            </w:r>
+            <w:proofErr w:type="spellEnd"/>
+            <w:r>
+              <w:t>(</w:t>
+            </w:r>
+            <w:proofErr w:type="gramEnd"/>
+            <w:r>
+              <w:t>)</w:t>
             </w:r>
           </w:p>
         </w:tc>
@@ -13384,8 +15590,26 @@
             <w:pPr>
               <w:pStyle w:val="CellBody"/>
             </w:pPr>
-            <w:r>
-              <w:t>MapEngine::clearAll()</w:t>
+            <w:proofErr w:type="spellStart"/>
+            <w:proofErr w:type="gramStart"/>
+            <w:r>
+              <w:t>MapEngine</w:t>
+            </w:r>
+            <w:proofErr w:type="spellEnd"/>
+            <w:r>
+              <w:t>::</w:t>
+            </w:r>
+            <w:proofErr w:type="spellStart"/>
+            <w:r>
+              <w:t>clearAll</w:t>
+            </w:r>
+            <w:proofErr w:type="spellEnd"/>
+            <w:r>
+              <w:t>(</w:t>
+            </w:r>
+            <w:proofErr w:type="gramEnd"/>
+            <w:r>
+              <w:t>)</w:t>
             </w:r>
           </w:p>
         </w:tc>
@@ -13428,8 +15652,26 @@
             <w:pPr>
               <w:pStyle w:val="CellBody"/>
             </w:pPr>
-            <w:r>
-              <w:t>MainWindow::onUpload()</w:t>
+            <w:proofErr w:type="spellStart"/>
+            <w:proofErr w:type="gramStart"/>
+            <w:r>
+              <w:t>MainWindow</w:t>
+            </w:r>
+            <w:proofErr w:type="spellEnd"/>
+            <w:r>
+              <w:t>::</w:t>
+            </w:r>
+            <w:proofErr w:type="spellStart"/>
+            <w:r>
+              <w:t>onUpload</w:t>
+            </w:r>
+            <w:proofErr w:type="spellEnd"/>
+            <w:r>
+              <w:t>(</w:t>
+            </w:r>
+            <w:proofErr w:type="gramEnd"/>
+            <w:r>
+              <w:t>)</w:t>
             </w:r>
           </w:p>
         </w:tc>
@@ -13472,8 +15714,26 @@
             <w:pPr>
               <w:pStyle w:val="CellBody"/>
             </w:pPr>
-            <w:r>
-              <w:t>MainWindow::onUpload()</w:t>
+            <w:proofErr w:type="spellStart"/>
+            <w:proofErr w:type="gramStart"/>
+            <w:r>
+              <w:t>MainWindow</w:t>
+            </w:r>
+            <w:proofErr w:type="spellEnd"/>
+            <w:r>
+              <w:t>::</w:t>
+            </w:r>
+            <w:proofErr w:type="spellStart"/>
+            <w:r>
+              <w:t>onUpload</w:t>
+            </w:r>
+            <w:proofErr w:type="spellEnd"/>
+            <w:r>
+              <w:t>(</w:t>
+            </w:r>
+            <w:proofErr w:type="gramEnd"/>
+            <w:r>
+              <w:t>)</w:t>
             </w:r>
           </w:p>
         </w:tc>
@@ -13516,8 +15776,26 @@
             <w:pPr>
               <w:pStyle w:val="CellBody"/>
             </w:pPr>
-            <w:r>
-              <w:t>MainWindow::onUpload()</w:t>
+            <w:proofErr w:type="spellStart"/>
+            <w:proofErr w:type="gramStart"/>
+            <w:r>
+              <w:t>MainWindow</w:t>
+            </w:r>
+            <w:proofErr w:type="spellEnd"/>
+            <w:r>
+              <w:t>::</w:t>
+            </w:r>
+            <w:proofErr w:type="spellStart"/>
+            <w:r>
+              <w:t>onUpload</w:t>
+            </w:r>
+            <w:proofErr w:type="spellEnd"/>
+            <w:r>
+              <w:t>(</w:t>
+            </w:r>
+            <w:proofErr w:type="gramEnd"/>
+            <w:r>
+              <w:t>)</w:t>
             </w:r>
           </w:p>
         </w:tc>
@@ -13560,8 +15838,21 @@
             <w:pPr>
               <w:pStyle w:val="CellBody"/>
             </w:pPr>
-            <w:r>
-              <w:t>MainWindow ctor toolbar</w:t>
+            <w:proofErr w:type="spellStart"/>
+            <w:r>
+              <w:t>MainWindow</w:t>
+            </w:r>
+            <w:proofErr w:type="spellEnd"/>
+            <w:r>
+              <w:t xml:space="preserve"> </w:t>
+            </w:r>
+            <w:proofErr w:type="spellStart"/>
+            <w:r>
+              <w:t>ctor</w:t>
+            </w:r>
+            <w:proofErr w:type="spellEnd"/>
+            <w:r>
+              <w:t xml:space="preserve"> toolbar</w:t>
             </w:r>
           </w:p>
         </w:tc>
@@ -13604,8 +15895,21 @@
             <w:pPr>
               <w:pStyle w:val="CellBody"/>
             </w:pPr>
-            <w:r>
-              <w:t>MainWindow ctor toolbar</w:t>
+            <w:proofErr w:type="spellStart"/>
+            <w:r>
+              <w:t>MainWindow</w:t>
+            </w:r>
+            <w:proofErr w:type="spellEnd"/>
+            <w:r>
+              <w:t xml:space="preserve"> </w:t>
+            </w:r>
+            <w:proofErr w:type="spellStart"/>
+            <w:r>
+              <w:t>ctor</w:t>
+            </w:r>
+            <w:proofErr w:type="spellEnd"/>
+            <w:r>
+              <w:t xml:space="preserve"> toolbar</w:t>
             </w:r>
           </w:p>
         </w:tc>
@@ -13648,8 +15952,26 @@
             <w:pPr>
               <w:pStyle w:val="CellBody"/>
             </w:pPr>
-            <w:r>
-              <w:t>MainWindow::onClear()</w:t>
+            <w:proofErr w:type="spellStart"/>
+            <w:proofErr w:type="gramStart"/>
+            <w:r>
+              <w:t>MainWindow</w:t>
+            </w:r>
+            <w:proofErr w:type="spellEnd"/>
+            <w:r>
+              <w:t>::</w:t>
+            </w:r>
+            <w:proofErr w:type="spellStart"/>
+            <w:r>
+              <w:t>onClear</w:t>
+            </w:r>
+            <w:proofErr w:type="spellEnd"/>
+            <w:r>
+              <w:t>(</w:t>
+            </w:r>
+            <w:proofErr w:type="gramEnd"/>
+            <w:r>
+              <w:t>)</w:t>
             </w:r>
           </w:p>
         </w:tc>
@@ -13692,8 +16014,26 @@
             <w:pPr>
               <w:pStyle w:val="CellBody"/>
             </w:pPr>
-            <w:r>
-              <w:t>MainWindow::updateStatus()</w:t>
+            <w:proofErr w:type="spellStart"/>
+            <w:proofErr w:type="gramStart"/>
+            <w:r>
+              <w:t>MainWindow</w:t>
+            </w:r>
+            <w:proofErr w:type="spellEnd"/>
+            <w:r>
+              <w:t>::</w:t>
+            </w:r>
+            <w:proofErr w:type="spellStart"/>
+            <w:r>
+              <w:t>updateStatus</w:t>
+            </w:r>
+            <w:proofErr w:type="spellEnd"/>
+            <w:r>
+              <w:t>(</w:t>
+            </w:r>
+            <w:proofErr w:type="gramEnd"/>
+            <w:r>
+              <w:t>)</w:t>
             </w:r>
           </w:p>
         </w:tc>
@@ -13736,8 +16076,26 @@
             <w:pPr>
               <w:pStyle w:val="CellBody"/>
             </w:pPr>
-            <w:r>
-              <w:t>MainWindow::updateStatus()</w:t>
+            <w:proofErr w:type="spellStart"/>
+            <w:proofErr w:type="gramStart"/>
+            <w:r>
+              <w:t>MainWindow</w:t>
+            </w:r>
+            <w:proofErr w:type="spellEnd"/>
+            <w:r>
+              <w:t>::</w:t>
+            </w:r>
+            <w:proofErr w:type="spellStart"/>
+            <w:r>
+              <w:t>updateStatus</w:t>
+            </w:r>
+            <w:proofErr w:type="spellEnd"/>
+            <w:r>
+              <w:t>(</w:t>
+            </w:r>
+            <w:proofErr w:type="gramEnd"/>
+            <w:r>
+              <w:t>)</w:t>
             </w:r>
           </w:p>
         </w:tc>
@@ -13780,8 +16138,26 @@
             <w:pPr>
               <w:pStyle w:val="CellBody"/>
             </w:pPr>
-            <w:r>
-              <w:t>MainWindow::updateStatus()</w:t>
+            <w:proofErr w:type="spellStart"/>
+            <w:proofErr w:type="gramStart"/>
+            <w:r>
+              <w:t>MainWindow</w:t>
+            </w:r>
+            <w:proofErr w:type="spellEnd"/>
+            <w:r>
+              <w:t>::</w:t>
+            </w:r>
+            <w:proofErr w:type="spellStart"/>
+            <w:r>
+              <w:t>updateStatus</w:t>
+            </w:r>
+            <w:proofErr w:type="spellEnd"/>
+            <w:r>
+              <w:t>(</w:t>
+            </w:r>
+            <w:proofErr w:type="gramEnd"/>
+            <w:r>
+              <w:t>)</w:t>
             </w:r>
           </w:p>
         </w:tc>
@@ -13824,8 +16200,26 @@
             <w:pPr>
               <w:pStyle w:val="CellBody"/>
             </w:pPr>
-            <w:r>
-              <w:t>MainWindow::updateStatus()</w:t>
+            <w:proofErr w:type="spellStart"/>
+            <w:proofErr w:type="gramStart"/>
+            <w:r>
+              <w:t>MainWindow</w:t>
+            </w:r>
+            <w:proofErr w:type="spellEnd"/>
+            <w:r>
+              <w:t>::</w:t>
+            </w:r>
+            <w:proofErr w:type="spellStart"/>
+            <w:r>
+              <w:t>updateStatus</w:t>
+            </w:r>
+            <w:proofErr w:type="spellEnd"/>
+            <w:r>
+              <w:t>(</w:t>
+            </w:r>
+            <w:proofErr w:type="gramEnd"/>
+            <w:r>
+              <w:t>)</w:t>
             </w:r>
           </w:p>
         </w:tc>
@@ -13971,8 +16365,29 @@
             <w:pPr>
               <w:pStyle w:val="CellBody"/>
             </w:pPr>
-            <w:r>
-              <w:t>Waypoint struct (Waypoint.h)</w:t>
+            <w:proofErr w:type="gramStart"/>
+            <w:r>
+              <w:t>Waypoint</w:t>
+            </w:r>
+            <w:proofErr w:type="gramEnd"/>
+            <w:r>
+              <w:t xml:space="preserve"> </w:t>
+            </w:r>
+            <w:proofErr w:type="gramStart"/>
+            <w:r>
+              <w:t>struct</w:t>
+            </w:r>
+            <w:proofErr w:type="gramEnd"/>
+            <w:r>
+              <w:t xml:space="preserve"> (</w:t>
+            </w:r>
+            <w:proofErr w:type="spellStart"/>
+            <w:r>
+              <w:t>Waypoint.h</w:t>
+            </w:r>
+            <w:proofErr w:type="spellEnd"/>
+            <w:r>
+              <w:t>)</w:t>
             </w:r>
           </w:p>
         </w:tc>
@@ -14001,8 +16416,29 @@
             <w:pPr>
               <w:pStyle w:val="CellBody"/>
             </w:pPr>
-            <w:r>
-              <w:t>WaypointType enum (Waypoint.h)</w:t>
+            <w:proofErr w:type="spellStart"/>
+            <w:r>
+              <w:t>WaypointType</w:t>
+            </w:r>
+            <w:proofErr w:type="spellEnd"/>
+            <w:r>
+              <w:t xml:space="preserve"> </w:t>
+            </w:r>
+            <w:proofErr w:type="spellStart"/>
+            <w:r>
+              <w:t>enum</w:t>
+            </w:r>
+            <w:proofErr w:type="spellEnd"/>
+            <w:r>
+              <w:t xml:space="preserve"> (</w:t>
+            </w:r>
+            <w:proofErr w:type="spellStart"/>
+            <w:r>
+              <w:t>Waypoint.h</w:t>
+            </w:r>
+            <w:proofErr w:type="spellEnd"/>
+            <w:r>
+              <w:t>)</w:t>
             </w:r>
           </w:p>
         </w:tc>
@@ -14031,8 +16467,26 @@
             <w:pPr>
               <w:pStyle w:val="CellBody"/>
             </w:pPr>
-            <w:r>
-              <w:t>MissionManager::isValid()</w:t>
+            <w:proofErr w:type="spellStart"/>
+            <w:proofErr w:type="gramStart"/>
+            <w:r>
+              <w:t>MissionManager</w:t>
+            </w:r>
+            <w:proofErr w:type="spellEnd"/>
+            <w:r>
+              <w:t>::</w:t>
+            </w:r>
+            <w:proofErr w:type="spellStart"/>
+            <w:r>
+              <w:t>isValid</w:t>
+            </w:r>
+            <w:proofErr w:type="spellEnd"/>
+            <w:r>
+              <w:t>(</w:t>
+            </w:r>
+            <w:proofErr w:type="gramEnd"/>
+            <w:r>
+              <w:t>)</w:t>
             </w:r>
           </w:p>
         </w:tc>
@@ -14067,8 +16521,26 @@
             <w:pPr>
               <w:pStyle w:val="CellBody"/>
             </w:pPr>
-            <w:r>
-              <w:t>MissionManager::validationError()</w:t>
+            <w:proofErr w:type="spellStart"/>
+            <w:proofErr w:type="gramStart"/>
+            <w:r>
+              <w:t>MissionManager</w:t>
+            </w:r>
+            <w:proofErr w:type="spellEnd"/>
+            <w:r>
+              <w:t>::</w:t>
+            </w:r>
+            <w:proofErr w:type="spellStart"/>
+            <w:r>
+              <w:t>validationError</w:t>
+            </w:r>
+            <w:proofErr w:type="spellEnd"/>
+            <w:r>
+              <w:t>(</w:t>
+            </w:r>
+            <w:proofErr w:type="gramEnd"/>
+            <w:r>
+              <w:t>)</w:t>
             </w:r>
           </w:p>
         </w:tc>
@@ -14097,8 +16569,26 @@
             <w:pPr>
               <w:pStyle w:val="CellBody"/>
             </w:pPr>
-            <w:r>
-              <w:t>MissionManager::buildTrajectory()</w:t>
+            <w:proofErr w:type="spellStart"/>
+            <w:proofErr w:type="gramStart"/>
+            <w:r>
+              <w:t>MissionManager</w:t>
+            </w:r>
+            <w:proofErr w:type="spellEnd"/>
+            <w:r>
+              <w:t>::</w:t>
+            </w:r>
+            <w:proofErr w:type="spellStart"/>
+            <w:r>
+              <w:t>buildTrajectory</w:t>
+            </w:r>
+            <w:proofErr w:type="spellEnd"/>
+            <w:r>
+              <w:t>(</w:t>
+            </w:r>
+            <w:proofErr w:type="gramEnd"/>
+            <w:r>
+              <w:t>)</w:t>
             </w:r>
           </w:p>
         </w:tc>
@@ -14133,8 +16623,26 @@
             <w:pPr>
               <w:pStyle w:val="CellBody"/>
             </w:pPr>
-            <w:r>
-              <w:t>MissionManager::addWaypoint()</w:t>
+            <w:proofErr w:type="spellStart"/>
+            <w:proofErr w:type="gramStart"/>
+            <w:r>
+              <w:t>MissionManager</w:t>
+            </w:r>
+            <w:proofErr w:type="spellEnd"/>
+            <w:r>
+              <w:t>::</w:t>
+            </w:r>
+            <w:proofErr w:type="spellStart"/>
+            <w:r>
+              <w:t>addWaypoint</w:t>
+            </w:r>
+            <w:proofErr w:type="spellEnd"/>
+            <w:r>
+              <w:t>(</w:t>
+            </w:r>
+            <w:proofErr w:type="gramEnd"/>
+            <w:r>
+              <w:t>)</w:t>
             </w:r>
           </w:p>
         </w:tc>
@@ -14163,8 +16671,26 @@
             <w:pPr>
               <w:pStyle w:val="CellBody"/>
             </w:pPr>
-            <w:r>
-              <w:t>MissionManager::removeLastWaypoint()</w:t>
+            <w:proofErr w:type="spellStart"/>
+            <w:proofErr w:type="gramStart"/>
+            <w:r>
+              <w:t>MissionManager</w:t>
+            </w:r>
+            <w:proofErr w:type="spellEnd"/>
+            <w:r>
+              <w:t>::</w:t>
+            </w:r>
+            <w:proofErr w:type="spellStart"/>
+            <w:r>
+              <w:t>removeLastWaypoint</w:t>
+            </w:r>
+            <w:proofErr w:type="spellEnd"/>
+            <w:r>
+              <w:t>(</w:t>
+            </w:r>
+            <w:proofErr w:type="gramEnd"/>
+            <w:r>
+              <w:t>)</w:t>
             </w:r>
           </w:p>
         </w:tc>
@@ -14193,8 +16719,18 @@
             <w:pPr>
               <w:pStyle w:val="CellBody"/>
             </w:pPr>
-            <w:r>
-              <w:t>MissionManager::clear()</w:t>
+            <w:proofErr w:type="spellStart"/>
+            <w:proofErr w:type="gramStart"/>
+            <w:r>
+              <w:t>MissionManager</w:t>
+            </w:r>
+            <w:proofErr w:type="spellEnd"/>
+            <w:r>
+              <w:t>::clear(</w:t>
+            </w:r>
+            <w:proofErr w:type="gramEnd"/>
+            <w:r>
+              <w:t>)</w:t>
             </w:r>
           </w:p>
         </w:tc>
@@ -14223,8 +16759,39 @@
             <w:pPr>
               <w:pStyle w:val="CellBody"/>
             </w:pPr>
-            <w:r>
-              <w:t>MapEngine::MapEngine() / drawGrid()</w:t>
+            <w:proofErr w:type="spellStart"/>
+            <w:proofErr w:type="gramStart"/>
+            <w:r>
+              <w:t>MapEngine</w:t>
+            </w:r>
+            <w:proofErr w:type="spellEnd"/>
+            <w:r>
+              <w:t>::</w:t>
+            </w:r>
+            <w:proofErr w:type="spellStart"/>
+            <w:r>
+              <w:t>MapEngine</w:t>
+            </w:r>
+            <w:proofErr w:type="spellEnd"/>
+            <w:r>
+              <w:t>(</w:t>
+            </w:r>
+            <w:proofErr w:type="gramEnd"/>
+            <w:r>
+              <w:t xml:space="preserve">) / </w:t>
+            </w:r>
+            <w:proofErr w:type="spellStart"/>
+            <w:proofErr w:type="gramStart"/>
+            <w:r>
+              <w:t>drawGrid</w:t>
+            </w:r>
+            <w:proofErr w:type="spellEnd"/>
+            <w:r>
+              <w:t>(</w:t>
+            </w:r>
+            <w:proofErr w:type="gramEnd"/>
+            <w:r>
+              <w:t>)</w:t>
             </w:r>
           </w:p>
         </w:tc>
@@ -14253,8 +16820,26 @@
             <w:pPr>
               <w:pStyle w:val="CellBody"/>
             </w:pPr>
-            <w:r>
-              <w:t>MapEngine::mousePressEvent()</w:t>
+            <w:proofErr w:type="spellStart"/>
+            <w:proofErr w:type="gramStart"/>
+            <w:r>
+              <w:t>MapEngine</w:t>
+            </w:r>
+            <w:proofErr w:type="spellEnd"/>
+            <w:r>
+              <w:t>::</w:t>
+            </w:r>
+            <w:proofErr w:type="spellStart"/>
+            <w:r>
+              <w:t>mousePressEvent</w:t>
+            </w:r>
+            <w:proofErr w:type="spellEnd"/>
+            <w:r>
+              <w:t>(</w:t>
+            </w:r>
+            <w:proofErr w:type="gramEnd"/>
+            <w:r>
+              <w:t>)</w:t>
             </w:r>
           </w:p>
         </w:tc>
@@ -14283,8 +16868,26 @@
             <w:pPr>
               <w:pStyle w:val="CellBody"/>
             </w:pPr>
-            <w:r>
-              <w:t>MapEngine::wheelEvent()</w:t>
+            <w:proofErr w:type="spellStart"/>
+            <w:proofErr w:type="gramStart"/>
+            <w:r>
+              <w:t>MapEngine</w:t>
+            </w:r>
+            <w:proofErr w:type="spellEnd"/>
+            <w:r>
+              <w:t>::</w:t>
+            </w:r>
+            <w:proofErr w:type="spellStart"/>
+            <w:r>
+              <w:t>wheelEvent</w:t>
+            </w:r>
+            <w:proofErr w:type="spellEnd"/>
+            <w:r>
+              <w:t>(</w:t>
+            </w:r>
+            <w:proofErr w:type="gramEnd"/>
+            <w:r>
+              <w:t>)</w:t>
             </w:r>
           </w:p>
         </w:tc>
@@ -14313,8 +16916,26 @@
             <w:pPr>
               <w:pStyle w:val="CellBody"/>
             </w:pPr>
-            <w:r>
-              <w:t>MapEngine::redrawLines()</w:t>
+            <w:proofErr w:type="spellStart"/>
+            <w:proofErr w:type="gramStart"/>
+            <w:r>
+              <w:t>MapEngine</w:t>
+            </w:r>
+            <w:proofErr w:type="spellEnd"/>
+            <w:r>
+              <w:t>::</w:t>
+            </w:r>
+            <w:proofErr w:type="spellStart"/>
+            <w:r>
+              <w:t>redrawLines</w:t>
+            </w:r>
+            <w:proofErr w:type="spellEnd"/>
+            <w:r>
+              <w:t>(</w:t>
+            </w:r>
+            <w:proofErr w:type="gramEnd"/>
+            <w:r>
+              <w:t>)</w:t>
             </w:r>
           </w:p>
         </w:tc>
@@ -14343,8 +16964,26 @@
             <w:pPr>
               <w:pStyle w:val="CellBody"/>
             </w:pPr>
-            <w:r>
-              <w:t>MapEngine::refreshColors()</w:t>
+            <w:proofErr w:type="spellStart"/>
+            <w:proofErr w:type="gramStart"/>
+            <w:r>
+              <w:t>MapEngine</w:t>
+            </w:r>
+            <w:proofErr w:type="spellEnd"/>
+            <w:r>
+              <w:t>::</w:t>
+            </w:r>
+            <w:proofErr w:type="spellStart"/>
+            <w:r>
+              <w:t>refreshColors</w:t>
+            </w:r>
+            <w:proofErr w:type="spellEnd"/>
+            <w:r>
+              <w:t>(</w:t>
+            </w:r>
+            <w:proofErr w:type="gramEnd"/>
+            <w:r>
+              <w:t>)</w:t>
             </w:r>
           </w:p>
         </w:tc>
@@ -14373,9 +17012,27 @@
             <w:pPr>
               <w:pStyle w:val="CellBody"/>
             </w:pPr>
+            <w:proofErr w:type="spellStart"/>
+            <w:proofErr w:type="gramStart"/>
             <w:r>
               <w:lastRenderedPageBreak/>
-              <w:t>MapEngine::removeLastWaypoint()</w:t>
+              <w:t>MapEngine</w:t>
+            </w:r>
+            <w:proofErr w:type="spellEnd"/>
+            <w:r>
+              <w:t>::</w:t>
+            </w:r>
+            <w:proofErr w:type="spellStart"/>
+            <w:r>
+              <w:t>removeLastWaypoint</w:t>
+            </w:r>
+            <w:proofErr w:type="spellEnd"/>
+            <w:r>
+              <w:t>(</w:t>
+            </w:r>
+            <w:proofErr w:type="gramEnd"/>
+            <w:r>
+              <w:t>)</w:t>
             </w:r>
           </w:p>
         </w:tc>
@@ -14404,8 +17061,26 @@
             <w:pPr>
               <w:pStyle w:val="CellBody"/>
             </w:pPr>
-            <w:r>
-              <w:t>MapEngine::clearAll()</w:t>
+            <w:proofErr w:type="spellStart"/>
+            <w:proofErr w:type="gramStart"/>
+            <w:r>
+              <w:t>MapEngine</w:t>
+            </w:r>
+            <w:proofErr w:type="spellEnd"/>
+            <w:r>
+              <w:t>::</w:t>
+            </w:r>
+            <w:proofErr w:type="spellStart"/>
+            <w:r>
+              <w:t>clearAll</w:t>
+            </w:r>
+            <w:proofErr w:type="spellEnd"/>
+            <w:r>
+              <w:t>(</w:t>
+            </w:r>
+            <w:proofErr w:type="gramEnd"/>
+            <w:r>
+              <w:t>)</w:t>
             </w:r>
           </w:p>
         </w:tc>
@@ -14434,8 +17109,26 @@
             <w:pPr>
               <w:pStyle w:val="CellBody"/>
             </w:pPr>
-            <w:r>
-              <w:t>MainWindow::onUpload()</w:t>
+            <w:proofErr w:type="spellStart"/>
+            <w:proofErr w:type="gramStart"/>
+            <w:r>
+              <w:t>MainWindow</w:t>
+            </w:r>
+            <w:proofErr w:type="spellEnd"/>
+            <w:r>
+              <w:t>::</w:t>
+            </w:r>
+            <w:proofErr w:type="spellStart"/>
+            <w:r>
+              <w:t>onUpload</w:t>
+            </w:r>
+            <w:proofErr w:type="spellEnd"/>
+            <w:r>
+              <w:t>(</w:t>
+            </w:r>
+            <w:proofErr w:type="gramEnd"/>
+            <w:r>
+              <w:t>)</w:t>
             </w:r>
           </w:p>
         </w:tc>
@@ -14464,8 +17157,26 @@
             <w:pPr>
               <w:pStyle w:val="CellBody"/>
             </w:pPr>
-            <w:r>
-              <w:t>MainWindow::onClear()</w:t>
+            <w:proofErr w:type="spellStart"/>
+            <w:proofErr w:type="gramStart"/>
+            <w:r>
+              <w:t>MainWindow</w:t>
+            </w:r>
+            <w:proofErr w:type="spellEnd"/>
+            <w:r>
+              <w:t>::</w:t>
+            </w:r>
+            <w:proofErr w:type="spellStart"/>
+            <w:r>
+              <w:t>onClear</w:t>
+            </w:r>
+            <w:proofErr w:type="spellEnd"/>
+            <w:r>
+              <w:t>(</w:t>
+            </w:r>
+            <w:proofErr w:type="gramEnd"/>
+            <w:r>
+              <w:t>)</w:t>
             </w:r>
           </w:p>
         </w:tc>
@@ -14494,8 +17205,26 @@
             <w:pPr>
               <w:pStyle w:val="CellBody"/>
             </w:pPr>
-            <w:r>
-              <w:t>MainWindow::updateStatus()</w:t>
+            <w:proofErr w:type="spellStart"/>
+            <w:proofErr w:type="gramStart"/>
+            <w:r>
+              <w:t>MainWindow</w:t>
+            </w:r>
+            <w:proofErr w:type="spellEnd"/>
+            <w:r>
+              <w:t>::</w:t>
+            </w:r>
+            <w:proofErr w:type="spellStart"/>
+            <w:r>
+              <w:t>updateStatus</w:t>
+            </w:r>
+            <w:proofErr w:type="spellEnd"/>
+            <w:r>
+              <w:t>(</w:t>
+            </w:r>
+            <w:proofErr w:type="gramEnd"/>
+            <w:r>
+              <w:t>)</w:t>
             </w:r>
           </w:p>
         </w:tc>
@@ -14524,8 +17253,29 @@
             <w:pPr>
               <w:pStyle w:val="CellBody"/>
             </w:pPr>
-            <w:r>
-              <w:t>MainWindow ctor (toolbar setup)</w:t>
+            <w:proofErr w:type="spellStart"/>
+            <w:proofErr w:type="gramStart"/>
+            <w:r>
+              <w:t>MainWindow</w:t>
+            </w:r>
+            <w:proofErr w:type="spellEnd"/>
+            <w:r>
+              <w:t>::</w:t>
+            </w:r>
+            <w:proofErr w:type="gramEnd"/>
+            <w:r>
+              <w:t xml:space="preserve"> </w:t>
+            </w:r>
+            <w:proofErr w:type="spellStart"/>
+            <w:r>
+              <w:t>setupLogPanel</w:t>
+            </w:r>
+            <w:proofErr w:type="spellEnd"/>
+            <w:r>
+              <w:t xml:space="preserve"> </w:t>
+            </w:r>
+            <w:r>
+              <w:t>()</w:t>
             </w:r>
           </w:p>
         </w:tc>
@@ -14539,7 +17289,7 @@
               <w:pStyle w:val="CellBody"/>
             </w:pPr>
             <w:r>
-              <w:t>SDD-041, SDD-042, SDD-043</w:t>
+              <w:t>SDD-030, SDD-031, SDD-032</w:t>
             </w:r>
           </w:p>
         </w:tc>
@@ -14554,6 +17304,41 @@
             <w:pPr>
               <w:pStyle w:val="CellBody"/>
             </w:pPr>
+            <w:proofErr w:type="spellStart"/>
+            <w:r>
+              <w:t>MainWindow</w:t>
+            </w:r>
+            <w:proofErr w:type="spellEnd"/>
+            <w:r>
+              <w:t xml:space="preserve"> (toolbar setup)</w:t>
+            </w:r>
+          </w:p>
+        </w:tc>
+        <w:tc>
+          <w:tcPr>
+            <w:tcW w:w="2959" w:type="pct"/>
+            <w:vAlign w:val="bottom"/>
+          </w:tcPr>
+          <w:p>
+            <w:pPr>
+              <w:pStyle w:val="CellBody"/>
+            </w:pPr>
+            <w:r>
+              <w:t>SDD-041, SDD-042, SDD-043</w:t>
+            </w:r>
+          </w:p>
+        </w:tc>
+      </w:tr>
+      <w:tr>
+        <w:tc>
+          <w:tcPr>
+            <w:tcW w:w="2041" w:type="pct"/>
+            <w:vAlign w:val="bottom"/>
+          </w:tcPr>
+          <w:p>
+            <w:pPr>
+              <w:pStyle w:val="CellBody"/>
+            </w:pPr>
             <w:r>
               <w:t>tests/tst_missionmanager.cpp</w:t>
             </w:r>
@@ -14569,7 +17354,22 @@
               <w:pStyle w:val="CellBody"/>
             </w:pPr>
             <w:r>
-              <w:t>SYS-008, TR-001 to TR-023</w:t>
+              <w:t>SYS-008, T</w:t>
+            </w:r>
+            <w:r>
+              <w:t>EST</w:t>
+            </w:r>
+            <w:r>
+              <w:t xml:space="preserve">-001 to </w:t>
+            </w:r>
+            <w:r>
+              <w:t>TEST</w:t>
+            </w:r>
+            <w:r>
+              <w:t>-02</w:t>
+            </w:r>
+            <w:r>
+              <w:t>8</w:t>
             </w:r>
           </w:p>
         </w:tc>
@@ -17835,11 +20635,13 @@
   <w:rsids>
     <w:rsidRoot w:val="006F0464"/>
     <w:rsid w:val="00241814"/>
+    <w:rsid w:val="00252E4F"/>
     <w:rsid w:val="00293C01"/>
     <w:rsid w:val="003272EC"/>
     <w:rsid w:val="00381E80"/>
     <w:rsid w:val="00410783"/>
     <w:rsid w:val="004348C4"/>
+    <w:rsid w:val="005406A5"/>
     <w:rsid w:val="006E56A0"/>
     <w:rsid w:val="006F0464"/>
     <w:rsid w:val="007F00CC"/>
@@ -17851,10 +20653,12 @@
     <w:rsid w:val="00AC1BE7"/>
     <w:rsid w:val="00B763BC"/>
     <w:rsid w:val="00B95FE9"/>
+    <w:rsid w:val="00CA0C8E"/>
     <w:rsid w:val="00D06F37"/>
     <w:rsid w:val="00D35E3C"/>
     <w:rsid w:val="00D5206A"/>
     <w:rsid w:val="00DF30C1"/>
+    <w:rsid w:val="00E85F06"/>
     <w:rsid w:val="00E91E1E"/>
     <w:rsid w:val="00F2000D"/>
     <w:rsid w:val="00F30010"/>

--- a/docs/Mission Planner.docx
+++ b/docs/Mission Planner.docx
@@ -4937,46 +4937,6 @@
           </w:p>
         </w:tc>
       </w:tr>
-      <w:tr>
-        <w:tc>
-          <w:tcPr>
-            <w:tcW w:w="950" w:type="pct"/>
-          </w:tcPr>
-          <w:p>
-            <w:pPr>
-              <w:pStyle w:val="CellBody"/>
-            </w:pPr>
-            <w:r>
-              <w:t>SYS-010</w:t>
-            </w:r>
-          </w:p>
-        </w:tc>
-        <w:tc>
-          <w:tcPr>
-            <w:tcW w:w="4050" w:type="pct"/>
-          </w:tcPr>
-          <w:p>
-            <w:pPr>
-              <w:pStyle w:val="CellBody"/>
-            </w:pPr>
-            <w:r>
-              <w:t xml:space="preserve">The system shall </w:t>
-            </w:r>
-            <w:r>
-              <w:t>maintain</w:t>
-            </w:r>
-            <w:r>
-              <w:t xml:space="preserve"> </w:t>
-            </w:r>
-            <w:r>
-              <w:t xml:space="preserve">source control </w:t>
-            </w:r>
-            <w:r>
-              <w:t>using Git.</w:t>
-            </w:r>
-          </w:p>
-        </w:tc>
-      </w:tr>
     </w:tbl>
     <w:p>
       <w:pPr>
@@ -5419,7 +5379,7 @@
               <w:t>SYS-00</w:t>
             </w:r>
             <w:r>
-              <w:t>5</w:t>
+              <w:t>6</w:t>
             </w:r>
             <w:r>
               <w:t xml:space="preserve">       </w:t>
@@ -6209,7 +6169,7 @@
               </w:rPr>
             </w:pPr>
             <w:r>
-              <w:t>The mission subsystem shall reject missions where consecutive waypoints at identical positions</w:t>
+              <w:t>The mission subsystem shall reject missions where any consecutive waypoints are separated by a Euclidean distance of less than 0.001 coordinate units.</w:t>
             </w:r>
           </w:p>
         </w:tc>
@@ -6744,7 +6704,13 @@
               <w:t>”</w:t>
             </w:r>
             <w:r>
-              <w:t xml:space="preserve"> shall a </w:t>
+              <w:t xml:space="preserve"> shall </w:t>
+            </w:r>
+            <w:r>
+              <w:t xml:space="preserve">be </w:t>
+            </w:r>
+            <w:r>
+              <w:t xml:space="preserve">a </w:t>
             </w:r>
             <w:r>
               <w:t>struct with fields: index, type, x, y altitude</w:t>
@@ -7307,6 +7273,7 @@
               <w:pStyle w:val="CellBody"/>
             </w:pPr>
             <w:r>
+              <w:lastRenderedPageBreak/>
               <w:t xml:space="preserve">SDD-014 </w:t>
             </w:r>
           </w:p>
@@ -7320,7 +7287,24 @@
               <w:pStyle w:val="CellBody"/>
             </w:pPr>
             <w:r>
-              <w:t>SRD-022</w:t>
+              <w:t>SRD-0</w:t>
+            </w:r>
+            <w:r>
+              <w:t>14</w:t>
+            </w:r>
+          </w:p>
+          <w:p>
+            <w:pPr>
+              <w:pStyle w:val="CellBody"/>
+            </w:pPr>
+            <w:r>
+              <w:t>SRD-0</w:t>
+            </w:r>
+            <w:r>
+              <w:t>1</w:t>
+            </w:r>
+            <w:r>
+              <w:t>5</w:t>
             </w:r>
           </w:p>
         </w:tc>
@@ -7371,7 +7355,6 @@
       </w:pPr>
       <w:bookmarkStart w:id="219" w:name="_Toc230284469"/>
       <w:r>
-        <w:lastRenderedPageBreak/>
         <w:t xml:space="preserve">Map </w:t>
       </w:r>
       <w:r>
@@ -8671,13 +8654,7 @@
               <w:pStyle w:val="CellBody"/>
             </w:pPr>
             <w:r>
-              <w:t xml:space="preserve">The status bar </w:t>
-            </w:r>
-            <w:r>
-              <w:t>shall</w:t>
-            </w:r>
-            <w:r>
-              <w:t xml:space="preserve"> show a message that says "Click the map to place waypoints" when there are no waypoints.</w:t>
+              <w:t>The status bar shall show a message that says "Click the map to place waypoints" when there are no waypoints.</w:t>
             </w:r>
           </w:p>
         </w:tc>
@@ -8692,6 +8669,7 @@
               <w:pStyle w:val="CellBody"/>
             </w:pPr>
             <w:r>
+              <w:lastRenderedPageBreak/>
               <w:t>SDD-0</w:t>
             </w:r>
             <w:r>
@@ -9165,7 +9143,13 @@
               <w:pStyle w:val="CellBody"/>
             </w:pPr>
             <w:r>
-              <w:t>TEST-0</w:t>
+              <w:t>TEST-</w:t>
+            </w:r>
+            <w:r>
+              <w:t>0</w:t>
+            </w:r>
+            <w:r>
+              <w:t>0</w:t>
             </w:r>
             <w:r>
               <w:t>1</w:t>
@@ -9241,7 +9225,13 @@
               <w:pStyle w:val="CellBody"/>
             </w:pPr>
             <w:r>
-              <w:t>TEST-0</w:t>
+              <w:t>TEST-</w:t>
+            </w:r>
+            <w:r>
+              <w:t>0</w:t>
+            </w:r>
+            <w:r>
+              <w:t>0</w:t>
             </w:r>
             <w:r>
               <w:t>2</w:t>
@@ -9323,7 +9313,13 @@
               <w:pStyle w:val="CellBody"/>
             </w:pPr>
             <w:r>
-              <w:t>TEST-0</w:t>
+              <w:t>TEST-</w:t>
+            </w:r>
+            <w:r>
+              <w:t>0</w:t>
+            </w:r>
+            <w:r>
+              <w:t>0</w:t>
             </w:r>
             <w:r>
               <w:t>3</w:t>
@@ -9396,7 +9392,13 @@
               <w:pStyle w:val="CellBody"/>
             </w:pPr>
             <w:r>
-              <w:t>TEST-0</w:t>
+              <w:t>TEST-</w:t>
+            </w:r>
+            <w:r>
+              <w:t>0</w:t>
+            </w:r>
+            <w:r>
+              <w:t>0</w:t>
             </w:r>
             <w:r>
               <w:t>4</w:t>
@@ -9477,7 +9479,13 @@
               <w:pStyle w:val="CellBody"/>
             </w:pPr>
             <w:r>
-              <w:t>TEST-0</w:t>
+              <w:t>TEST-</w:t>
+            </w:r>
+            <w:r>
+              <w:t>0</w:t>
+            </w:r>
+            <w:r>
+              <w:t>0</w:t>
             </w:r>
             <w:r>
               <w:t>5</w:t>
@@ -9550,7 +9558,13 @@
               <w:pStyle w:val="CellBody"/>
             </w:pPr>
             <w:r>
-              <w:t>TEST-0</w:t>
+              <w:t>TEST-</w:t>
+            </w:r>
+            <w:r>
+              <w:t>0</w:t>
+            </w:r>
+            <w:r>
+              <w:t>0</w:t>
             </w:r>
             <w:r>
               <w:t>6</w:t>
@@ -9580,7 +9594,7 @@
               <w:pStyle w:val="CellBody"/>
             </w:pPr>
             <w:r>
-              <w:t>Nominal</w:t>
+              <w:t>Robust</w:t>
             </w:r>
           </w:p>
         </w:tc>
@@ -9685,7 +9699,13 @@
               <w:pStyle w:val="CellBody"/>
             </w:pPr>
             <w:r>
-              <w:t>TEST-0</w:t>
+              <w:t>TEST-</w:t>
+            </w:r>
+            <w:r>
+              <w:t>0</w:t>
+            </w:r>
+            <w:r>
+              <w:t>0</w:t>
             </w:r>
             <w:r>
               <w:t>7</w:t>
@@ -9938,7 +9958,13 @@
               <w:pStyle w:val="CellBody"/>
             </w:pPr>
             <w:r>
-              <w:t>TEST-0</w:t>
+              <w:t>TEST-</w:t>
+            </w:r>
+            <w:r>
+              <w:t>0</w:t>
+            </w:r>
+            <w:r>
+              <w:t>0</w:t>
             </w:r>
             <w:r>
               <w:t>8</w:t>
@@ -10105,7 +10131,13 @@
               <w:pStyle w:val="CellBody"/>
             </w:pPr>
             <w:r>
-              <w:t>TEST-0</w:t>
+              <w:t>TEST-</w:t>
+            </w:r>
+            <w:r>
+              <w:t>0</w:t>
+            </w:r>
+            <w:r>
+              <w:t>0</w:t>
             </w:r>
             <w:r>
               <w:t>9</w:t>
@@ -10147,7 +10179,7 @@
               <w:pStyle w:val="CellBody"/>
             </w:pPr>
             <w:r>
-              <w:t>Nominal</w:t>
+              <w:t>Robust</w:t>
             </w:r>
           </w:p>
         </w:tc>
@@ -10660,26 +10692,7 @@
               <w:t>SDD-00</w:t>
             </w:r>
             <w:r>
-              <w:t>1</w:t>
-            </w:r>
-          </w:p>
-          <w:p>
-            <w:pPr>
-              <w:pStyle w:val="CellBody"/>
-            </w:pPr>
-            <w:r>
-              <w:t>SDD-00</w:t>
-            </w:r>
-            <w:r>
               <w:t>3</w:t>
-            </w:r>
-          </w:p>
-          <w:p>
-            <w:pPr>
-              <w:pStyle w:val="CellBody"/>
-            </w:pPr>
-            <w:r>
-              <w:t>SRD-010</w:t>
             </w:r>
           </w:p>
         </w:tc>
@@ -10838,23 +10851,7 @@
               <w:pStyle w:val="CellBody"/>
             </w:pPr>
             <w:r>
-              <w:t>SDD-001</w:t>
-            </w:r>
-          </w:p>
-          <w:p>
-            <w:pPr>
-              <w:pStyle w:val="CellBody"/>
-            </w:pPr>
-            <w:r>
               <w:t>SDD-004, SDD-005</w:t>
-            </w:r>
-          </w:p>
-          <w:p>
-            <w:pPr>
-              <w:pStyle w:val="CellBody"/>
-            </w:pPr>
-            <w:r>
-              <w:t>SRD-010</w:t>
             </w:r>
           </w:p>
         </w:tc>
@@ -11301,7 +11298,6 @@
               <w:pStyle w:val="CellBody"/>
             </w:pPr>
             <w:r>
-              <w:lastRenderedPageBreak/>
               <w:t>TEST-0</w:t>
             </w:r>
             <w:r>
@@ -11551,6 +11547,7 @@
               <w:pStyle w:val="CellBody"/>
             </w:pPr>
             <w:r>
+              <w:lastRenderedPageBreak/>
               <w:t>TEST-0</w:t>
             </w:r>
             <w:r>
@@ -11818,7 +11815,7 @@
                 <w:lang w:val="en-US"/>
                 <w14:ligatures w14:val="none"/>
               </w:rPr>
-              <w:t>SDD-014, SRD-022</w:t>
+              <w:t>SDD-014</w:t>
             </w:r>
           </w:p>
         </w:tc>
@@ -11983,7 +11980,7 @@
                 <w:lang w:val="en-US"/>
                 <w14:ligatures w14:val="none"/>
               </w:rPr>
-              <w:t>SDD-014, SRD-022</w:t>
+              <w:t>SDD-014</w:t>
             </w:r>
           </w:p>
         </w:tc>
@@ -13281,15 +13278,7 @@
               <w:pStyle w:val="CellBody"/>
             </w:pPr>
             <w:r>
-              <w:t>TEST-001 to TEST-011, TR-</w:t>
-            </w:r>
-            <w:proofErr w:type="gramStart"/>
-            <w:r>
-              <w:t>014..</w:t>
-            </w:r>
-            <w:proofErr w:type="gramEnd"/>
-            <w:r>
-              <w:t>TR-016</w:t>
+              <w:t>TEST-001 to TEST-011</w:t>
             </w:r>
           </w:p>
         </w:tc>
@@ -13351,15 +13340,7 @@
               <w:pStyle w:val="CellBody"/>
             </w:pPr>
             <w:r>
-              <w:t>TEST-</w:t>
-            </w:r>
-            <w:proofErr w:type="gramStart"/>
-            <w:r>
-              <w:t>014,TEST</w:t>
-            </w:r>
-            <w:proofErr w:type="gramEnd"/>
-            <w:r>
-              <w:t>-015, TEST-016</w:t>
+              <w:t>GUI</w:t>
             </w:r>
           </w:p>
         </w:tc>
@@ -13481,8 +13462,16 @@
             <w:pPr>
               <w:pStyle w:val="CellBody"/>
             </w:pPr>
-            <w:r>
-              <w:t>tests/tst_missionmanager.cpp</w:t>
+            <w:proofErr w:type="spellStart"/>
+            <w:r>
+              <w:t>missionPlanTest</w:t>
+            </w:r>
+            <w:proofErr w:type="spellEnd"/>
+            <w:r>
+              <w:t>/tst_testmissionplanner</w:t>
+            </w:r>
+            <w:r>
+              <w:t>.cpp</w:t>
             </w:r>
           </w:p>
         </w:tc>
@@ -13496,7 +13485,7 @@
               <w:pStyle w:val="CellBody"/>
             </w:pPr>
             <w:r>
-              <w:t>TEST-0001 to TEST-0025</w:t>
+              <w:t>TEST-001 to TEST-025</w:t>
             </w:r>
           </w:p>
         </w:tc>
@@ -13559,7 +13548,7 @@
               <w:pStyle w:val="CellBody"/>
             </w:pPr>
             <w:r>
-              <w:t>SYS-010</w:t>
+              <w:t>SRD-001</w:t>
             </w:r>
           </w:p>
         </w:tc>
@@ -13572,40 +13561,40 @@
             <w:pPr>
               <w:pStyle w:val="CellBody"/>
             </w:pPr>
-            <w:r>
-              <w:rPr>
-                <w:lang w:val="en-IN"/>
-              </w:rPr>
-              <w:t>Git repository setup (.git</w:t>
-            </w:r>
+            <w:proofErr w:type="spellStart"/>
             <w:proofErr w:type="gramStart"/>
             <w:r>
-              <w:rPr>
-                <w:lang w:val="en-IN"/>
-              </w:rPr>
-              <w:t>)</w:t>
-            </w:r>
-            <w:r>
-              <w:rPr>
-                <w:lang w:val="en-IN"/>
-              </w:rPr>
-              <w:t xml:space="preserve"> </w:t>
-            </w:r>
-            <w:r>
-              <w:rPr>
-                <w:lang w:val="en-IN"/>
-              </w:rPr>
-              <w:t>.</w:t>
+              <w:t>MapEngine</w:t>
+            </w:r>
+            <w:proofErr w:type="spellEnd"/>
+            <w:r>
+              <w:t>::</w:t>
             </w:r>
             <w:proofErr w:type="spellStart"/>
             <w:r>
-              <w:rPr>
-                <w:lang w:val="en-IN"/>
-              </w:rPr>
-              <w:t>gitignore</w:t>
+              <w:t>MapEngine</w:t>
             </w:r>
             <w:proofErr w:type="spellEnd"/>
+            <w:r>
+              <w:t>(</w:t>
+            </w:r>
             <w:proofErr w:type="gramEnd"/>
+            <w:r>
+              <w:t xml:space="preserve">), </w:t>
+            </w:r>
+            <w:proofErr w:type="spellStart"/>
+            <w:proofErr w:type="gramStart"/>
+            <w:r>
+              <w:t>drawGrid</w:t>
+            </w:r>
+            <w:proofErr w:type="spellEnd"/>
+            <w:r>
+              <w:t>(</w:t>
+            </w:r>
+            <w:proofErr w:type="gramEnd"/>
+            <w:r>
+              <w:t>) [SDD-020]</w:t>
+            </w:r>
           </w:p>
         </w:tc>
         <w:tc>
@@ -13618,10 +13607,7 @@
               <w:pStyle w:val="CellBody"/>
             </w:pPr>
             <w:r>
-              <w:rPr>
-                <w:lang w:val="en-IN"/>
-              </w:rPr>
-              <w:t>Process audit / repository inspection</w:t>
+              <w:t>GUI</w:t>
             </w:r>
           </w:p>
         </w:tc>
@@ -13637,7 +13623,7 @@
               <w:pStyle w:val="CellBody"/>
             </w:pPr>
             <w:r>
-              <w:t>SRD-001</w:t>
+              <w:t>SRD-002</w:t>
             </w:r>
           </w:p>
         </w:tc>
@@ -13661,7 +13647,7 @@
             </w:r>
             <w:proofErr w:type="spellStart"/>
             <w:r>
-              <w:t>MapEngine</w:t>
+              <w:t>mousePressEvent</w:t>
             </w:r>
             <w:proofErr w:type="spellEnd"/>
             <w:r>
@@ -13669,20 +13655,69 @@
             </w:r>
             <w:proofErr w:type="gramEnd"/>
             <w:r>
-              <w:t xml:space="preserve">), </w:t>
-            </w:r>
+              <w:t>) [SDD-021]</w:t>
+            </w:r>
+          </w:p>
+        </w:tc>
+        <w:tc>
+          <w:tcPr>
+            <w:tcW w:w="1868" w:type="pct"/>
+            <w:vAlign w:val="bottom"/>
+          </w:tcPr>
+          <w:p>
+            <w:pPr>
+              <w:pStyle w:val="CellBody"/>
+            </w:pPr>
+            <w:r>
+              <w:t>GUI</w:t>
+            </w:r>
+          </w:p>
+        </w:tc>
+      </w:tr>
+      <w:tr>
+        <w:tc>
+          <w:tcPr>
+            <w:tcW w:w="862" w:type="pct"/>
+            <w:vAlign w:val="bottom"/>
+          </w:tcPr>
+          <w:p>
+            <w:pPr>
+              <w:pStyle w:val="CellBody"/>
+            </w:pPr>
+            <w:r>
+              <w:t>SRD-003</w:t>
+            </w:r>
+          </w:p>
+        </w:tc>
+        <w:tc>
+          <w:tcPr>
+            <w:tcW w:w="2270" w:type="pct"/>
+            <w:vAlign w:val="bottom"/>
+          </w:tcPr>
+          <w:p>
+            <w:pPr>
+              <w:pStyle w:val="CellBody"/>
+            </w:pPr>
             <w:proofErr w:type="spellStart"/>
             <w:proofErr w:type="gramStart"/>
             <w:r>
-              <w:t>drawGrid</w:t>
+              <w:t>MapEngine</w:t>
             </w:r>
             <w:proofErr w:type="spellEnd"/>
             <w:r>
+              <w:t>::</w:t>
+            </w:r>
+            <w:proofErr w:type="spellStart"/>
+            <w:r>
+              <w:t>redrawLines</w:t>
+            </w:r>
+            <w:proofErr w:type="spellEnd"/>
+            <w:r>
               <w:t>(</w:t>
             </w:r>
             <w:proofErr w:type="gramEnd"/>
             <w:r>
-              <w:t>) [SDD-020]</w:t>
+              <w:t>) [SDD-022]</w:t>
             </w:r>
           </w:p>
         </w:tc>
@@ -13712,7 +13747,7 @@
               <w:pStyle w:val="CellBody"/>
             </w:pPr>
             <w:r>
-              <w:t>SRD-002</w:t>
+              <w:t>SRD-004</w:t>
             </w:r>
           </w:p>
         </w:tc>
@@ -13736,7 +13771,7 @@
             </w:r>
             <w:proofErr w:type="spellStart"/>
             <w:r>
-              <w:t>mousePressEvent</w:t>
+              <w:t>refreshColors</w:t>
             </w:r>
             <w:proofErr w:type="spellEnd"/>
             <w:r>
@@ -13744,7 +13779,7 @@
             </w:r>
             <w:proofErr w:type="gramEnd"/>
             <w:r>
-              <w:t>) [SDD-021]</w:t>
+              <w:t>) [SDD-023]</w:t>
             </w:r>
           </w:p>
         </w:tc>
@@ -13774,7 +13809,7 @@
               <w:pStyle w:val="CellBody"/>
             </w:pPr>
             <w:r>
-              <w:t>SRD-003</w:t>
+              <w:t>SRD-005</w:t>
             </w:r>
           </w:p>
         </w:tc>
@@ -13798,7 +13833,7 @@
             </w:r>
             <w:proofErr w:type="spellStart"/>
             <w:r>
-              <w:t>redrawLines</w:t>
+              <w:t>removeLastWaypoint</w:t>
             </w:r>
             <w:proofErr w:type="spellEnd"/>
             <w:r>
@@ -13806,7 +13841,7 @@
             </w:r>
             <w:proofErr w:type="gramEnd"/>
             <w:r>
-              <w:t>) [SDD-022]</w:t>
+              <w:t>) [SDD-024]</w:t>
             </w:r>
           </w:p>
         </w:tc>
@@ -13820,7 +13855,7 @@
               <w:pStyle w:val="CellBody"/>
             </w:pPr>
             <w:r>
-              <w:t>GUI</w:t>
+              <w:t>TEST-024</w:t>
             </w:r>
           </w:p>
         </w:tc>
@@ -13836,7 +13871,7 @@
               <w:pStyle w:val="CellBody"/>
             </w:pPr>
             <w:r>
-              <w:t>SRD-004</w:t>
+              <w:t>SRD-006</w:t>
             </w:r>
           </w:p>
         </w:tc>
@@ -13860,7 +13895,7 @@
             </w:r>
             <w:proofErr w:type="spellStart"/>
             <w:r>
-              <w:t>refreshColors</w:t>
+              <w:t>clearAll</w:t>
             </w:r>
             <w:proofErr w:type="spellEnd"/>
             <w:r>
@@ -13868,7 +13903,20 @@
             </w:r>
             <w:proofErr w:type="gramEnd"/>
             <w:r>
-              <w:t>) [SDD-023]</w:t>
+              <w:t xml:space="preserve">) [SDD-025], </w:t>
+            </w:r>
+            <w:proofErr w:type="spellStart"/>
+            <w:proofErr w:type="gramStart"/>
+            <w:r>
+              <w:t>MissionManager</w:t>
+            </w:r>
+            <w:proofErr w:type="spellEnd"/>
+            <w:r>
+              <w:t>::clear(</w:t>
+            </w:r>
+            <w:proofErr w:type="gramEnd"/>
+            <w:r>
+              <w:t>)</w:t>
             </w:r>
           </w:p>
         </w:tc>
@@ -13882,7 +13930,7 @@
               <w:pStyle w:val="CellBody"/>
             </w:pPr>
             <w:r>
-              <w:t>GUI</w:t>
+              <w:t>TEST-025</w:t>
             </w:r>
           </w:p>
         </w:tc>
@@ -13898,7 +13946,7 @@
               <w:pStyle w:val="CellBody"/>
             </w:pPr>
             <w:r>
-              <w:t>SRD-005</w:t>
+              <w:t>SRD-007</w:t>
             </w:r>
           </w:p>
         </w:tc>
@@ -13914,7 +13962,7 @@
             <w:proofErr w:type="spellStart"/>
             <w:proofErr w:type="gramStart"/>
             <w:r>
-              <w:t>MapEngine</w:t>
+              <w:t>MainWindow</w:t>
             </w:r>
             <w:proofErr w:type="spellEnd"/>
             <w:r>
@@ -13922,7 +13970,7 @@
             </w:r>
             <w:proofErr w:type="spellStart"/>
             <w:r>
-              <w:t>removeLastWaypoint</w:t>
+              <w:t>updateStatus</w:t>
             </w:r>
             <w:proofErr w:type="spellEnd"/>
             <w:r>
@@ -13930,7 +13978,15 @@
             </w:r>
             <w:proofErr w:type="gramEnd"/>
             <w:r>
-              <w:t>) [SDD-024]</w:t>
+              <w:t>) [SDD-</w:t>
+            </w:r>
+            <w:proofErr w:type="gramStart"/>
+            <w:r>
+              <w:t>051..</w:t>
+            </w:r>
+            <w:proofErr w:type="gramEnd"/>
+            <w:r>
+              <w:t>054]</w:t>
             </w:r>
           </w:p>
         </w:tc>
@@ -13944,7 +14000,7 @@
               <w:pStyle w:val="CellBody"/>
             </w:pPr>
             <w:r>
-              <w:t>TEST-024</w:t>
+              <w:t>GUI</w:t>
             </w:r>
           </w:p>
         </w:tc>
@@ -13960,7 +14016,64 @@
               <w:pStyle w:val="CellBody"/>
             </w:pPr>
             <w:r>
-              <w:t>SRD-006</w:t>
+              <w:t>SRD-010</w:t>
+            </w:r>
+          </w:p>
+        </w:tc>
+        <w:tc>
+          <w:tcPr>
+            <w:tcW w:w="2270" w:type="pct"/>
+            <w:vAlign w:val="bottom"/>
+          </w:tcPr>
+          <w:p>
+            <w:pPr>
+              <w:pStyle w:val="CellBody"/>
+            </w:pPr>
+            <w:proofErr w:type="gramStart"/>
+            <w:r>
+              <w:t>Waypoint</w:t>
+            </w:r>
+            <w:proofErr w:type="gramEnd"/>
+            <w:r>
+              <w:t xml:space="preserve"> </w:t>
+            </w:r>
+            <w:proofErr w:type="gramStart"/>
+            <w:r>
+              <w:t>struct</w:t>
+            </w:r>
+            <w:proofErr w:type="gramEnd"/>
+            <w:r>
+              <w:t xml:space="preserve"> [SDD-001]</w:t>
+            </w:r>
+          </w:p>
+        </w:tc>
+        <w:tc>
+          <w:tcPr>
+            <w:tcW w:w="1868" w:type="pct"/>
+            <w:vAlign w:val="bottom"/>
+          </w:tcPr>
+          <w:p>
+            <w:pPr>
+              <w:pStyle w:val="CellBody"/>
+            </w:pPr>
+            <w:r>
+              <w:t>TEST-023</w:t>
+            </w:r>
+          </w:p>
+        </w:tc>
+      </w:tr>
+      <w:tr>
+        <w:tc>
+          <w:tcPr>
+            <w:tcW w:w="862" w:type="pct"/>
+            <w:vAlign w:val="bottom"/>
+          </w:tcPr>
+          <w:p>
+            <w:pPr>
+              <w:pStyle w:val="CellBody"/>
+            </w:pPr>
+            <w:r>
+              <w:t>SRD-011</w:t>
             </w:r>
           </w:p>
         </w:tc>
@@ -13976,7 +14089,7 @@
             <w:proofErr w:type="spellStart"/>
             <w:proofErr w:type="gramStart"/>
             <w:r>
-              <w:t>MapEngine</w:t>
+              <w:t>MissionManager</w:t>
             </w:r>
             <w:proofErr w:type="spellEnd"/>
             <w:r>
@@ -13984,7 +14097,7 @@
             </w:r>
             <w:proofErr w:type="spellStart"/>
             <w:r>
-              <w:t>clearAll</w:t>
+              <w:t>buildTrajectory</w:t>
             </w:r>
             <w:proofErr w:type="spellEnd"/>
             <w:r>
@@ -13992,8 +14105,49 @@
             </w:r>
             <w:proofErr w:type="gramEnd"/>
             <w:r>
-              <w:t xml:space="preserve">) [SDD-025], </w:t>
-            </w:r>
+              <w:t>) [SDD-012]</w:t>
+            </w:r>
+          </w:p>
+        </w:tc>
+        <w:tc>
+          <w:tcPr>
+            <w:tcW w:w="1868" w:type="pct"/>
+            <w:vAlign w:val="bottom"/>
+          </w:tcPr>
+          <w:p>
+            <w:pPr>
+              <w:pStyle w:val="CellBody"/>
+            </w:pPr>
+            <w:r>
+              <w:t>TEST-014, TEST-017</w:t>
+            </w:r>
+          </w:p>
+        </w:tc>
+      </w:tr>
+      <w:tr>
+        <w:tc>
+          <w:tcPr>
+            <w:tcW w:w="862" w:type="pct"/>
+            <w:vAlign w:val="bottom"/>
+          </w:tcPr>
+          <w:p>
+            <w:pPr>
+              <w:pStyle w:val="CellBody"/>
+            </w:pPr>
+            <w:r>
+              <w:t>SRD-012</w:t>
+            </w:r>
+          </w:p>
+        </w:tc>
+        <w:tc>
+          <w:tcPr>
+            <w:tcW w:w="2270" w:type="pct"/>
+            <w:vAlign w:val="bottom"/>
+          </w:tcPr>
+          <w:p>
+            <w:pPr>
+              <w:pStyle w:val="CellBody"/>
+            </w:pPr>
             <w:proofErr w:type="spellStart"/>
             <w:proofErr w:type="gramStart"/>
             <w:r>
@@ -14001,11 +14155,19 @@
             </w:r>
             <w:proofErr w:type="spellEnd"/>
             <w:r>
-              <w:t>::clear(</w:t>
+              <w:t>::</w:t>
+            </w:r>
+            <w:proofErr w:type="spellStart"/>
+            <w:r>
+              <w:t>buildTrajectory</w:t>
+            </w:r>
+            <w:proofErr w:type="spellEnd"/>
+            <w:r>
+              <w:t>(</w:t>
             </w:r>
             <w:proofErr w:type="gramEnd"/>
             <w:r>
-              <w:t>)</w:t>
+              <w:t>) [SDD-013]</w:t>
             </w:r>
           </w:p>
         </w:tc>
@@ -14019,7 +14181,7 @@
               <w:pStyle w:val="CellBody"/>
             </w:pPr>
             <w:r>
-              <w:t>TEST-025</w:t>
+              <w:t>TEST-015, TEST-018</w:t>
             </w:r>
           </w:p>
         </w:tc>
@@ -14035,7 +14197,64 @@
               <w:pStyle w:val="CellBody"/>
             </w:pPr>
             <w:r>
-              <w:t>SRD-007</w:t>
+              <w:t>SRD-013</w:t>
+            </w:r>
+          </w:p>
+        </w:tc>
+        <w:tc>
+          <w:tcPr>
+            <w:tcW w:w="2270" w:type="pct"/>
+            <w:vAlign w:val="bottom"/>
+          </w:tcPr>
+          <w:p>
+            <w:pPr>
+              <w:pStyle w:val="CellBody"/>
+            </w:pPr>
+            <w:proofErr w:type="gramStart"/>
+            <w:r>
+              <w:t>Waypoint::</w:t>
+            </w:r>
+            <w:proofErr w:type="spellStart"/>
+            <w:r>
+              <w:t>defaultAltitude</w:t>
+            </w:r>
+            <w:proofErr w:type="spellEnd"/>
+            <w:r>
+              <w:t>(</w:t>
+            </w:r>
+            <w:proofErr w:type="gramEnd"/>
+            <w:r>
+              <w:t>) [SDD-003]</w:t>
+            </w:r>
+          </w:p>
+        </w:tc>
+        <w:tc>
+          <w:tcPr>
+            <w:tcW w:w="1868" w:type="pct"/>
+            <w:vAlign w:val="bottom"/>
+          </w:tcPr>
+          <w:p>
+            <w:pPr>
+              <w:pStyle w:val="CellBody"/>
+            </w:pPr>
+            <w:r>
+              <w:t>TEST-012, TEST-019</w:t>
+            </w:r>
+          </w:p>
+        </w:tc>
+      </w:tr>
+      <w:tr>
+        <w:tc>
+          <w:tcPr>
+            <w:tcW w:w="862" w:type="pct"/>
+            <w:vAlign w:val="bottom"/>
+          </w:tcPr>
+          <w:p>
+            <w:pPr>
+              <w:pStyle w:val="CellBody"/>
+            </w:pPr>
+            <w:r>
+              <w:t>SRD-014</w:t>
             </w:r>
           </w:p>
         </w:tc>
@@ -14051,7 +14270,7 @@
             <w:proofErr w:type="spellStart"/>
             <w:proofErr w:type="gramStart"/>
             <w:r>
-              <w:t>MainWindow</w:t>
+              <w:t>MissionManager</w:t>
             </w:r>
             <w:proofErr w:type="spellEnd"/>
             <w:r>
@@ -14059,7 +14278,7 @@
             </w:r>
             <w:proofErr w:type="spellStart"/>
             <w:r>
-              <w:t>updateStatus</w:t>
+              <w:t>isValid</w:t>
             </w:r>
             <w:proofErr w:type="spellEnd"/>
             <w:r>
@@ -14067,15 +14286,7 @@
             </w:r>
             <w:proofErr w:type="gramEnd"/>
             <w:r>
-              <w:t>) [SDD-</w:t>
-            </w:r>
-            <w:proofErr w:type="gramStart"/>
-            <w:r>
-              <w:t>051..</w:t>
-            </w:r>
-            <w:proofErr w:type="gramEnd"/>
-            <w:r>
-              <w:t>054]</w:t>
+              <w:t>) [SDD-010]</w:t>
             </w:r>
           </w:p>
         </w:tc>
@@ -14089,7 +14300,7 @@
               <w:pStyle w:val="CellBody"/>
             </w:pPr>
             <w:r>
-              <w:t>GUI</w:t>
+              <w:t>TEST-001, TEST-002, TEST-003</w:t>
             </w:r>
           </w:p>
         </w:tc>
@@ -14105,7 +14316,7 @@
               <w:pStyle w:val="CellBody"/>
             </w:pPr>
             <w:r>
-              <w:t>SRD-010</w:t>
+              <w:t>SRD-015</w:t>
             </w:r>
           </w:p>
         </w:tc>
@@ -14118,21 +14329,26 @@
             <w:pPr>
               <w:pStyle w:val="CellBody"/>
             </w:pPr>
+            <w:proofErr w:type="spellStart"/>
             <w:proofErr w:type="gramStart"/>
             <w:r>
-              <w:t>Waypoint</w:t>
+              <w:t>MissionManager</w:t>
+            </w:r>
+            <w:proofErr w:type="spellEnd"/>
+            <w:r>
+              <w:t>::</w:t>
+            </w:r>
+            <w:proofErr w:type="spellStart"/>
+            <w:r>
+              <w:t>isValid</w:t>
+            </w:r>
+            <w:proofErr w:type="spellEnd"/>
+            <w:r>
+              <w:t>(</w:t>
             </w:r>
             <w:proofErr w:type="gramEnd"/>
             <w:r>
-              <w:t xml:space="preserve"> </w:t>
-            </w:r>
-            <w:proofErr w:type="gramStart"/>
-            <w:r>
-              <w:t>struct</w:t>
-            </w:r>
-            <w:proofErr w:type="gramEnd"/>
-            <w:r>
-              <w:t xml:space="preserve"> [SDD-001]</w:t>
+              <w:t>) [SDD-011]</w:t>
             </w:r>
           </w:p>
         </w:tc>
@@ -14146,7 +14362,7 @@
               <w:pStyle w:val="CellBody"/>
             </w:pPr>
             <w:r>
-              <w:t>TEST-023</w:t>
+              <w:t>TEST-004, TEST-005, TEST-008, TEST-011</w:t>
             </w:r>
           </w:p>
         </w:tc>
@@ -14162,7 +14378,7 @@
               <w:pStyle w:val="CellBody"/>
             </w:pPr>
             <w:r>
-              <w:t>SRD-011</w:t>
+              <w:t>SRD-020</w:t>
             </w:r>
           </w:p>
         </w:tc>
@@ -14178,7 +14394,7 @@
             <w:proofErr w:type="spellStart"/>
             <w:proofErr w:type="gramStart"/>
             <w:r>
-              <w:t>MissionManager</w:t>
+              <w:t>MainWindow</w:t>
             </w:r>
             <w:proofErr w:type="spellEnd"/>
             <w:r>
@@ -14186,7 +14402,7 @@
             </w:r>
             <w:proofErr w:type="spellStart"/>
             <w:r>
-              <w:t>buildTrajectory</w:t>
+              <w:t>onUpload</w:t>
             </w:r>
             <w:proofErr w:type="spellEnd"/>
             <w:r>
@@ -14194,7 +14410,7 @@
             </w:r>
             <w:proofErr w:type="gramEnd"/>
             <w:r>
-              <w:t>) [SDD-012]</w:t>
+              <w:t>) [SDD-030, SDD-032]</w:t>
             </w:r>
           </w:p>
         </w:tc>
@@ -14208,7 +14424,7 @@
               <w:pStyle w:val="CellBody"/>
             </w:pPr>
             <w:r>
-              <w:t>TEST-014, TEST-017</w:t>
+              <w:t>GUI</w:t>
             </w:r>
           </w:p>
         </w:tc>
@@ -14224,7 +14440,7 @@
               <w:pStyle w:val="CellBody"/>
             </w:pPr>
             <w:r>
-              <w:t>SRD-012</w:t>
+              <w:t>SRD-021</w:t>
             </w:r>
           </w:p>
         </w:tc>
@@ -14240,7 +14456,7 @@
             <w:proofErr w:type="spellStart"/>
             <w:proofErr w:type="gramStart"/>
             <w:r>
-              <w:t>MissionManager</w:t>
+              <w:t>MainWindow</w:t>
             </w:r>
             <w:proofErr w:type="spellEnd"/>
             <w:r>
@@ -14248,7 +14464,7 @@
             </w:r>
             <w:proofErr w:type="spellStart"/>
             <w:r>
-              <w:t>buildTrajectory</w:t>
+              <w:t>onUpload</w:t>
             </w:r>
             <w:proofErr w:type="spellEnd"/>
             <w:r>
@@ -14256,7 +14472,7 @@
             </w:r>
             <w:proofErr w:type="gramEnd"/>
             <w:r>
-              <w:t>) [SDD-013]</w:t>
+              <w:t>) [SDD-031]</w:t>
             </w:r>
           </w:p>
         </w:tc>
@@ -14270,7 +14486,10 @@
               <w:pStyle w:val="CellBody"/>
             </w:pPr>
             <w:r>
-              <w:t>TEST-015, TEST-018</w:t>
+              <w:t>TEST-020 to TEST-022</w:t>
+            </w:r>
+            <w:r>
+              <w:t>, GUI</w:t>
             </w:r>
           </w:p>
         </w:tc>
@@ -14286,7 +14505,7 @@
               <w:pStyle w:val="CellBody"/>
             </w:pPr>
             <w:r>
-              <w:t>SRD-013</w:t>
+              <w:t>SRD-022</w:t>
             </w:r>
           </w:p>
         </w:tc>
@@ -14299,13 +14518,18 @@
             <w:pPr>
               <w:pStyle w:val="CellBody"/>
             </w:pPr>
+            <w:proofErr w:type="spellStart"/>
             <w:proofErr w:type="gramStart"/>
             <w:r>
-              <w:t>Waypoint::</w:t>
+              <w:t>MissionManager</w:t>
+            </w:r>
+            <w:proofErr w:type="spellEnd"/>
+            <w:r>
+              <w:t>::</w:t>
             </w:r>
             <w:proofErr w:type="spellStart"/>
             <w:r>
-              <w:t>defaultAltitude</w:t>
+              <w:t>buildTrajectory</w:t>
             </w:r>
             <w:proofErr w:type="spellEnd"/>
             <w:r>
@@ -14313,7 +14537,7 @@
             </w:r>
             <w:proofErr w:type="gramEnd"/>
             <w:r>
-              <w:t>) [SDD-003]</w:t>
+              <w:t>) [SDD-014]</w:t>
             </w:r>
           </w:p>
         </w:tc>
@@ -14327,7 +14551,7 @@
               <w:pStyle w:val="CellBody"/>
             </w:pPr>
             <w:r>
-              <w:t>TEST-012, TEST-019</w:t>
+              <w:t>TEST-016</w:t>
             </w:r>
           </w:p>
         </w:tc>
@@ -14343,7 +14567,316 @@
               <w:pStyle w:val="CellBody"/>
             </w:pPr>
             <w:r>
-              <w:t>SRD-014</w:t>
+              <w:t>SDD-001</w:t>
+            </w:r>
+          </w:p>
+        </w:tc>
+        <w:tc>
+          <w:tcPr>
+            <w:tcW w:w="2270" w:type="pct"/>
+            <w:vAlign w:val="bottom"/>
+          </w:tcPr>
+          <w:p>
+            <w:pPr>
+              <w:pStyle w:val="CellBody"/>
+            </w:pPr>
+            <w:proofErr w:type="spellStart"/>
+            <w:r>
+              <w:t>Waypoint.h</w:t>
+            </w:r>
+            <w:proofErr w:type="spellEnd"/>
+            <w:r>
+              <w:t>: struct Waypoint</w:t>
+            </w:r>
+          </w:p>
+        </w:tc>
+        <w:tc>
+          <w:tcPr>
+            <w:tcW w:w="1868" w:type="pct"/>
+            <w:vAlign w:val="bottom"/>
+          </w:tcPr>
+          <w:p>
+            <w:pPr>
+              <w:pStyle w:val="CellBody"/>
+            </w:pPr>
+            <w:r>
+              <w:t>TEST-012, TEST-013</w:t>
+            </w:r>
+          </w:p>
+        </w:tc>
+      </w:tr>
+      <w:tr>
+        <w:tc>
+          <w:tcPr>
+            <w:tcW w:w="862" w:type="pct"/>
+            <w:vAlign w:val="bottom"/>
+          </w:tcPr>
+          <w:p>
+            <w:pPr>
+              <w:pStyle w:val="CellBody"/>
+            </w:pPr>
+            <w:r>
+              <w:t>SDD-002</w:t>
+            </w:r>
+          </w:p>
+        </w:tc>
+        <w:tc>
+          <w:tcPr>
+            <w:tcW w:w="2270" w:type="pct"/>
+            <w:vAlign w:val="bottom"/>
+          </w:tcPr>
+          <w:p>
+            <w:pPr>
+              <w:pStyle w:val="CellBody"/>
+            </w:pPr>
+            <w:proofErr w:type="spellStart"/>
+            <w:r>
+              <w:t>Waypoint.h</w:t>
+            </w:r>
+            <w:proofErr w:type="spellEnd"/>
+            <w:r>
+              <w:t xml:space="preserve">: </w:t>
+            </w:r>
+            <w:proofErr w:type="spellStart"/>
+            <w:r>
+              <w:t>enum</w:t>
+            </w:r>
+            <w:proofErr w:type="spellEnd"/>
+            <w:r>
+              <w:t xml:space="preserve"> class </w:t>
+            </w:r>
+            <w:proofErr w:type="spellStart"/>
+            <w:r>
+              <w:t>WaypointType</w:t>
+            </w:r>
+            <w:proofErr w:type="spellEnd"/>
+          </w:p>
+        </w:tc>
+        <w:tc>
+          <w:tcPr>
+            <w:tcW w:w="1868" w:type="pct"/>
+            <w:vAlign w:val="bottom"/>
+          </w:tcPr>
+          <w:p>
+            <w:pPr>
+              <w:pStyle w:val="CellBody"/>
+            </w:pPr>
+            <w:r>
+              <w:t>TEST-012 to TEST-019</w:t>
+            </w:r>
+          </w:p>
+        </w:tc>
+      </w:tr>
+      <w:tr>
+        <w:tc>
+          <w:tcPr>
+            <w:tcW w:w="862" w:type="pct"/>
+            <w:vAlign w:val="bottom"/>
+          </w:tcPr>
+          <w:p>
+            <w:pPr>
+              <w:pStyle w:val="CellBody"/>
+            </w:pPr>
+            <w:r>
+              <w:t>SDD-003</w:t>
+            </w:r>
+          </w:p>
+        </w:tc>
+        <w:tc>
+          <w:tcPr>
+            <w:tcW w:w="2270" w:type="pct"/>
+            <w:vAlign w:val="bottom"/>
+          </w:tcPr>
+          <w:p>
+            <w:pPr>
+              <w:pStyle w:val="CellBody"/>
+            </w:pPr>
+            <w:proofErr w:type="gramStart"/>
+            <w:r>
+              <w:t>Waypoint::</w:t>
+            </w:r>
+            <w:proofErr w:type="spellStart"/>
+            <w:r>
+              <w:t>defaultAltitude</w:t>
+            </w:r>
+            <w:proofErr w:type="spellEnd"/>
+            <w:r>
+              <w:t>(</w:t>
+            </w:r>
+            <w:proofErr w:type="gramEnd"/>
+            <w:r>
+              <w:t>)</w:t>
+            </w:r>
+          </w:p>
+        </w:tc>
+        <w:tc>
+          <w:tcPr>
+            <w:tcW w:w="1868" w:type="pct"/>
+            <w:vAlign w:val="bottom"/>
+          </w:tcPr>
+          <w:p>
+            <w:pPr>
+              <w:pStyle w:val="CellBody"/>
+            </w:pPr>
+            <w:r>
+              <w:t>TEST-012</w:t>
+            </w:r>
+            <w:r>
+              <w:t xml:space="preserve">, </w:t>
+            </w:r>
+            <w:r>
+              <w:t>TEST-01</w:t>
+            </w:r>
+            <w:r>
+              <w:t>4</w:t>
+            </w:r>
+          </w:p>
+        </w:tc>
+      </w:tr>
+      <w:tr>
+        <w:tc>
+          <w:tcPr>
+            <w:tcW w:w="862" w:type="pct"/>
+            <w:vAlign w:val="bottom"/>
+          </w:tcPr>
+          <w:p>
+            <w:pPr>
+              <w:pStyle w:val="CellBody"/>
+            </w:pPr>
+            <w:r>
+              <w:t>SDD-004</w:t>
+            </w:r>
+          </w:p>
+        </w:tc>
+        <w:tc>
+          <w:tcPr>
+            <w:tcW w:w="2270" w:type="pct"/>
+            <w:vAlign w:val="bottom"/>
+          </w:tcPr>
+          <w:p>
+            <w:pPr>
+              <w:pStyle w:val="CellBody"/>
+            </w:pPr>
+            <w:proofErr w:type="gramStart"/>
+            <w:r>
+              <w:t>Waypoint::</w:t>
+            </w:r>
+            <w:proofErr w:type="spellStart"/>
+            <w:r>
+              <w:t>defaultAltitude</w:t>
+            </w:r>
+            <w:proofErr w:type="spellEnd"/>
+            <w:r>
+              <w:t>(</w:t>
+            </w:r>
+            <w:proofErr w:type="gramEnd"/>
+            <w:r>
+              <w:t>)</w:t>
+            </w:r>
+          </w:p>
+        </w:tc>
+        <w:tc>
+          <w:tcPr>
+            <w:tcW w:w="1868" w:type="pct"/>
+            <w:vAlign w:val="bottom"/>
+          </w:tcPr>
+          <w:p>
+            <w:pPr>
+              <w:pStyle w:val="CellBody"/>
+            </w:pPr>
+            <w:r>
+              <w:t>TEST-01</w:t>
+            </w:r>
+            <w:r>
+              <w:t>3</w:t>
+            </w:r>
+            <w:r>
+              <w:t>, TEST-01</w:t>
+            </w:r>
+            <w:r>
+              <w:t>7</w:t>
+            </w:r>
+          </w:p>
+        </w:tc>
+      </w:tr>
+      <w:tr>
+        <w:tc>
+          <w:tcPr>
+            <w:tcW w:w="862" w:type="pct"/>
+            <w:vAlign w:val="bottom"/>
+          </w:tcPr>
+          <w:p>
+            <w:pPr>
+              <w:pStyle w:val="CellBody"/>
+            </w:pPr>
+            <w:r>
+              <w:t>SDD-005</w:t>
+            </w:r>
+          </w:p>
+        </w:tc>
+        <w:tc>
+          <w:tcPr>
+            <w:tcW w:w="2270" w:type="pct"/>
+            <w:vAlign w:val="bottom"/>
+          </w:tcPr>
+          <w:p>
+            <w:pPr>
+              <w:pStyle w:val="CellBody"/>
+            </w:pPr>
+            <w:proofErr w:type="gramStart"/>
+            <w:r>
+              <w:t>Waypoint::</w:t>
+            </w:r>
+            <w:proofErr w:type="spellStart"/>
+            <w:r>
+              <w:t>defaultAltitude</w:t>
+            </w:r>
+            <w:proofErr w:type="spellEnd"/>
+            <w:r>
+              <w:t>(</w:t>
+            </w:r>
+            <w:proofErr w:type="gramEnd"/>
+            <w:r>
+              <w:t>)</w:t>
+            </w:r>
+          </w:p>
+        </w:tc>
+        <w:tc>
+          <w:tcPr>
+            <w:tcW w:w="1868" w:type="pct"/>
+            <w:vAlign w:val="bottom"/>
+          </w:tcPr>
+          <w:p>
+            <w:pPr>
+              <w:pStyle w:val="CellBody"/>
+            </w:pPr>
+            <w:r>
+              <w:t>TEST-01</w:t>
+            </w:r>
+            <w:r>
+              <w:t>3</w:t>
+            </w:r>
+            <w:r>
+              <w:t>, TEST-01</w:t>
+            </w:r>
+            <w:r>
+              <w:t>8</w:t>
+            </w:r>
+          </w:p>
+        </w:tc>
+      </w:tr>
+      <w:tr>
+        <w:tc>
+          <w:tcPr>
+            <w:tcW w:w="862" w:type="pct"/>
+            <w:vAlign w:val="bottom"/>
+          </w:tcPr>
+          <w:p>
+            <w:pPr>
+              <w:pStyle w:val="CellBody"/>
+            </w:pPr>
+            <w:r>
+              <w:t>SDD-010</w:t>
             </w:r>
           </w:p>
         </w:tc>
@@ -14375,7 +14908,7 @@
             </w:r>
             <w:proofErr w:type="gramEnd"/>
             <w:r>
-              <w:t>) [SDD-010]</w:t>
+              <w:t>)</w:t>
             </w:r>
           </w:p>
         </w:tc>
@@ -14389,7 +14922,7 @@
               <w:pStyle w:val="CellBody"/>
             </w:pPr>
             <w:r>
-              <w:t>TEST-003 to TEST-011, TEST-020 to TEST-022</w:t>
+              <w:t>TEST-001, TEST-002, TEST-003</w:t>
             </w:r>
           </w:p>
         </w:tc>
@@ -14405,599 +14938,7 @@
               <w:pStyle w:val="CellBody"/>
             </w:pPr>
             <w:r>
-              <w:t>SRD-015</w:t>
-            </w:r>
-          </w:p>
-        </w:tc>
-        <w:tc>
-          <w:tcPr>
-            <w:tcW w:w="2270" w:type="pct"/>
-            <w:vAlign w:val="bottom"/>
-          </w:tcPr>
-          <w:p>
-            <w:pPr>
-              <w:pStyle w:val="CellBody"/>
-            </w:pPr>
-            <w:proofErr w:type="spellStart"/>
-            <w:proofErr w:type="gramStart"/>
-            <w:r>
-              <w:t>MissionManager</w:t>
-            </w:r>
-            <w:proofErr w:type="spellEnd"/>
-            <w:r>
-              <w:t>::</w:t>
-            </w:r>
-            <w:proofErr w:type="spellStart"/>
-            <w:r>
-              <w:t>isValid</w:t>
-            </w:r>
-            <w:proofErr w:type="spellEnd"/>
-            <w:r>
-              <w:t>(</w:t>
-            </w:r>
-            <w:proofErr w:type="gramEnd"/>
-            <w:r>
-              <w:t>) [SDD-011]</w:t>
-            </w:r>
-          </w:p>
-        </w:tc>
-        <w:tc>
-          <w:tcPr>
-            <w:tcW w:w="1868" w:type="pct"/>
-            <w:vAlign w:val="bottom"/>
-          </w:tcPr>
-          <w:p>
-            <w:pPr>
-              <w:pStyle w:val="CellBody"/>
-            </w:pPr>
-            <w:r>
-              <w:t>TEST-004, TEST-005, TEST-008, TEST-011</w:t>
-            </w:r>
-          </w:p>
-        </w:tc>
-      </w:tr>
-      <w:tr>
-        <w:tc>
-          <w:tcPr>
-            <w:tcW w:w="862" w:type="pct"/>
-            <w:vAlign w:val="bottom"/>
-          </w:tcPr>
-          <w:p>
-            <w:pPr>
-              <w:pStyle w:val="CellBody"/>
-            </w:pPr>
-            <w:r>
-              <w:t>SRD-020</w:t>
-            </w:r>
-          </w:p>
-        </w:tc>
-        <w:tc>
-          <w:tcPr>
-            <w:tcW w:w="2270" w:type="pct"/>
-            <w:vAlign w:val="bottom"/>
-          </w:tcPr>
-          <w:p>
-            <w:pPr>
-              <w:pStyle w:val="CellBody"/>
-            </w:pPr>
-            <w:proofErr w:type="spellStart"/>
-            <w:proofErr w:type="gramStart"/>
-            <w:r>
-              <w:t>MainWindow</w:t>
-            </w:r>
-            <w:proofErr w:type="spellEnd"/>
-            <w:r>
-              <w:t>::</w:t>
-            </w:r>
-            <w:proofErr w:type="spellStart"/>
-            <w:r>
-              <w:t>onUpload</w:t>
-            </w:r>
-            <w:proofErr w:type="spellEnd"/>
-            <w:r>
-              <w:t>(</w:t>
-            </w:r>
-            <w:proofErr w:type="gramEnd"/>
-            <w:r>
-              <w:t>) [SDD-030, SDD-032]</w:t>
-            </w:r>
-          </w:p>
-        </w:tc>
-        <w:tc>
-          <w:tcPr>
-            <w:tcW w:w="1868" w:type="pct"/>
-            <w:vAlign w:val="bottom"/>
-          </w:tcPr>
-          <w:p>
-            <w:pPr>
-              <w:pStyle w:val="CellBody"/>
-            </w:pPr>
-            <w:r>
-              <w:t>GUI</w:t>
-            </w:r>
-          </w:p>
-        </w:tc>
-      </w:tr>
-      <w:tr>
-        <w:tc>
-          <w:tcPr>
-            <w:tcW w:w="862" w:type="pct"/>
-            <w:vAlign w:val="bottom"/>
-          </w:tcPr>
-          <w:p>
-            <w:pPr>
-              <w:pStyle w:val="CellBody"/>
-            </w:pPr>
-            <w:r>
-              <w:t>SRD-021</w:t>
-            </w:r>
-          </w:p>
-        </w:tc>
-        <w:tc>
-          <w:tcPr>
-            <w:tcW w:w="2270" w:type="pct"/>
-            <w:vAlign w:val="bottom"/>
-          </w:tcPr>
-          <w:p>
-            <w:pPr>
-              <w:pStyle w:val="CellBody"/>
-            </w:pPr>
-            <w:proofErr w:type="spellStart"/>
-            <w:proofErr w:type="gramStart"/>
-            <w:r>
-              <w:t>MainWindow</w:t>
-            </w:r>
-            <w:proofErr w:type="spellEnd"/>
-            <w:r>
-              <w:t>::</w:t>
-            </w:r>
-            <w:proofErr w:type="spellStart"/>
-            <w:r>
-              <w:t>onUpload</w:t>
-            </w:r>
-            <w:proofErr w:type="spellEnd"/>
-            <w:r>
-              <w:t>(</w:t>
-            </w:r>
-            <w:proofErr w:type="gramEnd"/>
-            <w:r>
-              <w:t>) [SDD-031]</w:t>
-            </w:r>
-          </w:p>
-        </w:tc>
-        <w:tc>
-          <w:tcPr>
-            <w:tcW w:w="1868" w:type="pct"/>
-            <w:vAlign w:val="bottom"/>
-          </w:tcPr>
-          <w:p>
-            <w:pPr>
-              <w:pStyle w:val="CellBody"/>
-            </w:pPr>
-            <w:r>
-              <w:t>TEST-020 to TEST-022</w:t>
-            </w:r>
-          </w:p>
-        </w:tc>
-      </w:tr>
-      <w:tr>
-        <w:tc>
-          <w:tcPr>
-            <w:tcW w:w="862" w:type="pct"/>
-            <w:vAlign w:val="bottom"/>
-          </w:tcPr>
-          <w:p>
-            <w:pPr>
-              <w:pStyle w:val="CellBody"/>
-            </w:pPr>
-            <w:r>
-              <w:t>SRD-022</w:t>
-            </w:r>
-          </w:p>
-        </w:tc>
-        <w:tc>
-          <w:tcPr>
-            <w:tcW w:w="2270" w:type="pct"/>
-            <w:vAlign w:val="bottom"/>
-          </w:tcPr>
-          <w:p>
-            <w:pPr>
-              <w:pStyle w:val="CellBody"/>
-            </w:pPr>
-            <w:proofErr w:type="spellStart"/>
-            <w:proofErr w:type="gramStart"/>
-            <w:r>
-              <w:t>MissionManager</w:t>
-            </w:r>
-            <w:proofErr w:type="spellEnd"/>
-            <w:r>
-              <w:t>::</w:t>
-            </w:r>
-            <w:proofErr w:type="spellStart"/>
-            <w:r>
-              <w:t>buildTrajectory</w:t>
-            </w:r>
-            <w:proofErr w:type="spellEnd"/>
-            <w:r>
-              <w:t>(</w:t>
-            </w:r>
-            <w:proofErr w:type="gramEnd"/>
-            <w:r>
-              <w:t>) [SDD-014]</w:t>
-            </w:r>
-          </w:p>
-        </w:tc>
-        <w:tc>
-          <w:tcPr>
-            <w:tcW w:w="1868" w:type="pct"/>
-            <w:vAlign w:val="bottom"/>
-          </w:tcPr>
-          <w:p>
-            <w:pPr>
-              <w:pStyle w:val="CellBody"/>
-            </w:pPr>
-            <w:r>
-              <w:t>TEST-016</w:t>
-            </w:r>
-          </w:p>
-        </w:tc>
-      </w:tr>
-      <w:tr>
-        <w:tc>
-          <w:tcPr>
-            <w:tcW w:w="862" w:type="pct"/>
-            <w:vAlign w:val="bottom"/>
-          </w:tcPr>
-          <w:p>
-            <w:pPr>
-              <w:pStyle w:val="CellBody"/>
-            </w:pPr>
-            <w:r>
-              <w:t>SDD-001</w:t>
-            </w:r>
-          </w:p>
-        </w:tc>
-        <w:tc>
-          <w:tcPr>
-            <w:tcW w:w="2270" w:type="pct"/>
-            <w:vAlign w:val="bottom"/>
-          </w:tcPr>
-          <w:p>
-            <w:pPr>
-              <w:pStyle w:val="CellBody"/>
-            </w:pPr>
-            <w:proofErr w:type="spellStart"/>
-            <w:r>
-              <w:t>Waypoint.h</w:t>
-            </w:r>
-            <w:proofErr w:type="spellEnd"/>
-            <w:r>
-              <w:t>: struct Waypoint</w:t>
-            </w:r>
-          </w:p>
-        </w:tc>
-        <w:tc>
-          <w:tcPr>
-            <w:tcW w:w="1868" w:type="pct"/>
-            <w:vAlign w:val="bottom"/>
-          </w:tcPr>
-          <w:p>
-            <w:pPr>
-              <w:pStyle w:val="CellBody"/>
-            </w:pPr>
-            <w:r>
-              <w:t>TEST-012, TEST-013</w:t>
-            </w:r>
-          </w:p>
-        </w:tc>
-      </w:tr>
-      <w:tr>
-        <w:tc>
-          <w:tcPr>
-            <w:tcW w:w="862" w:type="pct"/>
-            <w:vAlign w:val="bottom"/>
-          </w:tcPr>
-          <w:p>
-            <w:pPr>
-              <w:pStyle w:val="CellBody"/>
-            </w:pPr>
-            <w:r>
-              <w:t>SDD-002</w:t>
-            </w:r>
-          </w:p>
-        </w:tc>
-        <w:tc>
-          <w:tcPr>
-            <w:tcW w:w="2270" w:type="pct"/>
-            <w:vAlign w:val="bottom"/>
-          </w:tcPr>
-          <w:p>
-            <w:pPr>
-              <w:pStyle w:val="CellBody"/>
-            </w:pPr>
-            <w:proofErr w:type="spellStart"/>
-            <w:r>
-              <w:t>Waypoint.h</w:t>
-            </w:r>
-            <w:proofErr w:type="spellEnd"/>
-            <w:r>
-              <w:t xml:space="preserve">: </w:t>
-            </w:r>
-            <w:proofErr w:type="spellStart"/>
-            <w:r>
-              <w:t>enum</w:t>
-            </w:r>
-            <w:proofErr w:type="spellEnd"/>
-            <w:r>
-              <w:t xml:space="preserve"> class </w:t>
-            </w:r>
-            <w:proofErr w:type="spellStart"/>
-            <w:r>
-              <w:t>WaypointType</w:t>
-            </w:r>
-            <w:proofErr w:type="spellEnd"/>
-          </w:p>
-        </w:tc>
-        <w:tc>
-          <w:tcPr>
-            <w:tcW w:w="1868" w:type="pct"/>
-            <w:vAlign w:val="bottom"/>
-          </w:tcPr>
-          <w:p>
-            <w:pPr>
-              <w:pStyle w:val="CellBody"/>
-            </w:pPr>
-            <w:r>
-              <w:t>TEST-012 to TEST-019</w:t>
-            </w:r>
-          </w:p>
-        </w:tc>
-      </w:tr>
-      <w:tr>
-        <w:tc>
-          <w:tcPr>
-            <w:tcW w:w="862" w:type="pct"/>
-            <w:vAlign w:val="bottom"/>
-          </w:tcPr>
-          <w:p>
-            <w:pPr>
-              <w:pStyle w:val="CellBody"/>
-            </w:pPr>
-            <w:r>
-              <w:t>SDD-003</w:t>
-            </w:r>
-          </w:p>
-        </w:tc>
-        <w:tc>
-          <w:tcPr>
-            <w:tcW w:w="2270" w:type="pct"/>
-            <w:vAlign w:val="bottom"/>
-          </w:tcPr>
-          <w:p>
-            <w:pPr>
-              <w:pStyle w:val="CellBody"/>
-            </w:pPr>
-            <w:proofErr w:type="gramStart"/>
-            <w:r>
-              <w:t>Waypoint::</w:t>
-            </w:r>
-            <w:proofErr w:type="spellStart"/>
-            <w:r>
-              <w:t>defaultAltitude</w:t>
-            </w:r>
-            <w:proofErr w:type="spellEnd"/>
-            <w:r>
-              <w:t>(</w:t>
-            </w:r>
-            <w:proofErr w:type="gramEnd"/>
-            <w:r>
-              <w:t>)</w:t>
-            </w:r>
-          </w:p>
-        </w:tc>
-        <w:tc>
-          <w:tcPr>
-            <w:tcW w:w="1868" w:type="pct"/>
-            <w:vAlign w:val="bottom"/>
-          </w:tcPr>
-          <w:p>
-            <w:pPr>
-              <w:pStyle w:val="CellBody"/>
-            </w:pPr>
-            <w:r>
-              <w:t>TR-010, TR-021</w:t>
-            </w:r>
-          </w:p>
-        </w:tc>
-      </w:tr>
-      <w:tr>
-        <w:tc>
-          <w:tcPr>
-            <w:tcW w:w="862" w:type="pct"/>
-            <w:vAlign w:val="bottom"/>
-          </w:tcPr>
-          <w:p>
-            <w:pPr>
-              <w:pStyle w:val="CellBody"/>
-            </w:pPr>
-            <w:r>
-              <w:t>SDD-004</w:t>
-            </w:r>
-          </w:p>
-        </w:tc>
-        <w:tc>
-          <w:tcPr>
-            <w:tcW w:w="2270" w:type="pct"/>
-            <w:vAlign w:val="bottom"/>
-          </w:tcPr>
-          <w:p>
-            <w:pPr>
-              <w:pStyle w:val="CellBody"/>
-            </w:pPr>
-            <w:proofErr w:type="gramStart"/>
-            <w:r>
-              <w:t>Waypoint::</w:t>
-            </w:r>
-            <w:proofErr w:type="spellStart"/>
-            <w:r>
-              <w:t>defaultAltitude</w:t>
-            </w:r>
-            <w:proofErr w:type="spellEnd"/>
-            <w:r>
-              <w:t>(</w:t>
-            </w:r>
-            <w:proofErr w:type="gramEnd"/>
-            <w:r>
-              <w:t>)</w:t>
-            </w:r>
-          </w:p>
-        </w:tc>
-        <w:tc>
-          <w:tcPr>
-            <w:tcW w:w="1868" w:type="pct"/>
-            <w:vAlign w:val="bottom"/>
-          </w:tcPr>
-          <w:p>
-            <w:pPr>
-              <w:pStyle w:val="CellBody"/>
-            </w:pPr>
-            <w:r>
-              <w:t>TR-011, TR-022</w:t>
-            </w:r>
-          </w:p>
-        </w:tc>
-      </w:tr>
-      <w:tr>
-        <w:tc>
-          <w:tcPr>
-            <w:tcW w:w="862" w:type="pct"/>
-            <w:vAlign w:val="bottom"/>
-          </w:tcPr>
-          <w:p>
-            <w:pPr>
-              <w:pStyle w:val="CellBody"/>
-            </w:pPr>
-            <w:r>
               <w:lastRenderedPageBreak/>
-              <w:t>SDD-005</w:t>
-            </w:r>
-          </w:p>
-        </w:tc>
-        <w:tc>
-          <w:tcPr>
-            <w:tcW w:w="2270" w:type="pct"/>
-            <w:vAlign w:val="bottom"/>
-          </w:tcPr>
-          <w:p>
-            <w:pPr>
-              <w:pStyle w:val="CellBody"/>
-            </w:pPr>
-            <w:proofErr w:type="gramStart"/>
-            <w:r>
-              <w:t>Waypoint::</w:t>
-            </w:r>
-            <w:proofErr w:type="spellStart"/>
-            <w:r>
-              <w:t>defaultAltitude</w:t>
-            </w:r>
-            <w:proofErr w:type="spellEnd"/>
-            <w:r>
-              <w:t>(</w:t>
-            </w:r>
-            <w:proofErr w:type="gramEnd"/>
-            <w:r>
-              <w:t>)</w:t>
-            </w:r>
-          </w:p>
-        </w:tc>
-        <w:tc>
-          <w:tcPr>
-            <w:tcW w:w="1868" w:type="pct"/>
-            <w:vAlign w:val="bottom"/>
-          </w:tcPr>
-          <w:p>
-            <w:pPr>
-              <w:pStyle w:val="CellBody"/>
-            </w:pPr>
-            <w:r>
-              <w:t>TR-012, TR-022</w:t>
-            </w:r>
-          </w:p>
-        </w:tc>
-      </w:tr>
-      <w:tr>
-        <w:tc>
-          <w:tcPr>
-            <w:tcW w:w="862" w:type="pct"/>
-            <w:vAlign w:val="bottom"/>
-          </w:tcPr>
-          <w:p>
-            <w:pPr>
-              <w:pStyle w:val="CellBody"/>
-            </w:pPr>
-            <w:r>
-              <w:t>SDD-010</w:t>
-            </w:r>
-          </w:p>
-        </w:tc>
-        <w:tc>
-          <w:tcPr>
-            <w:tcW w:w="2270" w:type="pct"/>
-            <w:vAlign w:val="bottom"/>
-          </w:tcPr>
-          <w:p>
-            <w:pPr>
-              <w:pStyle w:val="CellBody"/>
-            </w:pPr>
-            <w:proofErr w:type="spellStart"/>
-            <w:proofErr w:type="gramStart"/>
-            <w:r>
-              <w:t>MissionManager</w:t>
-            </w:r>
-            <w:proofErr w:type="spellEnd"/>
-            <w:r>
-              <w:t>::</w:t>
-            </w:r>
-            <w:proofErr w:type="spellStart"/>
-            <w:r>
-              <w:t>isValid</w:t>
-            </w:r>
-            <w:proofErr w:type="spellEnd"/>
-            <w:r>
-              <w:t>(</w:t>
-            </w:r>
-            <w:proofErr w:type="gramEnd"/>
-            <w:r>
-              <w:t>)</w:t>
-            </w:r>
-          </w:p>
-        </w:tc>
-        <w:tc>
-          <w:tcPr>
-            <w:tcW w:w="1868" w:type="pct"/>
-            <w:vAlign w:val="bottom"/>
-          </w:tcPr>
-          <w:p>
-            <w:pPr>
-              <w:pStyle w:val="CellBody"/>
-            </w:pPr>
-            <w:r>
-              <w:t>TEST-001, TEST-002, TEST-003</w:t>
-            </w:r>
-          </w:p>
-        </w:tc>
-      </w:tr>
-      <w:tr>
-        <w:tc>
-          <w:tcPr>
-            <w:tcW w:w="862" w:type="pct"/>
-            <w:vAlign w:val="bottom"/>
-          </w:tcPr>
-          <w:p>
-            <w:pPr>
-              <w:pStyle w:val="CellBody"/>
-            </w:pPr>
-            <w:r>
               <w:t>SDD-011</w:t>
             </w:r>
           </w:p>
@@ -16318,8 +16259,8 @@
         <w:tblLook w:val="04A0" w:firstRow="1" w:lastRow="0" w:firstColumn="1" w:lastColumn="0" w:noHBand="0" w:noVBand="1"/>
       </w:tblPr>
       <w:tblGrid>
-        <w:gridCol w:w="3680"/>
-        <w:gridCol w:w="5336"/>
+        <w:gridCol w:w="3718"/>
+        <w:gridCol w:w="5298"/>
       </w:tblGrid>
       <w:tr>
         <w:trPr>
@@ -16706,6 +16647,12 @@
             <w:r>
               <w:t>SRD-005</w:t>
             </w:r>
+            <w:r>
+              <w:t xml:space="preserve">, </w:t>
+            </w:r>
+            <w:r>
+              <w:t>SDD-024</w:t>
+            </w:r>
           </w:p>
         </w:tc>
       </w:tr>
@@ -17015,7 +16962,6 @@
             <w:proofErr w:type="spellStart"/>
             <w:proofErr w:type="gramStart"/>
             <w:r>
-              <w:lastRenderedPageBreak/>
               <w:t>MapEngine</w:t>
             </w:r>
             <w:proofErr w:type="spellEnd"/>
@@ -17112,6 +17058,7 @@
             <w:proofErr w:type="spellStart"/>
             <w:proofErr w:type="gramStart"/>
             <w:r>
+              <w:lastRenderedPageBreak/>
               <w:t>MainWindow</w:t>
             </w:r>
             <w:proofErr w:type="spellEnd"/>
@@ -17339,8 +17286,16 @@
             <w:pPr>
               <w:pStyle w:val="CellBody"/>
             </w:pPr>
-            <w:r>
-              <w:t>tests/tst_missionmanager.cpp</w:t>
+            <w:proofErr w:type="spellStart"/>
+            <w:r>
+              <w:t>missionPlanTest</w:t>
+            </w:r>
+            <w:proofErr w:type="spellEnd"/>
+            <w:r>
+              <w:t>/tst_testmissionplanner</w:t>
+            </w:r>
+            <w:r>
+              <w:t>.cpp</w:t>
             </w:r>
           </w:p>
         </w:tc>
@@ -17369,7 +17324,7 @@
               <w:t>-02</w:t>
             </w:r>
             <w:r>
-              <w:t>8</w:t>
+              <w:t>5</w:t>
             </w:r>
           </w:p>
         </w:tc>
@@ -20639,6 +20594,7 @@
     <w:rsid w:val="00293C01"/>
     <w:rsid w:val="003272EC"/>
     <w:rsid w:val="00381E80"/>
+    <w:rsid w:val="0039517D"/>
     <w:rsid w:val="00410783"/>
     <w:rsid w:val="004348C4"/>
     <w:rsid w:val="005406A5"/>
@@ -20654,6 +20610,7 @@
     <w:rsid w:val="00B763BC"/>
     <w:rsid w:val="00B95FE9"/>
     <w:rsid w:val="00CA0C8E"/>
+    <w:rsid w:val="00CD684D"/>
     <w:rsid w:val="00D06F37"/>
     <w:rsid w:val="00D35E3C"/>
     <w:rsid w:val="00D5206A"/>

--- a/docs/Mission Planner.docx
+++ b/docs/Mission Planner.docx
@@ -2,6 +2,715 @@
 <file path=word/document.xml><?xml version="1.0" encoding="utf-8"?>
 <w:document xmlns:wpc="http://schemas.microsoft.com/office/word/2010/wordprocessingCanvas" xmlns:cx="http://schemas.microsoft.com/office/drawing/2014/chartex" xmlns:cx1="http://schemas.microsoft.com/office/drawing/2015/9/8/chartex" xmlns:cx2="http://schemas.microsoft.com/office/drawing/2015/10/21/chartex" xmlns:cx3="http://schemas.microsoft.com/office/drawing/2016/5/9/chartex" xmlns:cx4="http://schemas.microsoft.com/office/drawing/2016/5/10/chartex" xmlns:cx5="http://schemas.microsoft.com/office/drawing/2016/5/11/chartex" xmlns:cx6="http://schemas.microsoft.com/office/drawing/2016/5/12/chartex" xmlns:cx7="http://schemas.microsoft.com/office/drawing/2016/5/13/chartex" xmlns:cx8="http://schemas.microsoft.com/office/drawing/2016/5/14/chartex" xmlns:mc="http://schemas.openxmlformats.org/markup-compatibility/2006" xmlns:aink="http://schemas.microsoft.com/office/drawing/2016/ink" xmlns:am3d="http://schemas.microsoft.com/office/drawing/2017/model3d" xmlns:o="urn:schemas-microsoft-com:office:office" xmlns:oel="http://schemas.microsoft.com/office/2019/extlst" xmlns:r="http://schemas.openxmlformats.org/officeDocument/2006/relationships" xmlns:m="http://schemas.openxmlformats.org/officeDocument/2006/math" xmlns:v="urn:schemas-microsoft-com:vml" xmlns:wp14="http://schemas.microsoft.com/office/word/2010/wordprocessingDrawing" xmlns:wp="http://schemas.openxmlformats.org/drawingml/2006/wordprocessingDrawing" xmlns:w10="urn:schemas-microsoft-com:office:word" xmlns:w="http://schemas.openxmlformats.org/wordprocessingml/2006/main" xmlns:w14="http://schemas.microsoft.com/office/word/2010/wordml" xmlns:w15="http://schemas.microsoft.com/office/word/2012/wordml" xmlns:w16cex="http://schemas.microsoft.com/office/word/2018/wordml/cex" xmlns:w16cid="http://schemas.microsoft.com/office/word/2016/wordml/cid" xmlns:w16="http://schemas.microsoft.com/office/word/2018/wordml" xmlns:w16du="http://schemas.microsoft.com/office/word/2023/wordml/word16du" xmlns:w16sdtdh="http://schemas.microsoft.com/office/word/2020/wordml/sdtdatahash" xmlns:w16sdtfl="http://schemas.microsoft.com/office/word/2024/wordml/sdtformatlock" xmlns:w16se="http://schemas.microsoft.com/office/word/2015/wordml/symex" xmlns:wpg="http://schemas.microsoft.com/office/word/2010/wordprocessingGroup" xmlns:wpi="http://schemas.microsoft.com/office/word/2010/wordprocessingInk" xmlns:wne="http://schemas.microsoft.com/office/word/2006/wordml" xmlns:wps="http://schemas.microsoft.com/office/word/2010/wordprocessingShape" mc:Ignorable="w14 w15 w16se w16cid w16 w16cex w16sdtdh w16sdtfl w16du wp14">
   <w:body>
+    <w:sdt>
+      <w:sdtPr>
+        <w:rPr>
+          <w:color w:val="FFFFFF" w:themeColor="background1"/>
+        </w:rPr>
+        <w:id w:val="1273740377"/>
+        <w:docPartObj>
+          <w:docPartGallery w:val="Cover Pages"/>
+          <w:docPartUnique/>
+        </w:docPartObj>
+      </w:sdtPr>
+      <w:sdtContent>
+        <w:p>
+          <w:pPr>
+            <w:rPr>
+              <w:color w:val="FFFFFF" w:themeColor="background1"/>
+            </w:rPr>
+          </w:pPr>
+          <w:r>
+            <w:rPr>
+              <w:rFonts w:asciiTheme="majorHAnsi" w:eastAsiaTheme="majorEastAsia" w:hAnsiTheme="majorHAnsi" w:cstheme="majorBidi"/>
+              <w:noProof/>
+              <w:spacing w:val="-10"/>
+              <w:kern w:val="28"/>
+              <w:sz w:val="56"/>
+              <w:szCs w:val="56"/>
+            </w:rPr>
+            <mc:AlternateContent>
+              <mc:Choice Requires="wps">
+                <w:drawing>
+                  <wp:anchor distT="0" distB="0" distL="114300" distR="114300" simplePos="0" relativeHeight="251659264" behindDoc="0" locked="0" layoutInCell="1" allowOverlap="1" wp14:anchorId="321645C8" wp14:editId="1B7FE36C">
+                    <wp:simplePos x="0" y="0"/>
+                    <wp:positionH relativeFrom="page">
+                      <wp:align>center</wp:align>
+                    </wp:positionH>
+                    <wp:positionV relativeFrom="page">
+                      <wp:align>center</wp:align>
+                    </wp:positionV>
+                    <wp:extent cx="1712890" cy="3840480"/>
+                    <wp:effectExtent l="0" t="0" r="1270" b="0"/>
+                    <wp:wrapNone/>
+                    <wp:docPr id="138" name="Text Box 139"/>
+                    <wp:cNvGraphicFramePr/>
+                    <a:graphic xmlns:a="http://schemas.openxmlformats.org/drawingml/2006/main">
+                      <a:graphicData uri="http://schemas.microsoft.com/office/word/2010/wordprocessingShape">
+                        <wps:wsp>
+                          <wps:cNvSpPr txBox="1"/>
+                          <wps:spPr>
+                            <a:xfrm>
+                              <a:off x="0" y="0"/>
+                              <a:ext cx="1712890" cy="3840480"/>
+                            </a:xfrm>
+                            <a:prstGeom prst="rect">
+                              <a:avLst/>
+                            </a:prstGeom>
+                            <a:solidFill>
+                              <a:schemeClr val="lt1"/>
+                            </a:solidFill>
+                            <a:ln w="6350">
+                              <a:noFill/>
+                            </a:ln>
+                            <a:effectLst/>
+                          </wps:spPr>
+                          <wps:style>
+                            <a:lnRef idx="0">
+                              <a:schemeClr val="accent1"/>
+                            </a:lnRef>
+                            <a:fillRef idx="0">
+                              <a:schemeClr val="accent1"/>
+                            </a:fillRef>
+                            <a:effectRef idx="0">
+                              <a:schemeClr val="accent1"/>
+                            </a:effectRef>
+                            <a:fontRef idx="minor">
+                              <a:schemeClr val="dk1"/>
+                            </a:fontRef>
+                          </wps:style>
+                          <wps:txbx>
+                            <w:txbxContent>
+                              <w:tbl>
+                                <w:tblPr>
+                                  <w:tblW w:w="5000" w:type="pct"/>
+                                  <w:jc w:val="center"/>
+                                  <w:tblBorders>
+                                    <w:insideV w:val="single" w:sz="12" w:space="0" w:color="E97132" w:themeColor="accent2"/>
+                                  </w:tblBorders>
+                                  <w:tblCellMar>
+                                    <w:top w:w="1296" w:type="dxa"/>
+                                    <w:left w:w="360" w:type="dxa"/>
+                                    <w:bottom w:w="1296" w:type="dxa"/>
+                                    <w:right w:w="360" w:type="dxa"/>
+                                  </w:tblCellMar>
+                                  <w:tblLook w:val="04A0" w:firstRow="1" w:lastRow="0" w:firstColumn="1" w:lastColumn="0" w:noHBand="0" w:noVBand="1"/>
+                                </w:tblPr>
+                                <w:tblGrid>
+                                  <w:gridCol w:w="6870"/>
+                                  <w:gridCol w:w="2371"/>
+                                </w:tblGrid>
+                                <w:tr>
+                                  <w:trPr>
+                                    <w:jc w:val="center"/>
+                                  </w:trPr>
+                                  <w:tc>
+                                    <w:tcPr>
+                                      <w:tcW w:w="2568" w:type="pct"/>
+                                      <w:vAlign w:val="center"/>
+                                    </w:tcPr>
+                                    <w:p>
+                                      <w:pPr>
+                                        <w:jc w:val="right"/>
+                                      </w:pPr>
+                                      <w:r>
+                                        <w:rPr>
+                                          <w:noProof/>
+                                        </w:rPr>
+                                        <w:drawing>
+                                          <wp:inline distT="0" distB="0" distL="0" distR="0" wp14:anchorId="463C2F43" wp14:editId="2EC74FF8">
+                                            <wp:extent cx="3901440" cy="2788920"/>
+                                            <wp:effectExtent l="0" t="0" r="3810" b="0"/>
+                                            <wp:docPr id="908205586" name="Picture 6"/>
+                                            <wp:cNvGraphicFramePr>
+                                              <a:graphicFrameLocks xmlns:a="http://schemas.openxmlformats.org/drawingml/2006/main" noChangeAspect="1"/>
+                                            </wp:cNvGraphicFramePr>
+                                            <a:graphic xmlns:a="http://schemas.openxmlformats.org/drawingml/2006/main">
+                                              <a:graphicData uri="http://schemas.openxmlformats.org/drawingml/2006/picture">
+                                                <pic:pic xmlns:pic="http://schemas.openxmlformats.org/drawingml/2006/picture">
+                                                  <pic:nvPicPr>
+                                                    <pic:cNvPr id="908205586" name="Picture 908205586"/>
+                                                    <pic:cNvPicPr/>
+                                                  </pic:nvPicPr>
+                                                  <pic:blipFill>
+                                                    <a:blip r:embed="rId8">
+                                                      <a:extLst>
+                                                        <a:ext uri="{28A0092B-C50C-407E-A947-70E740481C1C}">
+                                                          <a14:useLocalDpi xmlns:a14="http://schemas.microsoft.com/office/drawing/2010/main" val="0"/>
+                                                        </a:ext>
+                                                        <a:ext uri="{837473B0-CC2E-450A-ABE3-18F120FF3D39}">
+                                                          <a1611:picAttrSrcUrl xmlns:a1611="http://schemas.microsoft.com/office/drawing/2016/11/main" r:id="rId9"/>
+                                                        </a:ext>
+                                                      </a:extLst>
+                                                    </a:blip>
+                                                    <a:stretch>
+                                                      <a:fillRect/>
+                                                    </a:stretch>
+                                                  </pic:blipFill>
+                                                  <pic:spPr>
+                                                    <a:xfrm>
+                                                      <a:off x="0" y="0"/>
+                                                      <a:ext cx="3901440" cy="2788920"/>
+                                                    </a:xfrm>
+                                                    <a:prstGeom prst="rect">
+                                                      <a:avLst/>
+                                                    </a:prstGeom>
+                                                  </pic:spPr>
+                                                </pic:pic>
+                                              </a:graphicData>
+                                            </a:graphic>
+                                          </wp:inline>
+                                        </w:drawing>
+                                      </w:r>
+                                    </w:p>
+                                    <w:sdt>
+                                      <w:sdtPr>
+                                        <w:rPr>
+                                          <w:caps/>
+                                          <w:color w:val="191919" w:themeColor="text1" w:themeTint="E6"/>
+                                          <w:sz w:val="72"/>
+                                          <w:szCs w:val="72"/>
+                                        </w:rPr>
+                                        <w:alias w:val="Title"/>
+                                        <w:tag w:val=""/>
+                                        <w:id w:val="-438379639"/>
+                                        <w:dataBinding w:prefixMappings="xmlns:ns0='http://purl.org/dc/elements/1.1/' xmlns:ns1='http://schemas.openxmlformats.org/package/2006/metadata/core-properties' " w:xpath="/ns1:coreProperties[1]/ns0:title[1]" w:storeItemID="{6C3C8BC8-F283-45AE-878A-BAB7291924A1}"/>
+                                        <w:text/>
+                                      </w:sdtPr>
+                                      <w:sdtContent>
+                                        <w:p>
+                                          <w:pPr>
+                                            <w:pStyle w:val="NoSpacing"/>
+                                            <w:spacing w:line="312" w:lineRule="auto"/>
+                                            <w:jc w:val="right"/>
+                                            <w:rPr>
+                                              <w:caps/>
+                                              <w:color w:val="191919" w:themeColor="text1" w:themeTint="E6"/>
+                                              <w:sz w:val="72"/>
+                                              <w:szCs w:val="72"/>
+                                            </w:rPr>
+                                          </w:pPr>
+                                          <w:r>
+                                            <w:rPr>
+                                              <w:caps/>
+                                              <w:color w:val="191919" w:themeColor="text1" w:themeTint="E6"/>
+                                              <w:sz w:val="72"/>
+                                              <w:szCs w:val="72"/>
+                                            </w:rPr>
+                                            <w:t>Mission Planner</w:t>
+                                          </w:r>
+                                        </w:p>
+                                      </w:sdtContent>
+                                    </w:sdt>
+                                    <w:sdt>
+                                      <w:sdtPr>
+                                        <w:rPr>
+                                          <w:color w:val="000000" w:themeColor="text1"/>
+                                        </w:rPr>
+                                        <w:alias w:val="Subtitle"/>
+                                        <w:tag w:val=""/>
+                                        <w:id w:val="1354072561"/>
+                                        <w:dataBinding w:prefixMappings="xmlns:ns0='http://purl.org/dc/elements/1.1/' xmlns:ns1='http://schemas.openxmlformats.org/package/2006/metadata/core-properties' " w:xpath="/ns1:coreProperties[1]/ns0:subject[1]" w:storeItemID="{6C3C8BC8-F283-45AE-878A-BAB7291924A1}"/>
+                                        <w:text/>
+                                      </w:sdtPr>
+                                      <w:sdtContent>
+                                        <w:p>
+                                          <w:pPr>
+                                            <w:jc w:val="right"/>
+                                          </w:pPr>
+                                          <w:r>
+                                            <w:rPr>
+                                              <w:color w:val="000000" w:themeColor="text1"/>
+                                            </w:rPr>
+                                            <w:t>Software Requirements &amp; Design Document</w:t>
+                                          </w:r>
+                                        </w:p>
+                                      </w:sdtContent>
+                                    </w:sdt>
+                                  </w:tc>
+                                  <w:tc>
+                                    <w:tcPr>
+                                      <w:tcW w:w="2432" w:type="pct"/>
+                                      <w:vAlign w:val="center"/>
+                                    </w:tcPr>
+                                    <w:p>
+                                      <w:pPr>
+                                        <w:pStyle w:val="NoSpacing"/>
+                                        <w:rPr>
+                                          <w:caps/>
+                                          <w:color w:val="E97132" w:themeColor="accent2"/>
+                                          <w:sz w:val="26"/>
+                                          <w:szCs w:val="26"/>
+                                        </w:rPr>
+                                      </w:pPr>
+                                      <w:r>
+                                        <w:rPr>
+                                          <w:caps/>
+                                          <w:color w:val="E97132" w:themeColor="accent2"/>
+                                          <w:sz w:val="26"/>
+                                          <w:szCs w:val="26"/>
+                                        </w:rPr>
+                                        <w:t>Abstract</w:t>
+                                      </w:r>
+                                    </w:p>
+                                    <w:sdt>
+                                      <w:sdtPr>
+                                        <w:rPr>
+                                          <w:color w:val="000000" w:themeColor="text1"/>
+                                        </w:rPr>
+                                        <w:alias w:val="Abstract"/>
+                                        <w:tag w:val=""/>
+                                        <w:id w:val="-2036181933"/>
+                                        <w:dataBinding w:prefixMappings="xmlns:ns0='http://schemas.microsoft.com/office/2006/coverPageProps' " w:xpath="/ns0:CoverPageProperties[1]/ns0:Abstract[1]" w:storeItemID="{55AF091B-3C7A-41E3-B477-F2FDAA23CFDA}"/>
+                                        <w:text/>
+                                      </w:sdtPr>
+                                      <w:sdtContent>
+                                        <w:p>
+                                          <w:pPr>
+                                            <w:rPr>
+                                              <w:color w:val="000000" w:themeColor="text1"/>
+                                            </w:rPr>
+                                          </w:pPr>
+                                          <w:r>
+                                            <w:rPr>
+                                              <w:color w:val="000000" w:themeColor="text1"/>
+                                            </w:rPr>
+                                            <w:t xml:space="preserve">Mission Planner is a Qt6-based desktop application developed for </w:t>
+                                          </w:r>
+                                          <w:proofErr w:type="spellStart"/>
+                                          <w:r>
+                                            <w:rPr>
+                                              <w:color w:val="000000" w:themeColor="text1"/>
+                                            </w:rPr>
+                                            <w:t>Avilus</w:t>
+                                          </w:r>
+                                          <w:proofErr w:type="spellEnd"/>
+                                          <w:r>
+                                            <w:rPr>
+                                              <w:color w:val="000000" w:themeColor="text1"/>
+                                            </w:rPr>
+                                            <w:t xml:space="preserve"> that enables operators to plan unmanned aerial vehicle missions on an interactive 2D map canvas. The application constructs a VTOL flight trajectory, validates the mission against safety constraints, and outputs the waypoint sequence for upload. This document covers the system requirements, software design, and test specifications with full bidirectional traceability to implementation and test.</w:t>
+                                          </w:r>
+                                          <w:r>
+                                            <w:rPr>
+                                              <w:color w:val="000000" w:themeColor="text1"/>
+                                            </w:rPr>
+                                            <w:t xml:space="preserve"> </w:t>
+                                          </w:r>
+                                        </w:p>
+                                      </w:sdtContent>
+                                    </w:sdt>
+                                    <w:sdt>
+                                      <w:sdtPr>
+                                        <w:rPr>
+                                          <w:color w:val="E97132" w:themeColor="accent2"/>
+                                          <w:sz w:val="26"/>
+                                          <w:szCs w:val="26"/>
+                                        </w:rPr>
+                                        <w:alias w:val="Author"/>
+                                        <w:tag w:val=""/>
+                                        <w:id w:val="-279026076"/>
+                                        <w:dataBinding w:prefixMappings="xmlns:ns0='http://purl.org/dc/elements/1.1/' xmlns:ns1='http://schemas.openxmlformats.org/package/2006/metadata/core-properties' " w:xpath="/ns1:coreProperties[1]/ns0:creator[1]" w:storeItemID="{6C3C8BC8-F283-45AE-878A-BAB7291924A1}"/>
+                                        <w:text/>
+                                      </w:sdtPr>
+                                      <w:sdtContent>
+                                        <w:p>
+                                          <w:pPr>
+                                            <w:pStyle w:val="NoSpacing"/>
+                                            <w:rPr>
+                                              <w:color w:val="E97132" w:themeColor="accent2"/>
+                                              <w:sz w:val="26"/>
+                                              <w:szCs w:val="26"/>
+                                            </w:rPr>
+                                          </w:pPr>
+                                          <w:r>
+                                            <w:rPr>
+                                              <w:color w:val="E97132" w:themeColor="accent2"/>
+                                              <w:sz w:val="26"/>
+                                              <w:szCs w:val="26"/>
+                                            </w:rPr>
+                                            <w:t xml:space="preserve">Ravi Jayanagara </w:t>
+                                          </w:r>
+                                          <w:proofErr w:type="spellStart"/>
+                                          <w:r>
+                                            <w:rPr>
+                                              <w:color w:val="E97132" w:themeColor="accent2"/>
+                                              <w:sz w:val="26"/>
+                                              <w:szCs w:val="26"/>
+                                            </w:rPr>
+                                            <w:t>Krishnegowda</w:t>
+                                          </w:r>
+                                          <w:proofErr w:type="spellEnd"/>
+                                        </w:p>
+                                      </w:sdtContent>
+                                    </w:sdt>
+                                    <w:p>
+                                      <w:pPr>
+                                        <w:pStyle w:val="NoSpacing"/>
+                                      </w:pPr>
+                                      <w:sdt>
+                                        <w:sdtPr>
+                                          <w:rPr>
+                                            <w:color w:val="0E2841" w:themeColor="text2"/>
+                                          </w:rPr>
+                                          <w:alias w:val="Course"/>
+                                          <w:tag w:val="Course"/>
+                                          <w:id w:val="-710501431"/>
+                                          <w:dataBinding w:prefixMappings="xmlns:ns0='http://purl.org/dc/elements/1.1/' xmlns:ns1='http://schemas.openxmlformats.org/package/2006/metadata/core-properties' " w:xpath="/ns1:coreProperties[1]/ns1:category[1]" w:storeItemID="{6C3C8BC8-F283-45AE-878A-BAB7291924A1}"/>
+                                          <w:text/>
+                                        </w:sdtPr>
+                                        <w:sdtContent>
+                                          <w:r>
+                                            <w:rPr>
+                                              <w:color w:val="0E2841" w:themeColor="text2"/>
+                                            </w:rPr>
+                                            <w:t>System Engineer</w:t>
+                                          </w:r>
+                                        </w:sdtContent>
+                                      </w:sdt>
+                                    </w:p>
+                                  </w:tc>
+                                </w:tr>
+                              </w:tbl>
+                              <w:p/>
+                            </w:txbxContent>
+                          </wps:txbx>
+                          <wps:bodyPr rot="0" spcFirstLastPara="0" vertOverflow="overflow" horzOverflow="overflow" vert="horz" wrap="square" lIns="0" tIns="0" rIns="0" bIns="0" numCol="1" spcCol="0" rtlCol="0" fromWordArt="0" anchor="ctr" anchorCtr="0" forceAA="0" compatLnSpc="1">
+                            <a:prstTxWarp prst="textNoShape">
+                              <a:avLst/>
+                            </a:prstTxWarp>
+                            <a:noAutofit/>
+                          </wps:bodyPr>
+                        </wps:wsp>
+                      </a:graphicData>
+                    </a:graphic>
+                    <wp14:sizeRelH relativeFrom="page">
+                      <wp14:pctWidth>94100</wp14:pctWidth>
+                    </wp14:sizeRelH>
+                    <wp14:sizeRelV relativeFrom="page">
+                      <wp14:pctHeight>77300</wp14:pctHeight>
+                    </wp14:sizeRelV>
+                  </wp:anchor>
+                </w:drawing>
+              </mc:Choice>
+              <mc:Fallback>
+                <w:pict>
+                  <v:shapetype w14:anchorId="321645C8" id="_x0000_t202" coordsize="21600,21600" o:spt="202" path="m,l,21600r21600,l21600,xe">
+                    <v:stroke joinstyle="miter"/>
+                    <v:path gradientshapeok="t" o:connecttype="rect"/>
+                  </v:shapetype>
+                  <v:shape id="Text Box 139" o:spid="_x0000_s1026" type="#_x0000_t202" style="position:absolute;margin-left:0;margin-top:0;width:134.85pt;height:302.4pt;z-index:251659264;visibility:visible;mso-wrap-style:square;mso-width-percent:941;mso-height-percent:773;mso-wrap-distance-left:9pt;mso-wrap-distance-top:0;mso-wrap-distance-right:9pt;mso-wrap-distance-bottom:0;mso-position-horizontal:center;mso-position-horizontal-relative:page;mso-position-vertical:center;mso-position-vertical-relative:page;mso-width-percent:941;mso-height-percent:773;mso-width-relative:page;mso-height-relative:page;v-text-anchor:middle" o:gfxdata="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" fillcolor="white [3201]" stroked="f" strokeweight=".5pt">
+                    <v:textbox inset="0,0,0,0">
+                      <w:txbxContent>
+                        <w:tbl>
+                          <w:tblPr>
+                            <w:tblW w:w="5000" w:type="pct"/>
+                            <w:jc w:val="center"/>
+                            <w:tblBorders>
+                              <w:insideV w:val="single" w:sz="12" w:space="0" w:color="E97132" w:themeColor="accent2"/>
+                            </w:tblBorders>
+                            <w:tblCellMar>
+                              <w:top w:w="1296" w:type="dxa"/>
+                              <w:left w:w="360" w:type="dxa"/>
+                              <w:bottom w:w="1296" w:type="dxa"/>
+                              <w:right w:w="360" w:type="dxa"/>
+                            </w:tblCellMar>
+                            <w:tblLook w:val="04A0" w:firstRow="1" w:lastRow="0" w:firstColumn="1" w:lastColumn="0" w:noHBand="0" w:noVBand="1"/>
+                          </w:tblPr>
+                          <w:tblGrid>
+                            <w:gridCol w:w="6870"/>
+                            <w:gridCol w:w="2371"/>
+                          </w:tblGrid>
+                          <w:tr>
+                            <w:trPr>
+                              <w:jc w:val="center"/>
+                            </w:trPr>
+                            <w:tc>
+                              <w:tcPr>
+                                <w:tcW w:w="2568" w:type="pct"/>
+                                <w:vAlign w:val="center"/>
+                              </w:tcPr>
+                              <w:p>
+                                <w:pPr>
+                                  <w:jc w:val="right"/>
+                                </w:pPr>
+                                <w:r>
+                                  <w:rPr>
+                                    <w:noProof/>
+                                  </w:rPr>
+                                  <w:drawing>
+                                    <wp:inline distT="0" distB="0" distL="0" distR="0" wp14:anchorId="463C2F43" wp14:editId="2EC74FF8">
+                                      <wp:extent cx="3901440" cy="2788920"/>
+                                      <wp:effectExtent l="0" t="0" r="3810" b="0"/>
+                                      <wp:docPr id="908205586" name="Picture 6"/>
+                                      <wp:cNvGraphicFramePr>
+                                        <a:graphicFrameLocks xmlns:a="http://schemas.openxmlformats.org/drawingml/2006/main" noChangeAspect="1"/>
+                                      </wp:cNvGraphicFramePr>
+                                      <a:graphic xmlns:a="http://schemas.openxmlformats.org/drawingml/2006/main">
+                                        <a:graphicData uri="http://schemas.openxmlformats.org/drawingml/2006/picture">
+                                          <pic:pic xmlns:pic="http://schemas.openxmlformats.org/drawingml/2006/picture">
+                                            <pic:nvPicPr>
+                                              <pic:cNvPr id="908205586" name="Picture 908205586"/>
+                                              <pic:cNvPicPr/>
+                                            </pic:nvPicPr>
+                                            <pic:blipFill>
+                                              <a:blip r:embed="rId8">
+                                                <a:extLst>
+                                                  <a:ext uri="{28A0092B-C50C-407E-A947-70E740481C1C}">
+                                                    <a14:useLocalDpi xmlns:a14="http://schemas.microsoft.com/office/drawing/2010/main" val="0"/>
+                                                  </a:ext>
+                                                  <a:ext uri="{837473B0-CC2E-450A-ABE3-18F120FF3D39}">
+                                                    <a1611:picAttrSrcUrl xmlns:a1611="http://schemas.microsoft.com/office/drawing/2016/11/main" r:id="rId9"/>
+                                                  </a:ext>
+                                                </a:extLst>
+                                              </a:blip>
+                                              <a:stretch>
+                                                <a:fillRect/>
+                                              </a:stretch>
+                                            </pic:blipFill>
+                                            <pic:spPr>
+                                              <a:xfrm>
+                                                <a:off x="0" y="0"/>
+                                                <a:ext cx="3901440" cy="2788920"/>
+                                              </a:xfrm>
+                                              <a:prstGeom prst="rect">
+                                                <a:avLst/>
+                                              </a:prstGeom>
+                                            </pic:spPr>
+                                          </pic:pic>
+                                        </a:graphicData>
+                                      </a:graphic>
+                                    </wp:inline>
+                                  </w:drawing>
+                                </w:r>
+                              </w:p>
+                              <w:sdt>
+                                <w:sdtPr>
+                                  <w:rPr>
+                                    <w:caps/>
+                                    <w:color w:val="191919" w:themeColor="text1" w:themeTint="E6"/>
+                                    <w:sz w:val="72"/>
+                                    <w:szCs w:val="72"/>
+                                  </w:rPr>
+                                  <w:alias w:val="Title"/>
+                                  <w:tag w:val=""/>
+                                  <w:id w:val="-438379639"/>
+                                  <w:dataBinding w:prefixMappings="xmlns:ns0='http://purl.org/dc/elements/1.1/' xmlns:ns1='http://schemas.openxmlformats.org/package/2006/metadata/core-properties' " w:xpath="/ns1:coreProperties[1]/ns0:title[1]" w:storeItemID="{6C3C8BC8-F283-45AE-878A-BAB7291924A1}"/>
+                                  <w:text/>
+                                </w:sdtPr>
+                                <w:sdtContent>
+                                  <w:p>
+                                    <w:pPr>
+                                      <w:pStyle w:val="NoSpacing"/>
+                                      <w:spacing w:line="312" w:lineRule="auto"/>
+                                      <w:jc w:val="right"/>
+                                      <w:rPr>
+                                        <w:caps/>
+                                        <w:color w:val="191919" w:themeColor="text1" w:themeTint="E6"/>
+                                        <w:sz w:val="72"/>
+                                        <w:szCs w:val="72"/>
+                                      </w:rPr>
+                                    </w:pPr>
+                                    <w:r>
+                                      <w:rPr>
+                                        <w:caps/>
+                                        <w:color w:val="191919" w:themeColor="text1" w:themeTint="E6"/>
+                                        <w:sz w:val="72"/>
+                                        <w:szCs w:val="72"/>
+                                      </w:rPr>
+                                      <w:t>Mission Planner</w:t>
+                                    </w:r>
+                                  </w:p>
+                                </w:sdtContent>
+                              </w:sdt>
+                              <w:sdt>
+                                <w:sdtPr>
+                                  <w:rPr>
+                                    <w:color w:val="000000" w:themeColor="text1"/>
+                                  </w:rPr>
+                                  <w:alias w:val="Subtitle"/>
+                                  <w:tag w:val=""/>
+                                  <w:id w:val="1354072561"/>
+                                  <w:dataBinding w:prefixMappings="xmlns:ns0='http://purl.org/dc/elements/1.1/' xmlns:ns1='http://schemas.openxmlformats.org/package/2006/metadata/core-properties' " w:xpath="/ns1:coreProperties[1]/ns0:subject[1]" w:storeItemID="{6C3C8BC8-F283-45AE-878A-BAB7291924A1}"/>
+                                  <w:text/>
+                                </w:sdtPr>
+                                <w:sdtContent>
+                                  <w:p>
+                                    <w:pPr>
+                                      <w:jc w:val="right"/>
+                                    </w:pPr>
+                                    <w:r>
+                                      <w:rPr>
+                                        <w:color w:val="000000" w:themeColor="text1"/>
+                                      </w:rPr>
+                                      <w:t>Software Requirements &amp; Design Document</w:t>
+                                    </w:r>
+                                  </w:p>
+                                </w:sdtContent>
+                              </w:sdt>
+                            </w:tc>
+                            <w:tc>
+                              <w:tcPr>
+                                <w:tcW w:w="2432" w:type="pct"/>
+                                <w:vAlign w:val="center"/>
+                              </w:tcPr>
+                              <w:p>
+                                <w:pPr>
+                                  <w:pStyle w:val="NoSpacing"/>
+                                  <w:rPr>
+                                    <w:caps/>
+                                    <w:color w:val="E97132" w:themeColor="accent2"/>
+                                    <w:sz w:val="26"/>
+                                    <w:szCs w:val="26"/>
+                                  </w:rPr>
+                                </w:pPr>
+                                <w:r>
+                                  <w:rPr>
+                                    <w:caps/>
+                                    <w:color w:val="E97132" w:themeColor="accent2"/>
+                                    <w:sz w:val="26"/>
+                                    <w:szCs w:val="26"/>
+                                  </w:rPr>
+                                  <w:t>Abstract</w:t>
+                                </w:r>
+                              </w:p>
+                              <w:sdt>
+                                <w:sdtPr>
+                                  <w:rPr>
+                                    <w:color w:val="000000" w:themeColor="text1"/>
+                                  </w:rPr>
+                                  <w:alias w:val="Abstract"/>
+                                  <w:tag w:val=""/>
+                                  <w:id w:val="-2036181933"/>
+                                  <w:dataBinding w:prefixMappings="xmlns:ns0='http://schemas.microsoft.com/office/2006/coverPageProps' " w:xpath="/ns0:CoverPageProperties[1]/ns0:Abstract[1]" w:storeItemID="{55AF091B-3C7A-41E3-B477-F2FDAA23CFDA}"/>
+                                  <w:text/>
+                                </w:sdtPr>
+                                <w:sdtContent>
+                                  <w:p>
+                                    <w:pPr>
+                                      <w:rPr>
+                                        <w:color w:val="000000" w:themeColor="text1"/>
+                                      </w:rPr>
+                                    </w:pPr>
+                                    <w:r>
+                                      <w:rPr>
+                                        <w:color w:val="000000" w:themeColor="text1"/>
+                                      </w:rPr>
+                                      <w:t xml:space="preserve">Mission Planner is a Qt6-based desktop application developed for </w:t>
+                                    </w:r>
+                                    <w:proofErr w:type="spellStart"/>
+                                    <w:r>
+                                      <w:rPr>
+                                        <w:color w:val="000000" w:themeColor="text1"/>
+                                      </w:rPr>
+                                      <w:t>Avilus</w:t>
+                                    </w:r>
+                                    <w:proofErr w:type="spellEnd"/>
+                                    <w:r>
+                                      <w:rPr>
+                                        <w:color w:val="000000" w:themeColor="text1"/>
+                                      </w:rPr>
+                                      <w:t xml:space="preserve"> that enables operators to plan unmanned aerial vehicle missions on an interactive 2D map canvas. The application constructs a VTOL flight trajectory, validates the mission against safety constraints, and outputs the waypoint sequence for upload. This document covers the system requirements, software design, and test specifications with full bidirectional traceability to implementation and test.</w:t>
+                                    </w:r>
+                                    <w:r>
+                                      <w:rPr>
+                                        <w:color w:val="000000" w:themeColor="text1"/>
+                                      </w:rPr>
+                                      <w:t xml:space="preserve"> </w:t>
+                                    </w:r>
+                                  </w:p>
+                                </w:sdtContent>
+                              </w:sdt>
+                              <w:sdt>
+                                <w:sdtPr>
+                                  <w:rPr>
+                                    <w:color w:val="E97132" w:themeColor="accent2"/>
+                                    <w:sz w:val="26"/>
+                                    <w:szCs w:val="26"/>
+                                  </w:rPr>
+                                  <w:alias w:val="Author"/>
+                                  <w:tag w:val=""/>
+                                  <w:id w:val="-279026076"/>
+                                  <w:dataBinding w:prefixMappings="xmlns:ns0='http://purl.org/dc/elements/1.1/' xmlns:ns1='http://schemas.openxmlformats.org/package/2006/metadata/core-properties' " w:xpath="/ns1:coreProperties[1]/ns0:creator[1]" w:storeItemID="{6C3C8BC8-F283-45AE-878A-BAB7291924A1}"/>
+                                  <w:text/>
+                                </w:sdtPr>
+                                <w:sdtContent>
+                                  <w:p>
+                                    <w:pPr>
+                                      <w:pStyle w:val="NoSpacing"/>
+                                      <w:rPr>
+                                        <w:color w:val="E97132" w:themeColor="accent2"/>
+                                        <w:sz w:val="26"/>
+                                        <w:szCs w:val="26"/>
+                                      </w:rPr>
+                                    </w:pPr>
+                                    <w:r>
+                                      <w:rPr>
+                                        <w:color w:val="E97132" w:themeColor="accent2"/>
+                                        <w:sz w:val="26"/>
+                                        <w:szCs w:val="26"/>
+                                      </w:rPr>
+                                      <w:t xml:space="preserve">Ravi Jayanagara </w:t>
+                                    </w:r>
+                                    <w:proofErr w:type="spellStart"/>
+                                    <w:r>
+                                      <w:rPr>
+                                        <w:color w:val="E97132" w:themeColor="accent2"/>
+                                        <w:sz w:val="26"/>
+                                        <w:szCs w:val="26"/>
+                                      </w:rPr>
+                                      <w:t>Krishnegowda</w:t>
+                                    </w:r>
+                                    <w:proofErr w:type="spellEnd"/>
+                                  </w:p>
+                                </w:sdtContent>
+                              </w:sdt>
+                              <w:p>
+                                <w:pPr>
+                                  <w:pStyle w:val="NoSpacing"/>
+                                </w:pPr>
+                                <w:sdt>
+                                  <w:sdtPr>
+                                    <w:rPr>
+                                      <w:color w:val="0E2841" w:themeColor="text2"/>
+                                    </w:rPr>
+                                    <w:alias w:val="Course"/>
+                                    <w:tag w:val="Course"/>
+                                    <w:id w:val="-710501431"/>
+                                    <w:dataBinding w:prefixMappings="xmlns:ns0='http://purl.org/dc/elements/1.1/' xmlns:ns1='http://schemas.openxmlformats.org/package/2006/metadata/core-properties' " w:xpath="/ns1:coreProperties[1]/ns1:category[1]" w:storeItemID="{6C3C8BC8-F283-45AE-878A-BAB7291924A1}"/>
+                                    <w:text/>
+                                  </w:sdtPr>
+                                  <w:sdtContent>
+                                    <w:r>
+                                      <w:rPr>
+                                        <w:color w:val="0E2841" w:themeColor="text2"/>
+                                      </w:rPr>
+                                      <w:t>System Engineer</w:t>
+                                    </w:r>
+                                  </w:sdtContent>
+                                </w:sdt>
+                              </w:p>
+                            </w:tc>
+                          </w:tr>
+                        </w:tbl>
+                        <w:p/>
+                      </w:txbxContent>
+                    </v:textbox>
+                    <w10:wrap anchorx="page" anchory="page"/>
+                  </v:shape>
+                </w:pict>
+              </mc:Fallback>
+            </mc:AlternateContent>
+          </w:r>
+          <w:r>
+            <w:rPr>
+              <w:color w:val="FFFFFF" w:themeColor="background1"/>
+            </w:rPr>
+            <w:br w:type="page"/>
+          </w:r>
+        </w:p>
+      </w:sdtContent>
+    </w:sdt>
     <w:p>
       <w:pPr>
         <w:pStyle w:val="Title"/>
@@ -150,19 +859,6 @@
     </w:p>
     <w:p>
       <w:pPr>
-        <w:pStyle w:val="Note"/>
-        <w:spacing w:before="0"/>
-        <w:jc w:val="center"/>
-      </w:pPr>
-      <w:r>
-        <w:t xml:space="preserve">This document is prepared to demonstrate the development process for mission planning. The requirements, test cases, and traceability are based on the provided specification. Any branding elements, such as the header or logo, are used for presentation purposes and do not imply ownership or </w:t>
-      </w:r>
-      <w:r>
-        <w:t>endorsement.</w:t>
-      </w:r>
-    </w:p>
-    <w:p>
-      <w:pPr>
         <w:pStyle w:val="Title2"/>
       </w:pPr>
       <w:r>
@@ -189,7 +885,7 @@
     <w:tbl>
       <w:tblPr>
         <w:tblpPr w:leftFromText="180" w:rightFromText="180" w:vertAnchor="text" w:horzAnchor="margin" w:tblpY="-10"/>
-        <w:tblW w:w="10060" w:type="dxa"/>
+        <w:tblW w:w="9016" w:type="dxa"/>
         <w:tblBorders>
           <w:top w:val="single" w:sz="4" w:space="0" w:color="auto"/>
           <w:left w:val="single" w:sz="4" w:space="0" w:color="auto"/>
@@ -205,9 +901,10 @@
         <w:tblLook w:val="04A0" w:firstRow="1" w:lastRow="0" w:firstColumn="1" w:lastColumn="0" w:noHBand="0" w:noVBand="1"/>
       </w:tblPr>
       <w:tblGrid>
-        <w:gridCol w:w="1052"/>
-        <w:gridCol w:w="917"/>
-        <w:gridCol w:w="8091"/>
+        <w:gridCol w:w="1009"/>
+        <w:gridCol w:w="882"/>
+        <w:gridCol w:w="987"/>
+        <w:gridCol w:w="6138"/>
       </w:tblGrid>
       <w:tr>
         <w:trPr>
@@ -216,7 +913,7 @@
         </w:trPr>
         <w:tc>
           <w:tcPr>
-            <w:tcW w:w="1052" w:type="dxa"/>
+            <w:tcW w:w="1011" w:type="dxa"/>
             <w:tcBorders>
               <w:top w:val="single" w:sz="4" w:space="0" w:color="auto"/>
               <w:left w:val="single" w:sz="4" w:space="0" w:color="auto"/>
@@ -238,7 +935,7 @@
         </w:tc>
         <w:tc>
           <w:tcPr>
-            <w:tcW w:w="917" w:type="dxa"/>
+            <w:tcW w:w="883" w:type="dxa"/>
             <w:tcBorders>
               <w:top w:val="single" w:sz="4" w:space="0" w:color="auto"/>
               <w:left w:val="single" w:sz="4" w:space="0" w:color="auto"/>
@@ -260,7 +957,7 @@
         </w:tc>
         <w:tc>
           <w:tcPr>
-            <w:tcW w:w="8091" w:type="dxa"/>
+            <w:tcW w:w="936" w:type="dxa"/>
             <w:tcBorders>
               <w:top w:val="single" w:sz="4" w:space="0" w:color="auto"/>
               <w:left w:val="single" w:sz="4" w:space="0" w:color="auto"/>
@@ -276,6 +973,28 @@
               <w:pStyle w:val="CellHeader"/>
             </w:pPr>
             <w:r>
+              <w:t>Date</w:t>
+            </w:r>
+          </w:p>
+        </w:tc>
+        <w:tc>
+          <w:tcPr>
+            <w:tcW w:w="6186" w:type="dxa"/>
+            <w:tcBorders>
+              <w:top w:val="single" w:sz="4" w:space="0" w:color="auto"/>
+              <w:left w:val="single" w:sz="4" w:space="0" w:color="auto"/>
+              <w:bottom w:val="single" w:sz="4" w:space="0" w:color="auto"/>
+              <w:right w:val="single" w:sz="4" w:space="0" w:color="auto"/>
+              <w:tl2br w:val="nil"/>
+              <w:tr2bl w:val="nil"/>
+            </w:tcBorders>
+            <w:shd w:val="clear" w:color="auto" w:fill="B3B3B3"/>
+          </w:tcPr>
+          <w:p>
+            <w:pPr>
+              <w:pStyle w:val="CellHeader"/>
+            </w:pPr>
+            <w:r>
               <w:t>Change Description</w:t>
             </w:r>
           </w:p>
@@ -287,7 +1006,7 @@
         </w:trPr>
         <w:tc>
           <w:tcPr>
-            <w:tcW w:w="1052" w:type="dxa"/>
+            <w:tcW w:w="1011" w:type="dxa"/>
           </w:tcPr>
           <w:p>
             <w:pPr>
@@ -300,7 +1019,7 @@
         </w:tc>
         <w:tc>
           <w:tcPr>
-            <w:tcW w:w="917" w:type="dxa"/>
+            <w:tcW w:w="883" w:type="dxa"/>
           </w:tcPr>
           <w:p>
             <w:pPr>
@@ -313,7 +1032,20 @@
         </w:tc>
         <w:tc>
           <w:tcPr>
-            <w:tcW w:w="8091" w:type="dxa"/>
+            <w:tcW w:w="936" w:type="dxa"/>
+          </w:tcPr>
+          <w:p>
+            <w:pPr>
+              <w:pStyle w:val="CellBody"/>
+            </w:pPr>
+            <w:r>
+              <w:t>22.05.2026</w:t>
+            </w:r>
+          </w:p>
+        </w:tc>
+        <w:tc>
+          <w:tcPr>
+            <w:tcW w:w="6186" w:type="dxa"/>
           </w:tcPr>
           <w:p>
             <w:pPr>
@@ -331,27 +1063,37 @@
         </w:trPr>
         <w:tc>
           <w:tcPr>
-            <w:tcW w:w="1052" w:type="dxa"/>
-          </w:tcPr>
-          <w:p>
-            <w:pPr>
-              <w:pStyle w:val="CellBody"/>
-            </w:pPr>
-          </w:p>
-        </w:tc>
-        <w:tc>
-          <w:tcPr>
-            <w:tcW w:w="917" w:type="dxa"/>
-          </w:tcPr>
-          <w:p>
-            <w:pPr>
-              <w:pStyle w:val="CellBody"/>
-            </w:pPr>
-          </w:p>
-        </w:tc>
-        <w:tc>
-          <w:tcPr>
-            <w:tcW w:w="8091" w:type="dxa"/>
+            <w:tcW w:w="1011" w:type="dxa"/>
+          </w:tcPr>
+          <w:p>
+            <w:pPr>
+              <w:pStyle w:val="CellBody"/>
+            </w:pPr>
+          </w:p>
+        </w:tc>
+        <w:tc>
+          <w:tcPr>
+            <w:tcW w:w="883" w:type="dxa"/>
+          </w:tcPr>
+          <w:p>
+            <w:pPr>
+              <w:pStyle w:val="CellBody"/>
+            </w:pPr>
+          </w:p>
+        </w:tc>
+        <w:tc>
+          <w:tcPr>
+            <w:tcW w:w="936" w:type="dxa"/>
+          </w:tcPr>
+          <w:p>
+            <w:pPr>
+              <w:pStyle w:val="CellBody"/>
+            </w:pPr>
+          </w:p>
+        </w:tc>
+        <w:tc>
+          <w:tcPr>
+            <w:tcW w:w="6186" w:type="dxa"/>
           </w:tcPr>
           <w:p>
             <w:pPr>
@@ -439,7 +1181,7 @@
           <w:r>
             <w:fldChar w:fldCharType="separate"/>
           </w:r>
-          <w:hyperlink w:anchor="_Toc230284446" w:history="1">
+          <w:hyperlink w:anchor="_Toc230352060" w:history="1">
             <w:r>
               <w:rPr>
                 <w:rStyle w:val="Hyperlink"/>
@@ -482,7 +1224,7 @@
               <w:rPr>
                 <w:webHidden/>
               </w:rPr>
-              <w:instrText xml:space="preserve"> PAGEREF _Toc230284446 \h </w:instrText>
+              <w:instrText xml:space="preserve"> PAGEREF _Toc230352060 \h </w:instrText>
             </w:r>
             <w:r>
               <w:rPr>
@@ -522,7 +1264,7 @@
               <w14:ligatures w14:val="standardContextual"/>
             </w:rPr>
           </w:pPr>
-          <w:hyperlink w:anchor="_Toc230284447" w:history="1">
+          <w:hyperlink w:anchor="_Toc230352061" w:history="1">
             <w:r>
               <w:rPr>
                 <w:rStyle w:val="Hyperlink"/>
@@ -563,7 +1305,7 @@
               <w:rPr>
                 <w:webHidden/>
               </w:rPr>
-              <w:instrText xml:space="preserve"> PAGEREF _Toc230284447 \h </w:instrText>
+              <w:instrText xml:space="preserve"> PAGEREF _Toc230352061 \h </w:instrText>
             </w:r>
             <w:r>
               <w:rPr>
@@ -603,7 +1345,7 @@
               <w14:ligatures w14:val="standardContextual"/>
             </w:rPr>
           </w:pPr>
-          <w:hyperlink w:anchor="_Toc230284448" w:history="1">
+          <w:hyperlink w:anchor="_Toc230352062" w:history="1">
             <w:r>
               <w:rPr>
                 <w:rStyle w:val="Hyperlink"/>
@@ -644,7 +1386,7 @@
               <w:rPr>
                 <w:webHidden/>
               </w:rPr>
-              <w:instrText xml:space="preserve"> PAGEREF _Toc230284448 \h </w:instrText>
+              <w:instrText xml:space="preserve"> PAGEREF _Toc230352062 \h </w:instrText>
             </w:r>
             <w:r>
               <w:rPr>
@@ -684,7 +1426,7 @@
               <w14:ligatures w14:val="standardContextual"/>
             </w:rPr>
           </w:pPr>
-          <w:hyperlink w:anchor="_Toc230284449" w:history="1">
+          <w:hyperlink w:anchor="_Toc230352063" w:history="1">
             <w:r>
               <w:rPr>
                 <w:rStyle w:val="Hyperlink"/>
@@ -725,7 +1467,7 @@
               <w:rPr>
                 <w:webHidden/>
               </w:rPr>
-              <w:instrText xml:space="preserve"> PAGEREF _Toc230284449 \h </w:instrText>
+              <w:instrText xml:space="preserve"> PAGEREF _Toc230352063 \h </w:instrText>
             </w:r>
             <w:r>
               <w:rPr>
@@ -765,7 +1507,7 @@
               <w14:ligatures w14:val="standardContextual"/>
             </w:rPr>
           </w:pPr>
-          <w:hyperlink w:anchor="_Toc230284450" w:history="1">
+          <w:hyperlink w:anchor="_Toc230352064" w:history="1">
             <w:r>
               <w:rPr>
                 <w:rStyle w:val="Hyperlink"/>
@@ -806,7 +1548,7 @@
               <w:rPr>
                 <w:webHidden/>
               </w:rPr>
-              <w:instrText xml:space="preserve"> PAGEREF _Toc230284450 \h </w:instrText>
+              <w:instrText xml:space="preserve"> PAGEREF _Toc230352064 \h </w:instrText>
             </w:r>
             <w:r>
               <w:rPr>
@@ -846,7 +1588,7 @@
               <w14:ligatures w14:val="standardContextual"/>
             </w:rPr>
           </w:pPr>
-          <w:hyperlink w:anchor="_Toc230284451" w:history="1">
+          <w:hyperlink w:anchor="_Toc230352065" w:history="1">
             <w:r>
               <w:rPr>
                 <w:rStyle w:val="Hyperlink"/>
@@ -888,7 +1630,7 @@
               <w:rPr>
                 <w:webHidden/>
               </w:rPr>
-              <w:instrText xml:space="preserve"> PAGEREF _Toc230284451 \h </w:instrText>
+              <w:instrText xml:space="preserve"> PAGEREF _Toc230352065 \h </w:instrText>
             </w:r>
             <w:r>
               <w:rPr>
@@ -928,7 +1670,7 @@
               <w14:ligatures w14:val="standardContextual"/>
             </w:rPr>
           </w:pPr>
-          <w:hyperlink w:anchor="_Toc230284452" w:history="1">
+          <w:hyperlink w:anchor="_Toc230352066" w:history="1">
             <w:r>
               <w:rPr>
                 <w:rStyle w:val="Hyperlink"/>
@@ -976,7 +1718,7 @@
               <w:rPr>
                 <w:webHidden/>
               </w:rPr>
-              <w:instrText xml:space="preserve"> PAGEREF _Toc230284452 \h </w:instrText>
+              <w:instrText xml:space="preserve"> PAGEREF _Toc230352066 \h </w:instrText>
             </w:r>
             <w:r>
               <w:rPr>
@@ -1018,7 +1760,7 @@
               <w14:ligatures w14:val="standardContextual"/>
             </w:rPr>
           </w:pPr>
-          <w:hyperlink w:anchor="_Toc230284453" w:history="1">
+          <w:hyperlink w:anchor="_Toc230352067" w:history="1">
             <w:r>
               <w:rPr>
                 <w:rStyle w:val="Hyperlink"/>
@@ -1061,7 +1803,7 @@
               <w:rPr>
                 <w:webHidden/>
               </w:rPr>
-              <w:instrText xml:space="preserve"> PAGEREF _Toc230284453 \h </w:instrText>
+              <w:instrText xml:space="preserve"> PAGEREF _Toc230352067 \h </w:instrText>
             </w:r>
             <w:r>
               <w:rPr>
@@ -1101,7 +1843,7 @@
               <w14:ligatures w14:val="standardContextual"/>
             </w:rPr>
           </w:pPr>
-          <w:hyperlink w:anchor="_Toc230284455" w:history="1">
+          <w:hyperlink w:anchor="_Toc230352069" w:history="1">
             <w:r>
               <w:rPr>
                 <w:rStyle w:val="Hyperlink"/>
@@ -1142,7 +1884,7 @@
               <w:rPr>
                 <w:webHidden/>
               </w:rPr>
-              <w:instrText xml:space="preserve"> PAGEREF _Toc230284455 \h </w:instrText>
+              <w:instrText xml:space="preserve"> PAGEREF _Toc230352069 \h </w:instrText>
             </w:r>
             <w:r>
               <w:rPr>
@@ -1182,7 +1924,7 @@
               <w14:ligatures w14:val="standardContextual"/>
             </w:rPr>
           </w:pPr>
-          <w:hyperlink w:anchor="_Toc230284456" w:history="1">
+          <w:hyperlink w:anchor="_Toc230352070" w:history="1">
             <w:r>
               <w:rPr>
                 <w:rStyle w:val="Hyperlink"/>
@@ -1223,7 +1965,7 @@
               <w:rPr>
                 <w:webHidden/>
               </w:rPr>
-              <w:instrText xml:space="preserve"> PAGEREF _Toc230284456 \h </w:instrText>
+              <w:instrText xml:space="preserve"> PAGEREF _Toc230352070 \h </w:instrText>
             </w:r>
             <w:r>
               <w:rPr>
@@ -1267,7 +2009,7 @@
               <w14:ligatures w14:val="standardContextual"/>
             </w:rPr>
           </w:pPr>
-          <w:hyperlink w:anchor="_Toc230284457" w:history="1">
+          <w:hyperlink w:anchor="_Toc230352071" w:history="1">
             <w:r>
               <w:rPr>
                 <w:rStyle w:val="Hyperlink"/>
@@ -1309,7 +2051,7 @@
               <w:rPr>
                 <w:webHidden/>
               </w:rPr>
-              <w:instrText xml:space="preserve"> PAGEREF _Toc230284457 \h </w:instrText>
+              <w:instrText xml:space="preserve"> PAGEREF _Toc230352071 \h </w:instrText>
             </w:r>
             <w:r>
               <w:rPr>
@@ -1353,7 +2095,7 @@
               <w14:ligatures w14:val="standardContextual"/>
             </w:rPr>
           </w:pPr>
-          <w:hyperlink w:anchor="_Toc230284463" w:history="1">
+          <w:hyperlink w:anchor="_Toc230352077" w:history="1">
             <w:r>
               <w:rPr>
                 <w:rStyle w:val="Hyperlink"/>
@@ -1395,7 +2137,7 @@
               <w:rPr>
                 <w:webHidden/>
               </w:rPr>
-              <w:instrText xml:space="preserve"> PAGEREF _Toc230284463 \h </w:instrText>
+              <w:instrText xml:space="preserve"> PAGEREF _Toc230352077 \h </w:instrText>
             </w:r>
             <w:r>
               <w:rPr>
@@ -1412,7 +2154,7 @@
               <w:rPr>
                 <w:webHidden/>
               </w:rPr>
-              <w:t>7</w:t>
+              <w:t>6</w:t>
             </w:r>
             <w:r>
               <w:rPr>
@@ -1439,7 +2181,7 @@
               <w14:ligatures w14:val="standardContextual"/>
             </w:rPr>
           </w:pPr>
-          <w:hyperlink w:anchor="_Toc230284464" w:history="1">
+          <w:hyperlink w:anchor="_Toc230352078" w:history="1">
             <w:r>
               <w:rPr>
                 <w:rStyle w:val="Hyperlink"/>
@@ -1481,7 +2223,7 @@
               <w:rPr>
                 <w:webHidden/>
               </w:rPr>
-              <w:instrText xml:space="preserve"> PAGEREF _Toc230284464 \h </w:instrText>
+              <w:instrText xml:space="preserve"> PAGEREF _Toc230352078 \h </w:instrText>
             </w:r>
             <w:r>
               <w:rPr>
@@ -1521,7 +2263,7 @@
               <w14:ligatures w14:val="standardContextual"/>
             </w:rPr>
           </w:pPr>
-          <w:hyperlink w:anchor="_Toc230284465" w:history="1">
+          <w:hyperlink w:anchor="_Toc230352079" w:history="1">
             <w:r>
               <w:rPr>
                 <w:rStyle w:val="Hyperlink"/>
@@ -1562,7 +2304,7 @@
               <w:rPr>
                 <w:webHidden/>
               </w:rPr>
-              <w:instrText xml:space="preserve"> PAGEREF _Toc230284465 \h </w:instrText>
+              <w:instrText xml:space="preserve"> PAGEREF _Toc230352079 \h </w:instrText>
             </w:r>
             <w:r>
               <w:rPr>
@@ -1606,7 +2348,7 @@
               <w14:ligatures w14:val="standardContextual"/>
             </w:rPr>
           </w:pPr>
-          <w:hyperlink w:anchor="_Toc230284467" w:history="1">
+          <w:hyperlink w:anchor="_Toc230352081" w:history="1">
             <w:r>
               <w:rPr>
                 <w:rStyle w:val="Hyperlink"/>
@@ -1648,7 +2390,7 @@
               <w:rPr>
                 <w:webHidden/>
               </w:rPr>
-              <w:instrText xml:space="preserve"> PAGEREF _Toc230284467 \h </w:instrText>
+              <w:instrText xml:space="preserve"> PAGEREF _Toc230352081 \h </w:instrText>
             </w:r>
             <w:r>
               <w:rPr>
@@ -1692,7 +2434,7 @@
               <w14:ligatures w14:val="standardContextual"/>
             </w:rPr>
           </w:pPr>
-          <w:hyperlink w:anchor="_Toc230284468" w:history="1">
+          <w:hyperlink w:anchor="_Toc230352082" w:history="1">
             <w:r>
               <w:rPr>
                 <w:rStyle w:val="Hyperlink"/>
@@ -1734,7 +2476,7 @@
               <w:rPr>
                 <w:webHidden/>
               </w:rPr>
-              <w:instrText xml:space="preserve"> PAGEREF _Toc230284468 \h </w:instrText>
+              <w:instrText xml:space="preserve"> PAGEREF _Toc230352082 \h </w:instrText>
             </w:r>
             <w:r>
               <w:rPr>
@@ -1778,7 +2520,7 @@
               <w14:ligatures w14:val="standardContextual"/>
             </w:rPr>
           </w:pPr>
-          <w:hyperlink w:anchor="_Toc230284469" w:history="1">
+          <w:hyperlink w:anchor="_Toc230352083" w:history="1">
             <w:r>
               <w:rPr>
                 <w:rStyle w:val="Hyperlink"/>
@@ -1820,7 +2562,7 @@
               <w:rPr>
                 <w:webHidden/>
               </w:rPr>
-              <w:instrText xml:space="preserve"> PAGEREF _Toc230284469 \h </w:instrText>
+              <w:instrText xml:space="preserve"> PAGEREF _Toc230352083 \h </w:instrText>
             </w:r>
             <w:r>
               <w:rPr>
@@ -1864,7 +2606,7 @@
               <w14:ligatures w14:val="standardContextual"/>
             </w:rPr>
           </w:pPr>
-          <w:hyperlink w:anchor="_Toc230284470" w:history="1">
+          <w:hyperlink w:anchor="_Toc230352084" w:history="1">
             <w:r>
               <w:rPr>
                 <w:rStyle w:val="Hyperlink"/>
@@ -1906,7 +2648,7 @@
               <w:rPr>
                 <w:webHidden/>
               </w:rPr>
-              <w:instrText xml:space="preserve"> PAGEREF _Toc230284470 \h </w:instrText>
+              <w:instrText xml:space="preserve"> PAGEREF _Toc230352084 \h </w:instrText>
             </w:r>
             <w:r>
               <w:rPr>
@@ -1950,7 +2692,7 @@
               <w14:ligatures w14:val="standardContextual"/>
             </w:rPr>
           </w:pPr>
-          <w:hyperlink w:anchor="_Toc230284471" w:history="1">
+          <w:hyperlink w:anchor="_Toc230352085" w:history="1">
             <w:r>
               <w:rPr>
                 <w:rStyle w:val="Hyperlink"/>
@@ -1992,7 +2734,7 @@
               <w:rPr>
                 <w:webHidden/>
               </w:rPr>
-              <w:instrText xml:space="preserve"> PAGEREF _Toc230284471 \h </w:instrText>
+              <w:instrText xml:space="preserve"> PAGEREF _Toc230352085 \h </w:instrText>
             </w:r>
             <w:r>
               <w:rPr>
@@ -2036,7 +2778,7 @@
               <w14:ligatures w14:val="standardContextual"/>
             </w:rPr>
           </w:pPr>
-          <w:hyperlink w:anchor="_Toc230284472" w:history="1">
+          <w:hyperlink w:anchor="_Toc230352086" w:history="1">
             <w:r>
               <w:rPr>
                 <w:rStyle w:val="Hyperlink"/>
@@ -2078,7 +2820,7 @@
               <w:rPr>
                 <w:webHidden/>
               </w:rPr>
-              <w:instrText xml:space="preserve"> PAGEREF _Toc230284472 \h </w:instrText>
+              <w:instrText xml:space="preserve"> PAGEREF _Toc230352086 \h </w:instrText>
             </w:r>
             <w:r>
               <w:rPr>
@@ -2095,7 +2837,7 @@
               <w:rPr>
                 <w:webHidden/>
               </w:rPr>
-              <w:t>9</w:t>
+              <w:t>8</w:t>
             </w:r>
             <w:r>
               <w:rPr>
@@ -2120,7 +2862,7 @@
               <w14:ligatures w14:val="standardContextual"/>
             </w:rPr>
           </w:pPr>
-          <w:hyperlink w:anchor="_Toc230284473" w:history="1">
+          <w:hyperlink w:anchor="_Toc230352087" w:history="1">
             <w:r>
               <w:rPr>
                 <w:rStyle w:val="Hyperlink"/>
@@ -2163,7 +2905,7 @@
               <w:rPr>
                 <w:webHidden/>
               </w:rPr>
-              <w:instrText xml:space="preserve"> PAGEREF _Toc230284473 \h </w:instrText>
+              <w:instrText xml:space="preserve"> PAGEREF _Toc230352087 \h </w:instrText>
             </w:r>
             <w:r>
               <w:rPr>
@@ -2205,7 +2947,7 @@
               <w14:ligatures w14:val="standardContextual"/>
             </w:rPr>
           </w:pPr>
-          <w:hyperlink w:anchor="_Toc230284474" w:history="1">
+          <w:hyperlink w:anchor="_Toc230352088" w:history="1">
             <w:r>
               <w:rPr>
                 <w:rStyle w:val="Hyperlink"/>
@@ -2248,7 +2990,7 @@
               <w:rPr>
                 <w:webHidden/>
               </w:rPr>
-              <w:instrText xml:space="preserve"> PAGEREF _Toc230284474 \h </w:instrText>
+              <w:instrText xml:space="preserve"> PAGEREF _Toc230352088 \h </w:instrText>
             </w:r>
             <w:r>
               <w:rPr>
@@ -2288,7 +3030,7 @@
               <w14:ligatures w14:val="standardContextual"/>
             </w:rPr>
           </w:pPr>
-          <w:hyperlink w:anchor="_Toc230284477" w:history="1">
+          <w:hyperlink w:anchor="_Toc230352091" w:history="1">
             <w:r>
               <w:rPr>
                 <w:rStyle w:val="Hyperlink"/>
@@ -2329,7 +3071,7 @@
               <w:rPr>
                 <w:webHidden/>
               </w:rPr>
-              <w:instrText xml:space="preserve"> PAGEREF _Toc230284477 \h </w:instrText>
+              <w:instrText xml:space="preserve"> PAGEREF _Toc230352091 \h </w:instrText>
             </w:r>
             <w:r>
               <w:rPr>
@@ -2369,7 +3111,7 @@
               <w14:ligatures w14:val="standardContextual"/>
             </w:rPr>
           </w:pPr>
-          <w:hyperlink w:anchor="_Toc230284478" w:history="1">
+          <w:hyperlink w:anchor="_Toc230352092" w:history="1">
             <w:r>
               <w:rPr>
                 <w:rStyle w:val="Hyperlink"/>
@@ -2410,7 +3152,7 @@
               <w:rPr>
                 <w:webHidden/>
               </w:rPr>
-              <w:instrText xml:space="preserve"> PAGEREF _Toc230284478 \h </w:instrText>
+              <w:instrText xml:space="preserve"> PAGEREF _Toc230352092 \h </w:instrText>
             </w:r>
             <w:r>
               <w:rPr>
@@ -2486,7 +3228,7 @@
       <w:r>
         <w:fldChar w:fldCharType="separate"/>
       </w:r>
-      <w:hyperlink w:anchor="_Toc230284479" w:history="1">
+      <w:hyperlink w:anchor="_Toc230352093" w:history="1">
         <w:r>
           <w:rPr>
             <w:rStyle w:val="Hyperlink"/>
@@ -2513,7 +3255,7 @@
             <w:noProof/>
             <w:webHidden/>
           </w:rPr>
-          <w:instrText xml:space="preserve"> PAGEREF _Toc230284479 \h </w:instrText>
+          <w:instrText xml:space="preserve"> PAGEREF _Toc230352093 \h </w:instrText>
         </w:r>
         <w:r>
           <w:rPr>
@@ -2558,7 +3300,7 @@
           <w14:ligatures w14:val="standardContextual"/>
         </w:rPr>
       </w:pPr>
-      <w:hyperlink w:anchor="_Toc230284480" w:history="1">
+      <w:hyperlink w:anchor="_Toc230352094" w:history="1">
         <w:r>
           <w:rPr>
             <w:rStyle w:val="Hyperlink"/>
@@ -2585,7 +3327,7 @@
             <w:noProof/>
             <w:webHidden/>
           </w:rPr>
-          <w:instrText xml:space="preserve"> PAGEREF _Toc230284480 \h </w:instrText>
+          <w:instrText xml:space="preserve"> PAGEREF _Toc230352094 \h </w:instrText>
         </w:r>
         <w:r>
           <w:rPr>
@@ -2630,7 +3372,7 @@
           <w14:ligatures w14:val="standardContextual"/>
         </w:rPr>
       </w:pPr>
-      <w:hyperlink w:anchor="_Toc230284481" w:history="1">
+      <w:hyperlink w:anchor="_Toc230352095" w:history="1">
         <w:r>
           <w:rPr>
             <w:rStyle w:val="Hyperlink"/>
@@ -2657,7 +3399,7 @@
             <w:noProof/>
             <w:webHidden/>
           </w:rPr>
-          <w:instrText xml:space="preserve"> PAGEREF _Toc230284481 \h </w:instrText>
+          <w:instrText xml:space="preserve"> PAGEREF _Toc230352095 \h </w:instrText>
         </w:r>
         <w:r>
           <w:rPr>
@@ -2702,7 +3444,7 @@
           <w14:ligatures w14:val="standardContextual"/>
         </w:rPr>
       </w:pPr>
-      <w:hyperlink w:anchor="_Toc230284482" w:history="1">
+      <w:hyperlink w:anchor="_Toc230352096" w:history="1">
         <w:r>
           <w:rPr>
             <w:rStyle w:val="Hyperlink"/>
@@ -2729,7 +3471,79 @@
             <w:noProof/>
             <w:webHidden/>
           </w:rPr>
-          <w:instrText xml:space="preserve"> PAGEREF _Toc230284482 \h </w:instrText>
+          <w:instrText xml:space="preserve"> PAGEREF _Toc230352096 \h </w:instrText>
+        </w:r>
+        <w:r>
+          <w:rPr>
+            <w:noProof/>
+            <w:webHidden/>
+          </w:rPr>
+        </w:r>
+        <w:r>
+          <w:rPr>
+            <w:noProof/>
+            <w:webHidden/>
+          </w:rPr>
+          <w:fldChar w:fldCharType="separate"/>
+        </w:r>
+        <w:r>
+          <w:rPr>
+            <w:noProof/>
+            <w:webHidden/>
+          </w:rPr>
+          <w:t>6</w:t>
+        </w:r>
+        <w:r>
+          <w:rPr>
+            <w:noProof/>
+            <w:webHidden/>
+          </w:rPr>
+          <w:fldChar w:fldCharType="end"/>
+        </w:r>
+      </w:hyperlink>
+    </w:p>
+    <w:p>
+      <w:pPr>
+        <w:pStyle w:val="TableofFigures"/>
+        <w:rPr>
+          <w:rFonts w:asciiTheme="minorHAnsi" w:eastAsiaTheme="minorEastAsia" w:hAnsiTheme="minorHAnsi" w:cstheme="minorBidi"/>
+          <w:noProof/>
+          <w:snapToGrid/>
+          <w:kern w:val="2"/>
+          <w:sz w:val="24"/>
+          <w:szCs w:val="24"/>
+          <w:lang w:val="en-IN" w:eastAsia="en-IN"/>
+          <w14:ligatures w14:val="standardContextual"/>
+        </w:rPr>
+      </w:pPr>
+      <w:hyperlink w:anchor="_Toc230352097" w:history="1">
+        <w:r>
+          <w:rPr>
+            <w:rStyle w:val="Hyperlink"/>
+            <w:noProof/>
+          </w:rPr>
+          <w:t>Table 5: SRD - Mission Upload Requirements</w:t>
+        </w:r>
+        <w:r>
+          <w:rPr>
+            <w:noProof/>
+            <w:webHidden/>
+          </w:rPr>
+          <w:tab/>
+        </w:r>
+        <w:r>
+          <w:rPr>
+            <w:noProof/>
+            <w:webHidden/>
+          </w:rPr>
+          <w:fldChar w:fldCharType="begin"/>
+        </w:r>
+        <w:r>
+          <w:rPr>
+            <w:noProof/>
+            <w:webHidden/>
+          </w:rPr>
+          <w:instrText xml:space="preserve"> PAGEREF _Toc230352097 \h </w:instrText>
         </w:r>
         <w:r>
           <w:rPr>
@@ -2774,13 +3588,13 @@
           <w14:ligatures w14:val="standardContextual"/>
         </w:rPr>
       </w:pPr>
-      <w:hyperlink w:anchor="_Toc230284483" w:history="1">
+      <w:hyperlink w:anchor="_Toc230352098" w:history="1">
         <w:r>
           <w:rPr>
             <w:rStyle w:val="Hyperlink"/>
             <w:noProof/>
           </w:rPr>
-          <w:t>Table 5: SRD - Mission Upload Requirements</w:t>
+          <w:t>Table 6: SDD - Waypoint Data Model</w:t>
         </w:r>
         <w:r>
           <w:rPr>
@@ -2801,7 +3615,7 @@
             <w:noProof/>
             <w:webHidden/>
           </w:rPr>
-          <w:instrText xml:space="preserve"> PAGEREF _Toc230284483 \h </w:instrText>
+          <w:instrText xml:space="preserve"> PAGEREF _Toc230352098 \h </w:instrText>
         </w:r>
         <w:r>
           <w:rPr>
@@ -2846,13 +3660,13 @@
           <w14:ligatures w14:val="standardContextual"/>
         </w:rPr>
       </w:pPr>
-      <w:hyperlink w:anchor="_Toc230284484" w:history="1">
+      <w:hyperlink w:anchor="_Toc230352099" w:history="1">
         <w:r>
           <w:rPr>
             <w:rStyle w:val="Hyperlink"/>
             <w:noProof/>
           </w:rPr>
-          <w:t>Table 6: SDD - Waypoint Data Model</w:t>
+          <w:t>Table 7: SDD - Mission Manager</w:t>
         </w:r>
         <w:r>
           <w:rPr>
@@ -2873,7 +3687,7 @@
             <w:noProof/>
             <w:webHidden/>
           </w:rPr>
-          <w:instrText xml:space="preserve"> PAGEREF _Toc230284484 \h </w:instrText>
+          <w:instrText xml:space="preserve"> PAGEREF _Toc230352099 \h </w:instrText>
         </w:r>
         <w:r>
           <w:rPr>
@@ -2918,79 +3732,7 @@
           <w14:ligatures w14:val="standardContextual"/>
         </w:rPr>
       </w:pPr>
-      <w:hyperlink w:anchor="_Toc230284485" w:history="1">
-        <w:r>
-          <w:rPr>
-            <w:rStyle w:val="Hyperlink"/>
-            <w:noProof/>
-          </w:rPr>
-          <w:t>Table 7: SDD - Mission Manager</w:t>
-        </w:r>
-        <w:r>
-          <w:rPr>
-            <w:noProof/>
-            <w:webHidden/>
-          </w:rPr>
-          <w:tab/>
-        </w:r>
-        <w:r>
-          <w:rPr>
-            <w:noProof/>
-            <w:webHidden/>
-          </w:rPr>
-          <w:fldChar w:fldCharType="begin"/>
-        </w:r>
-        <w:r>
-          <w:rPr>
-            <w:noProof/>
-            <w:webHidden/>
-          </w:rPr>
-          <w:instrText xml:space="preserve"> PAGEREF _Toc230284485 \h </w:instrText>
-        </w:r>
-        <w:r>
-          <w:rPr>
-            <w:noProof/>
-            <w:webHidden/>
-          </w:rPr>
-        </w:r>
-        <w:r>
-          <w:rPr>
-            <w:noProof/>
-            <w:webHidden/>
-          </w:rPr>
-          <w:fldChar w:fldCharType="separate"/>
-        </w:r>
-        <w:r>
-          <w:rPr>
-            <w:noProof/>
-            <w:webHidden/>
-          </w:rPr>
-          <w:t>7</w:t>
-        </w:r>
-        <w:r>
-          <w:rPr>
-            <w:noProof/>
-            <w:webHidden/>
-          </w:rPr>
-          <w:fldChar w:fldCharType="end"/>
-        </w:r>
-      </w:hyperlink>
-    </w:p>
-    <w:p>
-      <w:pPr>
-        <w:pStyle w:val="TableofFigures"/>
-        <w:rPr>
-          <w:rFonts w:asciiTheme="minorHAnsi" w:eastAsiaTheme="minorEastAsia" w:hAnsiTheme="minorHAnsi" w:cstheme="minorBidi"/>
-          <w:noProof/>
-          <w:snapToGrid/>
-          <w:kern w:val="2"/>
-          <w:sz w:val="24"/>
-          <w:szCs w:val="24"/>
-          <w:lang w:val="en-IN" w:eastAsia="en-IN"/>
-          <w14:ligatures w14:val="standardContextual"/>
-        </w:rPr>
-      </w:pPr>
-      <w:hyperlink w:anchor="_Toc230284486" w:history="1">
+      <w:hyperlink w:anchor="_Toc230352100" w:history="1">
         <w:r>
           <w:rPr>
             <w:rStyle w:val="Hyperlink"/>
@@ -3017,7 +3759,7 @@
             <w:noProof/>
             <w:webHidden/>
           </w:rPr>
-          <w:instrText xml:space="preserve"> PAGEREF _Toc230284486 \h </w:instrText>
+          <w:instrText xml:space="preserve"> PAGEREF _Toc230352100 \h </w:instrText>
         </w:r>
         <w:r>
           <w:rPr>
@@ -3062,7 +3804,7 @@
           <w14:ligatures w14:val="standardContextual"/>
         </w:rPr>
       </w:pPr>
-      <w:hyperlink w:anchor="_Toc230284487" w:history="1">
+      <w:hyperlink w:anchor="_Toc230352101" w:history="1">
         <w:r>
           <w:rPr>
             <w:rStyle w:val="Hyperlink"/>
@@ -3089,7 +3831,7 @@
             <w:noProof/>
             <w:webHidden/>
           </w:rPr>
-          <w:instrText xml:space="preserve"> PAGEREF _Toc230284487 \h </w:instrText>
+          <w:instrText xml:space="preserve"> PAGEREF _Toc230352101 \h </w:instrText>
         </w:r>
         <w:r>
           <w:rPr>
@@ -3134,7 +3876,7 @@
           <w14:ligatures w14:val="standardContextual"/>
         </w:rPr>
       </w:pPr>
-      <w:hyperlink w:anchor="_Toc230284488" w:history="1">
+      <w:hyperlink w:anchor="_Toc230352102" w:history="1">
         <w:r>
           <w:rPr>
             <w:rStyle w:val="Hyperlink"/>
@@ -3161,7 +3903,7 @@
             <w:noProof/>
             <w:webHidden/>
           </w:rPr>
-          <w:instrText xml:space="preserve"> PAGEREF _Toc230284488 \h </w:instrText>
+          <w:instrText xml:space="preserve"> PAGEREF _Toc230352102 \h </w:instrText>
         </w:r>
         <w:r>
           <w:rPr>
@@ -3206,7 +3948,7 @@
           <w14:ligatures w14:val="standardContextual"/>
         </w:rPr>
       </w:pPr>
-      <w:hyperlink w:anchor="_Toc230284489" w:history="1">
+      <w:hyperlink w:anchor="_Toc230352103" w:history="1">
         <w:r>
           <w:rPr>
             <w:rStyle w:val="Hyperlink"/>
@@ -3233,7 +3975,7 @@
             <w:noProof/>
             <w:webHidden/>
           </w:rPr>
-          <w:instrText xml:space="preserve"> PAGEREF _Toc230284489 \h </w:instrText>
+          <w:instrText xml:space="preserve"> PAGEREF _Toc230352103 \h </w:instrText>
         </w:r>
         <w:r>
           <w:rPr>
@@ -3253,7 +3995,7 @@
             <w:noProof/>
             <w:webHidden/>
           </w:rPr>
-          <w:t>9</w:t>
+          <w:t>8</w:t>
         </w:r>
         <w:r>
           <w:rPr>
@@ -3278,7 +4020,7 @@
           <w14:ligatures w14:val="standardContextual"/>
         </w:rPr>
       </w:pPr>
-      <w:hyperlink w:anchor="_Toc230284490" w:history="1">
+      <w:hyperlink w:anchor="_Toc230352104" w:history="1">
         <w:r>
           <w:rPr>
             <w:rStyle w:val="Hyperlink"/>
@@ -3305,7 +4047,7 @@
             <w:noProof/>
             <w:webHidden/>
           </w:rPr>
-          <w:instrText xml:space="preserve"> PAGEREF _Toc230284490 \h </w:instrText>
+          <w:instrText xml:space="preserve"> PAGEREF _Toc230352104 \h </w:instrText>
         </w:r>
         <w:r>
           <w:rPr>
@@ -3350,7 +4092,7 @@
           <w14:ligatures w14:val="standardContextual"/>
         </w:rPr>
       </w:pPr>
-      <w:hyperlink w:anchor="_Toc230284491" w:history="1">
+      <w:hyperlink w:anchor="_Toc230352105" w:history="1">
         <w:r>
           <w:rPr>
             <w:rStyle w:val="Hyperlink"/>
@@ -3377,7 +4119,7 @@
             <w:noProof/>
             <w:webHidden/>
           </w:rPr>
-          <w:instrText xml:space="preserve"> PAGEREF _Toc230284491 \h </w:instrText>
+          <w:instrText xml:space="preserve"> PAGEREF _Toc230352105 \h </w:instrText>
         </w:r>
         <w:r>
           <w:rPr>
@@ -3422,7 +4164,7 @@
           <w14:ligatures w14:val="standardContextual"/>
         </w:rPr>
       </w:pPr>
-      <w:hyperlink w:anchor="_Toc230284492" w:history="1">
+      <w:hyperlink w:anchor="_Toc230352106" w:history="1">
         <w:r>
           <w:rPr>
             <w:rStyle w:val="Hyperlink"/>
@@ -3449,7 +4191,7 @@
             <w:noProof/>
             <w:webHidden/>
           </w:rPr>
-          <w:instrText xml:space="preserve"> PAGEREF _Toc230284492 \h </w:instrText>
+          <w:instrText xml:space="preserve"> PAGEREF _Toc230352106 \h </w:instrText>
         </w:r>
         <w:r>
           <w:rPr>
@@ -3521,7 +4263,7 @@
           <w:snapToGrid/>
         </w:rPr>
       </w:pPr>
-      <w:bookmarkStart w:id="1" w:name="_Toc230284446"/>
+      <w:bookmarkStart w:id="1" w:name="_Toc230352060"/>
       <w:r>
         <w:rPr>
           <w:snapToGrid/>
@@ -3539,7 +4281,7 @@
         </w:rPr>
       </w:pPr>
       <w:bookmarkStart w:id="2" w:name="_Toc349035144"/>
-      <w:bookmarkStart w:id="3" w:name="_Toc230284447"/>
+      <w:bookmarkStart w:id="3" w:name="_Toc230352061"/>
       <w:r>
         <w:rPr>
           <w:snapToGrid/>
@@ -3654,7 +4396,7 @@
       <w:pPr>
         <w:pStyle w:val="Heading2"/>
       </w:pPr>
-      <w:bookmarkStart w:id="44" w:name="_Toc230284448"/>
+      <w:bookmarkStart w:id="44" w:name="_Toc230352062"/>
       <w:r>
         <w:t>Applicable D</w:t>
       </w:r>
@@ -3680,7 +4422,7 @@
       <w:pPr>
         <w:pStyle w:val="TableTitle"/>
       </w:pPr>
-      <w:bookmarkStart w:id="45" w:name="_Toc230284479"/>
+      <w:bookmarkStart w:id="45" w:name="_Toc230352093"/>
       <w:r>
         <w:t xml:space="preserve">Table </w:t>
       </w:r>
@@ -3867,7 +4609,7 @@
       </w:pPr>
       <w:bookmarkStart w:id="46" w:name="_Toc299628708"/>
       <w:bookmarkStart w:id="47" w:name="_Toc307830366"/>
-      <w:bookmarkStart w:id="48" w:name="_Toc230284449"/>
+      <w:bookmarkStart w:id="48" w:name="_Toc230352063"/>
       <w:r>
         <w:t xml:space="preserve">Abbreviations and </w:t>
       </w:r>
@@ -4279,7 +5021,7 @@
       <w:pPr>
         <w:pStyle w:val="Heading2"/>
       </w:pPr>
-      <w:bookmarkStart w:id="50" w:name="_Toc230284450"/>
+      <w:bookmarkStart w:id="50" w:name="_Toc230352064"/>
       <w:r>
         <w:t>Terms and Definitions</w:t>
       </w:r>
@@ -4307,7 +5049,7 @@
       <w:pPr>
         <w:pStyle w:val="Heading2"/>
       </w:pPr>
-      <w:bookmarkStart w:id="51" w:name="_Toc230284451"/>
+      <w:bookmarkStart w:id="51" w:name="_Toc230352065"/>
       <w:r>
         <w:rPr>
           <w:rFonts w:eastAsia="Arial"/>
@@ -4343,7 +5085,7 @@
       <w:pPr>
         <w:pStyle w:val="Heading2"/>
       </w:pPr>
-      <w:bookmarkStart w:id="52" w:name="_Toc230284452"/>
+      <w:bookmarkStart w:id="52" w:name="_Toc230352066"/>
       <w:r>
         <w:t>Operating</w:t>
       </w:r>
@@ -4432,7 +5174,7 @@
         <w:pStyle w:val="Headingstyle1"/>
         <w:ind w:left="432" w:hanging="432"/>
       </w:pPr>
-      <w:bookmarkStart w:id="53" w:name="_Toc230284453"/>
+      <w:bookmarkStart w:id="53" w:name="_Toc230352067"/>
       <w:r>
         <w:rPr>
           <w:snapToGrid/>
@@ -4521,25 +5263,29 @@
       <w:bookmarkStart w:id="70" w:name="_Toc230277821"/>
       <w:bookmarkStart w:id="71" w:name="_Toc230284293"/>
       <w:bookmarkStart w:id="72" w:name="_Toc230284454"/>
+      <w:bookmarkStart w:id="73" w:name="_Toc230350951"/>
+      <w:bookmarkStart w:id="74" w:name="_Toc230352068"/>
       <w:bookmarkEnd w:id="67"/>
       <w:bookmarkEnd w:id="68"/>
       <w:bookmarkEnd w:id="69"/>
       <w:bookmarkEnd w:id="70"/>
       <w:bookmarkEnd w:id="71"/>
       <w:bookmarkEnd w:id="72"/>
+      <w:bookmarkEnd w:id="73"/>
+      <w:bookmarkEnd w:id="74"/>
     </w:p>
     <w:p>
       <w:pPr>
         <w:pStyle w:val="Heading2"/>
       </w:pPr>
-      <w:bookmarkStart w:id="73" w:name="_Toc230284455"/>
+      <w:bookmarkStart w:id="75" w:name="_Toc230352069"/>
       <w:r>
         <w:t>System Level</w:t>
       </w:r>
       <w:r>
         <w:t xml:space="preserve"> Requirements</w:t>
       </w:r>
-      <w:bookmarkEnd w:id="73"/>
+      <w:bookmarkEnd w:id="75"/>
     </w:p>
     <w:p>
       <w:pPr>
@@ -4548,13 +5294,13 @@
           <w:rStyle w:val="templatenote"/>
         </w:rPr>
       </w:pPr>
-      <w:bookmarkStart w:id="74" w:name="_Ref303242807"/>
-      <w:bookmarkStart w:id="75" w:name="_Toc82479622"/>
-      <w:bookmarkStart w:id="76" w:name="_Toc303246868"/>
-      <w:bookmarkStart w:id="77" w:name="_Ref83538388"/>
-      <w:bookmarkStart w:id="78" w:name="_Toc303762928"/>
-      <w:bookmarkStart w:id="79" w:name="_Toc307236055"/>
-      <w:bookmarkStart w:id="80" w:name="_Toc230284480"/>
+      <w:bookmarkStart w:id="76" w:name="_Ref303242807"/>
+      <w:bookmarkStart w:id="77" w:name="_Toc82479622"/>
+      <w:bookmarkStart w:id="78" w:name="_Toc303246868"/>
+      <w:bookmarkStart w:id="79" w:name="_Ref83538388"/>
+      <w:bookmarkStart w:id="80" w:name="_Toc303762928"/>
+      <w:bookmarkStart w:id="81" w:name="_Toc307236055"/>
+      <w:bookmarkStart w:id="82" w:name="_Toc230352094"/>
       <w:r>
         <w:t xml:space="preserve">Table </w:t>
       </w:r>
@@ -4588,22 +5334,22 @@
         </w:rPr>
         <w:fldChar w:fldCharType="end"/>
       </w:r>
-      <w:bookmarkEnd w:id="74"/>
+      <w:bookmarkEnd w:id="76"/>
       <w:r>
         <w:t xml:space="preserve">: </w:t>
       </w:r>
-      <w:bookmarkEnd w:id="75"/>
-      <w:bookmarkEnd w:id="76"/>
       <w:bookmarkEnd w:id="77"/>
       <w:bookmarkEnd w:id="78"/>
       <w:bookmarkEnd w:id="79"/>
+      <w:bookmarkEnd w:id="80"/>
+      <w:bookmarkEnd w:id="81"/>
       <w:r>
         <w:t xml:space="preserve">System Level </w:t>
       </w:r>
       <w:r>
         <w:t>Requirements</w:t>
       </w:r>
-      <w:bookmarkEnd w:id="80"/>
+      <w:bookmarkEnd w:id="82"/>
     </w:p>
     <w:tbl>
       <w:tblPr>
@@ -4942,7 +5688,7 @@
       <w:pPr>
         <w:pStyle w:val="Heading2"/>
       </w:pPr>
-      <w:bookmarkStart w:id="81" w:name="_Toc230284456"/>
+      <w:bookmarkStart w:id="83" w:name="_Toc230352070"/>
       <w:r>
         <w:t>Software</w:t>
       </w:r>
@@ -4952,24 +5698,24 @@
       <w:r>
         <w:t xml:space="preserve"> Data</w:t>
       </w:r>
-      <w:bookmarkStart w:id="82" w:name="_Toc230095193"/>
-      <w:bookmarkStart w:id="83" w:name="_Toc230095240"/>
-      <w:bookmarkStart w:id="84" w:name="_Toc349035153"/>
-      <w:bookmarkEnd w:id="81"/>
-      <w:bookmarkEnd w:id="82"/>
+      <w:bookmarkStart w:id="84" w:name="_Toc230095193"/>
+      <w:bookmarkStart w:id="85" w:name="_Toc230095240"/>
+      <w:bookmarkStart w:id="86" w:name="_Toc349035153"/>
       <w:bookmarkEnd w:id="83"/>
+      <w:bookmarkEnd w:id="84"/>
+      <w:bookmarkEnd w:id="85"/>
     </w:p>
     <w:p>
       <w:pPr>
         <w:pStyle w:val="Heading3"/>
       </w:pPr>
-      <w:bookmarkStart w:id="85" w:name="_Toc230106452"/>
-      <w:bookmarkStart w:id="86" w:name="_Toc230284457"/>
+      <w:bookmarkStart w:id="87" w:name="_Toc230106452"/>
+      <w:bookmarkStart w:id="88" w:name="_Toc230352071"/>
       <w:r>
         <w:t>Map and Display</w:t>
       </w:r>
-      <w:bookmarkEnd w:id="85"/>
-      <w:bookmarkEnd w:id="86"/>
+      <w:bookmarkEnd w:id="87"/>
+      <w:bookmarkEnd w:id="88"/>
     </w:p>
     <w:p>
       <w:pPr>
@@ -4978,8 +5724,8 @@
           <w:rStyle w:val="templatenote"/>
         </w:rPr>
       </w:pPr>
-      <w:bookmarkStart w:id="87" w:name="_Toc230106467"/>
-      <w:bookmarkStart w:id="88" w:name="_Toc230284481"/>
+      <w:bookmarkStart w:id="89" w:name="_Toc230106467"/>
+      <w:bookmarkStart w:id="90" w:name="_Toc230352095"/>
       <w:r>
         <w:t xml:space="preserve">Table </w:t>
       </w:r>
@@ -5022,11 +5768,11 @@
       <w:r>
         <w:t xml:space="preserve"> - Map and Display </w:t>
       </w:r>
-      <w:bookmarkEnd w:id="87"/>
+      <w:bookmarkEnd w:id="89"/>
       <w:r>
         <w:t>Requirements</w:t>
       </w:r>
-      <w:bookmarkEnd w:id="88"/>
+      <w:bookmarkEnd w:id="90"/>
     </w:p>
     <w:tbl>
       <w:tblPr>
@@ -5450,30 +6196,30 @@
           <w14:ligatures w14:val="none"/>
         </w:rPr>
       </w:pPr>
-      <w:bookmarkStart w:id="89" w:name="_Toc230095805"/>
-      <w:bookmarkStart w:id="90" w:name="_Toc230095847"/>
-      <w:bookmarkStart w:id="91" w:name="_Toc230095874"/>
-      <w:bookmarkStart w:id="92" w:name="_Toc230095901"/>
-      <w:bookmarkStart w:id="93" w:name="_Toc230095941"/>
-      <w:bookmarkStart w:id="94" w:name="_Toc230095979"/>
-      <w:bookmarkStart w:id="95" w:name="_Toc230096031"/>
-      <w:bookmarkStart w:id="96" w:name="_Toc230096069"/>
-      <w:bookmarkStart w:id="97" w:name="_Toc230096102"/>
-      <w:bookmarkStart w:id="98" w:name="_Toc230096141"/>
-      <w:bookmarkStart w:id="99" w:name="_Toc230096292"/>
-      <w:bookmarkStart w:id="100" w:name="_Toc230106447"/>
-      <w:bookmarkStart w:id="101" w:name="_Toc230108614"/>
-      <w:bookmarkStart w:id="102" w:name="_Toc230108686"/>
-      <w:bookmarkStart w:id="103" w:name="_Toc230108724"/>
-      <w:bookmarkStart w:id="104" w:name="_Toc230171218"/>
-      <w:bookmarkStart w:id="105" w:name="_Toc230208835"/>
-      <w:bookmarkStart w:id="106" w:name="_Toc230264050"/>
-      <w:bookmarkStart w:id="107" w:name="_Toc230275700"/>
-      <w:bookmarkStart w:id="108" w:name="_Toc230277825"/>
-      <w:bookmarkStart w:id="109" w:name="_Toc230284297"/>
-      <w:bookmarkStart w:id="110" w:name="_Toc230284458"/>
-      <w:bookmarkEnd w:id="89"/>
-      <w:bookmarkEnd w:id="90"/>
+      <w:bookmarkStart w:id="91" w:name="_Toc230095805"/>
+      <w:bookmarkStart w:id="92" w:name="_Toc230095847"/>
+      <w:bookmarkStart w:id="93" w:name="_Toc230095874"/>
+      <w:bookmarkStart w:id="94" w:name="_Toc230095901"/>
+      <w:bookmarkStart w:id="95" w:name="_Toc230095941"/>
+      <w:bookmarkStart w:id="96" w:name="_Toc230095979"/>
+      <w:bookmarkStart w:id="97" w:name="_Toc230096031"/>
+      <w:bookmarkStart w:id="98" w:name="_Toc230096069"/>
+      <w:bookmarkStart w:id="99" w:name="_Toc230096102"/>
+      <w:bookmarkStart w:id="100" w:name="_Toc230096141"/>
+      <w:bookmarkStart w:id="101" w:name="_Toc230096292"/>
+      <w:bookmarkStart w:id="102" w:name="_Toc230106447"/>
+      <w:bookmarkStart w:id="103" w:name="_Toc230108614"/>
+      <w:bookmarkStart w:id="104" w:name="_Toc230108686"/>
+      <w:bookmarkStart w:id="105" w:name="_Toc230108724"/>
+      <w:bookmarkStart w:id="106" w:name="_Toc230171218"/>
+      <w:bookmarkStart w:id="107" w:name="_Toc230208835"/>
+      <w:bookmarkStart w:id="108" w:name="_Toc230264050"/>
+      <w:bookmarkStart w:id="109" w:name="_Toc230275700"/>
+      <w:bookmarkStart w:id="110" w:name="_Toc230277825"/>
+      <w:bookmarkStart w:id="111" w:name="_Toc230284297"/>
+      <w:bookmarkStart w:id="112" w:name="_Toc230284458"/>
+      <w:bookmarkStart w:id="113" w:name="_Toc230350955"/>
+      <w:bookmarkStart w:id="114" w:name="_Toc230352072"/>
       <w:bookmarkEnd w:id="91"/>
       <w:bookmarkEnd w:id="92"/>
       <w:bookmarkEnd w:id="93"/>
@@ -5494,6 +6240,10 @@
       <w:bookmarkEnd w:id="108"/>
       <w:bookmarkEnd w:id="109"/>
       <w:bookmarkEnd w:id="110"/>
+      <w:bookmarkEnd w:id="111"/>
+      <w:bookmarkEnd w:id="112"/>
+      <w:bookmarkEnd w:id="113"/>
+      <w:bookmarkEnd w:id="114"/>
     </w:p>
     <w:p>
       <w:pPr>
@@ -5520,32 +6270,30 @@
           <w14:ligatures w14:val="none"/>
         </w:rPr>
       </w:pPr>
-      <w:bookmarkStart w:id="111" w:name="_Toc230095806"/>
-      <w:bookmarkStart w:id="112" w:name="_Toc230095848"/>
-      <w:bookmarkStart w:id="113" w:name="_Toc230095875"/>
-      <w:bookmarkStart w:id="114" w:name="_Toc230095902"/>
-      <w:bookmarkStart w:id="115" w:name="_Toc230095942"/>
-      <w:bookmarkStart w:id="116" w:name="_Toc230095980"/>
-      <w:bookmarkStart w:id="117" w:name="_Toc230096032"/>
-      <w:bookmarkStart w:id="118" w:name="_Toc230096070"/>
-      <w:bookmarkStart w:id="119" w:name="_Toc230096103"/>
-      <w:bookmarkStart w:id="120" w:name="_Toc230096142"/>
-      <w:bookmarkStart w:id="121" w:name="_Toc230096293"/>
-      <w:bookmarkStart w:id="122" w:name="_Toc230106448"/>
-      <w:bookmarkStart w:id="123" w:name="_Toc230108615"/>
-      <w:bookmarkStart w:id="124" w:name="_Toc230108687"/>
-      <w:bookmarkStart w:id="125" w:name="_Toc230108725"/>
-      <w:bookmarkStart w:id="126" w:name="_Toc230171219"/>
-      <w:bookmarkStart w:id="127" w:name="_Toc230208836"/>
-      <w:bookmarkStart w:id="128" w:name="_Toc230264051"/>
-      <w:bookmarkStart w:id="129" w:name="_Toc230275701"/>
-      <w:bookmarkStart w:id="130" w:name="_Toc230277826"/>
-      <w:bookmarkStart w:id="131" w:name="_Toc230284298"/>
-      <w:bookmarkStart w:id="132" w:name="_Toc230284459"/>
-      <w:bookmarkEnd w:id="111"/>
-      <w:bookmarkEnd w:id="112"/>
-      <w:bookmarkEnd w:id="113"/>
-      <w:bookmarkEnd w:id="114"/>
+      <w:bookmarkStart w:id="115" w:name="_Toc230095806"/>
+      <w:bookmarkStart w:id="116" w:name="_Toc230095848"/>
+      <w:bookmarkStart w:id="117" w:name="_Toc230095875"/>
+      <w:bookmarkStart w:id="118" w:name="_Toc230095902"/>
+      <w:bookmarkStart w:id="119" w:name="_Toc230095942"/>
+      <w:bookmarkStart w:id="120" w:name="_Toc230095980"/>
+      <w:bookmarkStart w:id="121" w:name="_Toc230096032"/>
+      <w:bookmarkStart w:id="122" w:name="_Toc230096070"/>
+      <w:bookmarkStart w:id="123" w:name="_Toc230096103"/>
+      <w:bookmarkStart w:id="124" w:name="_Toc230096142"/>
+      <w:bookmarkStart w:id="125" w:name="_Toc230096293"/>
+      <w:bookmarkStart w:id="126" w:name="_Toc230106448"/>
+      <w:bookmarkStart w:id="127" w:name="_Toc230108615"/>
+      <w:bookmarkStart w:id="128" w:name="_Toc230108687"/>
+      <w:bookmarkStart w:id="129" w:name="_Toc230108725"/>
+      <w:bookmarkStart w:id="130" w:name="_Toc230171219"/>
+      <w:bookmarkStart w:id="131" w:name="_Toc230208836"/>
+      <w:bookmarkStart w:id="132" w:name="_Toc230264051"/>
+      <w:bookmarkStart w:id="133" w:name="_Toc230275701"/>
+      <w:bookmarkStart w:id="134" w:name="_Toc230277826"/>
+      <w:bookmarkStart w:id="135" w:name="_Toc230284298"/>
+      <w:bookmarkStart w:id="136" w:name="_Toc230284459"/>
+      <w:bookmarkStart w:id="137" w:name="_Toc230350956"/>
+      <w:bookmarkStart w:id="138" w:name="_Toc230352073"/>
       <w:bookmarkEnd w:id="115"/>
       <w:bookmarkEnd w:id="116"/>
       <w:bookmarkEnd w:id="117"/>
@@ -5564,6 +6312,12 @@
       <w:bookmarkEnd w:id="130"/>
       <w:bookmarkEnd w:id="131"/>
       <w:bookmarkEnd w:id="132"/>
+      <w:bookmarkEnd w:id="133"/>
+      <w:bookmarkEnd w:id="134"/>
+      <w:bookmarkEnd w:id="135"/>
+      <w:bookmarkEnd w:id="136"/>
+      <w:bookmarkEnd w:id="137"/>
+      <w:bookmarkEnd w:id="138"/>
     </w:p>
     <w:p>
       <w:pPr>
@@ -5590,34 +6344,30 @@
           <w14:ligatures w14:val="none"/>
         </w:rPr>
       </w:pPr>
-      <w:bookmarkStart w:id="133" w:name="_Toc230095807"/>
-      <w:bookmarkStart w:id="134" w:name="_Toc230095849"/>
-      <w:bookmarkStart w:id="135" w:name="_Toc230095876"/>
-      <w:bookmarkStart w:id="136" w:name="_Toc230095903"/>
-      <w:bookmarkStart w:id="137" w:name="_Toc230095943"/>
-      <w:bookmarkStart w:id="138" w:name="_Toc230095981"/>
-      <w:bookmarkStart w:id="139" w:name="_Toc230096033"/>
-      <w:bookmarkStart w:id="140" w:name="_Toc230096071"/>
-      <w:bookmarkStart w:id="141" w:name="_Toc230096104"/>
-      <w:bookmarkStart w:id="142" w:name="_Toc230096143"/>
-      <w:bookmarkStart w:id="143" w:name="_Toc230096294"/>
-      <w:bookmarkStart w:id="144" w:name="_Toc230106449"/>
-      <w:bookmarkStart w:id="145" w:name="_Toc230108616"/>
-      <w:bookmarkStart w:id="146" w:name="_Toc230108688"/>
-      <w:bookmarkStart w:id="147" w:name="_Toc230108726"/>
-      <w:bookmarkStart w:id="148" w:name="_Toc230171220"/>
-      <w:bookmarkStart w:id="149" w:name="_Toc230208837"/>
-      <w:bookmarkStart w:id="150" w:name="_Toc230264052"/>
-      <w:bookmarkStart w:id="151" w:name="_Toc230275702"/>
-      <w:bookmarkStart w:id="152" w:name="_Toc230277827"/>
-      <w:bookmarkStart w:id="153" w:name="_Toc230284299"/>
-      <w:bookmarkStart w:id="154" w:name="_Toc230284460"/>
-      <w:bookmarkEnd w:id="133"/>
-      <w:bookmarkEnd w:id="134"/>
-      <w:bookmarkEnd w:id="135"/>
-      <w:bookmarkEnd w:id="136"/>
-      <w:bookmarkEnd w:id="137"/>
-      <w:bookmarkEnd w:id="138"/>
+      <w:bookmarkStart w:id="139" w:name="_Toc230095807"/>
+      <w:bookmarkStart w:id="140" w:name="_Toc230095849"/>
+      <w:bookmarkStart w:id="141" w:name="_Toc230095876"/>
+      <w:bookmarkStart w:id="142" w:name="_Toc230095903"/>
+      <w:bookmarkStart w:id="143" w:name="_Toc230095943"/>
+      <w:bookmarkStart w:id="144" w:name="_Toc230095981"/>
+      <w:bookmarkStart w:id="145" w:name="_Toc230096033"/>
+      <w:bookmarkStart w:id="146" w:name="_Toc230096071"/>
+      <w:bookmarkStart w:id="147" w:name="_Toc230096104"/>
+      <w:bookmarkStart w:id="148" w:name="_Toc230096143"/>
+      <w:bookmarkStart w:id="149" w:name="_Toc230096294"/>
+      <w:bookmarkStart w:id="150" w:name="_Toc230106449"/>
+      <w:bookmarkStart w:id="151" w:name="_Toc230108616"/>
+      <w:bookmarkStart w:id="152" w:name="_Toc230108688"/>
+      <w:bookmarkStart w:id="153" w:name="_Toc230108726"/>
+      <w:bookmarkStart w:id="154" w:name="_Toc230171220"/>
+      <w:bookmarkStart w:id="155" w:name="_Toc230208837"/>
+      <w:bookmarkStart w:id="156" w:name="_Toc230264052"/>
+      <w:bookmarkStart w:id="157" w:name="_Toc230275702"/>
+      <w:bookmarkStart w:id="158" w:name="_Toc230277827"/>
+      <w:bookmarkStart w:id="159" w:name="_Toc230284299"/>
+      <w:bookmarkStart w:id="160" w:name="_Toc230284460"/>
+      <w:bookmarkStart w:id="161" w:name="_Toc230350957"/>
+      <w:bookmarkStart w:id="162" w:name="_Toc230352074"/>
       <w:bookmarkEnd w:id="139"/>
       <w:bookmarkEnd w:id="140"/>
       <w:bookmarkEnd w:id="141"/>
@@ -5634,6 +6384,14 @@
       <w:bookmarkEnd w:id="152"/>
       <w:bookmarkEnd w:id="153"/>
       <w:bookmarkEnd w:id="154"/>
+      <w:bookmarkEnd w:id="155"/>
+      <w:bookmarkEnd w:id="156"/>
+      <w:bookmarkEnd w:id="157"/>
+      <w:bookmarkEnd w:id="158"/>
+      <w:bookmarkEnd w:id="159"/>
+      <w:bookmarkEnd w:id="160"/>
+      <w:bookmarkEnd w:id="161"/>
+      <w:bookmarkEnd w:id="162"/>
     </w:p>
     <w:p>
       <w:pPr>
@@ -5660,36 +6418,30 @@
           <w14:ligatures w14:val="none"/>
         </w:rPr>
       </w:pPr>
-      <w:bookmarkStart w:id="155" w:name="_Toc230095808"/>
-      <w:bookmarkStart w:id="156" w:name="_Toc230095850"/>
-      <w:bookmarkStart w:id="157" w:name="_Toc230095877"/>
-      <w:bookmarkStart w:id="158" w:name="_Toc230095904"/>
-      <w:bookmarkStart w:id="159" w:name="_Toc230095944"/>
-      <w:bookmarkStart w:id="160" w:name="_Toc230095982"/>
-      <w:bookmarkStart w:id="161" w:name="_Toc230096034"/>
-      <w:bookmarkStart w:id="162" w:name="_Toc230096072"/>
-      <w:bookmarkStart w:id="163" w:name="_Toc230096105"/>
-      <w:bookmarkStart w:id="164" w:name="_Toc230096144"/>
-      <w:bookmarkStart w:id="165" w:name="_Toc230096295"/>
-      <w:bookmarkStart w:id="166" w:name="_Toc230106450"/>
-      <w:bookmarkStart w:id="167" w:name="_Toc230108617"/>
-      <w:bookmarkStart w:id="168" w:name="_Toc230108689"/>
-      <w:bookmarkStart w:id="169" w:name="_Toc230108727"/>
-      <w:bookmarkStart w:id="170" w:name="_Toc230171221"/>
-      <w:bookmarkStart w:id="171" w:name="_Toc230208838"/>
-      <w:bookmarkStart w:id="172" w:name="_Toc230264053"/>
-      <w:bookmarkStart w:id="173" w:name="_Toc230275703"/>
-      <w:bookmarkStart w:id="174" w:name="_Toc230277828"/>
-      <w:bookmarkStart w:id="175" w:name="_Toc230284300"/>
-      <w:bookmarkStart w:id="176" w:name="_Toc230284461"/>
-      <w:bookmarkEnd w:id="155"/>
-      <w:bookmarkEnd w:id="156"/>
-      <w:bookmarkEnd w:id="157"/>
-      <w:bookmarkEnd w:id="158"/>
-      <w:bookmarkEnd w:id="159"/>
-      <w:bookmarkEnd w:id="160"/>
-      <w:bookmarkEnd w:id="161"/>
-      <w:bookmarkEnd w:id="162"/>
+      <w:bookmarkStart w:id="163" w:name="_Toc230095808"/>
+      <w:bookmarkStart w:id="164" w:name="_Toc230095850"/>
+      <w:bookmarkStart w:id="165" w:name="_Toc230095877"/>
+      <w:bookmarkStart w:id="166" w:name="_Toc230095904"/>
+      <w:bookmarkStart w:id="167" w:name="_Toc230095944"/>
+      <w:bookmarkStart w:id="168" w:name="_Toc230095982"/>
+      <w:bookmarkStart w:id="169" w:name="_Toc230096034"/>
+      <w:bookmarkStart w:id="170" w:name="_Toc230096072"/>
+      <w:bookmarkStart w:id="171" w:name="_Toc230096105"/>
+      <w:bookmarkStart w:id="172" w:name="_Toc230096144"/>
+      <w:bookmarkStart w:id="173" w:name="_Toc230096295"/>
+      <w:bookmarkStart w:id="174" w:name="_Toc230106450"/>
+      <w:bookmarkStart w:id="175" w:name="_Toc230108617"/>
+      <w:bookmarkStart w:id="176" w:name="_Toc230108689"/>
+      <w:bookmarkStart w:id="177" w:name="_Toc230108727"/>
+      <w:bookmarkStart w:id="178" w:name="_Toc230171221"/>
+      <w:bookmarkStart w:id="179" w:name="_Toc230208838"/>
+      <w:bookmarkStart w:id="180" w:name="_Toc230264053"/>
+      <w:bookmarkStart w:id="181" w:name="_Toc230275703"/>
+      <w:bookmarkStart w:id="182" w:name="_Toc230277828"/>
+      <w:bookmarkStart w:id="183" w:name="_Toc230284300"/>
+      <w:bookmarkStart w:id="184" w:name="_Toc230284461"/>
+      <w:bookmarkStart w:id="185" w:name="_Toc230350958"/>
+      <w:bookmarkStart w:id="186" w:name="_Toc230352075"/>
       <w:bookmarkEnd w:id="163"/>
       <w:bookmarkEnd w:id="164"/>
       <w:bookmarkEnd w:id="165"/>
@@ -5704,6 +6456,16 @@
       <w:bookmarkEnd w:id="174"/>
       <w:bookmarkEnd w:id="175"/>
       <w:bookmarkEnd w:id="176"/>
+      <w:bookmarkEnd w:id="177"/>
+      <w:bookmarkEnd w:id="178"/>
+      <w:bookmarkEnd w:id="179"/>
+      <w:bookmarkEnd w:id="180"/>
+      <w:bookmarkEnd w:id="181"/>
+      <w:bookmarkEnd w:id="182"/>
+      <w:bookmarkEnd w:id="183"/>
+      <w:bookmarkEnd w:id="184"/>
+      <w:bookmarkEnd w:id="185"/>
+      <w:bookmarkEnd w:id="186"/>
     </w:p>
     <w:p>
       <w:pPr>
@@ -5730,39 +6492,43 @@
           <w14:ligatures w14:val="none"/>
         </w:rPr>
       </w:pPr>
-      <w:bookmarkStart w:id="177" w:name="_Toc230095945"/>
-      <w:bookmarkStart w:id="178" w:name="_Toc230108618"/>
-      <w:bookmarkStart w:id="179" w:name="_Toc230108690"/>
-      <w:bookmarkStart w:id="180" w:name="_Toc230108728"/>
-      <w:bookmarkStart w:id="181" w:name="_Toc230171222"/>
-      <w:bookmarkStart w:id="182" w:name="_Toc230208839"/>
-      <w:bookmarkStart w:id="183" w:name="_Toc230264054"/>
-      <w:bookmarkStart w:id="184" w:name="_Toc230275704"/>
-      <w:bookmarkStart w:id="185" w:name="_Toc230277829"/>
-      <w:bookmarkStart w:id="186" w:name="_Toc230284301"/>
-      <w:bookmarkStart w:id="187" w:name="_Toc230284462"/>
-      <w:bookmarkEnd w:id="177"/>
-      <w:bookmarkEnd w:id="178"/>
-      <w:bookmarkEnd w:id="179"/>
-      <w:bookmarkEnd w:id="180"/>
-      <w:bookmarkEnd w:id="181"/>
-      <w:bookmarkEnd w:id="182"/>
-      <w:bookmarkEnd w:id="183"/>
-      <w:bookmarkEnd w:id="184"/>
-      <w:bookmarkEnd w:id="185"/>
-      <w:bookmarkEnd w:id="186"/>
+      <w:bookmarkStart w:id="187" w:name="_Toc230095945"/>
+      <w:bookmarkStart w:id="188" w:name="_Toc230108618"/>
+      <w:bookmarkStart w:id="189" w:name="_Toc230108690"/>
+      <w:bookmarkStart w:id="190" w:name="_Toc230108728"/>
+      <w:bookmarkStart w:id="191" w:name="_Toc230171222"/>
+      <w:bookmarkStart w:id="192" w:name="_Toc230208839"/>
+      <w:bookmarkStart w:id="193" w:name="_Toc230264054"/>
+      <w:bookmarkStart w:id="194" w:name="_Toc230275704"/>
+      <w:bookmarkStart w:id="195" w:name="_Toc230277829"/>
+      <w:bookmarkStart w:id="196" w:name="_Toc230284301"/>
+      <w:bookmarkStart w:id="197" w:name="_Toc230284462"/>
+      <w:bookmarkStart w:id="198" w:name="_Toc230350959"/>
+      <w:bookmarkStart w:id="199" w:name="_Toc230352076"/>
       <w:bookmarkEnd w:id="187"/>
+      <w:bookmarkEnd w:id="188"/>
+      <w:bookmarkEnd w:id="189"/>
+      <w:bookmarkEnd w:id="190"/>
+      <w:bookmarkEnd w:id="191"/>
+      <w:bookmarkEnd w:id="192"/>
+      <w:bookmarkEnd w:id="193"/>
+      <w:bookmarkEnd w:id="194"/>
+      <w:bookmarkEnd w:id="195"/>
+      <w:bookmarkEnd w:id="196"/>
+      <w:bookmarkEnd w:id="197"/>
+      <w:bookmarkEnd w:id="198"/>
+      <w:bookmarkEnd w:id="199"/>
     </w:p>
     <w:p>
       <w:pPr>
         <w:pStyle w:val="Heading3"/>
       </w:pPr>
-      <w:bookmarkStart w:id="188" w:name="_Toc230284463"/>
-      <w:bookmarkEnd w:id="84"/>
+      <w:bookmarkStart w:id="200" w:name="_Toc230352077"/>
+      <w:bookmarkEnd w:id="86"/>
       <w:r>
         <w:t>Mission Data</w:t>
       </w:r>
-      <w:bookmarkEnd w:id="188"/>
+      <w:bookmarkEnd w:id="200"/>
     </w:p>
     <w:p>
       <w:pPr>
@@ -5771,7 +6537,7 @@
           <w:rStyle w:val="templatenote"/>
         </w:rPr>
       </w:pPr>
-      <w:bookmarkStart w:id="189" w:name="_Toc230284482"/>
+      <w:bookmarkStart w:id="201" w:name="_Toc230352096"/>
       <w:r>
         <w:t xml:space="preserve">Table </w:t>
       </w:r>
@@ -5829,7 +6595,7 @@
       <w:r>
         <w:t>Requirements</w:t>
       </w:r>
-      <w:bookmarkEnd w:id="189"/>
+      <w:bookmarkEnd w:id="201"/>
     </w:p>
     <w:tbl>
       <w:tblPr>
@@ -6179,11 +6945,11 @@
       <w:pPr>
         <w:pStyle w:val="Heading3"/>
       </w:pPr>
-      <w:bookmarkStart w:id="190" w:name="_Toc230284464"/>
+      <w:bookmarkStart w:id="202" w:name="_Toc230352078"/>
       <w:r>
         <w:t>Mission Upload</w:t>
       </w:r>
-      <w:bookmarkEnd w:id="190"/>
+      <w:bookmarkEnd w:id="202"/>
     </w:p>
     <w:p>
       <w:pPr>
@@ -6192,7 +6958,7 @@
           <w:rStyle w:val="templatenote"/>
         </w:rPr>
       </w:pPr>
-      <w:bookmarkStart w:id="191" w:name="_Toc230284483"/>
+      <w:bookmarkStart w:id="203" w:name="_Toc230352097"/>
       <w:r>
         <w:t xml:space="preserve">Table </w:t>
       </w:r>
@@ -6250,7 +7016,7 @@
       <w:r>
         <w:t>Requirements</w:t>
       </w:r>
-      <w:bookmarkEnd w:id="191"/>
+      <w:bookmarkEnd w:id="203"/>
     </w:p>
     <w:tbl>
       <w:tblPr>
@@ -6445,11 +7211,11 @@
       <w:pPr>
         <w:pStyle w:val="Heading2"/>
       </w:pPr>
-      <w:bookmarkStart w:id="192" w:name="_Toc230284465"/>
+      <w:bookmarkStart w:id="204" w:name="_Toc230352079"/>
       <w:r>
         <w:t>Software Design Description</w:t>
       </w:r>
-      <w:bookmarkEnd w:id="192"/>
+      <w:bookmarkEnd w:id="204"/>
       <w:r>
         <w:t xml:space="preserve"> </w:t>
       </w:r>
@@ -6481,40 +7247,30 @@
           <w14:ligatures w14:val="none"/>
         </w:rPr>
       </w:pPr>
-      <w:bookmarkStart w:id="193" w:name="_Toc230095814"/>
-      <w:bookmarkStart w:id="194" w:name="_Toc230095856"/>
-      <w:bookmarkStart w:id="195" w:name="_Toc230095883"/>
-      <w:bookmarkStart w:id="196" w:name="_Toc230095910"/>
-      <w:bookmarkStart w:id="197" w:name="_Toc230095950"/>
-      <w:bookmarkStart w:id="198" w:name="_Toc230095988"/>
-      <w:bookmarkStart w:id="199" w:name="_Toc230096040"/>
-      <w:bookmarkStart w:id="200" w:name="_Toc230096078"/>
-      <w:bookmarkStart w:id="201" w:name="_Toc230096111"/>
-      <w:bookmarkStart w:id="202" w:name="_Toc230096150"/>
-      <w:bookmarkStart w:id="203" w:name="_Toc230096301"/>
-      <w:bookmarkStart w:id="204" w:name="_Toc230106456"/>
-      <w:bookmarkStart w:id="205" w:name="_Toc230108623"/>
-      <w:bookmarkStart w:id="206" w:name="_Toc230108694"/>
-      <w:bookmarkStart w:id="207" w:name="_Toc230108732"/>
-      <w:bookmarkStart w:id="208" w:name="_Toc230171226"/>
-      <w:bookmarkStart w:id="209" w:name="_Toc230208843"/>
-      <w:bookmarkStart w:id="210" w:name="_Toc230264058"/>
-      <w:bookmarkStart w:id="211" w:name="_Toc230275708"/>
-      <w:bookmarkStart w:id="212" w:name="_Toc230277833"/>
-      <w:bookmarkStart w:id="213" w:name="_Toc230284305"/>
-      <w:bookmarkStart w:id="214" w:name="_Toc230284466"/>
-      <w:bookmarkEnd w:id="193"/>
-      <w:bookmarkEnd w:id="194"/>
-      <w:bookmarkEnd w:id="195"/>
-      <w:bookmarkEnd w:id="196"/>
-      <w:bookmarkEnd w:id="197"/>
-      <w:bookmarkEnd w:id="198"/>
-      <w:bookmarkEnd w:id="199"/>
-      <w:bookmarkEnd w:id="200"/>
-      <w:bookmarkEnd w:id="201"/>
-      <w:bookmarkEnd w:id="202"/>
-      <w:bookmarkEnd w:id="203"/>
-      <w:bookmarkEnd w:id="204"/>
+      <w:bookmarkStart w:id="205" w:name="_Toc230095814"/>
+      <w:bookmarkStart w:id="206" w:name="_Toc230095856"/>
+      <w:bookmarkStart w:id="207" w:name="_Toc230095883"/>
+      <w:bookmarkStart w:id="208" w:name="_Toc230095910"/>
+      <w:bookmarkStart w:id="209" w:name="_Toc230095950"/>
+      <w:bookmarkStart w:id="210" w:name="_Toc230095988"/>
+      <w:bookmarkStart w:id="211" w:name="_Toc230096040"/>
+      <w:bookmarkStart w:id="212" w:name="_Toc230096078"/>
+      <w:bookmarkStart w:id="213" w:name="_Toc230096111"/>
+      <w:bookmarkStart w:id="214" w:name="_Toc230096150"/>
+      <w:bookmarkStart w:id="215" w:name="_Toc230096301"/>
+      <w:bookmarkStart w:id="216" w:name="_Toc230106456"/>
+      <w:bookmarkStart w:id="217" w:name="_Toc230108623"/>
+      <w:bookmarkStart w:id="218" w:name="_Toc230108694"/>
+      <w:bookmarkStart w:id="219" w:name="_Toc230108732"/>
+      <w:bookmarkStart w:id="220" w:name="_Toc230171226"/>
+      <w:bookmarkStart w:id="221" w:name="_Toc230208843"/>
+      <w:bookmarkStart w:id="222" w:name="_Toc230264058"/>
+      <w:bookmarkStart w:id="223" w:name="_Toc230275708"/>
+      <w:bookmarkStart w:id="224" w:name="_Toc230277833"/>
+      <w:bookmarkStart w:id="225" w:name="_Toc230284305"/>
+      <w:bookmarkStart w:id="226" w:name="_Toc230284466"/>
+      <w:bookmarkStart w:id="227" w:name="_Toc230350963"/>
+      <w:bookmarkStart w:id="228" w:name="_Toc230352080"/>
       <w:bookmarkEnd w:id="205"/>
       <w:bookmarkEnd w:id="206"/>
       <w:bookmarkEnd w:id="207"/>
@@ -6525,19 +7281,33 @@
       <w:bookmarkEnd w:id="212"/>
       <w:bookmarkEnd w:id="213"/>
       <w:bookmarkEnd w:id="214"/>
+      <w:bookmarkEnd w:id="215"/>
+      <w:bookmarkEnd w:id="216"/>
+      <w:bookmarkEnd w:id="217"/>
+      <w:bookmarkEnd w:id="218"/>
+      <w:bookmarkEnd w:id="219"/>
+      <w:bookmarkEnd w:id="220"/>
+      <w:bookmarkEnd w:id="221"/>
+      <w:bookmarkEnd w:id="222"/>
+      <w:bookmarkEnd w:id="223"/>
+      <w:bookmarkEnd w:id="224"/>
+      <w:bookmarkEnd w:id="225"/>
+      <w:bookmarkEnd w:id="226"/>
+      <w:bookmarkEnd w:id="227"/>
+      <w:bookmarkEnd w:id="228"/>
     </w:p>
     <w:p>
       <w:pPr>
         <w:pStyle w:val="Heading3"/>
       </w:pPr>
-      <w:bookmarkStart w:id="215" w:name="_Toc230284467"/>
+      <w:bookmarkStart w:id="229" w:name="_Toc230352081"/>
       <w:r>
         <w:t>Waypoint Data Mode</w:t>
       </w:r>
       <w:r>
         <w:t>l</w:t>
       </w:r>
-      <w:bookmarkEnd w:id="215"/>
+      <w:bookmarkEnd w:id="229"/>
     </w:p>
     <w:p>
       <w:pPr>
@@ -6546,7 +7316,7 @@
           <w:rStyle w:val="templatenote"/>
         </w:rPr>
       </w:pPr>
-      <w:bookmarkStart w:id="216" w:name="_Toc230284484"/>
+      <w:bookmarkStart w:id="230" w:name="_Toc230352098"/>
       <w:r>
         <w:t xml:space="preserve">Table </w:t>
       </w:r>
@@ -6589,7 +7359,7 @@
       <w:r>
         <w:t>Waypoint Data Model</w:t>
       </w:r>
-      <w:bookmarkEnd w:id="216"/>
+      <w:bookmarkEnd w:id="230"/>
       <w:r>
         <w:t xml:space="preserve"> </w:t>
       </w:r>
@@ -6920,11 +7690,11 @@
       <w:pPr>
         <w:pStyle w:val="Heading3"/>
       </w:pPr>
-      <w:bookmarkStart w:id="217" w:name="_Toc230284468"/>
+      <w:bookmarkStart w:id="231" w:name="_Toc230352082"/>
       <w:r>
         <w:t>Mission Manager</w:t>
       </w:r>
-      <w:bookmarkEnd w:id="217"/>
+      <w:bookmarkEnd w:id="231"/>
     </w:p>
     <w:p>
       <w:pPr>
@@ -6933,7 +7703,7 @@
           <w:rStyle w:val="templatenote"/>
         </w:rPr>
       </w:pPr>
-      <w:bookmarkStart w:id="218" w:name="_Toc230284485"/>
+      <w:bookmarkStart w:id="232" w:name="_Toc230352099"/>
       <w:r>
         <w:t xml:space="preserve">Table </w:t>
       </w:r>
@@ -6976,7 +7746,7 @@
       <w:r>
         <w:t>Mission Manager</w:t>
       </w:r>
-      <w:bookmarkEnd w:id="218"/>
+      <w:bookmarkEnd w:id="232"/>
       <w:r>
         <w:t xml:space="preserve"> </w:t>
       </w:r>
@@ -7301,10 +8071,7 @@
               <w:t>SRD-0</w:t>
             </w:r>
             <w:r>
-              <w:t>1</w:t>
-            </w:r>
-            <w:r>
-              <w:t>5</w:t>
+              <w:t>15</w:t>
             </w:r>
           </w:p>
         </w:tc>
@@ -7353,14 +8120,14 @@
       <w:pPr>
         <w:pStyle w:val="Heading3"/>
       </w:pPr>
-      <w:bookmarkStart w:id="219" w:name="_Toc230284469"/>
+      <w:bookmarkStart w:id="233" w:name="_Toc230352083"/>
       <w:r>
         <w:t xml:space="preserve">Map </w:t>
       </w:r>
       <w:r>
         <w:t>Engine</w:t>
       </w:r>
-      <w:bookmarkEnd w:id="219"/>
+      <w:bookmarkEnd w:id="233"/>
     </w:p>
     <w:p>
       <w:pPr>
@@ -7372,7 +8139,7 @@
           <w:color w:val="auto"/>
         </w:rPr>
       </w:pPr>
-      <w:bookmarkStart w:id="220" w:name="_Toc230284486"/>
+      <w:bookmarkStart w:id="234" w:name="_Toc230352100"/>
       <w:r>
         <w:t xml:space="preserve">Table </w:t>
       </w:r>
@@ -7415,7 +8182,7 @@
       <w:r>
         <w:t>Engine</w:t>
       </w:r>
-      <w:bookmarkEnd w:id="220"/>
+      <w:bookmarkEnd w:id="234"/>
       <w:r>
         <w:t xml:space="preserve"> </w:t>
       </w:r>
@@ -7856,11 +8623,11 @@
       <w:pPr>
         <w:pStyle w:val="Heading3"/>
       </w:pPr>
-      <w:bookmarkStart w:id="221" w:name="_Toc230284470"/>
+      <w:bookmarkStart w:id="235" w:name="_Toc230352084"/>
       <w:r>
         <w:t>Upload Data</w:t>
       </w:r>
-      <w:bookmarkEnd w:id="221"/>
+      <w:bookmarkEnd w:id="235"/>
     </w:p>
     <w:p>
       <w:pPr>
@@ -7869,7 +8636,7 @@
           <w:rStyle w:val="templatenote"/>
         </w:rPr>
       </w:pPr>
-      <w:bookmarkStart w:id="222" w:name="_Toc230284487"/>
+      <w:bookmarkStart w:id="236" w:name="_Toc230352101"/>
       <w:r>
         <w:t xml:space="preserve">Table </w:t>
       </w:r>
@@ -7915,7 +8682,7 @@
       <w:r>
         <w:t xml:space="preserve"> Upload Data</w:t>
       </w:r>
-      <w:bookmarkEnd w:id="222"/>
+      <w:bookmarkEnd w:id="236"/>
       <w:r>
         <w:t xml:space="preserve"> </w:t>
       </w:r>
@@ -8198,11 +8965,11 @@
       <w:pPr>
         <w:pStyle w:val="Heading3"/>
       </w:pPr>
-      <w:bookmarkStart w:id="223" w:name="_Toc230284471"/>
+      <w:bookmarkStart w:id="237" w:name="_Toc230352085"/>
       <w:r>
         <w:t>Tool Bar</w:t>
       </w:r>
-      <w:bookmarkEnd w:id="223"/>
+      <w:bookmarkEnd w:id="237"/>
     </w:p>
     <w:p>
       <w:pPr>
@@ -8211,7 +8978,7 @@
           <w:rStyle w:val="templatenote"/>
         </w:rPr>
       </w:pPr>
-      <w:bookmarkStart w:id="224" w:name="_Toc230284488"/>
+      <w:bookmarkStart w:id="238" w:name="_Toc230352102"/>
       <w:r>
         <w:t xml:space="preserve">Table </w:t>
       </w:r>
@@ -8260,7 +9027,7 @@
       <w:r>
         <w:t>Tool Bar</w:t>
       </w:r>
-      <w:bookmarkEnd w:id="224"/>
+      <w:bookmarkEnd w:id="238"/>
       <w:r>
         <w:t xml:space="preserve"> </w:t>
       </w:r>
@@ -8480,11 +9247,11 @@
       <w:pPr>
         <w:pStyle w:val="Heading3"/>
       </w:pPr>
-      <w:bookmarkStart w:id="225" w:name="_Toc230284472"/>
+      <w:bookmarkStart w:id="239" w:name="_Toc230352086"/>
       <w:r>
         <w:t>Status Bar</w:t>
       </w:r>
-      <w:bookmarkEnd w:id="225"/>
+      <w:bookmarkEnd w:id="239"/>
     </w:p>
     <w:p>
       <w:pPr>
@@ -8493,7 +9260,7 @@
           <w:rStyle w:val="templatenote"/>
         </w:rPr>
       </w:pPr>
-      <w:bookmarkStart w:id="226" w:name="_Toc230284489"/>
+      <w:bookmarkStart w:id="240" w:name="_Toc230352103"/>
       <w:r>
         <w:t xml:space="preserve">Table </w:t>
       </w:r>
@@ -8542,7 +9309,7 @@
       <w:r>
         <w:t>Status Bar</w:t>
       </w:r>
-      <w:bookmarkEnd w:id="226"/>
+      <w:bookmarkEnd w:id="240"/>
       <w:r>
         <w:t xml:space="preserve"> </w:t>
       </w:r>
@@ -8845,7 +9612,7 @@
         <w:pStyle w:val="Headingstyle1"/>
         <w:ind w:left="432" w:hanging="432"/>
       </w:pPr>
-      <w:bookmarkStart w:id="227" w:name="_Toc230284473"/>
+      <w:bookmarkStart w:id="241" w:name="_Toc230352087"/>
       <w:r>
         <w:rPr>
           <w:snapToGrid/>
@@ -8859,7 +9626,7 @@
       <w:r>
         <w:t>Requirements</w:t>
       </w:r>
-      <w:bookmarkEnd w:id="227"/>
+      <w:bookmarkEnd w:id="241"/>
     </w:p>
     <w:p>
       <w:pPr>
@@ -9003,7 +9770,7 @@
           <w:rStyle w:val="templatenote"/>
         </w:rPr>
       </w:pPr>
-      <w:bookmarkStart w:id="228" w:name="_Toc230284490"/>
+      <w:bookmarkStart w:id="242" w:name="_Toc230352104"/>
       <w:r>
         <w:t xml:space="preserve">Table </w:t>
       </w:r>
@@ -9046,7 +9813,7 @@
       <w:r>
         <w:t>Requirements</w:t>
       </w:r>
-      <w:bookmarkEnd w:id="228"/>
+      <w:bookmarkEnd w:id="242"/>
       <w:r>
         <w:t xml:space="preserve"> </w:t>
       </w:r>
@@ -12754,6 +13521,1357 @@
           </w:p>
         </w:tc>
       </w:tr>
+      <w:tr>
+        <w:tc>
+          <w:tcPr>
+            <w:tcW w:w="626" w:type="pct"/>
+            <w:tcBorders>
+              <w:top w:val="single" w:sz="4" w:space="0" w:color="auto"/>
+              <w:left w:val="single" w:sz="4" w:space="0" w:color="auto"/>
+              <w:bottom w:val="single" w:sz="4" w:space="0" w:color="auto"/>
+              <w:right w:val="single" w:sz="4" w:space="0" w:color="auto"/>
+            </w:tcBorders>
+            <w:vAlign w:val="bottom"/>
+          </w:tcPr>
+          <w:p>
+            <w:pPr>
+              <w:pStyle w:val="CellBody"/>
+            </w:pPr>
+            <w:r>
+              <w:t>TEST-02</w:t>
+            </w:r>
+            <w:r>
+              <w:t>6</w:t>
+            </w:r>
+          </w:p>
+        </w:tc>
+        <w:tc>
+          <w:tcPr>
+            <w:tcW w:w="629" w:type="pct"/>
+            <w:tcBorders>
+              <w:top w:val="single" w:sz="4" w:space="0" w:color="auto"/>
+              <w:left w:val="single" w:sz="4" w:space="0" w:color="auto"/>
+              <w:bottom w:val="single" w:sz="4" w:space="0" w:color="auto"/>
+              <w:right w:val="single" w:sz="4" w:space="0" w:color="auto"/>
+            </w:tcBorders>
+            <w:vAlign w:val="center"/>
+          </w:tcPr>
+          <w:p>
+            <w:pPr>
+              <w:rPr>
+                <w:rFonts w:ascii="Arial" w:eastAsia="Times New Roman" w:hAnsi="Arial" w:cs="Arial"/>
+                <w:bCs/>
+                <w:color w:val="000000"/>
+                <w:kern w:val="0"/>
+                <w:sz w:val="18"/>
+                <w:szCs w:val="20"/>
+                <w14:ligatures w14:val="none"/>
+              </w:rPr>
+            </w:pPr>
+            <w:r>
+              <w:rPr>
+                <w:rFonts w:ascii="Arial" w:eastAsia="Times New Roman" w:hAnsi="Arial" w:cs="Arial"/>
+                <w:bCs/>
+                <w:color w:val="000000"/>
+                <w:kern w:val="0"/>
+                <w:sz w:val="18"/>
+                <w:szCs w:val="20"/>
+                <w14:ligatures w14:val="none"/>
+              </w:rPr>
+              <w:t>SRD-005</w:t>
+            </w:r>
+          </w:p>
+          <w:p>
+            <w:pPr>
+              <w:rPr>
+                <w:rFonts w:ascii="Arial" w:eastAsia="Times New Roman" w:hAnsi="Arial" w:cs="Arial"/>
+                <w:bCs/>
+                <w:color w:val="000000"/>
+                <w:kern w:val="0"/>
+                <w:sz w:val="18"/>
+                <w:szCs w:val="20"/>
+                <w:lang w:val="en-US"/>
+                <w14:ligatures w14:val="none"/>
+              </w:rPr>
+            </w:pPr>
+            <w:r>
+              <w:rPr>
+                <w:rFonts w:ascii="Arial" w:eastAsia="Times New Roman" w:hAnsi="Arial" w:cs="Arial"/>
+                <w:bCs/>
+                <w:color w:val="000000"/>
+                <w:kern w:val="0"/>
+                <w:sz w:val="18"/>
+                <w:szCs w:val="20"/>
+                <w14:ligatures w14:val="none"/>
+              </w:rPr>
+              <w:t>SDD-024</w:t>
+            </w:r>
+          </w:p>
+        </w:tc>
+        <w:tc>
+          <w:tcPr>
+            <w:tcW w:w="551" w:type="pct"/>
+            <w:tcBorders>
+              <w:top w:val="single" w:sz="4" w:space="0" w:color="auto"/>
+              <w:left w:val="single" w:sz="4" w:space="0" w:color="auto"/>
+              <w:bottom w:val="single" w:sz="4" w:space="0" w:color="auto"/>
+              <w:right w:val="single" w:sz="4" w:space="0" w:color="auto"/>
+            </w:tcBorders>
+          </w:tcPr>
+          <w:p>
+            <w:pPr>
+              <w:pStyle w:val="CellBody"/>
+            </w:pPr>
+            <w:r>
+              <w:t>Robust</w:t>
+            </w:r>
+          </w:p>
+        </w:tc>
+        <w:tc>
+          <w:tcPr>
+            <w:tcW w:w="3194" w:type="pct"/>
+            <w:tcBorders>
+              <w:top w:val="single" w:sz="4" w:space="0" w:color="auto"/>
+              <w:left w:val="single" w:sz="4" w:space="0" w:color="auto"/>
+              <w:bottom w:val="single" w:sz="4" w:space="0" w:color="auto"/>
+              <w:right w:val="single" w:sz="4" w:space="0" w:color="auto"/>
+            </w:tcBorders>
+            <w:vAlign w:val="center"/>
+          </w:tcPr>
+          <w:p>
+            <w:pPr>
+              <w:rPr>
+                <w:rFonts w:ascii="Arial" w:eastAsia="Times New Roman" w:hAnsi="Arial" w:cs="Arial"/>
+                <w:bCs/>
+                <w:color w:val="000000"/>
+                <w:kern w:val="0"/>
+                <w:sz w:val="18"/>
+                <w:szCs w:val="20"/>
+                <w:lang w:val="en-US"/>
+                <w14:ligatures w14:val="none"/>
+              </w:rPr>
+            </w:pPr>
+            <w:r>
+              <w:rPr>
+                <w:rFonts w:ascii="Arial" w:eastAsia="Times New Roman" w:hAnsi="Arial" w:cs="Arial"/>
+                <w:bCs/>
+                <w:color w:val="000000"/>
+                <w:kern w:val="0"/>
+                <w:sz w:val="18"/>
+                <w:szCs w:val="20"/>
+                <w:lang w:val="en-US"/>
+                <w14:ligatures w14:val="none"/>
+              </w:rPr>
+              <w:t>Test shall</w:t>
+            </w:r>
+            <w:r>
+              <w:rPr>
+                <w:rFonts w:ascii="Arial" w:eastAsia="Times New Roman" w:hAnsi="Arial" w:cs="Arial"/>
+                <w:bCs/>
+                <w:color w:val="000000"/>
+                <w:kern w:val="0"/>
+                <w:sz w:val="18"/>
+                <w:szCs w:val="20"/>
+                <w:lang w:val="en-US"/>
+                <w14:ligatures w14:val="none"/>
+              </w:rPr>
+              <w:t xml:space="preserve"> verif</w:t>
+            </w:r>
+            <w:r>
+              <w:rPr>
+                <w:rFonts w:ascii="Arial" w:eastAsia="Times New Roman" w:hAnsi="Arial" w:cs="Arial"/>
+                <w:bCs/>
+                <w:color w:val="000000"/>
+                <w:kern w:val="0"/>
+                <w:sz w:val="18"/>
+                <w:szCs w:val="20"/>
+                <w:lang w:val="en-US"/>
+                <w14:ligatures w14:val="none"/>
+              </w:rPr>
+              <w:t>y</w:t>
+            </w:r>
+            <w:r>
+              <w:rPr>
+                <w:rFonts w:ascii="Arial" w:eastAsia="Times New Roman" w:hAnsi="Arial" w:cs="Arial"/>
+                <w:bCs/>
+                <w:color w:val="000000"/>
+                <w:kern w:val="0"/>
+                <w:sz w:val="18"/>
+                <w:szCs w:val="20"/>
+                <w:lang w:val="en-US"/>
+                <w14:ligatures w14:val="none"/>
+              </w:rPr>
+              <w:t xml:space="preserve"> </w:t>
+            </w:r>
+            <w:proofErr w:type="gramStart"/>
+            <w:r>
+              <w:rPr>
+                <w:rFonts w:ascii="Arial" w:eastAsia="Times New Roman" w:hAnsi="Arial" w:cs="Arial"/>
+                <w:bCs/>
+                <w:color w:val="000000"/>
+                <w:kern w:val="0"/>
+                <w:sz w:val="18"/>
+                <w:szCs w:val="20"/>
+                <w:lang w:val="en-US"/>
+                <w14:ligatures w14:val="none"/>
+              </w:rPr>
+              <w:t>remov</w:t>
+            </w:r>
+            <w:proofErr w:type="spellStart"/>
+            <w:r>
+              <w:rPr>
+                <w:rFonts w:ascii="Arial" w:eastAsia="Times New Roman" w:hAnsi="Arial" w:cs="Arial"/>
+                <w:bCs/>
+                <w:color w:val="000000"/>
+                <w:kern w:val="0"/>
+                <w:sz w:val="18"/>
+                <w:szCs w:val="20"/>
+                <w:lang w:val="en-US"/>
+                <w14:ligatures w14:val="none"/>
+              </w:rPr>
+              <w:t>eLastWaypoint</w:t>
+            </w:r>
+            <w:proofErr w:type="spellEnd"/>
+            <w:r>
+              <w:rPr>
+                <w:rFonts w:ascii="Arial" w:eastAsia="Times New Roman" w:hAnsi="Arial" w:cs="Arial"/>
+                <w:bCs/>
+                <w:color w:val="000000"/>
+                <w:kern w:val="0"/>
+                <w:sz w:val="18"/>
+                <w:szCs w:val="20"/>
+                <w:lang w:val="en-US"/>
+                <w14:ligatures w14:val="none"/>
+              </w:rPr>
+              <w:t>(</w:t>
+            </w:r>
+            <w:proofErr w:type="gramEnd"/>
+            <w:r>
+              <w:rPr>
+                <w:rFonts w:ascii="Arial" w:eastAsia="Times New Roman" w:hAnsi="Arial" w:cs="Arial"/>
+                <w:bCs/>
+                <w:color w:val="000000"/>
+                <w:kern w:val="0"/>
+                <w:sz w:val="18"/>
+                <w:szCs w:val="20"/>
+                <w:lang w:val="en-US"/>
+                <w14:ligatures w14:val="none"/>
+              </w:rPr>
+              <w:t>) on an empty list is a no-op</w:t>
+            </w:r>
+            <w:r>
+              <w:rPr>
+                <w:rFonts w:ascii="Arial" w:eastAsia="Times New Roman" w:hAnsi="Arial" w:cs="Arial"/>
+                <w:bCs/>
+                <w:color w:val="000000"/>
+                <w:kern w:val="0"/>
+                <w:sz w:val="18"/>
+                <w:szCs w:val="20"/>
+                <w:lang w:val="en-US"/>
+                <w14:ligatures w14:val="none"/>
+              </w:rPr>
+              <w:t xml:space="preserve"> </w:t>
+            </w:r>
+            <w:r>
+              <w:rPr>
+                <w:rFonts w:ascii="Arial" w:eastAsia="Times New Roman" w:hAnsi="Arial" w:cs="Arial"/>
+                <w:bCs/>
+                <w:color w:val="000000"/>
+                <w:kern w:val="0"/>
+                <w:sz w:val="18"/>
+                <w:szCs w:val="20"/>
+                <w:lang w:val="en-US"/>
+                <w14:ligatures w14:val="none"/>
+              </w:rPr>
+              <w:t>and does not alter the waypoint count (robustness / guard check).</w:t>
+            </w:r>
+          </w:p>
+        </w:tc>
+      </w:tr>
+      <w:tr>
+        <w:tc>
+          <w:tcPr>
+            <w:tcW w:w="626" w:type="pct"/>
+            <w:tcBorders>
+              <w:top w:val="single" w:sz="4" w:space="0" w:color="auto"/>
+              <w:left w:val="single" w:sz="4" w:space="0" w:color="auto"/>
+              <w:bottom w:val="single" w:sz="4" w:space="0" w:color="auto"/>
+              <w:right w:val="single" w:sz="4" w:space="0" w:color="auto"/>
+            </w:tcBorders>
+            <w:vAlign w:val="bottom"/>
+          </w:tcPr>
+          <w:p>
+            <w:pPr>
+              <w:pStyle w:val="CellBody"/>
+            </w:pPr>
+            <w:r>
+              <w:t>TEST-02</w:t>
+            </w:r>
+            <w:r>
+              <w:t>7</w:t>
+            </w:r>
+          </w:p>
+        </w:tc>
+        <w:tc>
+          <w:tcPr>
+            <w:tcW w:w="629" w:type="pct"/>
+            <w:tcBorders>
+              <w:top w:val="single" w:sz="4" w:space="0" w:color="auto"/>
+              <w:left w:val="single" w:sz="4" w:space="0" w:color="auto"/>
+              <w:bottom w:val="single" w:sz="4" w:space="0" w:color="auto"/>
+              <w:right w:val="single" w:sz="4" w:space="0" w:color="auto"/>
+            </w:tcBorders>
+            <w:vAlign w:val="center"/>
+          </w:tcPr>
+          <w:p>
+            <w:pPr>
+              <w:rPr>
+                <w:rFonts w:ascii="Arial" w:eastAsia="Times New Roman" w:hAnsi="Arial" w:cs="Arial"/>
+                <w:bCs/>
+                <w:color w:val="000000"/>
+                <w:kern w:val="0"/>
+                <w:sz w:val="18"/>
+                <w:szCs w:val="20"/>
+                <w:lang w:val="de-DE"/>
+                <w14:ligatures w14:val="none"/>
+              </w:rPr>
+            </w:pPr>
+            <w:r>
+              <w:rPr>
+                <w:rFonts w:ascii="Arial" w:eastAsia="Times New Roman" w:hAnsi="Arial" w:cs="Arial"/>
+                <w:bCs/>
+                <w:color w:val="000000"/>
+                <w:kern w:val="0"/>
+                <w:sz w:val="18"/>
+                <w:szCs w:val="20"/>
+                <w:lang w:val="de-DE"/>
+                <w14:ligatures w14:val="none"/>
+              </w:rPr>
+              <w:t>SDD-012</w:t>
+            </w:r>
+            <w:r>
+              <w:rPr>
+                <w:rFonts w:ascii="Arial" w:eastAsia="Times New Roman" w:hAnsi="Arial" w:cs="Arial"/>
+                <w:bCs/>
+                <w:color w:val="000000"/>
+                <w:kern w:val="0"/>
+                <w:sz w:val="18"/>
+                <w:szCs w:val="20"/>
+                <w:lang w:val="de-DE"/>
+                <w14:ligatures w14:val="none"/>
+              </w:rPr>
+              <w:t xml:space="preserve"> </w:t>
+            </w:r>
+            <w:r>
+              <w:rPr>
+                <w:rFonts w:ascii="Arial" w:eastAsia="Times New Roman" w:hAnsi="Arial" w:cs="Arial"/>
+                <w:bCs/>
+                <w:color w:val="000000"/>
+                <w:kern w:val="0"/>
+                <w:sz w:val="18"/>
+                <w:szCs w:val="20"/>
+                <w:lang w:val="de-DE"/>
+                <w14:ligatures w14:val="none"/>
+              </w:rPr>
+              <w:t>SDD-013</w:t>
+            </w:r>
+            <w:r>
+              <w:rPr>
+                <w:rFonts w:ascii="Arial" w:eastAsia="Times New Roman" w:hAnsi="Arial" w:cs="Arial"/>
+                <w:bCs/>
+                <w:color w:val="000000"/>
+                <w:kern w:val="0"/>
+                <w:sz w:val="18"/>
+                <w:szCs w:val="20"/>
+                <w:lang w:val="de-DE"/>
+                <w14:ligatures w14:val="none"/>
+              </w:rPr>
+              <w:t xml:space="preserve"> </w:t>
+            </w:r>
+            <w:r>
+              <w:rPr>
+                <w:rFonts w:ascii="Arial" w:eastAsia="Times New Roman" w:hAnsi="Arial" w:cs="Arial"/>
+                <w:bCs/>
+                <w:color w:val="000000"/>
+                <w:kern w:val="0"/>
+                <w:sz w:val="18"/>
+                <w:szCs w:val="20"/>
+                <w:lang w:val="de-DE"/>
+                <w14:ligatures w14:val="none"/>
+              </w:rPr>
+              <w:t>SRD-011 SRD-012 SRD-014</w:t>
+            </w:r>
+          </w:p>
+        </w:tc>
+        <w:tc>
+          <w:tcPr>
+            <w:tcW w:w="551" w:type="pct"/>
+            <w:tcBorders>
+              <w:top w:val="single" w:sz="4" w:space="0" w:color="auto"/>
+              <w:left w:val="single" w:sz="4" w:space="0" w:color="auto"/>
+              <w:bottom w:val="single" w:sz="4" w:space="0" w:color="auto"/>
+              <w:right w:val="single" w:sz="4" w:space="0" w:color="auto"/>
+            </w:tcBorders>
+          </w:tcPr>
+          <w:p>
+            <w:pPr>
+              <w:pStyle w:val="CellBody"/>
+              <w:rPr>
+                <w:lang w:val="de-DE"/>
+              </w:rPr>
+            </w:pPr>
+            <w:r>
+              <w:rPr>
+                <w:lang w:val="de-DE"/>
+              </w:rPr>
+              <w:t>Nominal</w:t>
+            </w:r>
+          </w:p>
+        </w:tc>
+        <w:tc>
+          <w:tcPr>
+            <w:tcW w:w="3194" w:type="pct"/>
+            <w:tcBorders>
+              <w:top w:val="single" w:sz="4" w:space="0" w:color="auto"/>
+              <w:left w:val="single" w:sz="4" w:space="0" w:color="auto"/>
+              <w:bottom w:val="single" w:sz="4" w:space="0" w:color="auto"/>
+              <w:right w:val="single" w:sz="4" w:space="0" w:color="auto"/>
+            </w:tcBorders>
+            <w:vAlign w:val="center"/>
+          </w:tcPr>
+          <w:p>
+            <w:pPr>
+              <w:rPr>
+                <w:rFonts w:ascii="Arial" w:eastAsia="Times New Roman" w:hAnsi="Arial" w:cs="Arial"/>
+                <w:bCs/>
+                <w:color w:val="000000"/>
+                <w:kern w:val="0"/>
+                <w:sz w:val="18"/>
+                <w:szCs w:val="20"/>
+                <w14:ligatures w14:val="none"/>
+              </w:rPr>
+            </w:pPr>
+            <w:r>
+              <w:rPr>
+                <w:rFonts w:ascii="Arial" w:eastAsia="Times New Roman" w:hAnsi="Arial" w:cs="Arial"/>
+                <w:bCs/>
+                <w:color w:val="000000"/>
+                <w:kern w:val="0"/>
+                <w:sz w:val="18"/>
+                <w:szCs w:val="20"/>
+                <w14:ligatures w14:val="none"/>
+              </w:rPr>
+              <w:t xml:space="preserve">Test shall verify </w:t>
+            </w:r>
+            <w:proofErr w:type="spellStart"/>
+            <w:proofErr w:type="gramStart"/>
+            <w:r>
+              <w:rPr>
+                <w:rFonts w:ascii="Arial" w:eastAsia="Times New Roman" w:hAnsi="Arial" w:cs="Arial"/>
+                <w:bCs/>
+                <w:color w:val="000000"/>
+                <w:kern w:val="0"/>
+                <w:sz w:val="18"/>
+                <w:szCs w:val="20"/>
+                <w14:ligatures w14:val="none"/>
+              </w:rPr>
+              <w:t>buildTrajectory</w:t>
+            </w:r>
+            <w:proofErr w:type="spellEnd"/>
+            <w:r>
+              <w:rPr>
+                <w:rFonts w:ascii="Arial" w:eastAsia="Times New Roman" w:hAnsi="Arial" w:cs="Arial"/>
+                <w:bCs/>
+                <w:color w:val="000000"/>
+                <w:kern w:val="0"/>
+                <w:sz w:val="18"/>
+                <w:szCs w:val="20"/>
+                <w14:ligatures w14:val="none"/>
+              </w:rPr>
+              <w:t>(</w:t>
+            </w:r>
+            <w:proofErr w:type="gramEnd"/>
+            <w:r>
+              <w:rPr>
+                <w:rFonts w:ascii="Arial" w:eastAsia="Times New Roman" w:hAnsi="Arial" w:cs="Arial"/>
+                <w:bCs/>
+                <w:color w:val="000000"/>
+                <w:kern w:val="0"/>
+                <w:sz w:val="18"/>
+                <w:szCs w:val="20"/>
+                <w14:ligatures w14:val="none"/>
+              </w:rPr>
+              <w:t>) on the minimum valid mission</w:t>
+            </w:r>
+            <w:r>
+              <w:rPr>
+                <w:rFonts w:ascii="Arial" w:eastAsia="Times New Roman" w:hAnsi="Arial" w:cs="Arial"/>
+                <w:bCs/>
+                <w:color w:val="000000"/>
+                <w:kern w:val="0"/>
+                <w:sz w:val="18"/>
+                <w:szCs w:val="20"/>
+                <w14:ligatures w14:val="none"/>
+              </w:rPr>
+              <w:t xml:space="preserve"> </w:t>
+            </w:r>
+            <w:r>
+              <w:rPr>
+                <w:rFonts w:ascii="Arial" w:eastAsia="Times New Roman" w:hAnsi="Arial" w:cs="Arial"/>
+                <w:bCs/>
+                <w:color w:val="000000"/>
+                <w:kern w:val="0"/>
+                <w:sz w:val="18"/>
+                <w:szCs w:val="20"/>
+                <w14:ligatures w14:val="none"/>
+              </w:rPr>
+              <w:t>(2 raw points) produces exactly 4 waypoints:</w:t>
+            </w:r>
+          </w:p>
+          <w:p>
+            <w:pPr>
+              <w:rPr>
+                <w:rFonts w:ascii="Arial" w:eastAsia="Times New Roman" w:hAnsi="Arial" w:cs="Arial"/>
+                <w:bCs/>
+                <w:color w:val="000000"/>
+                <w:kern w:val="0"/>
+                <w:sz w:val="18"/>
+                <w:szCs w:val="20"/>
+                <w14:ligatures w14:val="none"/>
+              </w:rPr>
+            </w:pPr>
+            <w:r>
+              <w:rPr>
+                <w:rFonts w:ascii="Arial" w:eastAsia="Times New Roman" w:hAnsi="Arial" w:cs="Arial"/>
+                <w:bCs/>
+                <w:color w:val="000000"/>
+                <w:kern w:val="0"/>
+                <w:sz w:val="18"/>
+                <w:szCs w:val="20"/>
+                <w:lang w:val="de-DE"/>
+                <w14:ligatures w14:val="none"/>
+              </w:rPr>
+              <w:t>1 TAKEOFF + 2 CRUISE + 1 LAND = 4 total.</w:t>
+            </w:r>
+          </w:p>
+        </w:tc>
+      </w:tr>
+      <w:tr>
+        <w:tc>
+          <w:tcPr>
+            <w:tcW w:w="626" w:type="pct"/>
+            <w:tcBorders>
+              <w:top w:val="single" w:sz="4" w:space="0" w:color="auto"/>
+              <w:left w:val="single" w:sz="4" w:space="0" w:color="auto"/>
+              <w:bottom w:val="single" w:sz="4" w:space="0" w:color="auto"/>
+              <w:right w:val="single" w:sz="4" w:space="0" w:color="auto"/>
+            </w:tcBorders>
+            <w:vAlign w:val="bottom"/>
+          </w:tcPr>
+          <w:p>
+            <w:pPr>
+              <w:pStyle w:val="CellBody"/>
+            </w:pPr>
+            <w:r>
+              <w:t>TEST-0</w:t>
+            </w:r>
+            <w:r>
+              <w:t>28</w:t>
+            </w:r>
+          </w:p>
+        </w:tc>
+        <w:tc>
+          <w:tcPr>
+            <w:tcW w:w="629" w:type="pct"/>
+            <w:tcBorders>
+              <w:top w:val="single" w:sz="4" w:space="0" w:color="auto"/>
+              <w:left w:val="single" w:sz="4" w:space="0" w:color="auto"/>
+              <w:bottom w:val="single" w:sz="4" w:space="0" w:color="auto"/>
+              <w:right w:val="single" w:sz="4" w:space="0" w:color="auto"/>
+            </w:tcBorders>
+            <w:vAlign w:val="center"/>
+          </w:tcPr>
+          <w:p>
+            <w:pPr>
+              <w:rPr>
+                <w:rFonts w:ascii="Arial" w:eastAsia="Times New Roman" w:hAnsi="Arial" w:cs="Arial"/>
+                <w:bCs/>
+                <w:color w:val="000000"/>
+                <w:kern w:val="0"/>
+                <w:sz w:val="18"/>
+                <w:szCs w:val="20"/>
+                <w:lang w:val="en-US"/>
+                <w14:ligatures w14:val="none"/>
+              </w:rPr>
+            </w:pPr>
+            <w:r>
+              <w:rPr>
+                <w:rFonts w:ascii="Arial" w:eastAsia="Times New Roman" w:hAnsi="Arial" w:cs="Arial"/>
+                <w:bCs/>
+                <w:color w:val="000000"/>
+                <w:kern w:val="0"/>
+                <w:sz w:val="18"/>
+                <w:szCs w:val="20"/>
+                <w:lang w:val="en-US"/>
+                <w14:ligatures w14:val="none"/>
+              </w:rPr>
+              <w:t>SDD-012</w:t>
+            </w:r>
+            <w:r>
+              <w:rPr>
+                <w:rFonts w:ascii="Arial" w:eastAsia="Times New Roman" w:hAnsi="Arial" w:cs="Arial"/>
+                <w:bCs/>
+                <w:color w:val="000000"/>
+                <w:kern w:val="0"/>
+                <w:sz w:val="18"/>
+                <w:szCs w:val="20"/>
+                <w:lang w:val="en-US"/>
+                <w14:ligatures w14:val="none"/>
+              </w:rPr>
+              <w:t xml:space="preserve"> </w:t>
+            </w:r>
+            <w:r>
+              <w:rPr>
+                <w:rFonts w:ascii="Arial" w:eastAsia="Times New Roman" w:hAnsi="Arial" w:cs="Arial"/>
+                <w:bCs/>
+                <w:color w:val="000000"/>
+                <w:kern w:val="0"/>
+                <w:sz w:val="18"/>
+                <w:szCs w:val="20"/>
+                <w:lang w:val="en-US"/>
+                <w14:ligatures w14:val="none"/>
+              </w:rPr>
+              <w:t>SDD-013 SRD-011 SRD-012</w:t>
+            </w:r>
+          </w:p>
+        </w:tc>
+        <w:tc>
+          <w:tcPr>
+            <w:tcW w:w="551" w:type="pct"/>
+            <w:tcBorders>
+              <w:top w:val="single" w:sz="4" w:space="0" w:color="auto"/>
+              <w:left w:val="single" w:sz="4" w:space="0" w:color="auto"/>
+              <w:bottom w:val="single" w:sz="4" w:space="0" w:color="auto"/>
+              <w:right w:val="single" w:sz="4" w:space="0" w:color="auto"/>
+            </w:tcBorders>
+          </w:tcPr>
+          <w:p>
+            <w:pPr>
+              <w:pStyle w:val="CellBody"/>
+            </w:pPr>
+            <w:r>
+              <w:t>Nominal</w:t>
+            </w:r>
+          </w:p>
+        </w:tc>
+        <w:tc>
+          <w:tcPr>
+            <w:tcW w:w="3194" w:type="pct"/>
+            <w:tcBorders>
+              <w:top w:val="single" w:sz="4" w:space="0" w:color="auto"/>
+              <w:left w:val="single" w:sz="4" w:space="0" w:color="auto"/>
+              <w:bottom w:val="single" w:sz="4" w:space="0" w:color="auto"/>
+              <w:right w:val="single" w:sz="4" w:space="0" w:color="auto"/>
+            </w:tcBorders>
+            <w:vAlign w:val="center"/>
+          </w:tcPr>
+          <w:p>
+            <w:pPr>
+              <w:rPr>
+                <w:rFonts w:ascii="Arial" w:eastAsia="Times New Roman" w:hAnsi="Arial" w:cs="Arial"/>
+                <w:bCs/>
+                <w:color w:val="000000"/>
+                <w:kern w:val="0"/>
+                <w:sz w:val="18"/>
+                <w:szCs w:val="20"/>
+                <w:lang w:val="en-US"/>
+                <w14:ligatures w14:val="none"/>
+              </w:rPr>
+            </w:pPr>
+            <w:r>
+              <w:rPr>
+                <w:rFonts w:ascii="Arial" w:eastAsia="Times New Roman" w:hAnsi="Arial" w:cs="Arial"/>
+                <w:bCs/>
+                <w:color w:val="000000"/>
+                <w:kern w:val="0"/>
+                <w:sz w:val="18"/>
+                <w:szCs w:val="20"/>
+                <w:lang w:val="en-US"/>
+                <w14:ligatures w14:val="none"/>
+              </w:rPr>
+              <w:t xml:space="preserve">Test shall verify </w:t>
+            </w:r>
+            <w:r>
+              <w:rPr>
+                <w:rFonts w:ascii="Arial" w:eastAsia="Times New Roman" w:hAnsi="Arial" w:cs="Arial"/>
+                <w:bCs/>
+                <w:color w:val="000000"/>
+                <w:kern w:val="0"/>
+                <w:sz w:val="18"/>
+                <w:szCs w:val="20"/>
+                <w:lang w:val="en-US"/>
+                <w14:ligatures w14:val="none"/>
+              </w:rPr>
+              <w:t xml:space="preserve">TAKEOFF shares its </w:t>
+            </w:r>
+            <w:proofErr w:type="spellStart"/>
+            <w:proofErr w:type="gramStart"/>
+            <w:r>
+              <w:rPr>
+                <w:rFonts w:ascii="Arial" w:eastAsia="Times New Roman" w:hAnsi="Arial" w:cs="Arial"/>
+                <w:bCs/>
+                <w:color w:val="000000"/>
+                <w:kern w:val="0"/>
+                <w:sz w:val="18"/>
+                <w:szCs w:val="20"/>
+                <w:lang w:val="en-US"/>
+                <w14:ligatures w14:val="none"/>
+              </w:rPr>
+              <w:t>x,y</w:t>
+            </w:r>
+            <w:proofErr w:type="spellEnd"/>
+            <w:proofErr w:type="gramEnd"/>
+            <w:r>
+              <w:rPr>
+                <w:rFonts w:ascii="Arial" w:eastAsia="Times New Roman" w:hAnsi="Arial" w:cs="Arial"/>
+                <w:bCs/>
+                <w:color w:val="000000"/>
+                <w:kern w:val="0"/>
+                <w:sz w:val="18"/>
+                <w:szCs w:val="20"/>
+                <w:lang w:val="en-US"/>
+                <w14:ligatures w14:val="none"/>
+              </w:rPr>
+              <w:t xml:space="preserve"> coordinates with</w:t>
+            </w:r>
+            <w:r>
+              <w:rPr>
+                <w:rFonts w:ascii="Arial" w:eastAsia="Times New Roman" w:hAnsi="Arial" w:cs="Arial"/>
+                <w:bCs/>
+                <w:color w:val="000000"/>
+                <w:kern w:val="0"/>
+                <w:sz w:val="18"/>
+                <w:szCs w:val="20"/>
+                <w:lang w:val="en-US"/>
+                <w14:ligatures w14:val="none"/>
+              </w:rPr>
+              <w:t xml:space="preserve"> </w:t>
+            </w:r>
+            <w:proofErr w:type="gramStart"/>
+            <w:r>
+              <w:rPr>
+                <w:rFonts w:ascii="Arial" w:eastAsia="Times New Roman" w:hAnsi="Arial" w:cs="Arial"/>
+                <w:bCs/>
+                <w:color w:val="000000"/>
+                <w:kern w:val="0"/>
+                <w:sz w:val="18"/>
+                <w:szCs w:val="20"/>
+                <w:lang w:val="en-US"/>
+                <w14:ligatures w14:val="none"/>
+              </w:rPr>
+              <w:t>CRUISE[</w:t>
+            </w:r>
+            <w:proofErr w:type="gramEnd"/>
+            <w:r>
+              <w:rPr>
+                <w:rFonts w:ascii="Arial" w:eastAsia="Times New Roman" w:hAnsi="Arial" w:cs="Arial"/>
+                <w:bCs/>
+                <w:color w:val="000000"/>
+                <w:kern w:val="0"/>
+                <w:sz w:val="18"/>
+                <w:szCs w:val="20"/>
+                <w:lang w:val="en-US"/>
+                <w14:ligatures w14:val="none"/>
+              </w:rPr>
+              <w:t xml:space="preserve">0] (the first raw point), and that LAND shares its </w:t>
+            </w:r>
+            <w:proofErr w:type="spellStart"/>
+            <w:proofErr w:type="gramStart"/>
+            <w:r>
+              <w:rPr>
+                <w:rFonts w:ascii="Arial" w:eastAsia="Times New Roman" w:hAnsi="Arial" w:cs="Arial"/>
+                <w:bCs/>
+                <w:color w:val="000000"/>
+                <w:kern w:val="0"/>
+                <w:sz w:val="18"/>
+                <w:szCs w:val="20"/>
+                <w:lang w:val="en-US"/>
+                <w14:ligatures w14:val="none"/>
+              </w:rPr>
+              <w:t>x,y</w:t>
+            </w:r>
+            <w:proofErr w:type="spellEnd"/>
+            <w:proofErr w:type="gramEnd"/>
+            <w:r>
+              <w:rPr>
+                <w:rFonts w:ascii="Arial" w:eastAsia="Times New Roman" w:hAnsi="Arial" w:cs="Arial"/>
+                <w:bCs/>
+                <w:color w:val="000000"/>
+                <w:kern w:val="0"/>
+                <w:sz w:val="18"/>
+                <w:szCs w:val="20"/>
+                <w:lang w:val="en-US"/>
+                <w14:ligatures w14:val="none"/>
+              </w:rPr>
+              <w:t xml:space="preserve"> </w:t>
+            </w:r>
+            <w:r>
+              <w:rPr>
+                <w:rFonts w:ascii="Arial" w:eastAsia="Times New Roman" w:hAnsi="Arial" w:cs="Arial"/>
+                <w:bCs/>
+                <w:color w:val="000000"/>
+                <w:kern w:val="0"/>
+                <w:sz w:val="18"/>
+                <w:szCs w:val="20"/>
+                <w:lang w:val="en-US"/>
+                <w14:ligatures w14:val="none"/>
+              </w:rPr>
+              <w:t>coordinates with the last CRUISE waypoint (the last raw point).</w:t>
+            </w:r>
+            <w:r>
+              <w:rPr>
+                <w:rFonts w:ascii="Arial" w:eastAsia="Times New Roman" w:hAnsi="Arial" w:cs="Arial"/>
+                <w:bCs/>
+                <w:color w:val="000000"/>
+                <w:kern w:val="0"/>
+                <w:sz w:val="18"/>
+                <w:szCs w:val="20"/>
+                <w:lang w:val="en-US"/>
+                <w14:ligatures w14:val="none"/>
+              </w:rPr>
+              <w:t xml:space="preserve"> </w:t>
+            </w:r>
+          </w:p>
+          <w:p>
+            <w:pPr>
+              <w:rPr>
+                <w:rFonts w:ascii="Arial" w:eastAsia="Times New Roman" w:hAnsi="Arial" w:cs="Arial"/>
+                <w:bCs/>
+                <w:color w:val="000000"/>
+                <w:kern w:val="0"/>
+                <w:sz w:val="18"/>
+                <w:szCs w:val="20"/>
+                <w:lang w:val="en-US"/>
+                <w14:ligatures w14:val="none"/>
+              </w:rPr>
+            </w:pPr>
+            <w:r>
+              <w:rPr>
+                <w:rFonts w:ascii="Arial" w:eastAsia="Times New Roman" w:hAnsi="Arial" w:cs="Arial"/>
+                <w:bCs/>
+                <w:color w:val="000000"/>
+                <w:kern w:val="0"/>
+                <w:sz w:val="18"/>
+                <w:szCs w:val="20"/>
+                <w:lang w:val="en-US"/>
+                <w14:ligatures w14:val="none"/>
+              </w:rPr>
+              <w:t xml:space="preserve">This is the intended VTOL </w:t>
+            </w:r>
+            <w:proofErr w:type="spellStart"/>
+            <w:r>
+              <w:rPr>
+                <w:rFonts w:ascii="Arial" w:eastAsia="Times New Roman" w:hAnsi="Arial" w:cs="Arial"/>
+                <w:bCs/>
+                <w:color w:val="000000"/>
+                <w:kern w:val="0"/>
+                <w:sz w:val="18"/>
+                <w:szCs w:val="20"/>
+                <w:lang w:val="en-US"/>
+                <w14:ligatures w14:val="none"/>
+              </w:rPr>
+              <w:t>behaviour</w:t>
+            </w:r>
+            <w:proofErr w:type="spellEnd"/>
+            <w:r>
+              <w:rPr>
+                <w:rFonts w:ascii="Arial" w:eastAsia="Times New Roman" w:hAnsi="Arial" w:cs="Arial"/>
+                <w:bCs/>
+                <w:color w:val="000000"/>
+                <w:kern w:val="0"/>
+                <w:sz w:val="18"/>
+                <w:szCs w:val="20"/>
+                <w:lang w:val="en-US"/>
+                <w14:ligatures w14:val="none"/>
+              </w:rPr>
+              <w:t>: vertical ascent and descent</w:t>
+            </w:r>
+            <w:r>
+              <w:rPr>
+                <w:rFonts w:ascii="Arial" w:eastAsia="Times New Roman" w:hAnsi="Arial" w:cs="Arial"/>
+                <w:bCs/>
+                <w:color w:val="000000"/>
+                <w:kern w:val="0"/>
+                <w:sz w:val="18"/>
+                <w:szCs w:val="20"/>
+                <w:lang w:val="en-US"/>
+                <w14:ligatures w14:val="none"/>
+              </w:rPr>
+              <w:t xml:space="preserve"> </w:t>
+            </w:r>
+            <w:r>
+              <w:rPr>
+                <w:rFonts w:ascii="Arial" w:eastAsia="Times New Roman" w:hAnsi="Arial" w:cs="Arial"/>
+                <w:bCs/>
+                <w:color w:val="000000"/>
+                <w:kern w:val="0"/>
+                <w:sz w:val="18"/>
+                <w:szCs w:val="20"/>
+                <w:lang w:val="en-US"/>
+                <w14:ligatures w14:val="none"/>
+              </w:rPr>
+              <w:t>in place at the mission endpoints.</w:t>
+            </w:r>
+          </w:p>
+        </w:tc>
+      </w:tr>
+      <w:tr>
+        <w:tc>
+          <w:tcPr>
+            <w:tcW w:w="626" w:type="pct"/>
+            <w:tcBorders>
+              <w:top w:val="single" w:sz="4" w:space="0" w:color="auto"/>
+              <w:left w:val="single" w:sz="4" w:space="0" w:color="auto"/>
+              <w:bottom w:val="single" w:sz="4" w:space="0" w:color="auto"/>
+              <w:right w:val="single" w:sz="4" w:space="0" w:color="auto"/>
+            </w:tcBorders>
+            <w:vAlign w:val="bottom"/>
+          </w:tcPr>
+          <w:p>
+            <w:pPr>
+              <w:pStyle w:val="CellBody"/>
+            </w:pPr>
+            <w:r>
+              <w:t>TEST-02</w:t>
+            </w:r>
+            <w:r>
+              <w:t>9</w:t>
+            </w:r>
+          </w:p>
+        </w:tc>
+        <w:tc>
+          <w:tcPr>
+            <w:tcW w:w="629" w:type="pct"/>
+            <w:tcBorders>
+              <w:top w:val="single" w:sz="4" w:space="0" w:color="auto"/>
+              <w:left w:val="single" w:sz="4" w:space="0" w:color="auto"/>
+              <w:bottom w:val="single" w:sz="4" w:space="0" w:color="auto"/>
+              <w:right w:val="single" w:sz="4" w:space="0" w:color="auto"/>
+            </w:tcBorders>
+            <w:vAlign w:val="center"/>
+          </w:tcPr>
+          <w:p>
+            <w:pPr>
+              <w:rPr>
+                <w:rFonts w:ascii="Arial" w:eastAsia="Times New Roman" w:hAnsi="Arial" w:cs="Arial"/>
+                <w:bCs/>
+                <w:color w:val="000000"/>
+                <w:kern w:val="0"/>
+                <w:sz w:val="18"/>
+                <w:szCs w:val="20"/>
+                <w:lang w:val="en-US"/>
+                <w14:ligatures w14:val="none"/>
+              </w:rPr>
+            </w:pPr>
+            <w:r>
+              <w:rPr>
+                <w:rFonts w:ascii="Arial" w:eastAsia="Times New Roman" w:hAnsi="Arial" w:cs="Arial"/>
+                <w:bCs/>
+                <w:color w:val="000000"/>
+                <w:kern w:val="0"/>
+                <w:sz w:val="18"/>
+                <w:szCs w:val="20"/>
+                <w:lang w:val="en-US"/>
+                <w14:ligatures w14:val="none"/>
+              </w:rPr>
+              <w:t>SRD-010</w:t>
+            </w:r>
+            <w:r>
+              <w:rPr>
+                <w:rFonts w:ascii="Arial" w:eastAsia="Times New Roman" w:hAnsi="Arial" w:cs="Arial"/>
+                <w:bCs/>
+                <w:color w:val="000000"/>
+                <w:kern w:val="0"/>
+                <w:sz w:val="18"/>
+                <w:szCs w:val="20"/>
+                <w:lang w:val="en-US"/>
+                <w14:ligatures w14:val="none"/>
+              </w:rPr>
+              <w:t xml:space="preserve"> </w:t>
+            </w:r>
+            <w:r>
+              <w:rPr>
+                <w:rFonts w:ascii="Arial" w:eastAsia="Times New Roman" w:hAnsi="Arial" w:cs="Arial"/>
+                <w:bCs/>
+                <w:color w:val="000000"/>
+                <w:kern w:val="0"/>
+                <w:sz w:val="18"/>
+                <w:szCs w:val="20"/>
+                <w:lang w:val="en-US"/>
+                <w14:ligatures w14:val="none"/>
+              </w:rPr>
+              <w:t>SDD-001</w:t>
+            </w:r>
+            <w:r>
+              <w:rPr>
+                <w:rFonts w:ascii="Arial" w:eastAsia="Times New Roman" w:hAnsi="Arial" w:cs="Arial"/>
+                <w:bCs/>
+                <w:color w:val="000000"/>
+                <w:kern w:val="0"/>
+                <w:sz w:val="18"/>
+                <w:szCs w:val="20"/>
+                <w:lang w:val="en-US"/>
+                <w14:ligatures w14:val="none"/>
+              </w:rPr>
+              <w:t xml:space="preserve"> </w:t>
+            </w:r>
+            <w:r>
+              <w:rPr>
+                <w:rFonts w:ascii="Arial" w:eastAsia="Times New Roman" w:hAnsi="Arial" w:cs="Arial"/>
+                <w:bCs/>
+                <w:color w:val="000000"/>
+                <w:kern w:val="0"/>
+                <w:sz w:val="18"/>
+                <w:szCs w:val="20"/>
+                <w:lang w:val="en-US"/>
+                <w14:ligatures w14:val="none"/>
+              </w:rPr>
+              <w:t>SDD-012</w:t>
+            </w:r>
+            <w:r>
+              <w:rPr>
+                <w:rFonts w:ascii="Arial" w:eastAsia="Times New Roman" w:hAnsi="Arial" w:cs="Arial"/>
+                <w:bCs/>
+                <w:color w:val="000000"/>
+                <w:kern w:val="0"/>
+                <w:sz w:val="18"/>
+                <w:szCs w:val="20"/>
+                <w:lang w:val="en-US"/>
+                <w14:ligatures w14:val="none"/>
+              </w:rPr>
+              <w:t xml:space="preserve"> </w:t>
+            </w:r>
+            <w:r>
+              <w:rPr>
+                <w:rFonts w:ascii="Arial" w:eastAsia="Times New Roman" w:hAnsi="Arial" w:cs="Arial"/>
+                <w:bCs/>
+                <w:color w:val="000000"/>
+                <w:kern w:val="0"/>
+                <w:sz w:val="18"/>
+                <w:szCs w:val="20"/>
+                <w:lang w:val="en-US"/>
+                <w14:ligatures w14:val="none"/>
+              </w:rPr>
+              <w:t>SDD-013</w:t>
+            </w:r>
+          </w:p>
+        </w:tc>
+        <w:tc>
+          <w:tcPr>
+            <w:tcW w:w="551" w:type="pct"/>
+            <w:tcBorders>
+              <w:top w:val="single" w:sz="4" w:space="0" w:color="auto"/>
+              <w:left w:val="single" w:sz="4" w:space="0" w:color="auto"/>
+              <w:bottom w:val="single" w:sz="4" w:space="0" w:color="auto"/>
+              <w:right w:val="single" w:sz="4" w:space="0" w:color="auto"/>
+            </w:tcBorders>
+          </w:tcPr>
+          <w:p>
+            <w:pPr>
+              <w:pStyle w:val="CellBody"/>
+            </w:pPr>
+            <w:r>
+              <w:t>Robust</w:t>
+            </w:r>
+          </w:p>
+        </w:tc>
+        <w:tc>
+          <w:tcPr>
+            <w:tcW w:w="3194" w:type="pct"/>
+            <w:tcBorders>
+              <w:top w:val="single" w:sz="4" w:space="0" w:color="auto"/>
+              <w:left w:val="single" w:sz="4" w:space="0" w:color="auto"/>
+              <w:bottom w:val="single" w:sz="4" w:space="0" w:color="auto"/>
+              <w:right w:val="single" w:sz="4" w:space="0" w:color="auto"/>
+            </w:tcBorders>
+            <w:vAlign w:val="center"/>
+          </w:tcPr>
+          <w:p>
+            <w:pPr>
+              <w:rPr>
+                <w:rFonts w:ascii="Arial" w:eastAsia="Times New Roman" w:hAnsi="Arial" w:cs="Arial"/>
+                <w:bCs/>
+                <w:color w:val="000000"/>
+                <w:kern w:val="0"/>
+                <w:sz w:val="18"/>
+                <w:szCs w:val="20"/>
+                <w:lang w:val="en-US"/>
+                <w14:ligatures w14:val="none"/>
+              </w:rPr>
+            </w:pPr>
+            <w:r>
+              <w:rPr>
+                <w:rFonts w:ascii="Arial" w:eastAsia="Times New Roman" w:hAnsi="Arial" w:cs="Arial"/>
+                <w:bCs/>
+                <w:color w:val="000000"/>
+                <w:kern w:val="0"/>
+                <w:sz w:val="18"/>
+                <w:szCs w:val="20"/>
+                <w:lang w:val="en-US"/>
+                <w14:ligatures w14:val="none"/>
+              </w:rPr>
+              <w:t xml:space="preserve">Test shall verify </w:t>
+            </w:r>
+            <w:proofErr w:type="spellStart"/>
+            <w:proofErr w:type="gramStart"/>
+            <w:r>
+              <w:rPr>
+                <w:rFonts w:ascii="Arial" w:eastAsia="Times New Roman" w:hAnsi="Arial" w:cs="Arial"/>
+                <w:bCs/>
+                <w:color w:val="000000"/>
+                <w:kern w:val="0"/>
+                <w:sz w:val="18"/>
+                <w:szCs w:val="20"/>
+                <w:lang w:val="en-US"/>
+                <w14:ligatures w14:val="none"/>
+              </w:rPr>
+              <w:t>addWaypoint</w:t>
+            </w:r>
+            <w:proofErr w:type="spellEnd"/>
+            <w:r>
+              <w:rPr>
+                <w:rFonts w:ascii="Arial" w:eastAsia="Times New Roman" w:hAnsi="Arial" w:cs="Arial"/>
+                <w:bCs/>
+                <w:color w:val="000000"/>
+                <w:kern w:val="0"/>
+                <w:sz w:val="18"/>
+                <w:szCs w:val="20"/>
+                <w:lang w:val="en-US"/>
+                <w14:ligatures w14:val="none"/>
+              </w:rPr>
+              <w:t>(</w:t>
+            </w:r>
+            <w:proofErr w:type="gramEnd"/>
+            <w:r>
+              <w:rPr>
+                <w:rFonts w:ascii="Arial" w:eastAsia="Times New Roman" w:hAnsi="Arial" w:cs="Arial"/>
+                <w:bCs/>
+                <w:color w:val="000000"/>
+                <w:kern w:val="0"/>
+                <w:sz w:val="18"/>
+                <w:szCs w:val="20"/>
+                <w:lang w:val="en-US"/>
+                <w14:ligatures w14:val="none"/>
+              </w:rPr>
+              <w:t>) correctly stores negative</w:t>
+            </w:r>
+            <w:r>
+              <w:rPr>
+                <w:rFonts w:ascii="Arial" w:eastAsia="Times New Roman" w:hAnsi="Arial" w:cs="Arial"/>
+                <w:bCs/>
+                <w:color w:val="000000"/>
+                <w:kern w:val="0"/>
+                <w:sz w:val="18"/>
+                <w:szCs w:val="20"/>
+                <w:lang w:val="en-US"/>
+                <w14:ligatures w14:val="none"/>
+              </w:rPr>
+              <w:t xml:space="preserve"> </w:t>
+            </w:r>
+            <w:r>
+              <w:rPr>
+                <w:rFonts w:ascii="Arial" w:eastAsia="Times New Roman" w:hAnsi="Arial" w:cs="Arial"/>
+                <w:bCs/>
+                <w:color w:val="000000"/>
+                <w:kern w:val="0"/>
+                <w:sz w:val="18"/>
+                <w:szCs w:val="20"/>
+                <w:lang w:val="en-US"/>
+                <w14:ligatures w14:val="none"/>
+              </w:rPr>
+              <w:t xml:space="preserve">x and y coordinates, that </w:t>
+            </w:r>
+            <w:proofErr w:type="spellStart"/>
+            <w:proofErr w:type="gramStart"/>
+            <w:r>
+              <w:rPr>
+                <w:rFonts w:ascii="Arial" w:eastAsia="Times New Roman" w:hAnsi="Arial" w:cs="Arial"/>
+                <w:bCs/>
+                <w:color w:val="000000"/>
+                <w:kern w:val="0"/>
+                <w:sz w:val="18"/>
+                <w:szCs w:val="20"/>
+                <w:lang w:val="en-US"/>
+                <w14:ligatures w14:val="none"/>
+              </w:rPr>
+              <w:t>isValid</w:t>
+            </w:r>
+            <w:proofErr w:type="spellEnd"/>
+            <w:r>
+              <w:rPr>
+                <w:rFonts w:ascii="Arial" w:eastAsia="Times New Roman" w:hAnsi="Arial" w:cs="Arial"/>
+                <w:bCs/>
+                <w:color w:val="000000"/>
+                <w:kern w:val="0"/>
+                <w:sz w:val="18"/>
+                <w:szCs w:val="20"/>
+                <w:lang w:val="en-US"/>
+                <w14:ligatures w14:val="none"/>
+              </w:rPr>
+              <w:t>(</w:t>
+            </w:r>
+            <w:proofErr w:type="gramEnd"/>
+            <w:r>
+              <w:rPr>
+                <w:rFonts w:ascii="Arial" w:eastAsia="Times New Roman" w:hAnsi="Arial" w:cs="Arial"/>
+                <w:bCs/>
+                <w:color w:val="000000"/>
+                <w:kern w:val="0"/>
+                <w:sz w:val="18"/>
+                <w:szCs w:val="20"/>
+                <w:lang w:val="en-US"/>
+                <w14:ligatures w14:val="none"/>
+              </w:rPr>
+              <w:t>) accepts them, and that</w:t>
+            </w:r>
+            <w:r>
+              <w:rPr>
+                <w:rFonts w:ascii="Arial" w:eastAsia="Times New Roman" w:hAnsi="Arial" w:cs="Arial"/>
+                <w:bCs/>
+                <w:color w:val="000000"/>
+                <w:kern w:val="0"/>
+                <w:sz w:val="18"/>
+                <w:szCs w:val="20"/>
+                <w:lang w:val="en-US"/>
+                <w14:ligatures w14:val="none"/>
+              </w:rPr>
+              <w:t xml:space="preserve"> </w:t>
+            </w:r>
+            <w:proofErr w:type="spellStart"/>
+            <w:proofErr w:type="gramStart"/>
+            <w:r>
+              <w:rPr>
+                <w:rFonts w:ascii="Arial" w:eastAsia="Times New Roman" w:hAnsi="Arial" w:cs="Arial"/>
+                <w:bCs/>
+                <w:color w:val="000000"/>
+                <w:kern w:val="0"/>
+                <w:sz w:val="18"/>
+                <w:szCs w:val="20"/>
+                <w:lang w:val="en-US"/>
+                <w14:ligatures w14:val="none"/>
+              </w:rPr>
+              <w:t>buildTrajectory</w:t>
+            </w:r>
+            <w:proofErr w:type="spellEnd"/>
+            <w:r>
+              <w:rPr>
+                <w:rFonts w:ascii="Arial" w:eastAsia="Times New Roman" w:hAnsi="Arial" w:cs="Arial"/>
+                <w:bCs/>
+                <w:color w:val="000000"/>
+                <w:kern w:val="0"/>
+                <w:sz w:val="18"/>
+                <w:szCs w:val="20"/>
+                <w:lang w:val="en-US"/>
+                <w14:ligatures w14:val="none"/>
+              </w:rPr>
+              <w:t>(</w:t>
+            </w:r>
+            <w:proofErr w:type="gramEnd"/>
+            <w:r>
+              <w:rPr>
+                <w:rFonts w:ascii="Arial" w:eastAsia="Times New Roman" w:hAnsi="Arial" w:cs="Arial"/>
+                <w:bCs/>
+                <w:color w:val="000000"/>
+                <w:kern w:val="0"/>
+                <w:sz w:val="18"/>
+                <w:szCs w:val="20"/>
+                <w:lang w:val="en-US"/>
+                <w14:ligatures w14:val="none"/>
+              </w:rPr>
+              <w:t>) propagates the negative values unchanged through</w:t>
+            </w:r>
+            <w:r>
+              <w:rPr>
+                <w:rFonts w:ascii="Arial" w:eastAsia="Times New Roman" w:hAnsi="Arial" w:cs="Arial"/>
+                <w:bCs/>
+                <w:color w:val="000000"/>
+                <w:kern w:val="0"/>
+                <w:sz w:val="18"/>
+                <w:szCs w:val="20"/>
+                <w:lang w:val="en-US"/>
+                <w14:ligatures w14:val="none"/>
+              </w:rPr>
+              <w:t xml:space="preserve"> </w:t>
+            </w:r>
+            <w:r>
+              <w:rPr>
+                <w:rFonts w:ascii="Arial" w:eastAsia="Times New Roman" w:hAnsi="Arial" w:cs="Arial"/>
+                <w:bCs/>
+                <w:color w:val="000000"/>
+                <w:kern w:val="0"/>
+                <w:sz w:val="18"/>
+                <w:szCs w:val="20"/>
+                <w:lang w:val="en-US"/>
+                <w14:ligatures w14:val="none"/>
+              </w:rPr>
+              <w:t xml:space="preserve">TAKEOFF, CRUISE, and LAND waypoints. </w:t>
+            </w:r>
+          </w:p>
+          <w:p>
+            <w:pPr>
+              <w:rPr>
+                <w:rFonts w:ascii="Arial" w:eastAsia="Times New Roman" w:hAnsi="Arial" w:cs="Arial"/>
+                <w:bCs/>
+                <w:color w:val="000000"/>
+                <w:kern w:val="0"/>
+                <w:sz w:val="18"/>
+                <w:szCs w:val="20"/>
+                <w:lang w:val="en-US"/>
+                <w14:ligatures w14:val="none"/>
+              </w:rPr>
+            </w:pPr>
+            <w:r>
+              <w:rPr>
+                <w:rFonts w:ascii="Arial" w:eastAsia="Times New Roman" w:hAnsi="Arial" w:cs="Arial"/>
+                <w:bCs/>
+                <w:color w:val="000000"/>
+                <w:kern w:val="0"/>
+                <w:sz w:val="18"/>
+                <w:szCs w:val="20"/>
+                <w:lang w:val="en-US"/>
+                <w14:ligatures w14:val="none"/>
+              </w:rPr>
+              <w:t>Covers the negative quadrant</w:t>
+            </w:r>
+            <w:r>
+              <w:rPr>
+                <w:rFonts w:ascii="Arial" w:eastAsia="Times New Roman" w:hAnsi="Arial" w:cs="Arial"/>
+                <w:bCs/>
+                <w:color w:val="000000"/>
+                <w:kern w:val="0"/>
+                <w:sz w:val="18"/>
+                <w:szCs w:val="20"/>
+                <w:lang w:val="en-US"/>
+                <w14:ligatures w14:val="none"/>
+              </w:rPr>
+              <w:t xml:space="preserve"> </w:t>
+            </w:r>
+            <w:r>
+              <w:rPr>
+                <w:rFonts w:ascii="Arial" w:eastAsia="Times New Roman" w:hAnsi="Arial" w:cs="Arial"/>
+                <w:bCs/>
+                <w:color w:val="000000"/>
+                <w:kern w:val="0"/>
+                <w:sz w:val="18"/>
+                <w:szCs w:val="20"/>
+                <w:lang w:val="en-US"/>
+                <w14:ligatures w14:val="none"/>
+              </w:rPr>
+              <w:t>of the scene coordinate space (scene bounds: -500 to +500).</w:t>
+            </w:r>
+          </w:p>
+        </w:tc>
+      </w:tr>
     </w:tbl>
     <w:p>
       <w:pPr>
@@ -12767,12 +14885,12 @@
         <w:pStyle w:val="Headingstyle1"/>
         <w:ind w:left="432" w:hanging="432"/>
       </w:pPr>
-      <w:bookmarkStart w:id="229" w:name="_Toc230284474"/>
+      <w:bookmarkStart w:id="243" w:name="_Toc230352088"/>
       <w:r>
         <w:lastRenderedPageBreak/>
         <w:t>Traceability</w:t>
       </w:r>
-      <w:bookmarkEnd w:id="229"/>
+      <w:bookmarkEnd w:id="243"/>
     </w:p>
     <w:p>
       <w:pPr>
@@ -12821,12 +14939,16 @@
           <w14:ligatures w14:val="none"/>
         </w:rPr>
       </w:pPr>
-      <w:bookmarkStart w:id="230" w:name="_Toc230277842"/>
-      <w:bookmarkStart w:id="231" w:name="_Toc230284314"/>
-      <w:bookmarkStart w:id="232" w:name="_Toc230284475"/>
-      <w:bookmarkEnd w:id="230"/>
-      <w:bookmarkEnd w:id="231"/>
-      <w:bookmarkEnd w:id="232"/>
+      <w:bookmarkStart w:id="244" w:name="_Toc230277842"/>
+      <w:bookmarkStart w:id="245" w:name="_Toc230284314"/>
+      <w:bookmarkStart w:id="246" w:name="_Toc230284475"/>
+      <w:bookmarkStart w:id="247" w:name="_Toc230350972"/>
+      <w:bookmarkStart w:id="248" w:name="_Toc230352089"/>
+      <w:bookmarkEnd w:id="244"/>
+      <w:bookmarkEnd w:id="245"/>
+      <w:bookmarkEnd w:id="246"/>
+      <w:bookmarkEnd w:id="247"/>
+      <w:bookmarkEnd w:id="248"/>
     </w:p>
     <w:p>
       <w:pPr>
@@ -12853,28 +14975,32 @@
           <w14:ligatures w14:val="none"/>
         </w:rPr>
       </w:pPr>
-      <w:bookmarkStart w:id="233" w:name="_Toc230277843"/>
-      <w:bookmarkStart w:id="234" w:name="_Toc230284315"/>
-      <w:bookmarkStart w:id="235" w:name="_Toc230284476"/>
-      <w:bookmarkEnd w:id="233"/>
-      <w:bookmarkEnd w:id="234"/>
-      <w:bookmarkEnd w:id="235"/>
+      <w:bookmarkStart w:id="249" w:name="_Toc230277843"/>
+      <w:bookmarkStart w:id="250" w:name="_Toc230284315"/>
+      <w:bookmarkStart w:id="251" w:name="_Toc230284476"/>
+      <w:bookmarkStart w:id="252" w:name="_Toc230350973"/>
+      <w:bookmarkStart w:id="253" w:name="_Toc230352090"/>
+      <w:bookmarkEnd w:id="249"/>
+      <w:bookmarkEnd w:id="250"/>
+      <w:bookmarkEnd w:id="251"/>
+      <w:bookmarkEnd w:id="252"/>
+      <w:bookmarkEnd w:id="253"/>
     </w:p>
     <w:p>
       <w:pPr>
         <w:pStyle w:val="Heading2"/>
       </w:pPr>
-      <w:bookmarkStart w:id="236" w:name="_Toc230284477"/>
+      <w:bookmarkStart w:id="254" w:name="_Toc230352091"/>
       <w:r>
         <w:t>Forward Traceability (Requirement → Code → Test)</w:t>
       </w:r>
-      <w:bookmarkEnd w:id="236"/>
+      <w:bookmarkEnd w:id="254"/>
     </w:p>
     <w:p>
       <w:pPr>
         <w:pStyle w:val="TableTitle"/>
       </w:pPr>
-      <w:bookmarkStart w:id="237" w:name="_Toc230284491"/>
+      <w:bookmarkStart w:id="255" w:name="_Toc230352105"/>
       <w:r>
         <w:t xml:space="preserve">Table </w:t>
       </w:r>
@@ -12917,7 +15043,7 @@
       <w:r>
         <w:t>Table</w:t>
       </w:r>
-      <w:bookmarkEnd w:id="237"/>
+      <w:bookmarkEnd w:id="255"/>
       <w:r>
         <w:t xml:space="preserve"> </w:t>
       </w:r>
@@ -13059,7 +15185,7 @@
         <w:tc>
           <w:tcPr>
             <w:tcW w:w="1868" w:type="pct"/>
-            <w:vAlign w:val="bottom"/>
+            <w:vAlign w:val="center"/>
           </w:tcPr>
           <w:p>
             <w:pPr>
@@ -13071,6 +15197,9 @@
               <w:ind w:left="216" w:hanging="216"/>
             </w:pPr>
             <w:r>
+              <w:rPr>
+                <w:szCs w:val="18"/>
+              </w:rPr>
               <w:t>TEST-023</w:t>
             </w:r>
           </w:p>
@@ -13126,13 +15255,16 @@
         <w:tc>
           <w:tcPr>
             <w:tcW w:w="1868" w:type="pct"/>
-            <w:vAlign w:val="bottom"/>
-          </w:tcPr>
-          <w:p>
-            <w:pPr>
-              <w:pStyle w:val="CellBody"/>
-            </w:pPr>
-            <w:r>
+            <w:vAlign w:val="center"/>
+          </w:tcPr>
+          <w:p>
+            <w:pPr>
+              <w:pStyle w:val="CellBody"/>
+            </w:pPr>
+            <w:r>
+              <w:rPr>
+                <w:szCs w:val="18"/>
+              </w:rPr>
               <w:t>TEST-016</w:t>
             </w:r>
           </w:p>
@@ -13196,13 +15328,16 @@
         <w:tc>
           <w:tcPr>
             <w:tcW w:w="1868" w:type="pct"/>
-            <w:vAlign w:val="bottom"/>
-          </w:tcPr>
-          <w:p>
-            <w:pPr>
-              <w:pStyle w:val="CellBody"/>
-            </w:pPr>
-            <w:r>
+            <w:vAlign w:val="center"/>
+          </w:tcPr>
+          <w:p>
+            <w:pPr>
+              <w:pStyle w:val="CellBody"/>
+            </w:pPr>
+            <w:r>
+              <w:rPr>
+                <w:szCs w:val="18"/>
+              </w:rPr>
               <w:t>TEST-012, TEST-013, TEST-016</w:t>
             </w:r>
           </w:p>
@@ -13271,13 +15406,16 @@
         <w:tc>
           <w:tcPr>
             <w:tcW w:w="1868" w:type="pct"/>
-            <w:vAlign w:val="bottom"/>
-          </w:tcPr>
-          <w:p>
-            <w:pPr>
-              <w:pStyle w:val="CellBody"/>
-            </w:pPr>
-            <w:r>
+            <w:vAlign w:val="center"/>
+          </w:tcPr>
+          <w:p>
+            <w:pPr>
+              <w:pStyle w:val="CellBody"/>
+            </w:pPr>
+            <w:r>
+              <w:rPr>
+                <w:szCs w:val="18"/>
+              </w:rPr>
               <w:t>TEST-001 to TEST-011</w:t>
             </w:r>
           </w:p>
@@ -13333,13 +15471,16 @@
         <w:tc>
           <w:tcPr>
             <w:tcW w:w="1868" w:type="pct"/>
-            <w:vAlign w:val="bottom"/>
-          </w:tcPr>
-          <w:p>
-            <w:pPr>
-              <w:pStyle w:val="CellBody"/>
-            </w:pPr>
-            <w:r>
+            <w:vAlign w:val="center"/>
+          </w:tcPr>
+          <w:p>
+            <w:pPr>
+              <w:pStyle w:val="CellBody"/>
+            </w:pPr>
+            <w:r>
+              <w:rPr>
+                <w:szCs w:val="18"/>
+              </w:rPr>
               <w:t>GUI</w:t>
             </w:r>
           </w:p>
@@ -13382,13 +15523,16 @@
         <w:tc>
           <w:tcPr>
             <w:tcW w:w="1868" w:type="pct"/>
-            <w:vAlign w:val="bottom"/>
-          </w:tcPr>
-          <w:p>
-            <w:pPr>
-              <w:pStyle w:val="CellBody"/>
-            </w:pPr>
-            <w:r>
+            <w:vAlign w:val="center"/>
+          </w:tcPr>
+          <w:p>
+            <w:pPr>
+              <w:pStyle w:val="CellBody"/>
+            </w:pPr>
+            <w:r>
+              <w:rPr>
+                <w:szCs w:val="18"/>
+              </w:rPr>
               <w:t>GUI</w:t>
             </w:r>
           </w:p>
@@ -13426,13 +15570,16 @@
         <w:tc>
           <w:tcPr>
             <w:tcW w:w="1868" w:type="pct"/>
-            <w:vAlign w:val="bottom"/>
-          </w:tcPr>
-          <w:p>
-            <w:pPr>
-              <w:pStyle w:val="CellBody"/>
-            </w:pPr>
-            <w:r>
+            <w:vAlign w:val="center"/>
+          </w:tcPr>
+          <w:p>
+            <w:pPr>
+              <w:pStyle w:val="CellBody"/>
+            </w:pPr>
+            <w:r>
+              <w:rPr>
+                <w:szCs w:val="18"/>
+              </w:rPr>
               <w:t>code audit</w:t>
             </w:r>
           </w:p>
@@ -13478,14 +15625,17 @@
         <w:tc>
           <w:tcPr>
             <w:tcW w:w="1868" w:type="pct"/>
-            <w:vAlign w:val="bottom"/>
-          </w:tcPr>
-          <w:p>
-            <w:pPr>
-              <w:pStyle w:val="CellBody"/>
-            </w:pPr>
-            <w:r>
-              <w:t>TEST-001 to TEST-025</w:t>
+            <w:vAlign w:val="center"/>
+          </w:tcPr>
+          <w:p>
+            <w:pPr>
+              <w:pStyle w:val="CellBody"/>
+            </w:pPr>
+            <w:r>
+              <w:rPr>
+                <w:szCs w:val="18"/>
+              </w:rPr>
+              <w:t>TEST-001 to TEST-029</w:t>
             </w:r>
           </w:p>
         </w:tc>
@@ -13525,13 +15675,16 @@
         <w:tc>
           <w:tcPr>
             <w:tcW w:w="1868" w:type="pct"/>
-            <w:vAlign w:val="bottom"/>
-          </w:tcPr>
-          <w:p>
-            <w:pPr>
-              <w:pStyle w:val="CellBody"/>
-            </w:pPr>
-            <w:r>
+            <w:vAlign w:val="center"/>
+          </w:tcPr>
+          <w:p>
+            <w:pPr>
+              <w:pStyle w:val="CellBody"/>
+            </w:pPr>
+            <w:r>
+              <w:rPr>
+                <w:szCs w:val="18"/>
+              </w:rPr>
               <w:t>GUI</w:t>
             </w:r>
           </w:p>
@@ -13600,13 +15753,16 @@
         <w:tc>
           <w:tcPr>
             <w:tcW w:w="1868" w:type="pct"/>
-            <w:vAlign w:val="bottom"/>
-          </w:tcPr>
-          <w:p>
-            <w:pPr>
-              <w:pStyle w:val="CellBody"/>
-            </w:pPr>
-            <w:r>
+            <w:vAlign w:val="center"/>
+          </w:tcPr>
+          <w:p>
+            <w:pPr>
+              <w:pStyle w:val="CellBody"/>
+            </w:pPr>
+            <w:r>
+              <w:rPr>
+                <w:szCs w:val="18"/>
+              </w:rPr>
               <w:t>GUI</w:t>
             </w:r>
           </w:p>
@@ -13662,13 +15818,16 @@
         <w:tc>
           <w:tcPr>
             <w:tcW w:w="1868" w:type="pct"/>
-            <w:vAlign w:val="bottom"/>
-          </w:tcPr>
-          <w:p>
-            <w:pPr>
-              <w:pStyle w:val="CellBody"/>
-            </w:pPr>
-            <w:r>
+            <w:vAlign w:val="center"/>
+          </w:tcPr>
+          <w:p>
+            <w:pPr>
+              <w:pStyle w:val="CellBody"/>
+            </w:pPr>
+            <w:r>
+              <w:rPr>
+                <w:szCs w:val="18"/>
+              </w:rPr>
               <w:t>GUI</w:t>
             </w:r>
           </w:p>
@@ -13724,13 +15883,16 @@
         <w:tc>
           <w:tcPr>
             <w:tcW w:w="1868" w:type="pct"/>
-            <w:vAlign w:val="bottom"/>
-          </w:tcPr>
-          <w:p>
-            <w:pPr>
-              <w:pStyle w:val="CellBody"/>
-            </w:pPr>
-            <w:r>
+            <w:vAlign w:val="center"/>
+          </w:tcPr>
+          <w:p>
+            <w:pPr>
+              <w:pStyle w:val="CellBody"/>
+            </w:pPr>
+            <w:r>
+              <w:rPr>
+                <w:szCs w:val="18"/>
+              </w:rPr>
               <w:t>GUI</w:t>
             </w:r>
           </w:p>
@@ -13786,13 +15948,16 @@
         <w:tc>
           <w:tcPr>
             <w:tcW w:w="1868" w:type="pct"/>
-            <w:vAlign w:val="bottom"/>
-          </w:tcPr>
-          <w:p>
-            <w:pPr>
-              <w:pStyle w:val="CellBody"/>
-            </w:pPr>
-            <w:r>
+            <w:vAlign w:val="center"/>
+          </w:tcPr>
+          <w:p>
+            <w:pPr>
+              <w:pStyle w:val="CellBody"/>
+            </w:pPr>
+            <w:r>
+              <w:rPr>
+                <w:szCs w:val="18"/>
+              </w:rPr>
               <w:t>GUI</w:t>
             </w:r>
           </w:p>
@@ -13848,14 +16013,17 @@
         <w:tc>
           <w:tcPr>
             <w:tcW w:w="1868" w:type="pct"/>
-            <w:vAlign w:val="bottom"/>
-          </w:tcPr>
-          <w:p>
-            <w:pPr>
-              <w:pStyle w:val="CellBody"/>
-            </w:pPr>
-            <w:r>
-              <w:t>TEST-024</w:t>
+            <w:vAlign w:val="center"/>
+          </w:tcPr>
+          <w:p>
+            <w:pPr>
+              <w:pStyle w:val="CellBody"/>
+            </w:pPr>
+            <w:r>
+              <w:rPr>
+                <w:szCs w:val="18"/>
+              </w:rPr>
+              <w:t>TEST-024, TEST-026</w:t>
             </w:r>
           </w:p>
         </w:tc>
@@ -13923,13 +16091,16 @@
         <w:tc>
           <w:tcPr>
             <w:tcW w:w="1868" w:type="pct"/>
-            <w:vAlign w:val="bottom"/>
-          </w:tcPr>
-          <w:p>
-            <w:pPr>
-              <w:pStyle w:val="CellBody"/>
-            </w:pPr>
-            <w:r>
+            <w:vAlign w:val="center"/>
+          </w:tcPr>
+          <w:p>
+            <w:pPr>
+              <w:pStyle w:val="CellBody"/>
+            </w:pPr>
+            <w:r>
+              <w:rPr>
+                <w:szCs w:val="18"/>
+              </w:rPr>
               <w:t>TEST-025</w:t>
             </w:r>
           </w:p>
@@ -13993,13 +16164,16 @@
         <w:tc>
           <w:tcPr>
             <w:tcW w:w="1868" w:type="pct"/>
-            <w:vAlign w:val="bottom"/>
-          </w:tcPr>
-          <w:p>
-            <w:pPr>
-              <w:pStyle w:val="CellBody"/>
-            </w:pPr>
-            <w:r>
+            <w:vAlign w:val="center"/>
+          </w:tcPr>
+          <w:p>
+            <w:pPr>
+              <w:pStyle w:val="CellBody"/>
+            </w:pPr>
+            <w:r>
+              <w:rPr>
+                <w:szCs w:val="18"/>
+              </w:rPr>
               <w:t>GUI</w:t>
             </w:r>
           </w:p>
@@ -14050,14 +16224,17 @@
         <w:tc>
           <w:tcPr>
             <w:tcW w:w="1868" w:type="pct"/>
-            <w:vAlign w:val="bottom"/>
-          </w:tcPr>
-          <w:p>
-            <w:pPr>
-              <w:pStyle w:val="CellBody"/>
-            </w:pPr>
-            <w:r>
-              <w:t>TEST-023</w:t>
+            <w:vAlign w:val="center"/>
+          </w:tcPr>
+          <w:p>
+            <w:pPr>
+              <w:pStyle w:val="CellBody"/>
+            </w:pPr>
+            <w:r>
+              <w:rPr>
+                <w:szCs w:val="18"/>
+              </w:rPr>
+              <w:t>TEST-023, TEST-029</w:t>
             </w:r>
           </w:p>
         </w:tc>
@@ -14112,14 +16289,17 @@
         <w:tc>
           <w:tcPr>
             <w:tcW w:w="1868" w:type="pct"/>
-            <w:vAlign w:val="bottom"/>
-          </w:tcPr>
-          <w:p>
-            <w:pPr>
-              <w:pStyle w:val="CellBody"/>
-            </w:pPr>
-            <w:r>
-              <w:t>TEST-014, TEST-017</w:t>
+            <w:vAlign w:val="center"/>
+          </w:tcPr>
+          <w:p>
+            <w:pPr>
+              <w:pStyle w:val="CellBody"/>
+            </w:pPr>
+            <w:r>
+              <w:rPr>
+                <w:szCs w:val="18"/>
+              </w:rPr>
+              <w:t>TEST-014, TEST-017, TEST-027, TEST-028</w:t>
             </w:r>
           </w:p>
         </w:tc>
@@ -14174,14 +16354,17 @@
         <w:tc>
           <w:tcPr>
             <w:tcW w:w="1868" w:type="pct"/>
-            <w:vAlign w:val="bottom"/>
-          </w:tcPr>
-          <w:p>
-            <w:pPr>
-              <w:pStyle w:val="CellBody"/>
-            </w:pPr>
-            <w:r>
-              <w:t>TEST-015, TEST-018</w:t>
+            <w:vAlign w:val="center"/>
+          </w:tcPr>
+          <w:p>
+            <w:pPr>
+              <w:pStyle w:val="CellBody"/>
+            </w:pPr>
+            <w:r>
+              <w:rPr>
+                <w:szCs w:val="18"/>
+              </w:rPr>
+              <w:t>TEST-015, TEST-018, TEST-027, TEST-028</w:t>
             </w:r>
           </w:p>
         </w:tc>
@@ -14231,14 +16414,17 @@
         <w:tc>
           <w:tcPr>
             <w:tcW w:w="1868" w:type="pct"/>
-            <w:vAlign w:val="bottom"/>
-          </w:tcPr>
-          <w:p>
-            <w:pPr>
-              <w:pStyle w:val="CellBody"/>
-            </w:pPr>
-            <w:r>
-              <w:t>TEST-012, TEST-019</w:t>
+            <w:vAlign w:val="center"/>
+          </w:tcPr>
+          <w:p>
+            <w:pPr>
+              <w:pStyle w:val="CellBody"/>
+            </w:pPr>
+            <w:r>
+              <w:rPr>
+                <w:szCs w:val="18"/>
+              </w:rPr>
+              <w:t>TEST-019</w:t>
             </w:r>
           </w:p>
         </w:tc>
@@ -14293,14 +16479,17 @@
         <w:tc>
           <w:tcPr>
             <w:tcW w:w="1868" w:type="pct"/>
-            <w:vAlign w:val="bottom"/>
-          </w:tcPr>
-          <w:p>
-            <w:pPr>
-              <w:pStyle w:val="CellBody"/>
-            </w:pPr>
-            <w:r>
-              <w:t>TEST-001, TEST-002, TEST-003</w:t>
+            <w:vAlign w:val="center"/>
+          </w:tcPr>
+          <w:p>
+            <w:pPr>
+              <w:pStyle w:val="CellBody"/>
+            </w:pPr>
+            <w:r>
+              <w:rPr>
+                <w:szCs w:val="18"/>
+              </w:rPr>
+              <w:t>TEST-001, TEST-002, TEST-027</w:t>
             </w:r>
           </w:p>
         </w:tc>
@@ -14355,14 +16544,17 @@
         <w:tc>
           <w:tcPr>
             <w:tcW w:w="1868" w:type="pct"/>
-            <w:vAlign w:val="bottom"/>
-          </w:tcPr>
-          <w:p>
-            <w:pPr>
-              <w:pStyle w:val="CellBody"/>
-            </w:pPr>
-            <w:r>
-              <w:t>TEST-004, TEST-005, TEST-008, TEST-011</w:t>
+            <w:vAlign w:val="center"/>
+          </w:tcPr>
+          <w:p>
+            <w:pPr>
+              <w:pStyle w:val="CellBody"/>
+            </w:pPr>
+            <w:r>
+              <w:rPr>
+                <w:szCs w:val="18"/>
+              </w:rPr>
+              <w:t>TEST-004, TEST-005, TEST-006, TEST-007, TEST-008, TEST-009, TEST-010, TEST-011</w:t>
             </w:r>
           </w:p>
         </w:tc>
@@ -14417,13 +16609,16 @@
         <w:tc>
           <w:tcPr>
             <w:tcW w:w="1868" w:type="pct"/>
-            <w:vAlign w:val="bottom"/>
-          </w:tcPr>
-          <w:p>
-            <w:pPr>
-              <w:pStyle w:val="CellBody"/>
-            </w:pPr>
-            <w:r>
+            <w:vAlign w:val="center"/>
+          </w:tcPr>
+          <w:p>
+            <w:pPr>
+              <w:pStyle w:val="CellBody"/>
+            </w:pPr>
+            <w:r>
+              <w:rPr>
+                <w:szCs w:val="18"/>
+              </w:rPr>
               <w:t>GUI</w:t>
             </w:r>
           </w:p>
@@ -14479,17 +16674,17 @@
         <w:tc>
           <w:tcPr>
             <w:tcW w:w="1868" w:type="pct"/>
-            <w:vAlign w:val="bottom"/>
-          </w:tcPr>
-          <w:p>
-            <w:pPr>
-              <w:pStyle w:val="CellBody"/>
-            </w:pPr>
-            <w:r>
-              <w:t>TEST-020 to TEST-022</w:t>
-            </w:r>
-            <w:r>
-              <w:t>, GUI</w:t>
+            <w:vAlign w:val="center"/>
+          </w:tcPr>
+          <w:p>
+            <w:pPr>
+              <w:pStyle w:val="CellBody"/>
+            </w:pPr>
+            <w:r>
+              <w:rPr>
+                <w:szCs w:val="18"/>
+              </w:rPr>
+              <w:t>GUI</w:t>
             </w:r>
           </w:p>
         </w:tc>
@@ -14544,13 +16739,16 @@
         <w:tc>
           <w:tcPr>
             <w:tcW w:w="1868" w:type="pct"/>
-            <w:vAlign w:val="bottom"/>
-          </w:tcPr>
-          <w:p>
-            <w:pPr>
-              <w:pStyle w:val="CellBody"/>
-            </w:pPr>
-            <w:r>
+            <w:vAlign w:val="center"/>
+          </w:tcPr>
+          <w:p>
+            <w:pPr>
+              <w:pStyle w:val="CellBody"/>
+            </w:pPr>
+            <w:r>
+              <w:rPr>
+                <w:szCs w:val="18"/>
+              </w:rPr>
               <w:t>TEST-016</w:t>
             </w:r>
           </w:p>
@@ -14593,14 +16791,17 @@
         <w:tc>
           <w:tcPr>
             <w:tcW w:w="1868" w:type="pct"/>
-            <w:vAlign w:val="bottom"/>
-          </w:tcPr>
-          <w:p>
-            <w:pPr>
-              <w:pStyle w:val="CellBody"/>
-            </w:pPr>
-            <w:r>
-              <w:t>TEST-012, TEST-013</w:t>
+            <w:vAlign w:val="center"/>
+          </w:tcPr>
+          <w:p>
+            <w:pPr>
+              <w:pStyle w:val="CellBody"/>
+            </w:pPr>
+            <w:r>
+              <w:rPr>
+                <w:szCs w:val="18"/>
+              </w:rPr>
+              <w:t>TEST-029</w:t>
             </w:r>
           </w:p>
         </w:tc>
@@ -14655,13 +16856,16 @@
         <w:tc>
           <w:tcPr>
             <w:tcW w:w="1868" w:type="pct"/>
-            <w:vAlign w:val="bottom"/>
-          </w:tcPr>
-          <w:p>
-            <w:pPr>
-              <w:pStyle w:val="CellBody"/>
-            </w:pPr>
-            <w:r>
+            <w:vAlign w:val="center"/>
+          </w:tcPr>
+          <w:p>
+            <w:pPr>
+              <w:pStyle w:val="CellBody"/>
+            </w:pPr>
+            <w:r>
+              <w:rPr>
+                <w:szCs w:val="18"/>
+              </w:rPr>
               <w:t>TEST-012 to TEST-019</w:t>
             </w:r>
           </w:p>
@@ -14712,23 +16916,17 @@
         <w:tc>
           <w:tcPr>
             <w:tcW w:w="1868" w:type="pct"/>
-            <w:vAlign w:val="bottom"/>
-          </w:tcPr>
-          <w:p>
-            <w:pPr>
-              <w:pStyle w:val="CellBody"/>
-            </w:pPr>
-            <w:r>
-              <w:t>TEST-012</w:t>
-            </w:r>
-            <w:r>
-              <w:t xml:space="preserve">, </w:t>
-            </w:r>
-            <w:r>
-              <w:t>TEST-01</w:t>
-            </w:r>
-            <w:r>
-              <w:t>4</w:t>
+            <w:vAlign w:val="center"/>
+          </w:tcPr>
+          <w:p>
+            <w:pPr>
+              <w:pStyle w:val="CellBody"/>
+            </w:pPr>
+            <w:r>
+              <w:rPr>
+                <w:szCs w:val="18"/>
+              </w:rPr>
+              <w:t>TEST-012, TEST-019</w:t>
             </w:r>
           </w:p>
         </w:tc>
@@ -14778,23 +16976,17 @@
         <w:tc>
           <w:tcPr>
             <w:tcW w:w="1868" w:type="pct"/>
-            <w:vAlign w:val="bottom"/>
-          </w:tcPr>
-          <w:p>
-            <w:pPr>
-              <w:pStyle w:val="CellBody"/>
-            </w:pPr>
-            <w:r>
-              <w:t>TEST-01</w:t>
-            </w:r>
-            <w:r>
-              <w:t>3</w:t>
-            </w:r>
-            <w:r>
-              <w:t>, TEST-01</w:t>
-            </w:r>
-            <w:r>
-              <w:t>7</w:t>
+            <w:vAlign w:val="center"/>
+          </w:tcPr>
+          <w:p>
+            <w:pPr>
+              <w:pStyle w:val="CellBody"/>
+            </w:pPr>
+            <w:r>
+              <w:rPr>
+                <w:szCs w:val="18"/>
+              </w:rPr>
+              <w:t>TEST-013, TEST-017</w:t>
             </w:r>
           </w:p>
         </w:tc>
@@ -14810,6 +17002,7 @@
               <w:pStyle w:val="CellBody"/>
             </w:pPr>
             <w:r>
+              <w:lastRenderedPageBreak/>
               <w:t>SDD-005</w:t>
             </w:r>
           </w:p>
@@ -14844,23 +17037,17 @@
         <w:tc>
           <w:tcPr>
             <w:tcW w:w="1868" w:type="pct"/>
-            <w:vAlign w:val="bottom"/>
-          </w:tcPr>
-          <w:p>
-            <w:pPr>
-              <w:pStyle w:val="CellBody"/>
-            </w:pPr>
-            <w:r>
-              <w:t>TEST-01</w:t>
-            </w:r>
-            <w:r>
-              <w:t>3</w:t>
-            </w:r>
-            <w:r>
-              <w:t>, TEST-01</w:t>
-            </w:r>
-            <w:r>
-              <w:t>8</w:t>
+            <w:vAlign w:val="center"/>
+          </w:tcPr>
+          <w:p>
+            <w:pPr>
+              <w:pStyle w:val="CellBody"/>
+            </w:pPr>
+            <w:r>
+              <w:rPr>
+                <w:szCs w:val="18"/>
+              </w:rPr>
+              <w:t>TEST-013, TEST-018</w:t>
             </w:r>
           </w:p>
         </w:tc>
@@ -14915,13 +17102,16 @@
         <w:tc>
           <w:tcPr>
             <w:tcW w:w="1868" w:type="pct"/>
-            <w:vAlign w:val="bottom"/>
-          </w:tcPr>
-          <w:p>
-            <w:pPr>
-              <w:pStyle w:val="CellBody"/>
-            </w:pPr>
-            <w:r>
+            <w:vAlign w:val="center"/>
+          </w:tcPr>
+          <w:p>
+            <w:pPr>
+              <w:pStyle w:val="CellBody"/>
+            </w:pPr>
+            <w:r>
+              <w:rPr>
+                <w:szCs w:val="18"/>
+              </w:rPr>
               <w:t>TEST-001, TEST-002, TEST-003</w:t>
             </w:r>
           </w:p>
@@ -14938,7 +17128,6 @@
               <w:pStyle w:val="CellBody"/>
             </w:pPr>
             <w:r>
-              <w:lastRenderedPageBreak/>
               <w:t>SDD-011</w:t>
             </w:r>
           </w:p>
@@ -14978,14 +17167,17 @@
         <w:tc>
           <w:tcPr>
             <w:tcW w:w="1868" w:type="pct"/>
-            <w:vAlign w:val="bottom"/>
-          </w:tcPr>
-          <w:p>
-            <w:pPr>
-              <w:pStyle w:val="CellBody"/>
-            </w:pPr>
-            <w:r>
-              <w:t>TEST-004, TEST-005, TEST-006, TEST-007</w:t>
+            <w:vAlign w:val="center"/>
+          </w:tcPr>
+          <w:p>
+            <w:pPr>
+              <w:pStyle w:val="CellBody"/>
+            </w:pPr>
+            <w:r>
+              <w:rPr>
+                <w:szCs w:val="18"/>
+              </w:rPr>
+              <w:t>TEST-004, TEST-005, TEST-006, TEST-007, TEST-008, TEST-009, TEST-010, TEST-011</w:t>
             </w:r>
           </w:p>
         </w:tc>
@@ -15040,14 +17232,17 @@
         <w:tc>
           <w:tcPr>
             <w:tcW w:w="1868" w:type="pct"/>
-            <w:vAlign w:val="bottom"/>
-          </w:tcPr>
-          <w:p>
-            <w:pPr>
-              <w:pStyle w:val="CellBody"/>
-            </w:pPr>
-            <w:r>
-              <w:t>TEST-014, TEST-016</w:t>
+            <w:vAlign w:val="center"/>
+          </w:tcPr>
+          <w:p>
+            <w:pPr>
+              <w:pStyle w:val="CellBody"/>
+            </w:pPr>
+            <w:r>
+              <w:rPr>
+                <w:szCs w:val="18"/>
+              </w:rPr>
+              <w:t>TEST-014, TEST-016, TEST-027, TEST-028, TEST-029</w:t>
             </w:r>
           </w:p>
         </w:tc>
@@ -15102,14 +17297,17 @@
         <w:tc>
           <w:tcPr>
             <w:tcW w:w="1868" w:type="pct"/>
-            <w:vAlign w:val="bottom"/>
-          </w:tcPr>
-          <w:p>
-            <w:pPr>
-              <w:pStyle w:val="CellBody"/>
-            </w:pPr>
-            <w:r>
-              <w:t>TEST-015, TEST-016</w:t>
+            <w:vAlign w:val="center"/>
+          </w:tcPr>
+          <w:p>
+            <w:pPr>
+              <w:pStyle w:val="CellBody"/>
+            </w:pPr>
+            <w:r>
+              <w:rPr>
+                <w:szCs w:val="18"/>
+              </w:rPr>
+              <w:t>TEST-015, TEST-016, TEST-027, TEST-028, TEST-029</w:t>
             </w:r>
           </w:p>
         </w:tc>
@@ -15164,13 +17362,16 @@
         <w:tc>
           <w:tcPr>
             <w:tcW w:w="1868" w:type="pct"/>
-            <w:vAlign w:val="bottom"/>
-          </w:tcPr>
-          <w:p>
-            <w:pPr>
-              <w:pStyle w:val="CellBody"/>
-            </w:pPr>
-            <w:r>
+            <w:vAlign w:val="center"/>
+          </w:tcPr>
+          <w:p>
+            <w:pPr>
+              <w:pStyle w:val="CellBody"/>
+            </w:pPr>
+            <w:r>
+              <w:rPr>
+                <w:szCs w:val="18"/>
+              </w:rPr>
               <w:t>TEST-020, TEST-021, TEST-022</w:t>
             </w:r>
           </w:p>
@@ -15234,13 +17435,16 @@
         <w:tc>
           <w:tcPr>
             <w:tcW w:w="1868" w:type="pct"/>
-            <w:vAlign w:val="bottom"/>
-          </w:tcPr>
-          <w:p>
-            <w:pPr>
-              <w:pStyle w:val="CellBody"/>
-            </w:pPr>
-            <w:r>
+            <w:vAlign w:val="center"/>
+          </w:tcPr>
+          <w:p>
+            <w:pPr>
+              <w:pStyle w:val="CellBody"/>
+            </w:pPr>
+            <w:r>
+              <w:rPr>
+                <w:szCs w:val="18"/>
+              </w:rPr>
               <w:t>GUI</w:t>
             </w:r>
           </w:p>
@@ -15309,13 +17513,16 @@
         <w:tc>
           <w:tcPr>
             <w:tcW w:w="1868" w:type="pct"/>
-            <w:vAlign w:val="bottom"/>
-          </w:tcPr>
-          <w:p>
-            <w:pPr>
-              <w:pStyle w:val="CellBody"/>
-            </w:pPr>
-            <w:r>
+            <w:vAlign w:val="center"/>
+          </w:tcPr>
+          <w:p>
+            <w:pPr>
+              <w:pStyle w:val="CellBody"/>
+            </w:pPr>
+            <w:r>
+              <w:rPr>
+                <w:szCs w:val="18"/>
+              </w:rPr>
               <w:t>GUI</w:t>
             </w:r>
           </w:p>
@@ -15371,13 +17578,16 @@
         <w:tc>
           <w:tcPr>
             <w:tcW w:w="1868" w:type="pct"/>
-            <w:vAlign w:val="bottom"/>
-          </w:tcPr>
-          <w:p>
-            <w:pPr>
-              <w:pStyle w:val="CellBody"/>
-            </w:pPr>
-            <w:r>
+            <w:vAlign w:val="center"/>
+          </w:tcPr>
+          <w:p>
+            <w:pPr>
+              <w:pStyle w:val="CellBody"/>
+            </w:pPr>
+            <w:r>
+              <w:rPr>
+                <w:szCs w:val="18"/>
+              </w:rPr>
               <w:t>GUI</w:t>
             </w:r>
           </w:p>
@@ -15433,13 +17643,16 @@
         <w:tc>
           <w:tcPr>
             <w:tcW w:w="1868" w:type="pct"/>
-            <w:vAlign w:val="bottom"/>
-          </w:tcPr>
-          <w:p>
-            <w:pPr>
-              <w:pStyle w:val="CellBody"/>
-            </w:pPr>
-            <w:r>
+            <w:vAlign w:val="center"/>
+          </w:tcPr>
+          <w:p>
+            <w:pPr>
+              <w:pStyle w:val="CellBody"/>
+            </w:pPr>
+            <w:r>
+              <w:rPr>
+                <w:szCs w:val="18"/>
+              </w:rPr>
               <w:t>GUI</w:t>
             </w:r>
           </w:p>
@@ -15495,14 +17708,17 @@
         <w:tc>
           <w:tcPr>
             <w:tcW w:w="1868" w:type="pct"/>
-            <w:vAlign w:val="bottom"/>
-          </w:tcPr>
-          <w:p>
-            <w:pPr>
-              <w:pStyle w:val="CellBody"/>
-            </w:pPr>
-            <w:r>
-              <w:t>TEST-024</w:t>
+            <w:vAlign w:val="center"/>
+          </w:tcPr>
+          <w:p>
+            <w:pPr>
+              <w:pStyle w:val="CellBody"/>
+            </w:pPr>
+            <w:r>
+              <w:rPr>
+                <w:szCs w:val="18"/>
+              </w:rPr>
+              <w:t>TEST-024, TEST-026</w:t>
             </w:r>
           </w:p>
         </w:tc>
@@ -15557,13 +17773,16 @@
         <w:tc>
           <w:tcPr>
             <w:tcW w:w="1868" w:type="pct"/>
-            <w:vAlign w:val="bottom"/>
-          </w:tcPr>
-          <w:p>
-            <w:pPr>
-              <w:pStyle w:val="CellBody"/>
-            </w:pPr>
-            <w:r>
+            <w:vAlign w:val="center"/>
+          </w:tcPr>
+          <w:p>
+            <w:pPr>
+              <w:pStyle w:val="CellBody"/>
+            </w:pPr>
+            <w:r>
+              <w:rPr>
+                <w:szCs w:val="18"/>
+              </w:rPr>
               <w:t>TEST-025</w:t>
             </w:r>
           </w:p>
@@ -15619,13 +17838,16 @@
         <w:tc>
           <w:tcPr>
             <w:tcW w:w="1868" w:type="pct"/>
-            <w:vAlign w:val="bottom"/>
-          </w:tcPr>
-          <w:p>
-            <w:pPr>
-              <w:pStyle w:val="CellBody"/>
-            </w:pPr>
-            <w:r>
+            <w:vAlign w:val="center"/>
+          </w:tcPr>
+          <w:p>
+            <w:pPr>
+              <w:pStyle w:val="CellBody"/>
+            </w:pPr>
+            <w:r>
+              <w:rPr>
+                <w:szCs w:val="18"/>
+              </w:rPr>
               <w:t>GUI</w:t>
             </w:r>
           </w:p>
@@ -15681,13 +17903,16 @@
         <w:tc>
           <w:tcPr>
             <w:tcW w:w="1868" w:type="pct"/>
-            <w:vAlign w:val="bottom"/>
-          </w:tcPr>
-          <w:p>
-            <w:pPr>
-              <w:pStyle w:val="CellBody"/>
-            </w:pPr>
-            <w:r>
+            <w:vAlign w:val="center"/>
+          </w:tcPr>
+          <w:p>
+            <w:pPr>
+              <w:pStyle w:val="CellBody"/>
+            </w:pPr>
+            <w:r>
+              <w:rPr>
+                <w:szCs w:val="18"/>
+              </w:rPr>
               <w:t>GUI</w:t>
             </w:r>
           </w:p>
@@ -15743,13 +17968,16 @@
         <w:tc>
           <w:tcPr>
             <w:tcW w:w="1868" w:type="pct"/>
-            <w:vAlign w:val="bottom"/>
-          </w:tcPr>
-          <w:p>
-            <w:pPr>
-              <w:pStyle w:val="CellBody"/>
-            </w:pPr>
-            <w:r>
+            <w:vAlign w:val="center"/>
+          </w:tcPr>
+          <w:p>
+            <w:pPr>
+              <w:pStyle w:val="CellBody"/>
+            </w:pPr>
+            <w:r>
+              <w:rPr>
+                <w:szCs w:val="18"/>
+              </w:rPr>
               <w:t>GUI</w:t>
             </w:r>
           </w:p>
@@ -15800,13 +18028,16 @@
         <w:tc>
           <w:tcPr>
             <w:tcW w:w="1868" w:type="pct"/>
-            <w:vAlign w:val="bottom"/>
-          </w:tcPr>
-          <w:p>
-            <w:pPr>
-              <w:pStyle w:val="CellBody"/>
-            </w:pPr>
-            <w:r>
+            <w:vAlign w:val="center"/>
+          </w:tcPr>
+          <w:p>
+            <w:pPr>
+              <w:pStyle w:val="CellBody"/>
+            </w:pPr>
+            <w:r>
+              <w:rPr>
+                <w:szCs w:val="18"/>
+              </w:rPr>
               <w:t>GUI</w:t>
             </w:r>
           </w:p>
@@ -15857,13 +18088,16 @@
         <w:tc>
           <w:tcPr>
             <w:tcW w:w="1868" w:type="pct"/>
-            <w:vAlign w:val="bottom"/>
-          </w:tcPr>
-          <w:p>
-            <w:pPr>
-              <w:pStyle w:val="CellBody"/>
-            </w:pPr>
-            <w:r>
+            <w:vAlign w:val="center"/>
+          </w:tcPr>
+          <w:p>
+            <w:pPr>
+              <w:pStyle w:val="CellBody"/>
+            </w:pPr>
+            <w:r>
+              <w:rPr>
+                <w:szCs w:val="18"/>
+              </w:rPr>
               <w:t>GUI</w:t>
             </w:r>
           </w:p>
@@ -15919,14 +18153,17 @@
         <w:tc>
           <w:tcPr>
             <w:tcW w:w="1868" w:type="pct"/>
-            <w:vAlign w:val="bottom"/>
-          </w:tcPr>
-          <w:p>
-            <w:pPr>
-              <w:pStyle w:val="CellBody"/>
-            </w:pPr>
-            <w:r>
-              <w:t>TEST-025</w:t>
+            <w:vAlign w:val="center"/>
+          </w:tcPr>
+          <w:p>
+            <w:pPr>
+              <w:pStyle w:val="CellBody"/>
+            </w:pPr>
+            <w:r>
+              <w:rPr>
+                <w:szCs w:val="18"/>
+              </w:rPr>
+              <w:t>GUI</w:t>
             </w:r>
           </w:p>
         </w:tc>
@@ -15981,13 +18218,16 @@
         <w:tc>
           <w:tcPr>
             <w:tcW w:w="1868" w:type="pct"/>
-            <w:vAlign w:val="bottom"/>
-          </w:tcPr>
-          <w:p>
-            <w:pPr>
-              <w:pStyle w:val="CellBody"/>
-            </w:pPr>
-            <w:r>
+            <w:vAlign w:val="center"/>
+          </w:tcPr>
+          <w:p>
+            <w:pPr>
+              <w:pStyle w:val="CellBody"/>
+            </w:pPr>
+            <w:r>
+              <w:rPr>
+                <w:szCs w:val="18"/>
+              </w:rPr>
               <w:t>GUI</w:t>
             </w:r>
           </w:p>
@@ -16043,13 +18283,16 @@
         <w:tc>
           <w:tcPr>
             <w:tcW w:w="1868" w:type="pct"/>
-            <w:vAlign w:val="bottom"/>
-          </w:tcPr>
-          <w:p>
-            <w:pPr>
-              <w:pStyle w:val="CellBody"/>
-            </w:pPr>
-            <w:r>
+            <w:vAlign w:val="center"/>
+          </w:tcPr>
+          <w:p>
+            <w:pPr>
+              <w:pStyle w:val="CellBody"/>
+            </w:pPr>
+            <w:r>
+              <w:rPr>
+                <w:szCs w:val="18"/>
+              </w:rPr>
               <w:t>GUI</w:t>
             </w:r>
           </w:p>
@@ -16105,13 +18348,16 @@
         <w:tc>
           <w:tcPr>
             <w:tcW w:w="1868" w:type="pct"/>
-            <w:vAlign w:val="bottom"/>
-          </w:tcPr>
-          <w:p>
-            <w:pPr>
-              <w:pStyle w:val="CellBody"/>
-            </w:pPr>
-            <w:r>
+            <w:vAlign w:val="center"/>
+          </w:tcPr>
+          <w:p>
+            <w:pPr>
+              <w:pStyle w:val="CellBody"/>
+            </w:pPr>
+            <w:r>
+              <w:rPr>
+                <w:szCs w:val="18"/>
+              </w:rPr>
               <w:t>GUI</w:t>
             </w:r>
           </w:p>
@@ -16167,13 +18413,16 @@
         <w:tc>
           <w:tcPr>
             <w:tcW w:w="1868" w:type="pct"/>
-            <w:vAlign w:val="bottom"/>
-          </w:tcPr>
-          <w:p>
-            <w:pPr>
-              <w:pStyle w:val="CellBody"/>
-            </w:pPr>
-            <w:r>
+            <w:vAlign w:val="center"/>
+          </w:tcPr>
+          <w:p>
+            <w:pPr>
+              <w:pStyle w:val="CellBody"/>
+            </w:pPr>
+            <w:r>
+              <w:rPr>
+                <w:szCs w:val="18"/>
+              </w:rPr>
               <w:t>GUI</w:t>
             </w:r>
           </w:p>
@@ -16184,11 +18433,11 @@
       <w:pPr>
         <w:pStyle w:val="Heading2"/>
       </w:pPr>
-      <w:bookmarkStart w:id="238" w:name="_Toc230284478"/>
+      <w:bookmarkStart w:id="256" w:name="_Toc230352092"/>
       <w:r>
         <w:t>Backward Traceability (Code → Requirement)</w:t>
       </w:r>
-      <w:bookmarkEnd w:id="238"/>
+      <w:bookmarkEnd w:id="256"/>
       <w:r>
         <w:t xml:space="preserve"> </w:t>
       </w:r>
@@ -16197,7 +18446,7 @@
       <w:pPr>
         <w:pStyle w:val="TableTitle"/>
       </w:pPr>
-      <w:bookmarkStart w:id="239" w:name="_Toc230284492"/>
+      <w:bookmarkStart w:id="257" w:name="_Toc230352106"/>
       <w:r>
         <w:t xml:space="preserve">Table </w:t>
       </w:r>
@@ -16240,7 +18489,7 @@
       <w:r>
         <w:t>Table</w:t>
       </w:r>
-      <w:bookmarkEnd w:id="239"/>
+      <w:bookmarkEnd w:id="257"/>
       <w:r>
         <w:t xml:space="preserve"> </w:t>
       </w:r>
@@ -16648,10 +18897,7 @@
               <w:t>SRD-005</w:t>
             </w:r>
             <w:r>
-              <w:t xml:space="preserve">, </w:t>
-            </w:r>
-            <w:r>
-              <w:t>SDD-024</w:t>
+              <w:t>, SDD-024</w:t>
             </w:r>
           </w:p>
         </w:tc>
@@ -16866,6 +19112,7 @@
             <w:proofErr w:type="spellStart"/>
             <w:proofErr w:type="gramStart"/>
             <w:r>
+              <w:lastRenderedPageBreak/>
               <w:t>MapEngine</w:t>
             </w:r>
             <w:proofErr w:type="spellEnd"/>
@@ -17058,7 +19305,6 @@
             <w:proofErr w:type="spellStart"/>
             <w:proofErr w:type="gramStart"/>
             <w:r>
-              <w:lastRenderedPageBreak/>
               <w:t>MainWindow</w:t>
             </w:r>
             <w:proofErr w:type="spellEnd"/>
@@ -17369,11 +19615,14 @@
       </w:pPr>
     </w:p>
     <w:sectPr>
-      <w:headerReference w:type="default" r:id="rId7"/>
-      <w:footerReference w:type="default" r:id="rId8"/>
+      <w:headerReference w:type="default" r:id="rId10"/>
+      <w:footerReference w:type="default" r:id="rId11"/>
+      <w:headerReference w:type="first" r:id="rId12"/>
       <w:pgSz w:w="11906" w:h="16838"/>
       <w:pgMar w:top="1440" w:right="1440" w:bottom="1440" w:left="1440" w:header="431" w:footer="708" w:gutter="0"/>
+      <w:pgNumType w:start="0"/>
       <w:cols w:space="708"/>
+      <w:titlePg/>
       <w:docGrid w:linePitch="360"/>
     </w:sectPr>
   </w:body>
@@ -17667,6 +19916,87 @@
     <w:pPr>
       <w:pStyle w:val="Header"/>
     </w:pPr>
+  </w:p>
+</w:hdr>
+</file>
+
+<file path=word/header2.xml><?xml version="1.0" encoding="utf-8"?>
+<w:hdr xmlns:wpc="http://schemas.microsoft.com/office/word/2010/wordprocessingCanvas" xmlns:cx="http://schemas.microsoft.com/office/drawing/2014/chartex" xmlns:cx1="http://schemas.microsoft.com/office/drawing/2015/9/8/chartex" xmlns:cx2="http://schemas.microsoft.com/office/drawing/2015/10/21/chartex" xmlns:cx3="http://schemas.microsoft.com/office/drawing/2016/5/9/chartex" xmlns:cx4="http://schemas.microsoft.com/office/drawing/2016/5/10/chartex" xmlns:cx5="http://schemas.microsoft.com/office/drawing/2016/5/11/chartex" xmlns:cx6="http://schemas.microsoft.com/office/drawing/2016/5/12/chartex" xmlns:cx7="http://schemas.microsoft.com/office/drawing/2016/5/13/chartex" xmlns:cx8="http://schemas.microsoft.com/office/drawing/2016/5/14/chartex" xmlns:mc="http://schemas.openxmlformats.org/markup-compatibility/2006" xmlns:aink="http://schemas.microsoft.com/office/drawing/2016/ink" xmlns:am3d="http://schemas.microsoft.com/office/drawing/2017/model3d" xmlns:o="urn:schemas-microsoft-com:office:office" xmlns:oel="http://schemas.microsoft.com/office/2019/extlst" xmlns:r="http://schemas.openxmlformats.org/officeDocument/2006/relationships" xmlns:m="http://schemas.openxmlformats.org/officeDocument/2006/math" xmlns:v="urn:schemas-microsoft-com:vml" xmlns:wp14="http://schemas.microsoft.com/office/word/2010/wordprocessingDrawing" xmlns:wp="http://schemas.openxmlformats.org/drawingml/2006/wordprocessingDrawing" xmlns:w10="urn:schemas-microsoft-com:office:word" xmlns:w="http://schemas.openxmlformats.org/wordprocessingml/2006/main" xmlns:w14="http://schemas.microsoft.com/office/word/2010/wordml" xmlns:w15="http://schemas.microsoft.com/office/word/2012/wordml" xmlns:w16cex="http://schemas.microsoft.com/office/word/2018/wordml/cex" xmlns:w16cid="http://schemas.microsoft.com/office/word/2016/wordml/cid" xmlns:w16="http://schemas.microsoft.com/office/word/2018/wordml" xmlns:w16du="http://schemas.microsoft.com/office/word/2023/wordml/word16du" xmlns:w16sdtdh="http://schemas.microsoft.com/office/word/2020/wordml/sdtdatahash" xmlns:w16sdtfl="http://schemas.microsoft.com/office/word/2024/wordml/sdtformatlock" xmlns:w16se="http://schemas.microsoft.com/office/word/2015/wordml/symex" xmlns:wpg="http://schemas.microsoft.com/office/word/2010/wordprocessingGroup" xmlns:wpi="http://schemas.microsoft.com/office/word/2010/wordprocessingInk" xmlns:wne="http://schemas.microsoft.com/office/word/2006/wordml" xmlns:wps="http://schemas.microsoft.com/office/word/2010/wordprocessingShape" mc:Ignorable="w14 w15 w16se w16cid w16 w16cex w16sdtdh w16sdtfl w16du wp14">
+  <w:p>
+    <w:pPr>
+      <w:pStyle w:val="Header"/>
+    </w:pPr>
+    <w:r>
+      <w:rPr>
+        <w:noProof/>
+      </w:rPr>
+      <mc:AlternateContent>
+        <mc:Choice Requires="wps">
+          <w:drawing>
+            <wp:inline distT="0" distB="0" distL="0" distR="0" wp14:anchorId="49F93ED2" wp14:editId="79EBCCA9">
+              <wp:extent cx="303530" cy="303530"/>
+              <wp:effectExtent l="0" t="0" r="0" b="0"/>
+              <wp:docPr id="751696302" name="AutoShape 4"/>
+              <wp:cNvGraphicFramePr>
+                <a:graphicFrameLocks xmlns:a="http://schemas.openxmlformats.org/drawingml/2006/main" noChangeAspect="1"/>
+              </wp:cNvGraphicFramePr>
+              <a:graphic xmlns:a="http://schemas.openxmlformats.org/drawingml/2006/main">
+                <a:graphicData uri="http://schemas.microsoft.com/office/word/2010/wordprocessingShape">
+                  <wps:wsp>
+                    <wps:cNvSpPr>
+                      <a:spLocks noChangeAspect="1" noChangeArrowheads="1"/>
+                    </wps:cNvSpPr>
+                    <wps:spPr bwMode="auto">
+                      <a:xfrm>
+                        <a:off x="0" y="0"/>
+                        <a:ext cx="303530" cy="303530"/>
+                      </a:xfrm>
+                      <a:prstGeom prst="rect">
+                        <a:avLst/>
+                      </a:prstGeom>
+                      <a:noFill/>
+                      <a:ln>
+                        <a:noFill/>
+                      </a:ln>
+                      <a:extLst>
+                        <a:ext uri="{909E8E84-426E-40DD-AFC4-6F175D3DCCD1}">
+                          <a14:hiddenFill xmlns:a14="http://schemas.microsoft.com/office/drawing/2010/main">
+                            <a:solidFill>
+                              <a:srgbClr val="FFFFFF"/>
+                            </a:solidFill>
+                          </a14:hiddenFill>
+                        </a:ext>
+                        <a:ext uri="{91240B29-F687-4F45-9708-019B960494DF}">
+                          <a14:hiddenLine xmlns:a14="http://schemas.microsoft.com/office/drawing/2010/main" w="9525">
+                            <a:solidFill>
+                              <a:srgbClr val="000000"/>
+                            </a:solidFill>
+                            <a:miter lim="800000"/>
+                            <a:headEnd/>
+                            <a:tailEnd/>
+                          </a14:hiddenLine>
+                        </a:ext>
+                      </a:extLst>
+                    </wps:spPr>
+                    <wps:bodyPr rot="0" vert="horz" wrap="square" lIns="91440" tIns="45720" rIns="91440" bIns="45720" anchor="t" anchorCtr="0" upright="1">
+                      <a:noAutofit/>
+                    </wps:bodyPr>
+                  </wps:wsp>
+                </a:graphicData>
+              </a:graphic>
+            </wp:inline>
+          </w:drawing>
+        </mc:Choice>
+        <mc:Fallback>
+          <w:pict>
+            <v:rect w14:anchorId="18989B71" id="AutoShape 4" o:spid="_x0000_s1026" style="width:23.9pt;height:23.9pt;visibility:visible;mso-wrap-style:square;mso-left-percent:-10001;mso-top-percent:-10001;mso-position-horizontal:absolute;mso-position-horizontal-relative:char;mso-position-vertical:absolute;mso-position-vertical-relative:line;mso-left-percent:-10001;mso-top-percent:-10001;v-text-anchor:top" o:gfxdata="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" filled="f" stroked="f">
+              <o:lock v:ext="edit" aspectratio="t"/>
+              <w10:anchorlock/>
+            </v:rect>
+          </w:pict>
+        </mc:Fallback>
+      </mc:AlternateContent>
+    </w:r>
   </w:p>
 </w:hdr>
 </file>
@@ -19612,7 +21942,6 @@
   <w:style w:type="character" w:default="1" w:styleId="DefaultParagraphFont">
     <w:name w:val="Default Paragraph Font"/>
     <w:uiPriority w:val="1"/>
-    <w:semiHidden/>
     <w:unhideWhenUsed/>
   </w:style>
   <w:style w:type="table" w:default="1" w:styleId="TableNormal">
@@ -20459,6 +22788,39 @@
       <w:vertAlign w:val="baseline"/>
     </w:rPr>
   </w:style>
+  <w:style w:type="paragraph" w:styleId="NoSpacing">
+    <w:name w:val="No Spacing"/>
+    <w:link w:val="NoSpacingChar"/>
+    <w:uiPriority w:val="1"/>
+    <w:qFormat/>
+    <w:rsid w:val="0093328F"/>
+    <w:pPr>
+      <w:spacing w:after="0" w:line="240" w:lineRule="auto"/>
+    </w:pPr>
+    <w:rPr>
+      <w:rFonts w:eastAsiaTheme="minorEastAsia"/>
+      <w:kern w:val="0"/>
+      <w:sz w:val="22"/>
+      <w:szCs w:val="22"/>
+      <w:lang w:val="en-US"/>
+      <w14:ligatures w14:val="none"/>
+    </w:rPr>
+  </w:style>
+  <w:style w:type="character" w:customStyle="1" w:styleId="NoSpacingChar">
+    <w:name w:val="No Spacing Char"/>
+    <w:basedOn w:val="DefaultParagraphFont"/>
+    <w:link w:val="NoSpacing"/>
+    <w:uiPriority w:val="1"/>
+    <w:rsid w:val="0093328F"/>
+    <w:rPr>
+      <w:rFonts w:eastAsiaTheme="minorEastAsia"/>
+      <w:kern w:val="0"/>
+      <w:sz w:val="22"/>
+      <w:szCs w:val="22"/>
+      <w:lang w:val="en-US"/>
+      <w14:ligatures w14:val="none"/>
+    </w:rPr>
+  </w:style>
 </w:styles>
 </file>
 
@@ -20563,7 +22925,6 @@
     <w:sig w:usb0="20000287" w:usb1="00000003" w:usb2="00000000" w:usb3="00000000" w:csb0="0000019F" w:csb1="00000000"/>
   </w:font>
   <w:font w:name="MS Mincho">
-    <w:altName w:val="ＭＳ 明朝"/>
     <w:panose1 w:val="02020609040205080304"/>
     <w:charset w:val="80"/>
     <w:family w:val="modern"/>
@@ -20598,11 +22959,14 @@
     <w:rsid w:val="00410783"/>
     <w:rsid w:val="004348C4"/>
     <w:rsid w:val="005406A5"/>
+    <w:rsid w:val="005D2AC4"/>
+    <w:rsid w:val="00612146"/>
     <w:rsid w:val="006E56A0"/>
     <w:rsid w:val="006F0464"/>
     <w:rsid w:val="007F00CC"/>
     <w:rsid w:val="008B292A"/>
     <w:rsid w:val="008F16A2"/>
+    <w:rsid w:val="00901A85"/>
     <w:rsid w:val="00951605"/>
     <w:rsid w:val="009516F1"/>
     <w:rsid w:val="00A4643D"/>
@@ -21403,4 +23767,23 @@
     </a:ext>
   </a:extLst>
 </a:theme>
+</file>
+
+<file path=customXml/item1.xml><?xml version="1.0" encoding="utf-8"?>
+<CoverPageProperties xmlns="http://schemas.microsoft.com/office/2006/coverPageProps">
+  <PublishDate>2026-05-22T00:00:00</PublishDate>
+  <Abstract>Mission Planner is a Qt6-based desktop application developed for Avilus that enables operators to plan unmanned aerial vehicle missions on an interactive 2D map canvas. The application constructs a VTOL flight trajectory, validates the mission against safety constraints, and outputs the waypoint sequence for upload. This document covers the system requirements, software design, and test specifications with full bidirectional traceability to implementation and test. </Abstract>
+  <CompanyAddress/>
+  <CompanyPhone/>
+  <CompanyFax/>
+  <CompanyEmail>Jk.ravi66@gmail.com</CompanyEmail>
+</CoverPageProperties>
+</file>
+
+<file path=customXml/itemProps1.xml><?xml version="1.0" encoding="utf-8"?>
+<ds:datastoreItem xmlns:ds="http://schemas.openxmlformats.org/officeDocument/2006/customXml" ds:itemID="{55AF091B-3C7A-41E3-B477-F2FDAA23CFDA}">
+  <ds:schemaRefs>
+    <ds:schemaRef ds:uri="http://schemas.microsoft.com/office/2006/coverPageProps"/>
+  </ds:schemaRefs>
+</ds:datastoreItem>
 </file>
--- a/docs/Mission Planner.docx
+++ b/docs/Mission Planner.docx
@@ -210,6 +210,7 @@
                                         <w:alias w:val="Subtitle"/>
                                         <w:tag w:val=""/>
                                         <w:id w:val="1354072561"/>
+                                        <w:showingPlcHdr/>
                                         <w:dataBinding w:prefixMappings="xmlns:ns0='http://purl.org/dc/elements/1.1/' xmlns:ns1='http://schemas.openxmlformats.org/package/2006/metadata/core-properties' " w:xpath="/ns1:coreProperties[1]/ns0:subject[1]" w:storeItemID="{6C3C8BC8-F283-45AE-878A-BAB7291924A1}"/>
                                         <w:text/>
                                       </w:sdtPr>
@@ -222,7 +223,7 @@
                                             <w:rPr>
                                               <w:color w:val="000000" w:themeColor="text1"/>
                                             </w:rPr>
-                                            <w:t>Software Requirements &amp; Design Document</w:t>
+                                            <w:t xml:space="preserve">     </w:t>
                                           </w:r>
                                         </w:p>
                                       </w:sdtContent>
@@ -289,13 +290,7 @@
                                             <w:rPr>
                                               <w:color w:val="000000" w:themeColor="text1"/>
                                             </w:rPr>
-                                            <w:t xml:space="preserve"> that enables operators to plan unmanned aerial vehicle missions on an interactive 2D map canvas. The application constructs a VTOL flight trajectory, validates the mission against safety constraints, and outputs the waypoint sequence for upload. This document covers the system requirements, software design, and test specifications with full bidirectional traceability to implementation and test.</w:t>
-                                          </w:r>
-                                          <w:r>
-                                            <w:rPr>
-                                              <w:color w:val="000000" w:themeColor="text1"/>
-                                            </w:rPr>
-                                            <w:t xml:space="preserve"> </w:t>
+                                            <w:t xml:space="preserve"> that enables operators to plan unmanned aerial vehicle missions on an interactive 2D map canvas. The application constructs a VTOL flight trajectory, validates the mission against safety constraints, and outputs the waypoint sequence for upload. This document covers the system requirements, software design, and test specifications with full bidirectional traceability to implementation and test. </w:t>
                                           </w:r>
                                         </w:p>
                                       </w:sdtContent>
@@ -531,6 +526,7 @@
                                   <w:alias w:val="Subtitle"/>
                                   <w:tag w:val=""/>
                                   <w:id w:val="1354072561"/>
+                                  <w:showingPlcHdr/>
                                   <w:dataBinding w:prefixMappings="xmlns:ns0='http://purl.org/dc/elements/1.1/' xmlns:ns1='http://schemas.openxmlformats.org/package/2006/metadata/core-properties' " w:xpath="/ns1:coreProperties[1]/ns0:subject[1]" w:storeItemID="{6C3C8BC8-F283-45AE-878A-BAB7291924A1}"/>
                                   <w:text/>
                                 </w:sdtPr>
@@ -543,7 +539,7 @@
                                       <w:rPr>
                                         <w:color w:val="000000" w:themeColor="text1"/>
                                       </w:rPr>
-                                      <w:t>Software Requirements &amp; Design Document</w:t>
+                                      <w:t xml:space="preserve">     </w:t>
                                     </w:r>
                                   </w:p>
                                 </w:sdtContent>
@@ -610,13 +606,7 @@
                                       <w:rPr>
                                         <w:color w:val="000000" w:themeColor="text1"/>
                                       </w:rPr>
-                                      <w:t xml:space="preserve"> that enables operators to plan unmanned aerial vehicle missions on an interactive 2D map canvas. The application constructs a VTOL flight trajectory, validates the mission against safety constraints, and outputs the waypoint sequence for upload. This document covers the system requirements, software design, and test specifications with full bidirectional traceability to implementation and test.</w:t>
-                                    </w:r>
-                                    <w:r>
-                                      <w:rPr>
-                                        <w:color w:val="000000" w:themeColor="text1"/>
-                                      </w:rPr>
-                                      <w:t xml:space="preserve"> </w:t>
+                                      <w:t xml:space="preserve"> that enables operators to plan unmanned aerial vehicle missions on an interactive 2D map canvas. The application constructs a VTOL flight trajectory, validates the mission against safety constraints, and outputs the waypoint sequence for upload. This document covers the system requirements, software design, and test specifications with full bidirectional traceability to implementation and test. </w:t>
                                     </w:r>
                                   </w:p>
                                 </w:sdtContent>
@@ -4463,7 +4453,7 @@
     </w:p>
     <w:tbl>
       <w:tblPr>
-        <w:tblW w:w="9556" w:type="dxa"/>
+        <w:tblW w:w="8782" w:type="dxa"/>
         <w:tblInd w:w="144" w:type="dxa"/>
         <w:tblBorders>
           <w:top w:val="single" w:sz="4" w:space="0" w:color="auto"/>
@@ -4477,7 +4467,7 @@
       </w:tblPr>
       <w:tblGrid>
         <w:gridCol w:w="2055"/>
-        <w:gridCol w:w="7501"/>
+        <w:gridCol w:w="6727"/>
       </w:tblGrid>
       <w:tr>
         <w:trPr>
@@ -4507,7 +4497,7 @@
         </w:tc>
         <w:tc>
           <w:tcPr>
-            <w:tcW w:w="7501" w:type="dxa"/>
+            <w:tcW w:w="6727" w:type="dxa"/>
             <w:tcBorders>
               <w:top w:val="single" w:sz="4" w:space="0" w:color="auto"/>
               <w:left w:val="single" w:sz="4" w:space="0" w:color="auto"/>
@@ -4550,7 +4540,7 @@
         </w:tc>
         <w:tc>
           <w:tcPr>
-            <w:tcW w:w="7501" w:type="dxa"/>
+            <w:tcW w:w="6727" w:type="dxa"/>
           </w:tcPr>
           <w:p>
             <w:pPr>
@@ -4587,7 +4577,7 @@
         </w:tc>
         <w:tc>
           <w:tcPr>
-            <w:tcW w:w="7501" w:type="dxa"/>
+            <w:tcW w:w="6727" w:type="dxa"/>
           </w:tcPr>
           <w:p>
             <w:pPr>
@@ -13703,6 +13693,7 @@
               </w:rPr>
               <w:t xml:space="preserve"> </w:t>
             </w:r>
+            <w:proofErr w:type="spellStart"/>
             <w:proofErr w:type="gramStart"/>
             <w:r>
               <w:rPr>
@@ -13715,21 +13706,7 @@
                 <w:lang w:val="en-US"/>
                 <w14:ligatures w14:val="none"/>
               </w:rPr>
-              <w:t>remov</w:t>
-            </w:r>
-            <w:proofErr w:type="spellStart"/>
-            <w:r>
-              <w:rPr>
-                <w:rFonts w:ascii="Arial" w:eastAsia="Times New Roman" w:hAnsi="Arial" w:cs="Arial"/>
-                <w:bCs/>
-                <w:color w:val="000000"/>
-                <w:kern w:val="0"/>
-                <w:sz w:val="18"/>
-                <w:szCs w:val="20"/>
-                <w:lang w:val="en-US"/>
-                <w14:ligatures w14:val="none"/>
-              </w:rPr>
-              <w:t>eLastWaypoint</w:t>
+              <w:t>removeLastWaypoint</w:t>
             </w:r>
             <w:proofErr w:type="spellEnd"/>
             <w:r>
@@ -21942,6 +21919,7 @@
   <w:style w:type="character" w:default="1" w:styleId="DefaultParagraphFont">
     <w:name w:val="Default Paragraph Font"/>
     <w:uiPriority w:val="1"/>
+    <w:semiHidden/>
     <w:unhideWhenUsed/>
   </w:style>
   <w:style w:type="table" w:default="1" w:styleId="TableNormal">
@@ -22950,6 +22928,7 @@
   </w:compat>
   <w:rsids>
     <w:rsidRoot w:val="006F0464"/>
+    <w:rsid w:val="0003708A"/>
     <w:rsid w:val="00241814"/>
     <w:rsid w:val="00252E4F"/>
     <w:rsid w:val="00293C01"/>
@@ -22969,6 +22948,7 @@
     <w:rsid w:val="00901A85"/>
     <w:rsid w:val="00951605"/>
     <w:rsid w:val="009516F1"/>
+    <w:rsid w:val="00983B12"/>
     <w:rsid w:val="00A4643D"/>
     <w:rsid w:val="00AC1BE7"/>
     <w:rsid w:val="00B763BC"/>

--- a/docs/Mission Planner.docx
+++ b/docs/Mission Planner.docx
@@ -2,705 +2,6 @@
 <file path=word/document.xml><?xml version="1.0" encoding="utf-8"?>
 <w:document xmlns:wpc="http://schemas.microsoft.com/office/word/2010/wordprocessingCanvas" xmlns:cx="http://schemas.microsoft.com/office/drawing/2014/chartex" xmlns:cx1="http://schemas.microsoft.com/office/drawing/2015/9/8/chartex" xmlns:cx2="http://schemas.microsoft.com/office/drawing/2015/10/21/chartex" xmlns:cx3="http://schemas.microsoft.com/office/drawing/2016/5/9/chartex" xmlns:cx4="http://schemas.microsoft.com/office/drawing/2016/5/10/chartex" xmlns:cx5="http://schemas.microsoft.com/office/drawing/2016/5/11/chartex" xmlns:cx6="http://schemas.microsoft.com/office/drawing/2016/5/12/chartex" xmlns:cx7="http://schemas.microsoft.com/office/drawing/2016/5/13/chartex" xmlns:cx8="http://schemas.microsoft.com/office/drawing/2016/5/14/chartex" xmlns:mc="http://schemas.openxmlformats.org/markup-compatibility/2006" xmlns:aink="http://schemas.microsoft.com/office/drawing/2016/ink" xmlns:am3d="http://schemas.microsoft.com/office/drawing/2017/model3d" xmlns:o="urn:schemas-microsoft-com:office:office" xmlns:oel="http://schemas.microsoft.com/office/2019/extlst" xmlns:r="http://schemas.openxmlformats.org/officeDocument/2006/relationships" xmlns:m="http://schemas.openxmlformats.org/officeDocument/2006/math" xmlns:v="urn:schemas-microsoft-com:vml" xmlns:wp14="http://schemas.microsoft.com/office/word/2010/wordprocessingDrawing" xmlns:wp="http://schemas.openxmlformats.org/drawingml/2006/wordprocessingDrawing" xmlns:w10="urn:schemas-microsoft-com:office:word" xmlns:w="http://schemas.openxmlformats.org/wordprocessingml/2006/main" xmlns:w14="http://schemas.microsoft.com/office/word/2010/wordml" xmlns:w15="http://schemas.microsoft.com/office/word/2012/wordml" xmlns:w16cex="http://schemas.microsoft.com/office/word/2018/wordml/cex" xmlns:w16cid="http://schemas.microsoft.com/office/word/2016/wordml/cid" xmlns:w16="http://schemas.microsoft.com/office/word/2018/wordml" xmlns:w16du="http://schemas.microsoft.com/office/word/2023/wordml/word16du" xmlns:w16sdtdh="http://schemas.microsoft.com/office/word/2020/wordml/sdtdatahash" xmlns:w16sdtfl="http://schemas.microsoft.com/office/word/2024/wordml/sdtformatlock" xmlns:w16se="http://schemas.microsoft.com/office/word/2015/wordml/symex" xmlns:wpg="http://schemas.microsoft.com/office/word/2010/wordprocessingGroup" xmlns:wpi="http://schemas.microsoft.com/office/word/2010/wordprocessingInk" xmlns:wne="http://schemas.microsoft.com/office/word/2006/wordml" xmlns:wps="http://schemas.microsoft.com/office/word/2010/wordprocessingShape" mc:Ignorable="w14 w15 w16se w16cid w16 w16cex w16sdtdh w16sdtfl w16du wp14">
   <w:body>
-    <w:sdt>
-      <w:sdtPr>
-        <w:rPr>
-          <w:color w:val="FFFFFF" w:themeColor="background1"/>
-        </w:rPr>
-        <w:id w:val="1273740377"/>
-        <w:docPartObj>
-          <w:docPartGallery w:val="Cover Pages"/>
-          <w:docPartUnique/>
-        </w:docPartObj>
-      </w:sdtPr>
-      <w:sdtContent>
-        <w:p>
-          <w:pPr>
-            <w:rPr>
-              <w:color w:val="FFFFFF" w:themeColor="background1"/>
-            </w:rPr>
-          </w:pPr>
-          <w:r>
-            <w:rPr>
-              <w:rFonts w:asciiTheme="majorHAnsi" w:eastAsiaTheme="majorEastAsia" w:hAnsiTheme="majorHAnsi" w:cstheme="majorBidi"/>
-              <w:noProof/>
-              <w:spacing w:val="-10"/>
-              <w:kern w:val="28"/>
-              <w:sz w:val="56"/>
-              <w:szCs w:val="56"/>
-            </w:rPr>
-            <mc:AlternateContent>
-              <mc:Choice Requires="wps">
-                <w:drawing>
-                  <wp:anchor distT="0" distB="0" distL="114300" distR="114300" simplePos="0" relativeHeight="251659264" behindDoc="0" locked="0" layoutInCell="1" allowOverlap="1" wp14:anchorId="321645C8" wp14:editId="1B7FE36C">
-                    <wp:simplePos x="0" y="0"/>
-                    <wp:positionH relativeFrom="page">
-                      <wp:align>center</wp:align>
-                    </wp:positionH>
-                    <wp:positionV relativeFrom="page">
-                      <wp:align>center</wp:align>
-                    </wp:positionV>
-                    <wp:extent cx="1712890" cy="3840480"/>
-                    <wp:effectExtent l="0" t="0" r="1270" b="0"/>
-                    <wp:wrapNone/>
-                    <wp:docPr id="138" name="Text Box 139"/>
-                    <wp:cNvGraphicFramePr/>
-                    <a:graphic xmlns:a="http://schemas.openxmlformats.org/drawingml/2006/main">
-                      <a:graphicData uri="http://schemas.microsoft.com/office/word/2010/wordprocessingShape">
-                        <wps:wsp>
-                          <wps:cNvSpPr txBox="1"/>
-                          <wps:spPr>
-                            <a:xfrm>
-                              <a:off x="0" y="0"/>
-                              <a:ext cx="1712890" cy="3840480"/>
-                            </a:xfrm>
-                            <a:prstGeom prst="rect">
-                              <a:avLst/>
-                            </a:prstGeom>
-                            <a:solidFill>
-                              <a:schemeClr val="lt1"/>
-                            </a:solidFill>
-                            <a:ln w="6350">
-                              <a:noFill/>
-                            </a:ln>
-                            <a:effectLst/>
-                          </wps:spPr>
-                          <wps:style>
-                            <a:lnRef idx="0">
-                              <a:schemeClr val="accent1"/>
-                            </a:lnRef>
-                            <a:fillRef idx="0">
-                              <a:schemeClr val="accent1"/>
-                            </a:fillRef>
-                            <a:effectRef idx="0">
-                              <a:schemeClr val="accent1"/>
-                            </a:effectRef>
-                            <a:fontRef idx="minor">
-                              <a:schemeClr val="dk1"/>
-                            </a:fontRef>
-                          </wps:style>
-                          <wps:txbx>
-                            <w:txbxContent>
-                              <w:tbl>
-                                <w:tblPr>
-                                  <w:tblW w:w="5000" w:type="pct"/>
-                                  <w:jc w:val="center"/>
-                                  <w:tblBorders>
-                                    <w:insideV w:val="single" w:sz="12" w:space="0" w:color="E97132" w:themeColor="accent2"/>
-                                  </w:tblBorders>
-                                  <w:tblCellMar>
-                                    <w:top w:w="1296" w:type="dxa"/>
-                                    <w:left w:w="360" w:type="dxa"/>
-                                    <w:bottom w:w="1296" w:type="dxa"/>
-                                    <w:right w:w="360" w:type="dxa"/>
-                                  </w:tblCellMar>
-                                  <w:tblLook w:val="04A0" w:firstRow="1" w:lastRow="0" w:firstColumn="1" w:lastColumn="0" w:noHBand="0" w:noVBand="1"/>
-                                </w:tblPr>
-                                <w:tblGrid>
-                                  <w:gridCol w:w="6870"/>
-                                  <w:gridCol w:w="2371"/>
-                                </w:tblGrid>
-                                <w:tr>
-                                  <w:trPr>
-                                    <w:jc w:val="center"/>
-                                  </w:trPr>
-                                  <w:tc>
-                                    <w:tcPr>
-                                      <w:tcW w:w="2568" w:type="pct"/>
-                                      <w:vAlign w:val="center"/>
-                                    </w:tcPr>
-                                    <w:p>
-                                      <w:pPr>
-                                        <w:jc w:val="right"/>
-                                      </w:pPr>
-                                      <w:r>
-                                        <w:rPr>
-                                          <w:noProof/>
-                                        </w:rPr>
-                                        <w:drawing>
-                                          <wp:inline distT="0" distB="0" distL="0" distR="0" wp14:anchorId="463C2F43" wp14:editId="2EC74FF8">
-                                            <wp:extent cx="3901440" cy="2788920"/>
-                                            <wp:effectExtent l="0" t="0" r="3810" b="0"/>
-                                            <wp:docPr id="908205586" name="Picture 6"/>
-                                            <wp:cNvGraphicFramePr>
-                                              <a:graphicFrameLocks xmlns:a="http://schemas.openxmlformats.org/drawingml/2006/main" noChangeAspect="1"/>
-                                            </wp:cNvGraphicFramePr>
-                                            <a:graphic xmlns:a="http://schemas.openxmlformats.org/drawingml/2006/main">
-                                              <a:graphicData uri="http://schemas.openxmlformats.org/drawingml/2006/picture">
-                                                <pic:pic xmlns:pic="http://schemas.openxmlformats.org/drawingml/2006/picture">
-                                                  <pic:nvPicPr>
-                                                    <pic:cNvPr id="908205586" name="Picture 908205586"/>
-                                                    <pic:cNvPicPr/>
-                                                  </pic:nvPicPr>
-                                                  <pic:blipFill>
-                                                    <a:blip r:embed="rId8">
-                                                      <a:extLst>
-                                                        <a:ext uri="{28A0092B-C50C-407E-A947-70E740481C1C}">
-                                                          <a14:useLocalDpi xmlns:a14="http://schemas.microsoft.com/office/drawing/2010/main" val="0"/>
-                                                        </a:ext>
-                                                        <a:ext uri="{837473B0-CC2E-450A-ABE3-18F120FF3D39}">
-                                                          <a1611:picAttrSrcUrl xmlns:a1611="http://schemas.microsoft.com/office/drawing/2016/11/main" r:id="rId9"/>
-                                                        </a:ext>
-                                                      </a:extLst>
-                                                    </a:blip>
-                                                    <a:stretch>
-                                                      <a:fillRect/>
-                                                    </a:stretch>
-                                                  </pic:blipFill>
-                                                  <pic:spPr>
-                                                    <a:xfrm>
-                                                      <a:off x="0" y="0"/>
-                                                      <a:ext cx="3901440" cy="2788920"/>
-                                                    </a:xfrm>
-                                                    <a:prstGeom prst="rect">
-                                                      <a:avLst/>
-                                                    </a:prstGeom>
-                                                  </pic:spPr>
-                                                </pic:pic>
-                                              </a:graphicData>
-                                            </a:graphic>
-                                          </wp:inline>
-                                        </w:drawing>
-                                      </w:r>
-                                    </w:p>
-                                    <w:sdt>
-                                      <w:sdtPr>
-                                        <w:rPr>
-                                          <w:caps/>
-                                          <w:color w:val="191919" w:themeColor="text1" w:themeTint="E6"/>
-                                          <w:sz w:val="72"/>
-                                          <w:szCs w:val="72"/>
-                                        </w:rPr>
-                                        <w:alias w:val="Title"/>
-                                        <w:tag w:val=""/>
-                                        <w:id w:val="-438379639"/>
-                                        <w:dataBinding w:prefixMappings="xmlns:ns0='http://purl.org/dc/elements/1.1/' xmlns:ns1='http://schemas.openxmlformats.org/package/2006/metadata/core-properties' " w:xpath="/ns1:coreProperties[1]/ns0:title[1]" w:storeItemID="{6C3C8BC8-F283-45AE-878A-BAB7291924A1}"/>
-                                        <w:text/>
-                                      </w:sdtPr>
-                                      <w:sdtContent>
-                                        <w:p>
-                                          <w:pPr>
-                                            <w:pStyle w:val="NoSpacing"/>
-                                            <w:spacing w:line="312" w:lineRule="auto"/>
-                                            <w:jc w:val="right"/>
-                                            <w:rPr>
-                                              <w:caps/>
-                                              <w:color w:val="191919" w:themeColor="text1" w:themeTint="E6"/>
-                                              <w:sz w:val="72"/>
-                                              <w:szCs w:val="72"/>
-                                            </w:rPr>
-                                          </w:pPr>
-                                          <w:r>
-                                            <w:rPr>
-                                              <w:caps/>
-                                              <w:color w:val="191919" w:themeColor="text1" w:themeTint="E6"/>
-                                              <w:sz w:val="72"/>
-                                              <w:szCs w:val="72"/>
-                                            </w:rPr>
-                                            <w:t>Mission Planner</w:t>
-                                          </w:r>
-                                        </w:p>
-                                      </w:sdtContent>
-                                    </w:sdt>
-                                    <w:sdt>
-                                      <w:sdtPr>
-                                        <w:rPr>
-                                          <w:color w:val="000000" w:themeColor="text1"/>
-                                        </w:rPr>
-                                        <w:alias w:val="Subtitle"/>
-                                        <w:tag w:val=""/>
-                                        <w:id w:val="1354072561"/>
-                                        <w:showingPlcHdr/>
-                                        <w:dataBinding w:prefixMappings="xmlns:ns0='http://purl.org/dc/elements/1.1/' xmlns:ns1='http://schemas.openxmlformats.org/package/2006/metadata/core-properties' " w:xpath="/ns1:coreProperties[1]/ns0:subject[1]" w:storeItemID="{6C3C8BC8-F283-45AE-878A-BAB7291924A1}"/>
-                                        <w:text/>
-                                      </w:sdtPr>
-                                      <w:sdtContent>
-                                        <w:p>
-                                          <w:pPr>
-                                            <w:jc w:val="right"/>
-                                          </w:pPr>
-                                          <w:r>
-                                            <w:rPr>
-                                              <w:color w:val="000000" w:themeColor="text1"/>
-                                            </w:rPr>
-                                            <w:t xml:space="preserve">     </w:t>
-                                          </w:r>
-                                        </w:p>
-                                      </w:sdtContent>
-                                    </w:sdt>
-                                  </w:tc>
-                                  <w:tc>
-                                    <w:tcPr>
-                                      <w:tcW w:w="2432" w:type="pct"/>
-                                      <w:vAlign w:val="center"/>
-                                    </w:tcPr>
-                                    <w:p>
-                                      <w:pPr>
-                                        <w:pStyle w:val="NoSpacing"/>
-                                        <w:rPr>
-                                          <w:caps/>
-                                          <w:color w:val="E97132" w:themeColor="accent2"/>
-                                          <w:sz w:val="26"/>
-                                          <w:szCs w:val="26"/>
-                                        </w:rPr>
-                                      </w:pPr>
-                                      <w:r>
-                                        <w:rPr>
-                                          <w:caps/>
-                                          <w:color w:val="E97132" w:themeColor="accent2"/>
-                                          <w:sz w:val="26"/>
-                                          <w:szCs w:val="26"/>
-                                        </w:rPr>
-                                        <w:t>Abstract</w:t>
-                                      </w:r>
-                                    </w:p>
-                                    <w:sdt>
-                                      <w:sdtPr>
-                                        <w:rPr>
-                                          <w:color w:val="000000" w:themeColor="text1"/>
-                                        </w:rPr>
-                                        <w:alias w:val="Abstract"/>
-                                        <w:tag w:val=""/>
-                                        <w:id w:val="-2036181933"/>
-                                        <w:dataBinding w:prefixMappings="xmlns:ns0='http://schemas.microsoft.com/office/2006/coverPageProps' " w:xpath="/ns0:CoverPageProperties[1]/ns0:Abstract[1]" w:storeItemID="{55AF091B-3C7A-41E3-B477-F2FDAA23CFDA}"/>
-                                        <w:text/>
-                                      </w:sdtPr>
-                                      <w:sdtContent>
-                                        <w:p>
-                                          <w:pPr>
-                                            <w:rPr>
-                                              <w:color w:val="000000" w:themeColor="text1"/>
-                                            </w:rPr>
-                                          </w:pPr>
-                                          <w:r>
-                                            <w:rPr>
-                                              <w:color w:val="000000" w:themeColor="text1"/>
-                                            </w:rPr>
-                                            <w:t xml:space="preserve">Mission Planner is a Qt6-based desktop application developed for </w:t>
-                                          </w:r>
-                                          <w:proofErr w:type="spellStart"/>
-                                          <w:r>
-                                            <w:rPr>
-                                              <w:color w:val="000000" w:themeColor="text1"/>
-                                            </w:rPr>
-                                            <w:t>Avilus</w:t>
-                                          </w:r>
-                                          <w:proofErr w:type="spellEnd"/>
-                                          <w:r>
-                                            <w:rPr>
-                                              <w:color w:val="000000" w:themeColor="text1"/>
-                                            </w:rPr>
-                                            <w:t xml:space="preserve"> that enables operators to plan unmanned aerial vehicle missions on an interactive 2D map canvas. The application constructs a VTOL flight trajectory, validates the mission against safety constraints, and outputs the waypoint sequence for upload. This document covers the system requirements, software design, and test specifications with full bidirectional traceability to implementation and test. </w:t>
-                                          </w:r>
-                                        </w:p>
-                                      </w:sdtContent>
-                                    </w:sdt>
-                                    <w:sdt>
-                                      <w:sdtPr>
-                                        <w:rPr>
-                                          <w:color w:val="E97132" w:themeColor="accent2"/>
-                                          <w:sz w:val="26"/>
-                                          <w:szCs w:val="26"/>
-                                        </w:rPr>
-                                        <w:alias w:val="Author"/>
-                                        <w:tag w:val=""/>
-                                        <w:id w:val="-279026076"/>
-                                        <w:dataBinding w:prefixMappings="xmlns:ns0='http://purl.org/dc/elements/1.1/' xmlns:ns1='http://schemas.openxmlformats.org/package/2006/metadata/core-properties' " w:xpath="/ns1:coreProperties[1]/ns0:creator[1]" w:storeItemID="{6C3C8BC8-F283-45AE-878A-BAB7291924A1}"/>
-                                        <w:text/>
-                                      </w:sdtPr>
-                                      <w:sdtContent>
-                                        <w:p>
-                                          <w:pPr>
-                                            <w:pStyle w:val="NoSpacing"/>
-                                            <w:rPr>
-                                              <w:color w:val="E97132" w:themeColor="accent2"/>
-                                              <w:sz w:val="26"/>
-                                              <w:szCs w:val="26"/>
-                                            </w:rPr>
-                                          </w:pPr>
-                                          <w:r>
-                                            <w:rPr>
-                                              <w:color w:val="E97132" w:themeColor="accent2"/>
-                                              <w:sz w:val="26"/>
-                                              <w:szCs w:val="26"/>
-                                            </w:rPr>
-                                            <w:t xml:space="preserve">Ravi Jayanagara </w:t>
-                                          </w:r>
-                                          <w:proofErr w:type="spellStart"/>
-                                          <w:r>
-                                            <w:rPr>
-                                              <w:color w:val="E97132" w:themeColor="accent2"/>
-                                              <w:sz w:val="26"/>
-                                              <w:szCs w:val="26"/>
-                                            </w:rPr>
-                                            <w:t>Krishnegowda</w:t>
-                                          </w:r>
-                                          <w:proofErr w:type="spellEnd"/>
-                                        </w:p>
-                                      </w:sdtContent>
-                                    </w:sdt>
-                                    <w:p>
-                                      <w:pPr>
-                                        <w:pStyle w:val="NoSpacing"/>
-                                      </w:pPr>
-                                      <w:sdt>
-                                        <w:sdtPr>
-                                          <w:rPr>
-                                            <w:color w:val="0E2841" w:themeColor="text2"/>
-                                          </w:rPr>
-                                          <w:alias w:val="Course"/>
-                                          <w:tag w:val="Course"/>
-                                          <w:id w:val="-710501431"/>
-                                          <w:dataBinding w:prefixMappings="xmlns:ns0='http://purl.org/dc/elements/1.1/' xmlns:ns1='http://schemas.openxmlformats.org/package/2006/metadata/core-properties' " w:xpath="/ns1:coreProperties[1]/ns1:category[1]" w:storeItemID="{6C3C8BC8-F283-45AE-878A-BAB7291924A1}"/>
-                                          <w:text/>
-                                        </w:sdtPr>
-                                        <w:sdtContent>
-                                          <w:r>
-                                            <w:rPr>
-                                              <w:color w:val="0E2841" w:themeColor="text2"/>
-                                            </w:rPr>
-                                            <w:t>System Engineer</w:t>
-                                          </w:r>
-                                        </w:sdtContent>
-                                      </w:sdt>
-                                    </w:p>
-                                  </w:tc>
-                                </w:tr>
-                              </w:tbl>
-                              <w:p/>
-                            </w:txbxContent>
-                          </wps:txbx>
-                          <wps:bodyPr rot="0" spcFirstLastPara="0" vertOverflow="overflow" horzOverflow="overflow" vert="horz" wrap="square" lIns="0" tIns="0" rIns="0" bIns="0" numCol="1" spcCol="0" rtlCol="0" fromWordArt="0" anchor="ctr" anchorCtr="0" forceAA="0" compatLnSpc="1">
-                            <a:prstTxWarp prst="textNoShape">
-                              <a:avLst/>
-                            </a:prstTxWarp>
-                            <a:noAutofit/>
-                          </wps:bodyPr>
-                        </wps:wsp>
-                      </a:graphicData>
-                    </a:graphic>
-                    <wp14:sizeRelH relativeFrom="page">
-                      <wp14:pctWidth>94100</wp14:pctWidth>
-                    </wp14:sizeRelH>
-                    <wp14:sizeRelV relativeFrom="page">
-                      <wp14:pctHeight>77300</wp14:pctHeight>
-                    </wp14:sizeRelV>
-                  </wp:anchor>
-                </w:drawing>
-              </mc:Choice>
-              <mc:Fallback>
-                <w:pict>
-                  <v:shapetype w14:anchorId="321645C8" id="_x0000_t202" coordsize="21600,21600" o:spt="202" path="m,l,21600r21600,l21600,xe">
-                    <v:stroke joinstyle="miter"/>
-                    <v:path gradientshapeok="t" o:connecttype="rect"/>
-                  </v:shapetype>
-                  <v:shape id="Text Box 139" o:spid="_x0000_s1026" type="#_x0000_t202" style="position:absolute;margin-left:0;margin-top:0;width:134.85pt;height:302.4pt;z-index:251659264;visibility:visible;mso-wrap-style:square;mso-width-percent:941;mso-height-percent:773;mso-wrap-distance-left:9pt;mso-wrap-distance-top:0;mso-wrap-distance-right:9pt;mso-wrap-distance-bottom:0;mso-position-horizontal:center;mso-position-horizontal-relative:page;mso-position-vertical:center;mso-position-vertical-relative:page;mso-width-percent:941;mso-height-percent:773;mso-width-relative:page;mso-height-relative:page;v-text-anchor:middle" o:gfxdata="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" fillcolor="white [3201]" stroked="f" strokeweight=".5pt">
-                    <v:textbox inset="0,0,0,0">
-                      <w:txbxContent>
-                        <w:tbl>
-                          <w:tblPr>
-                            <w:tblW w:w="5000" w:type="pct"/>
-                            <w:jc w:val="center"/>
-                            <w:tblBorders>
-                              <w:insideV w:val="single" w:sz="12" w:space="0" w:color="E97132" w:themeColor="accent2"/>
-                            </w:tblBorders>
-                            <w:tblCellMar>
-                              <w:top w:w="1296" w:type="dxa"/>
-                              <w:left w:w="360" w:type="dxa"/>
-                              <w:bottom w:w="1296" w:type="dxa"/>
-                              <w:right w:w="360" w:type="dxa"/>
-                            </w:tblCellMar>
-                            <w:tblLook w:val="04A0" w:firstRow="1" w:lastRow="0" w:firstColumn="1" w:lastColumn="0" w:noHBand="0" w:noVBand="1"/>
-                          </w:tblPr>
-                          <w:tblGrid>
-                            <w:gridCol w:w="6870"/>
-                            <w:gridCol w:w="2371"/>
-                          </w:tblGrid>
-                          <w:tr>
-                            <w:trPr>
-                              <w:jc w:val="center"/>
-                            </w:trPr>
-                            <w:tc>
-                              <w:tcPr>
-                                <w:tcW w:w="2568" w:type="pct"/>
-                                <w:vAlign w:val="center"/>
-                              </w:tcPr>
-                              <w:p>
-                                <w:pPr>
-                                  <w:jc w:val="right"/>
-                                </w:pPr>
-                                <w:r>
-                                  <w:rPr>
-                                    <w:noProof/>
-                                  </w:rPr>
-                                  <w:drawing>
-                                    <wp:inline distT="0" distB="0" distL="0" distR="0" wp14:anchorId="463C2F43" wp14:editId="2EC74FF8">
-                                      <wp:extent cx="3901440" cy="2788920"/>
-                                      <wp:effectExtent l="0" t="0" r="3810" b="0"/>
-                                      <wp:docPr id="908205586" name="Picture 6"/>
-                                      <wp:cNvGraphicFramePr>
-                                        <a:graphicFrameLocks xmlns:a="http://schemas.openxmlformats.org/drawingml/2006/main" noChangeAspect="1"/>
-                                      </wp:cNvGraphicFramePr>
-                                      <a:graphic xmlns:a="http://schemas.openxmlformats.org/drawingml/2006/main">
-                                        <a:graphicData uri="http://schemas.openxmlformats.org/drawingml/2006/picture">
-                                          <pic:pic xmlns:pic="http://schemas.openxmlformats.org/drawingml/2006/picture">
-                                            <pic:nvPicPr>
-                                              <pic:cNvPr id="908205586" name="Picture 908205586"/>
-                                              <pic:cNvPicPr/>
-                                            </pic:nvPicPr>
-                                            <pic:blipFill>
-                                              <a:blip r:embed="rId8">
-                                                <a:extLst>
-                                                  <a:ext uri="{28A0092B-C50C-407E-A947-70E740481C1C}">
-                                                    <a14:useLocalDpi xmlns:a14="http://schemas.microsoft.com/office/drawing/2010/main" val="0"/>
-                                                  </a:ext>
-                                                  <a:ext uri="{837473B0-CC2E-450A-ABE3-18F120FF3D39}">
-                                                    <a1611:picAttrSrcUrl xmlns:a1611="http://schemas.microsoft.com/office/drawing/2016/11/main" r:id="rId9"/>
-                                                  </a:ext>
-                                                </a:extLst>
-                                              </a:blip>
-                                              <a:stretch>
-                                                <a:fillRect/>
-                                              </a:stretch>
-                                            </pic:blipFill>
-                                            <pic:spPr>
-                                              <a:xfrm>
-                                                <a:off x="0" y="0"/>
-                                                <a:ext cx="3901440" cy="2788920"/>
-                                              </a:xfrm>
-                                              <a:prstGeom prst="rect">
-                                                <a:avLst/>
-                                              </a:prstGeom>
-                                            </pic:spPr>
-                                          </pic:pic>
-                                        </a:graphicData>
-                                      </a:graphic>
-                                    </wp:inline>
-                                  </w:drawing>
-                                </w:r>
-                              </w:p>
-                              <w:sdt>
-                                <w:sdtPr>
-                                  <w:rPr>
-                                    <w:caps/>
-                                    <w:color w:val="191919" w:themeColor="text1" w:themeTint="E6"/>
-                                    <w:sz w:val="72"/>
-                                    <w:szCs w:val="72"/>
-                                  </w:rPr>
-                                  <w:alias w:val="Title"/>
-                                  <w:tag w:val=""/>
-                                  <w:id w:val="-438379639"/>
-                                  <w:dataBinding w:prefixMappings="xmlns:ns0='http://purl.org/dc/elements/1.1/' xmlns:ns1='http://schemas.openxmlformats.org/package/2006/metadata/core-properties' " w:xpath="/ns1:coreProperties[1]/ns0:title[1]" w:storeItemID="{6C3C8BC8-F283-45AE-878A-BAB7291924A1}"/>
-                                  <w:text/>
-                                </w:sdtPr>
-                                <w:sdtContent>
-                                  <w:p>
-                                    <w:pPr>
-                                      <w:pStyle w:val="NoSpacing"/>
-                                      <w:spacing w:line="312" w:lineRule="auto"/>
-                                      <w:jc w:val="right"/>
-                                      <w:rPr>
-                                        <w:caps/>
-                                        <w:color w:val="191919" w:themeColor="text1" w:themeTint="E6"/>
-                                        <w:sz w:val="72"/>
-                                        <w:szCs w:val="72"/>
-                                      </w:rPr>
-                                    </w:pPr>
-                                    <w:r>
-                                      <w:rPr>
-                                        <w:caps/>
-                                        <w:color w:val="191919" w:themeColor="text1" w:themeTint="E6"/>
-                                        <w:sz w:val="72"/>
-                                        <w:szCs w:val="72"/>
-                                      </w:rPr>
-                                      <w:t>Mission Planner</w:t>
-                                    </w:r>
-                                  </w:p>
-                                </w:sdtContent>
-                              </w:sdt>
-                              <w:sdt>
-                                <w:sdtPr>
-                                  <w:rPr>
-                                    <w:color w:val="000000" w:themeColor="text1"/>
-                                  </w:rPr>
-                                  <w:alias w:val="Subtitle"/>
-                                  <w:tag w:val=""/>
-                                  <w:id w:val="1354072561"/>
-                                  <w:showingPlcHdr/>
-                                  <w:dataBinding w:prefixMappings="xmlns:ns0='http://purl.org/dc/elements/1.1/' xmlns:ns1='http://schemas.openxmlformats.org/package/2006/metadata/core-properties' " w:xpath="/ns1:coreProperties[1]/ns0:subject[1]" w:storeItemID="{6C3C8BC8-F283-45AE-878A-BAB7291924A1}"/>
-                                  <w:text/>
-                                </w:sdtPr>
-                                <w:sdtContent>
-                                  <w:p>
-                                    <w:pPr>
-                                      <w:jc w:val="right"/>
-                                    </w:pPr>
-                                    <w:r>
-                                      <w:rPr>
-                                        <w:color w:val="000000" w:themeColor="text1"/>
-                                      </w:rPr>
-                                      <w:t xml:space="preserve">     </w:t>
-                                    </w:r>
-                                  </w:p>
-                                </w:sdtContent>
-                              </w:sdt>
-                            </w:tc>
-                            <w:tc>
-                              <w:tcPr>
-                                <w:tcW w:w="2432" w:type="pct"/>
-                                <w:vAlign w:val="center"/>
-                              </w:tcPr>
-                              <w:p>
-                                <w:pPr>
-                                  <w:pStyle w:val="NoSpacing"/>
-                                  <w:rPr>
-                                    <w:caps/>
-                                    <w:color w:val="E97132" w:themeColor="accent2"/>
-                                    <w:sz w:val="26"/>
-                                    <w:szCs w:val="26"/>
-                                  </w:rPr>
-                                </w:pPr>
-                                <w:r>
-                                  <w:rPr>
-                                    <w:caps/>
-                                    <w:color w:val="E97132" w:themeColor="accent2"/>
-                                    <w:sz w:val="26"/>
-                                    <w:szCs w:val="26"/>
-                                  </w:rPr>
-                                  <w:t>Abstract</w:t>
-                                </w:r>
-                              </w:p>
-                              <w:sdt>
-                                <w:sdtPr>
-                                  <w:rPr>
-                                    <w:color w:val="000000" w:themeColor="text1"/>
-                                  </w:rPr>
-                                  <w:alias w:val="Abstract"/>
-                                  <w:tag w:val=""/>
-                                  <w:id w:val="-2036181933"/>
-                                  <w:dataBinding w:prefixMappings="xmlns:ns0='http://schemas.microsoft.com/office/2006/coverPageProps' " w:xpath="/ns0:CoverPageProperties[1]/ns0:Abstract[1]" w:storeItemID="{55AF091B-3C7A-41E3-B477-F2FDAA23CFDA}"/>
-                                  <w:text/>
-                                </w:sdtPr>
-                                <w:sdtContent>
-                                  <w:p>
-                                    <w:pPr>
-                                      <w:rPr>
-                                        <w:color w:val="000000" w:themeColor="text1"/>
-                                      </w:rPr>
-                                    </w:pPr>
-                                    <w:r>
-                                      <w:rPr>
-                                        <w:color w:val="000000" w:themeColor="text1"/>
-                                      </w:rPr>
-                                      <w:t xml:space="preserve">Mission Planner is a Qt6-based desktop application developed for </w:t>
-                                    </w:r>
-                                    <w:proofErr w:type="spellStart"/>
-                                    <w:r>
-                                      <w:rPr>
-                                        <w:color w:val="000000" w:themeColor="text1"/>
-                                      </w:rPr>
-                                      <w:t>Avilus</w:t>
-                                    </w:r>
-                                    <w:proofErr w:type="spellEnd"/>
-                                    <w:r>
-                                      <w:rPr>
-                                        <w:color w:val="000000" w:themeColor="text1"/>
-                                      </w:rPr>
-                                      <w:t xml:space="preserve"> that enables operators to plan unmanned aerial vehicle missions on an interactive 2D map canvas. The application constructs a VTOL flight trajectory, validates the mission against safety constraints, and outputs the waypoint sequence for upload. This document covers the system requirements, software design, and test specifications with full bidirectional traceability to implementation and test. </w:t>
-                                    </w:r>
-                                  </w:p>
-                                </w:sdtContent>
-                              </w:sdt>
-                              <w:sdt>
-                                <w:sdtPr>
-                                  <w:rPr>
-                                    <w:color w:val="E97132" w:themeColor="accent2"/>
-                                    <w:sz w:val="26"/>
-                                    <w:szCs w:val="26"/>
-                                  </w:rPr>
-                                  <w:alias w:val="Author"/>
-                                  <w:tag w:val=""/>
-                                  <w:id w:val="-279026076"/>
-                                  <w:dataBinding w:prefixMappings="xmlns:ns0='http://purl.org/dc/elements/1.1/' xmlns:ns1='http://schemas.openxmlformats.org/package/2006/metadata/core-properties' " w:xpath="/ns1:coreProperties[1]/ns0:creator[1]" w:storeItemID="{6C3C8BC8-F283-45AE-878A-BAB7291924A1}"/>
-                                  <w:text/>
-                                </w:sdtPr>
-                                <w:sdtContent>
-                                  <w:p>
-                                    <w:pPr>
-                                      <w:pStyle w:val="NoSpacing"/>
-                                      <w:rPr>
-                                        <w:color w:val="E97132" w:themeColor="accent2"/>
-                                        <w:sz w:val="26"/>
-                                        <w:szCs w:val="26"/>
-                                      </w:rPr>
-                                    </w:pPr>
-                                    <w:r>
-                                      <w:rPr>
-                                        <w:color w:val="E97132" w:themeColor="accent2"/>
-                                        <w:sz w:val="26"/>
-                                        <w:szCs w:val="26"/>
-                                      </w:rPr>
-                                      <w:t xml:space="preserve">Ravi Jayanagara </w:t>
-                                    </w:r>
-                                    <w:proofErr w:type="spellStart"/>
-                                    <w:r>
-                                      <w:rPr>
-                                        <w:color w:val="E97132" w:themeColor="accent2"/>
-                                        <w:sz w:val="26"/>
-                                        <w:szCs w:val="26"/>
-                                      </w:rPr>
-                                      <w:t>Krishnegowda</w:t>
-                                    </w:r>
-                                    <w:proofErr w:type="spellEnd"/>
-                                  </w:p>
-                                </w:sdtContent>
-                              </w:sdt>
-                              <w:p>
-                                <w:pPr>
-                                  <w:pStyle w:val="NoSpacing"/>
-                                </w:pPr>
-                                <w:sdt>
-                                  <w:sdtPr>
-                                    <w:rPr>
-                                      <w:color w:val="0E2841" w:themeColor="text2"/>
-                                    </w:rPr>
-                                    <w:alias w:val="Course"/>
-                                    <w:tag w:val="Course"/>
-                                    <w:id w:val="-710501431"/>
-                                    <w:dataBinding w:prefixMappings="xmlns:ns0='http://purl.org/dc/elements/1.1/' xmlns:ns1='http://schemas.openxmlformats.org/package/2006/metadata/core-properties' " w:xpath="/ns1:coreProperties[1]/ns1:category[1]" w:storeItemID="{6C3C8BC8-F283-45AE-878A-BAB7291924A1}"/>
-                                    <w:text/>
-                                  </w:sdtPr>
-                                  <w:sdtContent>
-                                    <w:r>
-                                      <w:rPr>
-                                        <w:color w:val="0E2841" w:themeColor="text2"/>
-                                      </w:rPr>
-                                      <w:t>System Engineer</w:t>
-                                    </w:r>
-                                  </w:sdtContent>
-                                </w:sdt>
-                              </w:p>
-                            </w:tc>
-                          </w:tr>
-                        </w:tbl>
-                        <w:p/>
-                      </w:txbxContent>
-                    </v:textbox>
-                    <w10:wrap anchorx="page" anchory="page"/>
-                  </v:shape>
-                </w:pict>
-              </mc:Fallback>
-            </mc:AlternateContent>
-          </w:r>
-          <w:r>
-            <w:rPr>
-              <w:color w:val="FFFFFF" w:themeColor="background1"/>
-            </w:rPr>
-            <w:br w:type="page"/>
-          </w:r>
-        </w:p>
-      </w:sdtContent>
-    </w:sdt>
     <w:p>
       <w:pPr>
         <w:pStyle w:val="Title"/>
@@ -10568,7 +9869,7 @@
                 <w:lang w:val="en-US"/>
                 <w14:ligatures w14:val="none"/>
               </w:rPr>
-              <w:t>) returns true when waypoints ‘x’ distance just above (0,00</w:t>
+              <w:t>) returns true when waypoints ‘x’ distance just above (</w:t>
             </w:r>
             <w:r>
               <w:rPr>
@@ -10581,7 +9882,7 @@
                 <w:lang w:val="en-US"/>
                 <w14:ligatures w14:val="none"/>
               </w:rPr>
-              <w:t>0</w:t>
+              <w:t>0.0001 tolerance</w:t>
             </w:r>
             <w:r>
               <w:rPr>
@@ -10594,7 +9895,7 @@
                 <w:lang w:val="en-US"/>
                 <w14:ligatures w14:val="none"/>
               </w:rPr>
-              <w:t xml:space="preserve">1 tolerance) at </w:t>
+              <w:t xml:space="preserve">) at </w:t>
             </w:r>
             <w:r>
               <w:rPr>
@@ -10827,7 +10128,7 @@
                 <w:lang w:val="en-US"/>
                 <w14:ligatures w14:val="none"/>
               </w:rPr>
-              <w:t>) returns False when waypoints ‘x’ distance just below (0,00</w:t>
+              <w:t>) returns False when waypoints ‘x’ distance just below (</w:t>
             </w:r>
             <w:r>
               <w:rPr>
@@ -10840,7 +10141,7 @@
                 <w:lang w:val="en-US"/>
                 <w14:ligatures w14:val="none"/>
               </w:rPr>
-              <w:t>0</w:t>
+              <w:t>0.0001 tolerance</w:t>
             </w:r>
             <w:r>
               <w:rPr>
@@ -10853,7 +10154,7 @@
                 <w:lang w:val="en-US"/>
                 <w14:ligatures w14:val="none"/>
               </w:rPr>
-              <w:t xml:space="preserve">1 tolerance) at </w:t>
+              <w:t xml:space="preserve">) at </w:t>
             </w:r>
             <w:r>
               <w:rPr>
@@ -11177,7 +10478,7 @@
                 <w:lang w:val="en-US"/>
                 <w14:ligatures w14:val="none"/>
               </w:rPr>
-              <w:t>) returns true when waypoints ‘y’ distance just above (0,0</w:t>
+              <w:t>) returns true when waypoints ‘y’ distance just above (</w:t>
             </w:r>
             <w:r>
               <w:rPr>
@@ -11190,7 +10491,7 @@
                 <w:lang w:val="en-US"/>
                 <w14:ligatures w14:val="none"/>
               </w:rPr>
-              <w:t>0</w:t>
+              <w:t>0.0001 tolerance</w:t>
             </w:r>
             <w:r>
               <w:rPr>
@@ -11203,7 +10504,7 @@
                 <w:lang w:val="en-US"/>
                 <w14:ligatures w14:val="none"/>
               </w:rPr>
-              <w:t xml:space="preserve">01 tolerance) at </w:t>
+              <w:t xml:space="preserve">) at </w:t>
             </w:r>
             <w:r>
               <w:rPr>
@@ -11362,7 +10663,7 @@
                 <w:lang w:val="en-US"/>
                 <w14:ligatures w14:val="none"/>
               </w:rPr>
-              <w:t>) returns False when waypoints ‘y’ distance just below (0,0</w:t>
+              <w:t>) returns False when waypoints ‘y’ distance just below (</w:t>
             </w:r>
             <w:r>
               <w:rPr>
@@ -11375,7 +10676,7 @@
                 <w:lang w:val="en-US"/>
                 <w14:ligatures w14:val="none"/>
               </w:rPr>
-              <w:t>0</w:t>
+              <w:t>0.0001 tolerance</w:t>
             </w:r>
             <w:r>
               <w:rPr>
@@ -11388,7 +10689,7 @@
                 <w:lang w:val="en-US"/>
                 <w14:ligatures w14:val="none"/>
               </w:rPr>
-              <w:t xml:space="preserve">01 tolerance) at </w:t>
+              <w:t xml:space="preserve">) at </w:t>
             </w:r>
             <w:r>
               <w:rPr>
@@ -18495,7 +17796,7 @@
         </w:trPr>
         <w:tc>
           <w:tcPr>
-            <w:tcW w:w="2041" w:type="pct"/>
+            <w:tcW w:w="2062" w:type="pct"/>
             <w:shd w:val="clear" w:color="auto" w:fill="A6A6A6" w:themeFill="background1" w:themeFillShade="A6"/>
           </w:tcPr>
           <w:p>
@@ -18509,7 +17810,7 @@
         </w:tc>
         <w:tc>
           <w:tcPr>
-            <w:tcW w:w="2959" w:type="pct"/>
+            <w:tcW w:w="2938" w:type="pct"/>
             <w:shd w:val="clear" w:color="auto" w:fill="A6A6A6" w:themeFill="background1" w:themeFillShade="A6"/>
           </w:tcPr>
           <w:p>
@@ -18525,7 +17826,7 @@
       <w:tr>
         <w:tc>
           <w:tcPr>
-            <w:tcW w:w="2041" w:type="pct"/>
+            <w:tcW w:w="2062" w:type="pct"/>
             <w:vAlign w:val="bottom"/>
           </w:tcPr>
           <w:p>
@@ -18560,7 +17861,7 @@
         </w:tc>
         <w:tc>
           <w:tcPr>
-            <w:tcW w:w="2959" w:type="pct"/>
+            <w:tcW w:w="2938" w:type="pct"/>
             <w:vAlign w:val="bottom"/>
           </w:tcPr>
           <w:p>
@@ -18576,7 +17877,7 @@
       <w:tr>
         <w:tc>
           <w:tcPr>
-            <w:tcW w:w="2041" w:type="pct"/>
+            <w:tcW w:w="2062" w:type="pct"/>
             <w:vAlign w:val="bottom"/>
           </w:tcPr>
           <w:p>
@@ -18611,7 +17912,7 @@
         </w:tc>
         <w:tc>
           <w:tcPr>
-            <w:tcW w:w="2959" w:type="pct"/>
+            <w:tcW w:w="2938" w:type="pct"/>
             <w:vAlign w:val="bottom"/>
           </w:tcPr>
           <w:p>
@@ -18627,7 +17928,7 @@
       <w:tr>
         <w:tc>
           <w:tcPr>
-            <w:tcW w:w="2041" w:type="pct"/>
+            <w:tcW w:w="2062" w:type="pct"/>
             <w:vAlign w:val="bottom"/>
           </w:tcPr>
           <w:p>
@@ -18659,7 +17960,7 @@
         </w:tc>
         <w:tc>
           <w:tcPr>
-            <w:tcW w:w="2959" w:type="pct"/>
+            <w:tcW w:w="2938" w:type="pct"/>
             <w:vAlign w:val="bottom"/>
           </w:tcPr>
           <w:p>
@@ -18681,7 +17982,7 @@
       <w:tr>
         <w:tc>
           <w:tcPr>
-            <w:tcW w:w="2041" w:type="pct"/>
+            <w:tcW w:w="2062" w:type="pct"/>
             <w:vAlign w:val="bottom"/>
           </w:tcPr>
           <w:p>
@@ -18713,7 +18014,7 @@
         </w:tc>
         <w:tc>
           <w:tcPr>
-            <w:tcW w:w="2959" w:type="pct"/>
+            <w:tcW w:w="2938" w:type="pct"/>
             <w:vAlign w:val="bottom"/>
           </w:tcPr>
           <w:p>
@@ -18729,7 +18030,7 @@
       <w:tr>
         <w:tc>
           <w:tcPr>
-            <w:tcW w:w="2041" w:type="pct"/>
+            <w:tcW w:w="2062" w:type="pct"/>
             <w:vAlign w:val="bottom"/>
           </w:tcPr>
           <w:p>
@@ -18761,7 +18062,7 @@
         </w:tc>
         <w:tc>
           <w:tcPr>
-            <w:tcW w:w="2959" w:type="pct"/>
+            <w:tcW w:w="2938" w:type="pct"/>
             <w:vAlign w:val="bottom"/>
           </w:tcPr>
           <w:p>
@@ -18783,7 +18084,7 @@
       <w:tr>
         <w:tc>
           <w:tcPr>
-            <w:tcW w:w="2041" w:type="pct"/>
+            <w:tcW w:w="2062" w:type="pct"/>
             <w:vAlign w:val="bottom"/>
           </w:tcPr>
           <w:p>
@@ -18815,7 +18116,7 @@
         </w:tc>
         <w:tc>
           <w:tcPr>
-            <w:tcW w:w="2959" w:type="pct"/>
+            <w:tcW w:w="2938" w:type="pct"/>
             <w:vAlign w:val="bottom"/>
           </w:tcPr>
           <w:p>
@@ -18831,7 +18132,7 @@
       <w:tr>
         <w:tc>
           <w:tcPr>
-            <w:tcW w:w="2041" w:type="pct"/>
+            <w:tcW w:w="2062" w:type="pct"/>
             <w:vAlign w:val="bottom"/>
           </w:tcPr>
           <w:p>
@@ -18863,7 +18164,7 @@
         </w:tc>
         <w:tc>
           <w:tcPr>
-            <w:tcW w:w="2959" w:type="pct"/>
+            <w:tcW w:w="2938" w:type="pct"/>
             <w:vAlign w:val="bottom"/>
           </w:tcPr>
           <w:p>
@@ -18882,7 +18183,7 @@
       <w:tr>
         <w:tc>
           <w:tcPr>
-            <w:tcW w:w="2041" w:type="pct"/>
+            <w:tcW w:w="2062" w:type="pct"/>
             <w:vAlign w:val="bottom"/>
           </w:tcPr>
           <w:p>
@@ -18906,7 +18207,7 @@
         </w:tc>
         <w:tc>
           <w:tcPr>
-            <w:tcW w:w="2959" w:type="pct"/>
+            <w:tcW w:w="2938" w:type="pct"/>
             <w:vAlign w:val="bottom"/>
           </w:tcPr>
           <w:p>
@@ -18922,7 +18223,7 @@
       <w:tr>
         <w:tc>
           <w:tcPr>
-            <w:tcW w:w="2041" w:type="pct"/>
+            <w:tcW w:w="2062" w:type="pct"/>
             <w:vAlign w:val="bottom"/>
           </w:tcPr>
           <w:p>
@@ -18967,7 +18268,7 @@
         </w:tc>
         <w:tc>
           <w:tcPr>
-            <w:tcW w:w="2959" w:type="pct"/>
+            <w:tcW w:w="2938" w:type="pct"/>
             <w:vAlign w:val="bottom"/>
           </w:tcPr>
           <w:p>
@@ -18983,7 +18284,7 @@
       <w:tr>
         <w:tc>
           <w:tcPr>
-            <w:tcW w:w="2041" w:type="pct"/>
+            <w:tcW w:w="2062" w:type="pct"/>
             <w:vAlign w:val="bottom"/>
           </w:tcPr>
           <w:p>
@@ -19015,7 +18316,7 @@
         </w:tc>
         <w:tc>
           <w:tcPr>
-            <w:tcW w:w="2959" w:type="pct"/>
+            <w:tcW w:w="2938" w:type="pct"/>
             <w:vAlign w:val="bottom"/>
           </w:tcPr>
           <w:p>
@@ -19023,7 +18324,19 @@
               <w:pStyle w:val="CellBody"/>
             </w:pPr>
             <w:r>
-              <w:t>SDD-021, SRD-002, SYS-001</w:t>
+              <w:t xml:space="preserve">SDD-021, </w:t>
+            </w:r>
+            <w:r>
+              <w:t>SDD-02</w:t>
+            </w:r>
+            <w:r>
+              <w:t>2</w:t>
+            </w:r>
+            <w:r>
+              <w:t xml:space="preserve">, </w:t>
+            </w:r>
+            <w:r>
+              <w:t>SRD-002, SYS-001</w:t>
             </w:r>
           </w:p>
         </w:tc>
@@ -19031,7 +18344,7 @@
       <w:tr>
         <w:tc>
           <w:tcPr>
-            <w:tcW w:w="2041" w:type="pct"/>
+            <w:tcW w:w="2062" w:type="pct"/>
             <w:vAlign w:val="bottom"/>
           </w:tcPr>
           <w:p>
@@ -19063,7 +18376,7 @@
         </w:tc>
         <w:tc>
           <w:tcPr>
-            <w:tcW w:w="2959" w:type="pct"/>
+            <w:tcW w:w="2938" w:type="pct"/>
             <w:vAlign w:val="bottom"/>
           </w:tcPr>
           <w:p>
@@ -19071,7 +18384,7 @@
               <w:pStyle w:val="CellBody"/>
             </w:pPr>
             <w:r>
-              <w:t>SDD-021 (zoom — no dedicated SRD; implementation detail)</w:t>
+              <w:t xml:space="preserve">SDD-021 </w:t>
             </w:r>
           </w:p>
         </w:tc>
@@ -19079,7 +18392,7 @@
       <w:tr>
         <w:tc>
           <w:tcPr>
-            <w:tcW w:w="2041" w:type="pct"/>
+            <w:tcW w:w="2062" w:type="pct"/>
             <w:vAlign w:val="bottom"/>
           </w:tcPr>
           <w:p>
@@ -19098,7 +18411,7 @@
             </w:r>
             <w:proofErr w:type="spellStart"/>
             <w:r>
-              <w:t>redrawLines</w:t>
+              <w:t>refreshColors</w:t>
             </w:r>
             <w:proofErr w:type="spellEnd"/>
             <w:r>
@@ -19112,7 +18425,7 @@
         </w:tc>
         <w:tc>
           <w:tcPr>
-            <w:tcW w:w="2959" w:type="pct"/>
+            <w:tcW w:w="2938" w:type="pct"/>
             <w:vAlign w:val="bottom"/>
           </w:tcPr>
           <w:p>
@@ -19120,7 +18433,7 @@
               <w:pStyle w:val="CellBody"/>
             </w:pPr>
             <w:r>
-              <w:t>SDD-022, SRD-003</w:t>
+              <w:t>SDD-023, SRD-004</w:t>
             </w:r>
           </w:p>
         </w:tc>
@@ -19128,7 +18441,7 @@
       <w:tr>
         <w:tc>
           <w:tcPr>
-            <w:tcW w:w="2041" w:type="pct"/>
+            <w:tcW w:w="2062" w:type="pct"/>
             <w:vAlign w:val="bottom"/>
           </w:tcPr>
           <w:p>
@@ -19146,7 +18459,7 @@
             </w:r>
             <w:proofErr w:type="spellStart"/>
             <w:r>
-              <w:t>refreshColors</w:t>
+              <w:t>removeLastWaypoint</w:t>
             </w:r>
             <w:proofErr w:type="spellEnd"/>
             <w:r>
@@ -19160,7 +18473,7 @@
         </w:tc>
         <w:tc>
           <w:tcPr>
-            <w:tcW w:w="2959" w:type="pct"/>
+            <w:tcW w:w="2938" w:type="pct"/>
             <w:vAlign w:val="bottom"/>
           </w:tcPr>
           <w:p>
@@ -19168,7 +18481,7 @@
               <w:pStyle w:val="CellBody"/>
             </w:pPr>
             <w:r>
-              <w:t>SDD-023, SRD-004</w:t>
+              <w:t>SDD-024, SRD-005</w:t>
             </w:r>
           </w:p>
         </w:tc>
@@ -19176,7 +18489,7 @@
       <w:tr>
         <w:tc>
           <w:tcPr>
-            <w:tcW w:w="2041" w:type="pct"/>
+            <w:tcW w:w="2062" w:type="pct"/>
             <w:vAlign w:val="bottom"/>
           </w:tcPr>
           <w:p>
@@ -19194,7 +18507,7 @@
             </w:r>
             <w:proofErr w:type="spellStart"/>
             <w:r>
-              <w:t>removeLastWaypoint</w:t>
+              <w:t>clearAll</w:t>
             </w:r>
             <w:proofErr w:type="spellEnd"/>
             <w:r>
@@ -19208,7 +18521,7 @@
         </w:tc>
         <w:tc>
           <w:tcPr>
-            <w:tcW w:w="2959" w:type="pct"/>
+            <w:tcW w:w="2938" w:type="pct"/>
             <w:vAlign w:val="bottom"/>
           </w:tcPr>
           <w:p>
@@ -19216,7 +18529,7 @@
               <w:pStyle w:val="CellBody"/>
             </w:pPr>
             <w:r>
-              <w:t>SDD-024, SRD-005</w:t>
+              <w:t>SDD-025, SRD-006</w:t>
             </w:r>
           </w:p>
         </w:tc>
@@ -19224,7 +18537,7 @@
       <w:tr>
         <w:tc>
           <w:tcPr>
-            <w:tcW w:w="2041" w:type="pct"/>
+            <w:tcW w:w="2062" w:type="pct"/>
             <w:vAlign w:val="bottom"/>
           </w:tcPr>
           <w:p>
@@ -19234,7 +18547,7 @@
             <w:proofErr w:type="spellStart"/>
             <w:proofErr w:type="gramStart"/>
             <w:r>
-              <w:t>MapEngine</w:t>
+              <w:t>MainWindow</w:t>
             </w:r>
             <w:proofErr w:type="spellEnd"/>
             <w:r>
@@ -19242,7 +18555,7 @@
             </w:r>
             <w:proofErr w:type="spellStart"/>
             <w:r>
-              <w:t>clearAll</w:t>
+              <w:t>onWaypointAdded</w:t>
             </w:r>
             <w:proofErr w:type="spellEnd"/>
             <w:r>
@@ -19256,7 +18569,7 @@
         </w:tc>
         <w:tc>
           <w:tcPr>
-            <w:tcW w:w="2959" w:type="pct"/>
+            <w:tcW w:w="2938" w:type="pct"/>
             <w:vAlign w:val="bottom"/>
           </w:tcPr>
           <w:p>
@@ -19264,7 +18577,15 @@
               <w:pStyle w:val="CellBody"/>
             </w:pPr>
             <w:r>
-              <w:t>SDD-025, SRD-006</w:t>
+              <w:t>SDD-</w:t>
+            </w:r>
+            <w:proofErr w:type="gramStart"/>
+            <w:r>
+              <w:t>001,SRD</w:t>
+            </w:r>
+            <w:proofErr w:type="gramEnd"/>
+            <w:r>
+              <w:t>-010</w:t>
             </w:r>
           </w:p>
         </w:tc>
@@ -19272,7 +18593,7 @@
       <w:tr>
         <w:tc>
           <w:tcPr>
-            <w:tcW w:w="2041" w:type="pct"/>
+            <w:tcW w:w="2062" w:type="pct"/>
             <w:vAlign w:val="bottom"/>
           </w:tcPr>
           <w:p>
@@ -19290,7 +18611,7 @@
             </w:r>
             <w:proofErr w:type="spellStart"/>
             <w:r>
-              <w:t>onUpload</w:t>
+              <w:t>onWaypointRemoved</w:t>
             </w:r>
             <w:proofErr w:type="spellEnd"/>
             <w:r>
@@ -19304,7 +18625,7 @@
         </w:tc>
         <w:tc>
           <w:tcPr>
-            <w:tcW w:w="2959" w:type="pct"/>
+            <w:tcW w:w="2938" w:type="pct"/>
             <w:vAlign w:val="bottom"/>
           </w:tcPr>
           <w:p>
@@ -19312,7 +18633,18 @@
               <w:pStyle w:val="CellBody"/>
             </w:pPr>
             <w:r>
-              <w:t>SDD-030, SDD-031, SDD-032, SDD-041, SRD-020, SRD-021, SYS-005</w:t>
+              <w:t>SDD-</w:t>
+            </w:r>
+            <w:proofErr w:type="gramStart"/>
+            <w:r>
+              <w:t>001,SRD</w:t>
+            </w:r>
+            <w:proofErr w:type="gramEnd"/>
+            <w:r>
+              <w:t>-0</w:t>
+            </w:r>
+            <w:r>
+              <w:t>05</w:t>
             </w:r>
           </w:p>
         </w:tc>
@@ -19320,7 +18652,7 @@
       <w:tr>
         <w:tc>
           <w:tcPr>
-            <w:tcW w:w="2041" w:type="pct"/>
+            <w:tcW w:w="2062" w:type="pct"/>
             <w:vAlign w:val="bottom"/>
           </w:tcPr>
           <w:p>
@@ -19338,7 +18670,7 @@
             </w:r>
             <w:proofErr w:type="spellStart"/>
             <w:r>
-              <w:t>onClear</w:t>
+              <w:t>onUpload</w:t>
             </w:r>
             <w:proofErr w:type="spellEnd"/>
             <w:r>
@@ -19352,7 +18684,7 @@
         </w:tc>
         <w:tc>
           <w:tcPr>
-            <w:tcW w:w="2959" w:type="pct"/>
+            <w:tcW w:w="2938" w:type="pct"/>
             <w:vAlign w:val="bottom"/>
           </w:tcPr>
           <w:p>
@@ -19360,7 +18692,7 @@
               <w:pStyle w:val="CellBody"/>
             </w:pPr>
             <w:r>
-              <w:t>SDD-043, SRD-006</w:t>
+              <w:t>SDD-030, SDD-031, SDD-032, SDD-041, SRD-020, SRD-021, SYS-005</w:t>
             </w:r>
           </w:p>
         </w:tc>
@@ -19368,7 +18700,7 @@
       <w:tr>
         <w:tc>
           <w:tcPr>
-            <w:tcW w:w="2041" w:type="pct"/>
+            <w:tcW w:w="2062" w:type="pct"/>
             <w:vAlign w:val="bottom"/>
           </w:tcPr>
           <w:p>
@@ -19386,7 +18718,7 @@
             </w:r>
             <w:proofErr w:type="spellStart"/>
             <w:r>
-              <w:t>updateStatus</w:t>
+              <w:t>onClear</w:t>
             </w:r>
             <w:proofErr w:type="spellEnd"/>
             <w:r>
@@ -19400,7 +18732,7 @@
         </w:tc>
         <w:tc>
           <w:tcPr>
-            <w:tcW w:w="2959" w:type="pct"/>
+            <w:tcW w:w="2938" w:type="pct"/>
             <w:vAlign w:val="bottom"/>
           </w:tcPr>
           <w:p>
@@ -19408,7 +18740,7 @@
               <w:pStyle w:val="CellBody"/>
             </w:pPr>
             <w:r>
-              <w:t>SDD-051, SDD-052, SDD-053, SDD-054, SRD-007</w:t>
+              <w:t>SDD-043, SRD-006</w:t>
             </w:r>
           </w:p>
         </w:tc>
@@ -19416,7 +18748,7 @@
       <w:tr>
         <w:tc>
           <w:tcPr>
-            <w:tcW w:w="2041" w:type="pct"/>
+            <w:tcW w:w="2062" w:type="pct"/>
             <w:vAlign w:val="bottom"/>
           </w:tcPr>
           <w:p>
@@ -19432,26 +18764,23 @@
             <w:r>
               <w:t>::</w:t>
             </w:r>
+            <w:proofErr w:type="spellStart"/>
+            <w:r>
+              <w:t>updateStatus</w:t>
+            </w:r>
+            <w:proofErr w:type="spellEnd"/>
+            <w:r>
+              <w:t>(</w:t>
+            </w:r>
             <w:proofErr w:type="gramEnd"/>
             <w:r>
-              <w:t xml:space="preserve"> </w:t>
-            </w:r>
-            <w:proofErr w:type="spellStart"/>
-            <w:r>
-              <w:t>setupLogPanel</w:t>
-            </w:r>
-            <w:proofErr w:type="spellEnd"/>
-            <w:r>
-              <w:t xml:space="preserve"> </w:t>
-            </w:r>
-            <w:r>
-              <w:t>()</w:t>
-            </w:r>
-          </w:p>
-        </w:tc>
-        <w:tc>
-          <w:tcPr>
-            <w:tcW w:w="2959" w:type="pct"/>
+              <w:t>)</w:t>
+            </w:r>
+          </w:p>
+        </w:tc>
+        <w:tc>
+          <w:tcPr>
+            <w:tcW w:w="2938" w:type="pct"/>
             <w:vAlign w:val="bottom"/>
           </w:tcPr>
           <w:p>
@@ -19459,7 +18788,7 @@
               <w:pStyle w:val="CellBody"/>
             </w:pPr>
             <w:r>
-              <w:t>SDD-030, SDD-031, SDD-032</w:t>
+              <w:t>SDD-051, SDD-052, SDD-053, SDD-054, SRD-007</w:t>
             </w:r>
           </w:p>
         </w:tc>
@@ -19467,7 +18796,7 @@
       <w:tr>
         <w:tc>
           <w:tcPr>
-            <w:tcW w:w="2041" w:type="pct"/>
+            <w:tcW w:w="2062" w:type="pct"/>
             <w:vAlign w:val="bottom"/>
           </w:tcPr>
           <w:p>
@@ -19475,18 +18804,31 @@
               <w:pStyle w:val="CellBody"/>
             </w:pPr>
             <w:proofErr w:type="spellStart"/>
+            <w:proofErr w:type="gramStart"/>
             <w:r>
               <w:t>MainWindow</w:t>
             </w:r>
             <w:proofErr w:type="spellEnd"/>
             <w:r>
-              <w:t xml:space="preserve"> (toolbar setup)</w:t>
-            </w:r>
-          </w:p>
-        </w:tc>
-        <w:tc>
-          <w:tcPr>
-            <w:tcW w:w="2959" w:type="pct"/>
+              <w:t>::</w:t>
+            </w:r>
+            <w:proofErr w:type="spellStart"/>
+            <w:r>
+              <w:t>setupLogPanel</w:t>
+            </w:r>
+            <w:proofErr w:type="spellEnd"/>
+            <w:r>
+              <w:t>(</w:t>
+            </w:r>
+            <w:proofErr w:type="gramEnd"/>
+            <w:r>
+              <w:t>)</w:t>
+            </w:r>
+          </w:p>
+        </w:tc>
+        <w:tc>
+          <w:tcPr>
+            <w:tcW w:w="2938" w:type="pct"/>
             <w:vAlign w:val="bottom"/>
           </w:tcPr>
           <w:p>
@@ -19494,7 +18836,7 @@
               <w:pStyle w:val="CellBody"/>
             </w:pPr>
             <w:r>
-              <w:t>SDD-041, SDD-042, SDD-043</w:t>
+              <w:t>SDD-030, SDD-031, SDD-032</w:t>
             </w:r>
           </w:p>
         </w:tc>
@@ -19502,7 +18844,7 @@
       <w:tr>
         <w:tc>
           <w:tcPr>
-            <w:tcW w:w="2041" w:type="pct"/>
+            <w:tcW w:w="2062" w:type="pct"/>
             <w:vAlign w:val="bottom"/>
           </w:tcPr>
           <w:p>
@@ -19510,21 +18852,31 @@
               <w:pStyle w:val="CellBody"/>
             </w:pPr>
             <w:proofErr w:type="spellStart"/>
-            <w:r>
-              <w:t>missionPlanTest</w:t>
+            <w:proofErr w:type="gramStart"/>
+            <w:r>
+              <w:t>MainWindow</w:t>
             </w:r>
             <w:proofErr w:type="spellEnd"/>
             <w:r>
-              <w:t>/tst_testmissionplanner</w:t>
-            </w:r>
-            <w:r>
-              <w:t>.cpp</w:t>
-            </w:r>
-          </w:p>
-        </w:tc>
-        <w:tc>
-          <w:tcPr>
-            <w:tcW w:w="2959" w:type="pct"/>
+              <w:t>::</w:t>
+            </w:r>
+            <w:proofErr w:type="spellStart"/>
+            <w:r>
+              <w:t>logMessage</w:t>
+            </w:r>
+            <w:proofErr w:type="spellEnd"/>
+            <w:r>
+              <w:t>(</w:t>
+            </w:r>
+            <w:proofErr w:type="gramEnd"/>
+            <w:r>
+              <w:t>)</w:t>
+            </w:r>
+          </w:p>
+        </w:tc>
+        <w:tc>
+          <w:tcPr>
+            <w:tcW w:w="2938" w:type="pct"/>
             <w:vAlign w:val="bottom"/>
           </w:tcPr>
           <w:p>
@@ -19532,22 +18884,7 @@
               <w:pStyle w:val="CellBody"/>
             </w:pPr>
             <w:r>
-              <w:t>SYS-008, T</w:t>
-            </w:r>
-            <w:r>
-              <w:t>EST</w:t>
-            </w:r>
-            <w:r>
-              <w:t xml:space="preserve">-001 to </w:t>
-            </w:r>
-            <w:r>
-              <w:t>TEST</w:t>
-            </w:r>
-            <w:r>
-              <w:t>-02</w:t>
-            </w:r>
-            <w:r>
-              <w:t>5</w:t>
+              <w:t>SDD-030, SDD-032</w:t>
             </w:r>
           </w:p>
         </w:tc>
@@ -19555,13 +18892,101 @@
       <w:tr>
         <w:tc>
           <w:tcPr>
-            <w:tcW w:w="2041" w:type="pct"/>
+            <w:tcW w:w="2062" w:type="pct"/>
             <w:vAlign w:val="bottom"/>
           </w:tcPr>
           <w:p>
             <w:pPr>
               <w:pStyle w:val="CellBody"/>
             </w:pPr>
+            <w:proofErr w:type="spellStart"/>
+            <w:r>
+              <w:t>MainWindow</w:t>
+            </w:r>
+            <w:proofErr w:type="spellEnd"/>
+            <w:r>
+              <w:t xml:space="preserve"> (toolbar setup)</w:t>
+            </w:r>
+          </w:p>
+        </w:tc>
+        <w:tc>
+          <w:tcPr>
+            <w:tcW w:w="2938" w:type="pct"/>
+            <w:vAlign w:val="bottom"/>
+          </w:tcPr>
+          <w:p>
+            <w:pPr>
+              <w:pStyle w:val="CellBody"/>
+            </w:pPr>
+            <w:r>
+              <w:t>SDD-041, SDD-042, SDD-043</w:t>
+            </w:r>
+          </w:p>
+        </w:tc>
+      </w:tr>
+      <w:tr>
+        <w:tc>
+          <w:tcPr>
+            <w:tcW w:w="2062" w:type="pct"/>
+            <w:vAlign w:val="bottom"/>
+          </w:tcPr>
+          <w:p>
+            <w:pPr>
+              <w:pStyle w:val="CellBody"/>
+            </w:pPr>
+            <w:proofErr w:type="spellStart"/>
+            <w:r>
+              <w:t>missionPlanTest</w:t>
+            </w:r>
+            <w:proofErr w:type="spellEnd"/>
+            <w:r>
+              <w:t>/tst_testmissionplanner</w:t>
+            </w:r>
+            <w:r>
+              <w:t>.cpp</w:t>
+            </w:r>
+          </w:p>
+        </w:tc>
+        <w:tc>
+          <w:tcPr>
+            <w:tcW w:w="2938" w:type="pct"/>
+            <w:vAlign w:val="bottom"/>
+          </w:tcPr>
+          <w:p>
+            <w:pPr>
+              <w:pStyle w:val="CellBody"/>
+            </w:pPr>
+            <w:r>
+              <w:t>SYS-008, T</w:t>
+            </w:r>
+            <w:r>
+              <w:t>EST</w:t>
+            </w:r>
+            <w:r>
+              <w:t xml:space="preserve">-001 to </w:t>
+            </w:r>
+            <w:r>
+              <w:t>TEST</w:t>
+            </w:r>
+            <w:r>
+              <w:t>-02</w:t>
+            </w:r>
+            <w:r>
+              <w:t>5</w:t>
+            </w:r>
+          </w:p>
+        </w:tc>
+      </w:tr>
+      <w:tr>
+        <w:tc>
+          <w:tcPr>
+            <w:tcW w:w="2062" w:type="pct"/>
+            <w:vAlign w:val="bottom"/>
+          </w:tcPr>
+          <w:p>
+            <w:pPr>
+              <w:pStyle w:val="CellBody"/>
+            </w:pPr>
             <w:r>
               <w:t>tests/CMakeLists.txt</w:t>
             </w:r>
@@ -19569,7 +18994,7 @@
         </w:tc>
         <w:tc>
           <w:tcPr>
-            <w:tcW w:w="2959" w:type="pct"/>
+            <w:tcW w:w="2938" w:type="pct"/>
             <w:vAlign w:val="bottom"/>
           </w:tcPr>
           <w:p>
@@ -19592,14 +19017,12 @@
       </w:pPr>
     </w:p>
     <w:sectPr>
-      <w:headerReference w:type="default" r:id="rId10"/>
-      <w:footerReference w:type="default" r:id="rId11"/>
-      <w:headerReference w:type="first" r:id="rId12"/>
+      <w:headerReference w:type="default" r:id="rId8"/>
+      <w:footerReference w:type="default" r:id="rId9"/>
+      <w:headerReference w:type="first" r:id="rId10"/>
       <w:pgSz w:w="11906" w:h="16838"/>
       <w:pgMar w:top="1440" w:right="1440" w:bottom="1440" w:left="1440" w:header="431" w:footer="708" w:gutter="0"/>
-      <w:pgNumType w:start="0"/>
       <w:cols w:space="708"/>
-      <w:titlePg/>
       <w:docGrid w:linePitch="360"/>
     </w:sectPr>
   </w:body>
@@ -22940,8 +22363,10 @@
     <w:rsid w:val="005406A5"/>
     <w:rsid w:val="005D2AC4"/>
     <w:rsid w:val="00612146"/>
+    <w:rsid w:val="006621A5"/>
     <w:rsid w:val="006E56A0"/>
     <w:rsid w:val="006F0464"/>
+    <w:rsid w:val="00736C10"/>
     <w:rsid w:val="007F00CC"/>
     <w:rsid w:val="008B292A"/>
     <w:rsid w:val="008F16A2"/>
